--- a/docs/теория.docx
+++ b/docs/теория.docx
@@ -9,3883 +9,4167 @@
           <w:lang w:val="ru-RU"/>
         </w:rPr>
       </w:pPr>
+      <w:r>
+        <w:rPr>
+          <w:lang w:val="ru-RU"/>
+        </w:rPr>
+        <w:t>КУРСОВАЯ РАБОТА</w:t>
+      </w:r>
+    </w:p>
+    <w:p>
+      <w:pPr>
+        <w:jc w:val="center"/>
+        <w:rPr>
+          <w:lang w:val="ru-RU"/>
+        </w:rPr>
+      </w:pPr>
+    </w:p>
+    <w:p>
+      <w:pPr>
+        <w:jc w:val="center"/>
+        <w:rPr>
+          <w:lang w:val="ru-RU"/>
+        </w:rPr>
+      </w:pPr>
+    </w:p>
+    <w:p>
+      <w:pPr>
+        <w:jc w:val="center"/>
+        <w:rPr>
+          <w:lang w:val="ru-RU"/>
+        </w:rPr>
+      </w:pPr>
+      <w:r>
+        <w:rPr>
+          <w:lang w:val="ru-RU"/>
+        </w:rPr>
+        <w:t>на тему:</w:t>
+      </w:r>
+    </w:p>
+    <w:p>
+      <w:pPr>
+        <w:rPr>
+          <w:lang w:val="ru-RU"/>
+        </w:rPr>
+      </w:pPr>
+    </w:p>
+    <w:p>
+      <w:pPr>
+        <w:jc w:val="center"/>
+        <w:rPr>
+          <w:b/>
+          <w:lang w:val="ru-RU"/>
+        </w:rPr>
+      </w:pPr>
+      <w:r>
+        <w:rPr>
+          <w:b/>
+          <w:lang w:val="ru-RU"/>
+        </w:rPr>
+        <w:t xml:space="preserve"> «</w:t>
+      </w:r>
+      <w:r>
+        <w:rPr>
+          <w:b/>
+          <w:lang w:val="ru-RU"/>
+        </w:rPr>
+        <w:t>Разработка движка для работы с графовыми базами данных</w:t>
+      </w:r>
+      <w:r>
+        <w:rPr>
+          <w:b/>
+          <w:lang w:val="ru-RU"/>
+        </w:rPr>
+        <w:t>»</w:t>
+      </w:r>
+    </w:p>
+    <w:p>
+      <w:pPr>
+        <w:rPr>
+          <w:b/>
+          <w:lang w:val="ru-RU"/>
+        </w:rPr>
+      </w:pPr>
+    </w:p>
+    <w:p>
+      <w:pPr>
+        <w:rPr>
+          <w:lang w:val="ru-RU"/>
+        </w:rPr>
+      </w:pPr>
+    </w:p>
+    <w:p>
+      <w:pPr>
+        <w:rPr>
+          <w:lang w:val="ru-RU"/>
+        </w:rPr>
+      </w:pPr>
+    </w:p>
+    <w:p>
+      <w:pPr>
+        <w:rPr>
+          <w:lang w:val="ru-RU"/>
+        </w:rPr>
+      </w:pPr>
+    </w:p>
+    <w:p>
+      <w:pPr>
+        <w:rPr>
+          <w:lang w:val="ru-RU"/>
+        </w:rPr>
+      </w:pPr>
+    </w:p>
+    <w:p>
+      <w:pPr>
+        <w:rPr>
+          <w:lang w:val="ru-RU"/>
+        </w:rPr>
+      </w:pPr>
+    </w:p>
+    <w:p>
+      <w:pPr>
+        <w:rPr>
+          <w:lang w:val="ru-RU"/>
+        </w:rPr>
+      </w:pPr>
+    </w:p>
+    <w:p>
+      <w:pPr>
+        <w:jc w:val="right"/>
+        <w:rPr>
+          <w:b/>
+          <w:lang w:val="ru-RU"/>
+        </w:rPr>
+      </w:pPr>
+      <w:r>
+        <w:rPr>
+          <w:b/>
+          <w:lang w:val="ru-RU"/>
+        </w:rPr>
+        <w:t>Выполнил:</w:t>
+      </w:r>
+    </w:p>
+    <w:p>
+      <w:pPr>
+        <w:jc w:val="right"/>
+        <w:rPr>
+          <w:lang w:val="ru-RU"/>
+        </w:rPr>
+      </w:pPr>
+      <w:r>
+        <w:rPr>
+          <w:lang w:val="ru-RU"/>
+        </w:rPr>
+        <w:t>Студент группы 23ИТ-МО</w:t>
+      </w:r>
+    </w:p>
+    <w:p>
+      <w:pPr>
+        <w:jc w:val="right"/>
+        <w:rPr>
+          <w:lang w:val="ru-RU"/>
+        </w:rPr>
+      </w:pPr>
+      <w:r>
+        <w:rPr>
+          <w:lang w:val="ru-RU"/>
+        </w:rPr>
+        <w:t>Шигабутдинов Т.А.</w:t>
+      </w:r>
+    </w:p>
+    <w:p>
+      <w:pPr>
+        <w:rPr>
+          <w:lang w:val="ru-RU"/>
+        </w:rPr>
+      </w:pPr>
+    </w:p>
+    <w:p>
+      <w:pPr>
+        <w:jc w:val="right"/>
+        <w:rPr>
+          <w:b/>
+          <w:lang w:val="ru-RU"/>
+        </w:rPr>
+      </w:pPr>
+      <w:r>
+        <w:rPr>
+          <w:b/>
+          <w:lang w:val="ru-RU"/>
+        </w:rPr>
+        <w:t>Научный руководитель:</w:t>
+      </w:r>
+    </w:p>
+    <w:p>
+      <w:pPr>
+        <w:jc w:val="right"/>
+        <w:rPr>
+          <w:b/>
+          <w:lang w:val="ru-RU"/>
+        </w:rPr>
+      </w:pPr>
+      <w:r>
+        <w:rPr>
+          <w:b/>
+          <w:lang w:val="ru-RU"/>
+        </w:rPr>
+        <w:t>Колотовкин И.С.</w:t>
+      </w:r>
+    </w:p>
+    <w:p>
+      <w:pPr>
+        <w:rPr>
+          <w:lang w:val="ru-RU"/>
+        </w:rPr>
+      </w:pPr>
+    </w:p>
+    <w:p>
+      <w:pPr>
+        <w:rPr>
+          <w:lang w:val="ru-RU"/>
+        </w:rPr>
+      </w:pPr>
+    </w:p>
+    <w:p>
+      <w:pPr>
+        <w:jc w:val="center"/>
+        <w:rPr>
+          <w:lang w:val="ru-RU"/>
+        </w:rPr>
+      </w:pPr>
+      <w:proofErr w:type="spellStart"/>
+      <w:r>
+        <w:lastRenderedPageBreak/>
+        <w:t>Москва</w:t>
+      </w:r>
+      <w:proofErr w:type="spellEnd"/>
+      <w:r>
+        <w:t xml:space="preserve"> – 202</w:t>
+      </w:r>
+      <w:r>
+        <w:rPr>
+          <w:lang w:val="ru-RU"/>
+        </w:rPr>
+        <w:t>6</w:t>
+      </w:r>
+    </w:p>
+    <w:p/>
+    <w:p/>
+    <w:p>
+      <w:pPr>
+        <w:spacing w:after="200" w:line="276" w:lineRule="auto"/>
+        <w:rPr>
+          <w:b/>
+          <w:lang w:val="ru-RU"/>
+        </w:rPr>
+      </w:pPr>
+      <w:r>
+        <w:rPr>
+          <w:b/>
+          <w:lang w:val="ru-RU"/>
+        </w:rPr>
+        <w:br w:type="page"/>
+      </w:r>
+    </w:p>
+    <w:p>
+      <w:pPr>
+        <w:pStyle w:val="Heading1"/>
+        <w:rPr>
+          <w:lang w:val="ru-RU"/>
+        </w:rPr>
+      </w:pPr>
+      <w:r>
+        <w:rPr>
+          <w:lang w:val="ru-RU"/>
+        </w:rPr>
+        <w:lastRenderedPageBreak/>
+        <w:t>Теория</w:t>
+      </w:r>
+    </w:p>
+    <w:p>
+      <w:pPr>
+        <w:jc w:val="center"/>
+        <w:rPr>
+          <w:lang w:val="ru-RU"/>
+        </w:rPr>
+      </w:pPr>
+      <w:r>
+        <w:rPr>
+          <w:b/>
+          <w:lang w:val="ru-RU"/>
+        </w:rPr>
+        <w:t>Программный комплекс для хранения и редактирования</w:t>
+      </w:r>
+      <w:r>
+        <w:rPr>
+          <w:b/>
+          <w:lang w:val="ru-RU"/>
+        </w:rPr>
+        <w:br/>
+        <w:t xml:space="preserve">графовых данных на базе </w:t>
+      </w:r>
+      <w:r>
+        <w:rPr>
+          <w:b/>
+        </w:rPr>
+        <w:t>Neo</w:t>
+      </w:r>
+      <w:r>
+        <w:rPr>
+          <w:b/>
+          <w:lang w:val="ru-RU"/>
+        </w:rPr>
+        <w:t>4</w:t>
+      </w:r>
+      <w:r>
+        <w:rPr>
+          <w:b/>
+        </w:rPr>
+        <w:t>j</w:t>
+      </w:r>
+    </w:p>
+    <w:p>
+      <w:pPr>
+        <w:rPr>
+          <w:lang w:val="ru-RU"/>
+        </w:rPr>
+      </w:pPr>
+    </w:p>
+    <w:p>
+      <w:pPr>
+        <w:ind w:firstLine="709"/>
+        <w:rPr>
+          <w:lang w:val="ru-RU"/>
+        </w:rPr>
+      </w:pPr>
+      <w:r>
+        <w:rPr>
+          <w:lang w:val="ru-RU"/>
+        </w:rPr>
+        <w:t>Ниже приведено описание учебного проекта: постановка задачи с точки зрения теории графов, базовые операции над графом, пример прикладных данных и краткий обзор клиентской части. Детали серверных алгоритмов поиска по графу в работу не входят — они планируются на следующий этап.</w:t>
+      </w:r>
+    </w:p>
+    <w:p>
+      <w:pPr>
+        <w:pStyle w:val="Heading1"/>
+        <w:rPr>
+          <w:lang w:val="ru-RU"/>
+        </w:rPr>
+      </w:pPr>
+      <w:r>
+        <w:rPr>
+          <w:rFonts w:ascii="Times New Roman" w:hAnsi="Times New Roman"/>
+          <w:lang w:val="ru-RU"/>
+        </w:rPr>
+        <w:t>1. Введение</w:t>
+      </w:r>
+    </w:p>
+    <w:p>
+      <w:pPr>
+        <w:ind w:firstLine="709"/>
+        <w:rPr>
+          <w:lang w:val="ru-RU"/>
+        </w:rPr>
+      </w:pPr>
+      <w:r>
+        <w:rPr>
+          <w:lang w:val="ru-RU"/>
+        </w:rPr>
+        <w:t xml:space="preserve">Многие предметные области удобнее описывать не таблицами, а сетями связей: кто с кем знаком, какие модули программы от кого зависят, какие станции соединены линиями. Формально такая структура задаётся графом </w:t>
+      </w:r>
+      <w:r>
+        <w:t>G</w:t>
+      </w:r>
+      <w:r>
+        <w:rPr>
+          <w:lang w:val="ru-RU"/>
+        </w:rPr>
+        <w:t xml:space="preserve"> = (</w:t>
+      </w:r>
+      <w:r>
+        <w:t>V</w:t>
+      </w:r>
+      <w:r>
+        <w:rPr>
+          <w:lang w:val="ru-RU"/>
+        </w:rPr>
+        <w:t xml:space="preserve">, </w:t>
+      </w:r>
+      <w:r>
+        <w:t>E</w:t>
+      </w:r>
+      <w:r>
+        <w:rPr>
+          <w:lang w:val="ru-RU"/>
+        </w:rPr>
+        <w:t xml:space="preserve">), где </w:t>
+      </w:r>
+      <w:r>
+        <w:t>V</w:t>
+      </w:r>
+      <w:r>
+        <w:rPr>
+          <w:lang w:val="ru-RU"/>
+        </w:rPr>
+        <w:t xml:space="preserve"> — множество вершин (объектов), </w:t>
+      </w:r>
+      <w:r>
+        <w:t>E</w:t>
+      </w:r>
+      <w:r>
+        <w:rPr>
+          <w:lang w:val="ru-RU"/>
+        </w:rPr>
+        <w:t xml:space="preserve"> — множество рёбер (отношений). В зависимости от задачи рёбра могут быть направленными или нет; в данном проекте используются ориентированные связи с типом и набором свойств.</w:t>
+      </w:r>
+    </w:p>
+    <w:p>
+      <w:pPr>
+        <w:ind w:firstLine="709"/>
+        <w:rPr>
+          <w:lang w:val="ru-RU"/>
+        </w:rPr>
+      </w:pPr>
+      <w:r>
+        <w:rPr>
+          <w:lang w:val="ru-RU"/>
+        </w:rPr>
+        <w:t xml:space="preserve">Цель работы — реализовать небольшой программный комплекс: сервер хранит граф в графовой СУБД </w:t>
+      </w:r>
+      <w:r>
+        <w:t>Neo</w:t>
+      </w:r>
+      <w:r>
+        <w:rPr>
+          <w:lang w:val="ru-RU"/>
+        </w:rPr>
+        <w:t>4</w:t>
+      </w:r>
+      <w:r>
+        <w:t>j</w:t>
+      </w:r>
+      <w:r>
+        <w:rPr>
+          <w:lang w:val="ru-RU"/>
+        </w:rPr>
+        <w:t>, а настольный клиент позволяет просматривать данные, выполнять базовые операции создания, чтения, изменения и удаления (</w:t>
+      </w:r>
+      <w:r>
+        <w:t>CRUD</w:t>
+      </w:r>
+      <w:r>
+        <w:rPr>
+          <w:lang w:val="ru-RU"/>
+        </w:rPr>
+        <w:t>) вершин и связей, а также обмениваться графом с внешними файлами.</w:t>
+      </w:r>
+    </w:p>
+    <w:p>
+      <w:pPr>
+        <w:pStyle w:val="Heading1"/>
+        <w:rPr>
+          <w:lang w:val="ru-RU"/>
+        </w:rPr>
+      </w:pPr>
+      <w:r>
+        <w:rPr>
+          <w:rFonts w:ascii="Times New Roman" w:hAnsi="Times New Roman"/>
+          <w:lang w:val="ru-RU"/>
+        </w:rPr>
+        <w:lastRenderedPageBreak/>
+        <w:t>2. Элементы теории графов</w:t>
+      </w:r>
+    </w:p>
+    <w:p>
+      <w:pPr>
+        <w:pStyle w:val="Heading2"/>
+        <w:rPr>
+          <w:lang w:val="ru-RU"/>
+        </w:rPr>
+      </w:pPr>
+      <w:r>
+        <w:rPr>
+          <w:rFonts w:ascii="Times New Roman" w:hAnsi="Times New Roman"/>
+          <w:sz w:val="28"/>
+          <w:lang w:val="ru-RU"/>
+        </w:rPr>
+        <w:t>2.1. Вершины и рёбра</w:t>
+      </w:r>
+    </w:p>
+    <w:p>
+      <w:pPr>
+        <w:ind w:firstLine="709"/>
+        <w:rPr>
+          <w:lang w:val="ru-RU"/>
+        </w:rPr>
+      </w:pPr>
+      <w:r>
+        <w:rPr>
+          <w:lang w:val="ru-RU"/>
+        </w:rPr>
+        <w:t xml:space="preserve">Вершина — абстракция объекта предметной области. В </w:t>
+      </w:r>
+      <w:r>
+        <w:t>Neo</w:t>
+      </w:r>
+      <w:r>
+        <w:rPr>
+          <w:lang w:val="ru-RU"/>
+        </w:rPr>
+        <w:t>4</w:t>
+      </w:r>
+      <w:r>
+        <w:t>j</w:t>
+      </w:r>
+      <w:r>
+        <w:rPr>
+          <w:lang w:val="ru-RU"/>
+        </w:rPr>
+        <w:t xml:space="preserve"> вершине могут соответствовать одна или несколько меток (</w:t>
+      </w:r>
+      <w:r>
+        <w:t>labels</w:t>
+      </w:r>
+      <w:r>
+        <w:rPr>
+          <w:lang w:val="ru-RU"/>
+        </w:rPr>
+        <w:t xml:space="preserve">), отражающих роль объекта (например, </w:t>
+      </w:r>
+      <w:r>
+        <w:t>Module</w:t>
+      </w:r>
+      <w:r>
+        <w:rPr>
+          <w:lang w:val="ru-RU"/>
+        </w:rPr>
+        <w:t xml:space="preserve">, </w:t>
+      </w:r>
+      <w:r>
+        <w:t>Person</w:t>
+      </w:r>
+      <w:r>
+        <w:rPr>
+          <w:lang w:val="ru-RU"/>
+        </w:rPr>
+        <w:t>). Дополнительно вершине присваиваются свойства (</w:t>
+      </w:r>
+      <w:r>
+        <w:t>properties</w:t>
+      </w:r>
+      <w:r>
+        <w:rPr>
+          <w:lang w:val="ru-RU"/>
+        </w:rPr>
+        <w:t>): имя, версия, краткое описание и т.д.</w:t>
+      </w:r>
+    </w:p>
+    <w:p>
+      <w:pPr>
+        <w:ind w:firstLine="709"/>
+        <w:rPr>
+          <w:lang w:val="ru-RU"/>
+        </w:rPr>
+      </w:pPr>
+      <w:r>
+        <w:rPr>
+          <w:lang w:val="ru-RU"/>
+        </w:rPr>
+        <w:t xml:space="preserve">Ребро (в ориентированном случае — дуга) соединяет две вершины и имеет тип (например, </w:t>
+      </w:r>
+      <w:r>
+        <w:t>REQUIRES</w:t>
+      </w:r>
+      <w:r>
+        <w:rPr>
+          <w:lang w:val="ru-RU"/>
+        </w:rPr>
+        <w:t xml:space="preserve">, </w:t>
+      </w:r>
+      <w:r>
+        <w:t>KNOWS</w:t>
+      </w:r>
+      <w:r>
+        <w:rPr>
+          <w:lang w:val="ru-RU"/>
+        </w:rPr>
+        <w:t xml:space="preserve">). Тип задаёт семантику связи. Направление важно: дуга </w:t>
+      </w:r>
+      <w:r>
+        <w:t>A</w:t>
+      </w:r>
+      <w:r>
+        <w:rPr>
+          <w:lang w:val="ru-RU"/>
+        </w:rPr>
+        <w:t xml:space="preserve"> → </w:t>
+      </w:r>
+      <w:r>
+        <w:t>B</w:t>
+      </w:r>
+      <w:r>
+        <w:rPr>
+          <w:lang w:val="ru-RU"/>
+        </w:rPr>
+        <w:t xml:space="preserve"> читается как «</w:t>
+      </w:r>
+      <w:r>
+        <w:t>A</w:t>
+      </w:r>
+      <w:r>
+        <w:rPr>
+          <w:lang w:val="ru-RU"/>
+        </w:rPr>
+        <w:t xml:space="preserve"> связан с </w:t>
+      </w:r>
+      <w:r>
+        <w:t>B</w:t>
+      </w:r>
+      <w:r>
+        <w:rPr>
+          <w:lang w:val="ru-RU"/>
+        </w:rPr>
+        <w:t xml:space="preserve"> в указанном смысле», а не наоборот.</w:t>
+      </w:r>
+    </w:p>
+    <w:p>
+      <w:pPr>
+        <w:pStyle w:val="Heading2"/>
+        <w:rPr>
+          <w:lang w:val="ru-RU"/>
+        </w:rPr>
+      </w:pPr>
+      <w:r>
+        <w:rPr>
+          <w:rFonts w:ascii="Times New Roman" w:hAnsi="Times New Roman"/>
+          <w:sz w:val="28"/>
+          <w:lang w:val="ru-RU"/>
+        </w:rPr>
+        <w:t>2.2. Степень вершины и «востребованность»</w:t>
+      </w:r>
+    </w:p>
+    <w:p>
+      <w:pPr>
+        <w:ind w:firstLine="709"/>
+        <w:rPr>
+          <w:lang w:val="ru-RU"/>
+        </w:rPr>
+      </w:pPr>
+      <w:r>
+        <w:rPr>
+          <w:lang w:val="ru-RU"/>
+        </w:rPr>
+        <w:t xml:space="preserve">Для ориентированного графа различают входящую </w:t>
+      </w:r>
+      <w:r>
+        <w:t>deg</w:t>
+      </w:r>
+      <w:r>
+        <w:rPr>
+          <w:lang w:val="ru-RU"/>
+        </w:rPr>
+        <w:t>⁻(</w:t>
+      </w:r>
+      <w:r>
+        <w:t>v</w:t>
+      </w:r>
+      <w:r>
+        <w:rPr>
+          <w:lang w:val="ru-RU"/>
+        </w:rPr>
+        <w:t xml:space="preserve">) и исходящую </w:t>
+      </w:r>
+      <w:r>
+        <w:t>deg</w:t>
+      </w:r>
+      <w:r>
+        <w:rPr>
+          <w:lang w:val="ru-RU"/>
+        </w:rPr>
+        <w:t>⁺(</w:t>
+      </w:r>
+      <w:r>
+        <w:t>v</w:t>
+      </w:r>
+      <w:r>
+        <w:rPr>
+          <w:lang w:val="ru-RU"/>
+        </w:rPr>
+        <w:t xml:space="preserve">) степень вершины </w:t>
+      </w:r>
+      <w:r>
+        <w:t>v</w:t>
+      </w:r>
+      <w:r>
+        <w:rPr>
+          <w:lang w:val="ru-RU"/>
+        </w:rPr>
+        <w:t xml:space="preserve"> — число дуг, входящих в </w:t>
+      </w:r>
+      <w:r>
+        <w:t>v</w:t>
+      </w:r>
+      <w:r>
+        <w:rPr>
+          <w:lang w:val="ru-RU"/>
+        </w:rPr>
+        <w:t xml:space="preserve"> и выходящих из </w:t>
+      </w:r>
+      <w:r>
+        <w:t>v</w:t>
+      </w:r>
+      <w:r>
+        <w:rPr>
+          <w:lang w:val="ru-RU"/>
+        </w:rPr>
+        <w:t xml:space="preserve">. В примере с зависимостями программных пакетов исходящие дуги типа </w:t>
+      </w:r>
+      <w:r>
+        <w:t>REQUIRES</w:t>
+      </w:r>
+      <w:r>
+        <w:rPr>
+          <w:lang w:val="ru-RU"/>
+        </w:rPr>
+        <w:t xml:space="preserve"> показывают, от чего зависит модуль; входящие — кто от него зависит. Вершина с большим </w:t>
+      </w:r>
+      <w:r>
+        <w:t>deg</w:t>
+      </w:r>
+      <w:r>
+        <w:rPr>
+          <w:lang w:val="ru-RU"/>
+        </w:rPr>
+        <w:t>⁻ часто играет роль «популярной» библиотеки, на которую опираются многие другие пакеты.</w:t>
+      </w:r>
+    </w:p>
+    <w:p>
+      <w:pPr>
+        <w:ind w:firstLine="709"/>
+        <w:rPr>
+          <w:lang w:val="ru-RU"/>
+        </w:rPr>
+      </w:pPr>
+      <w:r>
+        <w:rPr>
+          <w:lang w:val="ru-RU"/>
+        </w:rPr>
+        <w:t>Такие простые количественные характеристики не требуют сложных алгоритмов: достаточно один раз обойти множество рёбер. Именно на этом уровне удобно демонстрировать практическую ценность графового представления.</w:t>
+      </w:r>
+    </w:p>
+    <w:p>
+      <w:pPr>
+        <w:pStyle w:val="Heading2"/>
+        <w:rPr>
+          <w:lang w:val="ru-RU"/>
+        </w:rPr>
+      </w:pPr>
+      <w:r>
+        <w:rPr>
+          <w:rFonts w:ascii="Times New Roman" w:hAnsi="Times New Roman"/>
+          <w:sz w:val="28"/>
+          <w:lang w:val="ru-RU"/>
+        </w:rPr>
+        <w:lastRenderedPageBreak/>
+        <w:t>2.3. Представление графа в памяти и в базе</w:t>
+      </w:r>
+    </w:p>
+    <w:p>
+      <w:pPr>
+        <w:ind w:firstLine="709"/>
+        <w:rPr>
+          <w:lang w:val="ru-RU"/>
+        </w:rPr>
+      </w:pPr>
+      <w:r>
+        <w:rPr>
+          <w:lang w:val="ru-RU"/>
+        </w:rPr>
+        <w:t>В классической теории граф хранят списками смежности или матрицей. Графовые СУБД используют иной подход: вершины и связи — записи с идентификаторами, по которым выполняются локальные переходы «от вершины к соседям». Для учебного проекта это удобно: не нужно вручную поддерживать целостность индексов, как в чисто реляционной схеме со множеством таблиц связей.</w:t>
+      </w:r>
+    </w:p>
+    <w:p>
+      <w:pPr>
+        <w:pStyle w:val="Heading2"/>
+        <w:rPr>
+          <w:lang w:val="ru-RU"/>
+        </w:rPr>
+      </w:pPr>
+      <w:r>
+        <w:rPr>
+          <w:rFonts w:ascii="Times New Roman" w:hAnsi="Times New Roman"/>
+          <w:sz w:val="28"/>
+          <w:lang w:val="ru-RU"/>
+        </w:rPr>
+        <w:t>2.4. Сравнение с реляционной моделью</w:t>
+      </w:r>
+    </w:p>
+    <w:p>
+      <w:pPr>
+        <w:ind w:firstLine="709"/>
+        <w:rPr>
+          <w:lang w:val="ru-RU"/>
+        </w:rPr>
+      </w:pPr>
+      <w:r>
+        <w:rPr>
+          <w:lang w:val="ru-RU"/>
+        </w:rPr>
+        <w:t>В реляционной базе связь «многие ко многим» обычно реализуется промежуточной таб</w:t>
+      </w:r>
+      <w:r>
+        <w:rPr>
+          <w:lang w:val="ru-RU"/>
+        </w:rPr>
+        <w:t>ли</w:t>
+      </w:r>
+      <w:r>
+        <w:rPr>
+          <w:lang w:val="ru-RU"/>
+        </w:rPr>
+        <w:t xml:space="preserve">цей. При частых запросах «пройти на два шага» по связям приходится составлять цепочку </w:t>
+      </w:r>
+      <w:r>
+        <w:t>JOIN</w:t>
+      </w:r>
+      <w:r>
+        <w:rPr>
+          <w:lang w:val="ru-RU"/>
+        </w:rPr>
+        <w:t>, что усложняет запрос и может ухудшать читаемость. В графовой модели такой обход ближе к естественной навигации по соседям.</w:t>
+      </w:r>
+    </w:p>
+    <w:p>
+      <w:pPr>
+        <w:ind w:firstLine="709"/>
+        <w:rPr>
+          <w:lang w:val="ru-RU"/>
+        </w:rPr>
+      </w:pPr>
+      <w:r>
+        <w:rPr>
+          <w:lang w:val="ru-RU"/>
+        </w:rPr>
+        <w:t>Реляционные СУБД остаются незаменимы там, где важны строгие отчёты по столбцам, агрегаты по большим таблицам, жёсткие транзакционные схемы над фиксированной схемой. Графовые хранилища выигрывают, когда структура связей не менее важна, чем атрибуты отдельных записей. Учебный проект намеренно смещён во вторую область.</w:t>
+      </w:r>
+    </w:p>
+    <w:p>
+      <w:pPr>
+        <w:pStyle w:val="Heading2"/>
+        <w:rPr>
+          <w:lang w:val="ru-RU"/>
+        </w:rPr>
+      </w:pPr>
+      <w:r>
+        <w:rPr>
+          <w:rFonts w:ascii="Times New Roman" w:hAnsi="Times New Roman"/>
+          <w:sz w:val="28"/>
+          <w:lang w:val="ru-RU"/>
+        </w:rPr>
+        <w:t>2.5. Связность и компоненты</w:t>
+      </w:r>
+    </w:p>
+    <w:p>
+      <w:pPr>
+        <w:ind w:firstLine="709"/>
+        <w:rPr>
+          <w:lang w:val="ru-RU"/>
+        </w:rPr>
+      </w:pPr>
+      <w:r>
+        <w:rPr>
+          <w:lang w:val="ru-RU"/>
+        </w:rPr>
+        <w:t>Граф называется связным (в неориентированном смысле), если между любой парой вершин существует путь. В ориентированном графе отдельно рассматривают сильную связность. На практике большие сети часто распадаются на компоненты: например, в графе пакетов изолированные вершины могут появиться, если зависимость указана на пакет, не установленный в данном окружении.</w:t>
+      </w:r>
+    </w:p>
+    <w:p>
+      <w:pPr>
+        <w:ind w:firstLine="709"/>
+        <w:rPr>
+          <w:lang w:val="ru-RU"/>
+        </w:rPr>
+      </w:pPr>
+      <w:r>
+        <w:rPr>
+          <w:lang w:val="ru-RU"/>
+        </w:rPr>
+        <w:lastRenderedPageBreak/>
+        <w:t xml:space="preserve">Для демонстрационного файла </w:t>
+      </w:r>
+      <w:r>
+        <w:t>pip</w:t>
+      </w:r>
+      <w:r>
+        <w:rPr>
+          <w:lang w:val="ru-RU"/>
+        </w:rPr>
+        <w:t xml:space="preserve"> зависимости фильтруются: ребро создаётся только если обе вершины присутствуют в списке установленных дистрибутивов. Это осознанное упрощение, чтобы граф оставался связным «по смыслу» задачи.</w:t>
+      </w:r>
+    </w:p>
+    <w:p>
+      <w:pPr>
+        <w:pStyle w:val="Heading1"/>
+        <w:rPr>
+          <w:lang w:val="ru-RU"/>
+        </w:rPr>
+      </w:pPr>
+      <w:r>
+        <w:rPr>
+          <w:rFonts w:ascii="Times New Roman" w:hAnsi="Times New Roman"/>
+          <w:lang w:val="ru-RU"/>
+        </w:rPr>
+        <w:t>3. Базовые операции над графом (</w:t>
+      </w:r>
+      <w:r>
+        <w:rPr>
+          <w:rFonts w:ascii="Times New Roman" w:hAnsi="Times New Roman"/>
+        </w:rPr>
+        <w:t>CRUD</w:t>
+      </w:r>
+      <w:r>
+        <w:rPr>
+          <w:rFonts w:ascii="Times New Roman" w:hAnsi="Times New Roman"/>
+          <w:lang w:val="ru-RU"/>
+        </w:rPr>
+        <w:t>)</w:t>
+      </w:r>
+    </w:p>
+    <w:p>
+      <w:pPr>
+        <w:ind w:firstLine="709"/>
+        <w:rPr>
+          <w:lang w:val="ru-RU"/>
+        </w:rPr>
+      </w:pPr>
+      <w:r>
+        <w:rPr>
+          <w:lang w:val="ru-RU"/>
+        </w:rPr>
+        <w:t>Поддержка жизненного цикла данных сводится к четырём группам операций.</w:t>
+      </w:r>
+    </w:p>
+    <w:p>
+      <w:pPr>
+        <w:ind w:firstLine="709"/>
+        <w:rPr>
+          <w:lang w:val="ru-RU"/>
+        </w:rPr>
+      </w:pPr>
+      <w:r>
+        <w:rPr>
+          <w:lang w:val="ru-RU"/>
+        </w:rPr>
+        <w:t>Создание (</w:t>
+      </w:r>
+      <w:r>
+        <w:t>Create</w:t>
+      </w:r>
+      <w:r>
+        <w:rPr>
+          <w:lang w:val="ru-RU"/>
+        </w:rPr>
+        <w:t>): добавление новой вершины с метками и свойствами; добавление связи между двумя уже существующими вершинами с указанием типа.</w:t>
+      </w:r>
+    </w:p>
+    <w:p>
+      <w:pPr>
+        <w:ind w:firstLine="709"/>
+        <w:rPr>
+          <w:lang w:val="ru-RU"/>
+        </w:rPr>
+      </w:pPr>
+      <w:r>
+        <w:rPr>
+          <w:lang w:val="ru-RU"/>
+        </w:rPr>
+        <w:t>Чтение (</w:t>
+      </w:r>
+      <w:r>
+        <w:t>Read</w:t>
+      </w:r>
+      <w:r>
+        <w:rPr>
+          <w:lang w:val="ru-RU"/>
+        </w:rPr>
+        <w:t>): получение списка вершин и связей; просмотр свойств выбранного элемента. В клиенте данные отображаются в табличном виде.</w:t>
+      </w:r>
+    </w:p>
+    <w:p>
+      <w:pPr>
+        <w:ind w:firstLine="709"/>
+        <w:rPr>
+          <w:lang w:val="ru-RU"/>
+        </w:rPr>
+      </w:pPr>
+      <w:r>
+        <w:rPr>
+          <w:lang w:val="ru-RU"/>
+        </w:rPr>
+        <w:t>Обновление (</w:t>
+      </w:r>
+      <w:r>
+        <w:t>Update</w:t>
+      </w:r>
+      <w:r>
+        <w:rPr>
+          <w:lang w:val="ru-RU"/>
+        </w:rPr>
+        <w:t xml:space="preserve">): изменение свойств вершины или связи без смены идентификатора. Метки существующей вершины в текущей версии клиента не редактируются — это ограничение интерфейса, а не самой модели </w:t>
+      </w:r>
+      <w:r>
+        <w:t>Neo</w:t>
+      </w:r>
+      <w:r>
+        <w:rPr>
+          <w:lang w:val="ru-RU"/>
+        </w:rPr>
+        <w:t>4</w:t>
+      </w:r>
+      <w:r>
+        <w:t>j</w:t>
+      </w:r>
+      <w:r>
+        <w:rPr>
+          <w:lang w:val="ru-RU"/>
+        </w:rPr>
+        <w:t>.</w:t>
+      </w:r>
+    </w:p>
+    <w:p>
+      <w:pPr>
+        <w:ind w:firstLine="709"/>
+        <w:rPr>
+          <w:lang w:val="ru-RU"/>
+        </w:rPr>
+      </w:pPr>
+      <w:r>
+        <w:rPr>
+          <w:lang w:val="ru-RU"/>
+        </w:rPr>
+        <w:t>Удаление (</w:t>
+      </w:r>
+      <w:r>
+        <w:t>Delete</w:t>
+      </w:r>
+      <w:r>
+        <w:rPr>
+          <w:lang w:val="ru-RU"/>
+        </w:rPr>
+        <w:t>): удаление связи; удаление вершины. Если у вершины остались связи, сервер может отклонить операцию — тогда в клиенте предусмотрен режим «удалить вместе со связями» (</w:t>
+      </w:r>
+      <w:r>
+        <w:t>detach</w:t>
+      </w:r>
+      <w:r>
+        <w:rPr>
+          <w:lang w:val="ru-RU"/>
+        </w:rPr>
+        <w:t>).</w:t>
+      </w:r>
+    </w:p>
+    <w:p>
+      <w:pPr>
+        <w:pStyle w:val="Heading2"/>
+        <w:rPr>
+          <w:lang w:val="ru-RU"/>
+        </w:rPr>
+      </w:pPr>
+      <w:r>
+        <w:rPr>
+          <w:rFonts w:ascii="Times New Roman" w:hAnsi="Times New Roman"/>
+          <w:sz w:val="28"/>
+          <w:lang w:val="ru-RU"/>
+        </w:rPr>
+        <w:t>3.1. Типичный сценарий работы пользователя</w:t>
+      </w:r>
+    </w:p>
+    <w:p>
+      <w:pPr>
+        <w:ind w:firstLine="709"/>
+        <w:rPr>
+          <w:lang w:val="ru-RU"/>
+        </w:rPr>
+      </w:pPr>
+      <w:r>
+        <w:rPr>
+          <w:lang w:val="ru-RU"/>
+        </w:rPr>
+        <w:t>Пользователь запускает сервер (</w:t>
+      </w:r>
+      <w:r>
+        <w:t>Docker</w:t>
+      </w:r>
+      <w:r>
+        <w:rPr>
+          <w:lang w:val="ru-RU"/>
+        </w:rPr>
+        <w:t xml:space="preserve">) и клиент. В параметрах подключения указывает адрес </w:t>
+      </w:r>
+      <w:r>
+        <w:t>API</w:t>
+      </w:r>
+      <w:r>
+        <w:rPr>
+          <w:lang w:val="ru-RU"/>
+        </w:rPr>
+        <w:t xml:space="preserve">. При первом запуске может </w:t>
+      </w:r>
+      <w:r>
+        <w:rPr>
+          <w:lang w:val="ru-RU"/>
+        </w:rPr>
+        <w:lastRenderedPageBreak/>
+        <w:t xml:space="preserve">импортировать готовый </w:t>
+      </w:r>
+      <w:r>
+        <w:t>JSON</w:t>
+      </w:r>
+      <w:r>
+        <w:rPr>
+          <w:lang w:val="ru-RU"/>
+        </w:rPr>
+        <w:t xml:space="preserve"> с графом зависимостей в режиме «заменить», чтобы база сразу содержала </w:t>
+      </w:r>
+      <w:r>
+        <w:rPr>
+          <w:lang w:val="ru-RU"/>
+        </w:rPr>
+        <w:t xml:space="preserve">полезные </w:t>
+      </w:r>
+      <w:r>
+        <w:rPr>
+          <w:lang w:val="ru-RU"/>
+        </w:rPr>
+        <w:t>данные.</w:t>
+      </w:r>
+    </w:p>
+    <w:p>
+      <w:pPr>
+        <w:ind w:firstLine="709"/>
+        <w:rPr>
+          <w:lang w:val="ru-RU"/>
+        </w:rPr>
+      </w:pPr>
+      <w:r>
+        <w:rPr>
+          <w:lang w:val="ru-RU"/>
+        </w:rPr>
+        <w:t xml:space="preserve">Далее в таблице вершин он находит интересующий пакет, открывает свойства, при необходимости правит описание. Чтобы зафиксировать зависимость между двумя модулями, создаёт связь, указав идентификаторы начальной и конечной вершины и тип </w:t>
+      </w:r>
+      <w:r>
+        <w:t>REQUIRES</w:t>
+      </w:r>
+      <w:r>
+        <w:rPr>
+          <w:lang w:val="ru-RU"/>
+        </w:rPr>
+        <w:t xml:space="preserve">. Для отчёта преподавателю может экспортировать граф в </w:t>
+      </w:r>
+      <w:proofErr w:type="spellStart"/>
+      <w:r>
+        <w:t>GraphML</w:t>
+      </w:r>
+      <w:proofErr w:type="spellEnd"/>
+      <w:r>
+        <w:rPr>
+          <w:lang w:val="ru-RU"/>
+        </w:rPr>
+        <w:t xml:space="preserve"> и открыть его в внешней программе визуализации.</w:t>
+      </w:r>
+    </w:p>
+    <w:p>
+      <w:pPr>
+        <w:pStyle w:val="Heading2"/>
+        <w:rPr>
+          <w:lang w:val="ru-RU"/>
+        </w:rPr>
+      </w:pPr>
+      <w:r>
+        <w:rPr>
+          <w:rFonts w:ascii="Times New Roman" w:hAnsi="Times New Roman"/>
+          <w:sz w:val="28"/>
+          <w:lang w:val="ru-RU"/>
+        </w:rPr>
+        <w:t>3.2. Целостность данных</w:t>
+      </w:r>
+    </w:p>
+    <w:p>
+      <w:pPr>
+        <w:ind w:firstLine="709"/>
+        <w:rPr>
+          <w:lang w:val="ru-RU"/>
+        </w:rPr>
+      </w:pPr>
+      <w:r>
+        <w:rPr>
+          <w:lang w:val="ru-RU"/>
+        </w:rPr>
+        <w:t xml:space="preserve">Связь нельзя создать между несуществующими вершинами — сервер вернёт ошибку. При удалении вершины с инцидентными рёбрами без флага </w:t>
+      </w:r>
+      <w:r>
+        <w:t>detach</w:t>
+      </w:r>
+      <w:r>
+        <w:rPr>
+          <w:lang w:val="ru-RU"/>
+        </w:rPr>
+        <w:t xml:space="preserve"> операция блокируется: это защита от «висячих» ссылок. С точки зрения теории графов после удаления вершины все дуги, инцидентные ей, также должны исчезнуть — именно это обеспечивает режим </w:t>
+      </w:r>
+      <w:r>
+        <w:t>detach</w:t>
+      </w:r>
+      <w:r>
+        <w:rPr>
+          <w:lang w:val="ru-RU"/>
+        </w:rPr>
+        <w:t>.</w:t>
+      </w:r>
+    </w:p>
+    <w:p>
+      <w:pPr>
+        <w:pStyle w:val="Heading1"/>
+        <w:rPr>
+          <w:lang w:val="ru-RU"/>
+        </w:rPr>
+      </w:pPr>
+      <w:r>
+        <w:rPr>
+          <w:rFonts w:ascii="Times New Roman" w:hAnsi="Times New Roman"/>
+          <w:lang w:val="ru-RU"/>
+        </w:rPr>
+        <w:t>4. Общая схема программного комплекса</w:t>
+      </w:r>
+    </w:p>
+    <w:p>
+      <w:pPr>
+        <w:ind w:firstLine="709"/>
+        <w:rPr>
+          <w:lang w:val="ru-RU"/>
+        </w:rPr>
+      </w:pPr>
+      <w:r>
+        <w:rPr>
+          <w:lang w:val="ru-RU"/>
+        </w:rPr>
+        <w:t xml:space="preserve">Система состоит из двух основных частей. Серверная часть — </w:t>
+      </w:r>
+      <w:r>
+        <w:t>REST</w:t>
+      </w:r>
+      <w:r>
+        <w:rPr>
+          <w:lang w:val="ru-RU"/>
+        </w:rPr>
+        <w:t xml:space="preserve"> </w:t>
+      </w:r>
+      <w:r>
+        <w:t>API</w:t>
+      </w:r>
+      <w:r>
+        <w:rPr>
+          <w:lang w:val="ru-RU"/>
+        </w:rPr>
+        <w:t xml:space="preserve"> (фреймворк </w:t>
+      </w:r>
+      <w:proofErr w:type="spellStart"/>
+      <w:r>
+        <w:t>FastAPI</w:t>
+      </w:r>
+      <w:proofErr w:type="spellEnd"/>
+      <w:r>
+        <w:rPr>
+          <w:lang w:val="ru-RU"/>
+        </w:rPr>
+        <w:t xml:space="preserve">), которая принимает </w:t>
+      </w:r>
+      <w:r>
+        <w:t>HTTP</w:t>
+      </w:r>
+      <w:r>
+        <w:rPr>
+          <w:lang w:val="ru-RU"/>
+        </w:rPr>
+        <w:t xml:space="preserve">-запросы и обращается к </w:t>
+      </w:r>
+      <w:r>
+        <w:t>Neo</w:t>
+      </w:r>
+      <w:r>
+        <w:rPr>
+          <w:lang w:val="ru-RU"/>
+        </w:rPr>
+        <w:t>4</w:t>
+      </w:r>
+      <w:r>
+        <w:t>j</w:t>
+      </w:r>
+      <w:r>
+        <w:rPr>
+          <w:lang w:val="ru-RU"/>
+        </w:rPr>
+        <w:t xml:space="preserve"> по протоколу </w:t>
+      </w:r>
+      <w:r>
+        <w:t>Bolt</w:t>
+      </w:r>
+      <w:r>
+        <w:rPr>
+          <w:lang w:val="ru-RU"/>
+        </w:rPr>
+        <w:t xml:space="preserve">. Клиентская часть — приложение на </w:t>
+      </w:r>
+      <w:proofErr w:type="spellStart"/>
+      <w:r>
+        <w:t>wxPython</w:t>
+      </w:r>
+      <w:proofErr w:type="spellEnd"/>
+      <w:r>
+        <w:rPr>
+          <w:lang w:val="ru-RU"/>
+        </w:rPr>
+        <w:t xml:space="preserve">: оно не работает с базой напрямую, а вызывает </w:t>
+      </w:r>
+      <w:r>
+        <w:t>API</w:t>
+      </w:r>
+      <w:r>
+        <w:rPr>
+          <w:lang w:val="ru-RU"/>
+        </w:rPr>
+        <w:t>. Такое разделение упрощает сопровождение и позволяет в перспективе подключить другие клиенты (веб-интерфейс, мобильное приложение).</w:t>
+      </w:r>
+    </w:p>
+    <w:p>
+      <w:pPr>
+        <w:ind w:firstLine="709"/>
+        <w:rPr>
+          <w:lang w:val="ru-RU"/>
+        </w:rPr>
+      </w:pPr>
+      <w:r>
+        <w:rPr>
+          <w:lang w:val="ru-RU"/>
+        </w:rPr>
+        <w:t xml:space="preserve">Запуск в учебной среде обычно выполняется через </w:t>
+      </w:r>
+      <w:r>
+        <w:t>Docker</w:t>
+      </w:r>
+      <w:r>
+        <w:rPr>
+          <w:lang w:val="ru-RU"/>
+        </w:rPr>
+        <w:t xml:space="preserve"> </w:t>
+      </w:r>
+      <w:r>
+        <w:t>Compose</w:t>
+      </w:r>
+      <w:r>
+        <w:rPr>
+          <w:lang w:val="ru-RU"/>
+        </w:rPr>
+        <w:t xml:space="preserve">: контейнер с </w:t>
+      </w:r>
+      <w:r>
+        <w:t>Neo</w:t>
+      </w:r>
+      <w:r>
+        <w:rPr>
+          <w:lang w:val="ru-RU"/>
+        </w:rPr>
+        <w:t>4</w:t>
+      </w:r>
+      <w:r>
+        <w:t>j</w:t>
+      </w:r>
+      <w:r>
+        <w:rPr>
+          <w:lang w:val="ru-RU"/>
+        </w:rPr>
+        <w:t xml:space="preserve"> и контейнер с </w:t>
+      </w:r>
+      <w:r>
+        <w:t>API</w:t>
+      </w:r>
+      <w:r>
+        <w:rPr>
+          <w:lang w:val="ru-RU"/>
+        </w:rPr>
+        <w:t xml:space="preserve">. Клиент запускается на </w:t>
+      </w:r>
+      <w:r>
+        <w:rPr>
+          <w:lang w:val="ru-RU"/>
+        </w:rPr>
+        <w:lastRenderedPageBreak/>
+        <w:t xml:space="preserve">рабочей станции (файл </w:t>
+      </w:r>
+      <w:r>
+        <w:t>start</w:t>
+      </w:r>
+      <w:r>
+        <w:rPr>
+          <w:lang w:val="ru-RU"/>
+        </w:rPr>
+        <w:t>.</w:t>
+      </w:r>
+      <w:proofErr w:type="spellStart"/>
+      <w:r>
+        <w:t>cmd</w:t>
+      </w:r>
+      <w:proofErr w:type="spellEnd"/>
+      <w:r>
+        <w:rPr>
+          <w:lang w:val="ru-RU"/>
+        </w:rPr>
+        <w:t xml:space="preserve"> в корне репозитория). Параметры подключения (адрес сервера, имя базы, таймаут) сохраняются в файле настроек в профиле пользователя.</w:t>
+      </w:r>
+    </w:p>
+    <w:p>
+      <w:pPr>
+        <w:pStyle w:val="Heading2"/>
+        <w:rPr>
+          <w:lang w:val="ru-RU"/>
+        </w:rPr>
+      </w:pPr>
+      <w:r>
+        <w:rPr>
+          <w:rFonts w:ascii="Times New Roman" w:hAnsi="Times New Roman"/>
+          <w:sz w:val="28"/>
+          <w:lang w:val="ru-RU"/>
+        </w:rPr>
+        <w:t>4.1. Форматы обмена графом</w:t>
+      </w:r>
+    </w:p>
+    <w:p>
+      <w:pPr>
+        <w:ind w:firstLine="709"/>
+        <w:rPr>
+          <w:lang w:val="ru-RU"/>
+        </w:rPr>
+      </w:pPr>
+      <w:r>
+        <w:t>JSON</w:t>
+      </w:r>
+      <w:r>
+        <w:rPr>
+          <w:lang w:val="ru-RU"/>
+        </w:rPr>
+        <w:t xml:space="preserve"> с полями </w:t>
+      </w:r>
+      <w:r>
+        <w:t>nodes</w:t>
+      </w:r>
+      <w:r>
+        <w:rPr>
+          <w:lang w:val="ru-RU"/>
+        </w:rPr>
+        <w:t xml:space="preserve"> и </w:t>
+      </w:r>
+      <w:r>
+        <w:t>edges</w:t>
+      </w:r>
+      <w:r>
+        <w:rPr>
+          <w:lang w:val="ru-RU"/>
+        </w:rPr>
+        <w:t xml:space="preserve"> — основной формат проекта: удобен для отладки и импорта целиком. </w:t>
+      </w:r>
+      <w:proofErr w:type="spellStart"/>
+      <w:r>
+        <w:t>GraphML</w:t>
+      </w:r>
+      <w:proofErr w:type="spellEnd"/>
+      <w:r>
+        <w:rPr>
+          <w:lang w:val="ru-RU"/>
+        </w:rPr>
+        <w:t xml:space="preserve"> — распространённый </w:t>
+      </w:r>
+      <w:r>
+        <w:t>XML</w:t>
+      </w:r>
+      <w:r>
+        <w:rPr>
+          <w:lang w:val="ru-RU"/>
+        </w:rPr>
+        <w:t xml:space="preserve">-формат для обмена с редакторами графов. </w:t>
+      </w:r>
+      <w:r>
+        <w:t>GEXF</w:t>
+      </w:r>
+      <w:r>
+        <w:rPr>
+          <w:lang w:val="ru-RU"/>
+        </w:rPr>
+        <w:t xml:space="preserve"> используется, в частности, в </w:t>
+      </w:r>
+      <w:proofErr w:type="spellStart"/>
+      <w:r>
+        <w:t>Gephi</w:t>
+      </w:r>
+      <w:proofErr w:type="spellEnd"/>
+      <w:r>
+        <w:rPr>
+          <w:lang w:val="ru-RU"/>
+        </w:rPr>
+        <w:t>. Сервер умеет отдавать снимок графа в этих форматах; клиент сохраняет их на диск по выбору пользователя.</w:t>
+      </w:r>
+    </w:p>
+    <w:p>
+      <w:pPr>
+        <w:ind w:firstLine="709"/>
+        <w:rPr>
+          <w:lang w:val="ru-RU"/>
+        </w:rPr>
+      </w:pPr>
+      <w:r>
+        <w:rPr>
+          <w:lang w:val="ru-RU"/>
+        </w:rPr>
+        <w:t xml:space="preserve">Импорт </w:t>
+      </w:r>
+      <w:proofErr w:type="spellStart"/>
+      <w:r>
+        <w:t>GraphML</w:t>
+      </w:r>
+      <w:proofErr w:type="spellEnd"/>
+      <w:r>
+        <w:rPr>
+          <w:lang w:val="ru-RU"/>
+        </w:rPr>
+        <w:t xml:space="preserve"> в </w:t>
+      </w:r>
+      <w:r>
+        <w:t>API</w:t>
+      </w:r>
+      <w:r>
+        <w:rPr>
+          <w:lang w:val="ru-RU"/>
+        </w:rPr>
+        <w:t xml:space="preserve"> преобразует </w:t>
+      </w:r>
+      <w:r>
+        <w:t>XML</w:t>
+      </w:r>
+      <w:r>
+        <w:rPr>
+          <w:lang w:val="ru-RU"/>
+        </w:rPr>
+        <w:t xml:space="preserve"> во внутреннюю структуру и загружает её в </w:t>
+      </w:r>
+      <w:r>
+        <w:t>Neo</w:t>
+      </w:r>
+      <w:r>
+        <w:rPr>
+          <w:lang w:val="ru-RU"/>
+        </w:rPr>
+        <w:t>4</w:t>
+      </w:r>
+      <w:r>
+        <w:t>j</w:t>
+      </w:r>
+      <w:r>
+        <w:rPr>
+          <w:lang w:val="ru-RU"/>
+        </w:rPr>
+        <w:t xml:space="preserve"> тем же механизмом, что и </w:t>
+      </w:r>
+      <w:r>
+        <w:t>JSON</w:t>
+      </w:r>
+      <w:r>
+        <w:rPr>
+          <w:lang w:val="ru-RU"/>
+        </w:rPr>
+        <w:t>. Таким образом, пользователь может подготовить граф во внешнем редакторе и загрузить в систему без ручного ввода сотен вершин.</w:t>
+      </w:r>
+    </w:p>
+    <w:p>
+      <w:pPr>
+        <w:pStyle w:val="Heading1"/>
+        <w:rPr>
+          <w:lang w:val="ru-RU"/>
+        </w:rPr>
+      </w:pPr>
+      <w:r>
+        <w:rPr>
+          <w:rFonts w:ascii="Times New Roman" w:hAnsi="Times New Roman"/>
+          <w:lang w:val="ru-RU"/>
+        </w:rPr>
+        <w:t>5. Области применения графовых моделей</w:t>
+      </w:r>
+    </w:p>
+    <w:p>
+      <w:pPr>
+        <w:ind w:firstLine="709"/>
+        <w:rPr>
+          <w:lang w:val="ru-RU"/>
+        </w:rPr>
+      </w:pPr>
+      <w:r>
+        <w:rPr>
+          <w:lang w:val="ru-RU"/>
+        </w:rPr>
+        <w:t>Ниже перечислены типичные предметные области. В каждой из них граф задаётся по-разному, но математическая основа одна и та же.</w:t>
+      </w:r>
+    </w:p>
+    <w:p>
+      <w:pPr>
+        <w:ind w:firstLine="709"/>
+        <w:rPr>
+          <w:lang w:val="ru-RU"/>
+        </w:rPr>
+      </w:pPr>
+      <w:r>
+        <w:rPr>
+          <w:lang w:val="ru-RU"/>
+        </w:rPr>
+        <w:t>Социальные сети. Вершины — пользователи. Рёбра — отношения «дружит», «подписан», «написал сообщение». Запрос «друзья друзей» — обход на глубину два. Для хранения миллиардов вершин нужны промышленные кластеры, но принцип остаётся тем же, что в учебном проекте.</w:t>
+      </w:r>
+    </w:p>
+    <w:p>
+      <w:pPr>
+        <w:ind w:firstLine="709"/>
+        <w:rPr>
+          <w:lang w:val="ru-RU"/>
+        </w:rPr>
+      </w:pPr>
+      <w:r>
+        <w:rPr>
+          <w:lang w:val="ru-RU"/>
+        </w:rPr>
+        <w:t xml:space="preserve">Транспорт и логистика. Вершины — перекрёстки, склады, города. Рёбра — дороги или маршруты с весом (километры, время, стоимость). Задача кратчайшего пути здесь естественна, но в текущей </w:t>
+      </w:r>
+      <w:r>
+        <w:rPr>
+          <w:lang w:val="ru-RU"/>
+        </w:rPr>
+        <w:lastRenderedPageBreak/>
+        <w:t>версии программы не реализована; достаточно упомянуть как мотивацию для развития.</w:t>
+      </w:r>
+    </w:p>
+    <w:p>
+      <w:pPr>
+        <w:ind w:firstLine="709"/>
+        <w:rPr>
+          <w:lang w:val="ru-RU"/>
+        </w:rPr>
+      </w:pPr>
+      <w:r>
+        <w:rPr>
+          <w:lang w:val="ru-RU"/>
+        </w:rPr>
+        <w:t>Информационная безопасность. Вершины — учётные записи и ресурсы. Дуги — право доступа. Анализ «кто косвенно имеет доступ через цепочку ролей» сводится к поиску путей в орграфе разрешений.</w:t>
+      </w:r>
+    </w:p>
+    <w:p>
+      <w:pPr>
+        <w:ind w:firstLine="709"/>
+        <w:rPr>
+          <w:lang w:val="ru-RU"/>
+        </w:rPr>
+      </w:pPr>
+      <w:r>
+        <w:rPr>
+          <w:lang w:val="ru-RU"/>
+        </w:rPr>
+        <w:t>Биоинформатика и химия. Вершины — молекулы или гены, рёбра — реакции или регуляторное влияние. Граф помогает визуализировать сложные сети, где табличная модель «одна таблица на тип связи» становится громоздкой.</w:t>
+      </w:r>
+    </w:p>
+    <w:p>
+      <w:pPr>
+        <w:ind w:firstLine="709"/>
+        <w:rPr>
+          <w:lang w:val="ru-RU"/>
+        </w:rPr>
+      </w:pPr>
+      <w:r>
+        <w:rPr>
+          <w:lang w:val="ru-RU"/>
+        </w:rPr>
+        <w:t xml:space="preserve">Разработка программного обеспечения. Вершины — модули, библиотеки, сервисы. Рёбра — зависимости при сборке и развёртывании. Именно этот случай реализован в демонстрационном файле </w:t>
+      </w:r>
+      <w:r>
+        <w:t>pip</w:t>
+      </w:r>
+      <w:r>
+        <w:rPr>
+          <w:lang w:val="ru-RU"/>
+        </w:rPr>
+        <w:t>_</w:t>
+      </w:r>
+      <w:r>
+        <w:t>dependency</w:t>
+      </w:r>
+      <w:r>
+        <w:rPr>
+          <w:lang w:val="ru-RU"/>
+        </w:rPr>
+        <w:t>_</w:t>
+      </w:r>
+      <w:r>
+        <w:t>graph</w:t>
+      </w:r>
+      <w:r>
+        <w:rPr>
+          <w:lang w:val="ru-RU"/>
+        </w:rPr>
+        <w:t>.</w:t>
+      </w:r>
+      <w:r>
+        <w:t>json</w:t>
+      </w:r>
+      <w:r>
+        <w:rPr>
+          <w:lang w:val="ru-RU"/>
+        </w:rPr>
+        <w:t>.</w:t>
+      </w:r>
+    </w:p>
+    <w:p>
+      <w:pPr>
+        <w:ind w:firstLine="709"/>
+        <w:rPr>
+          <w:lang w:val="ru-RU"/>
+        </w:rPr>
+      </w:pPr>
+      <w:r>
+        <w:rPr>
+          <w:lang w:val="ru-RU"/>
+        </w:rPr>
+        <w:t>Общее для этих примеров — запросы вида «кто связан с данным объектом», «какие объекты зависят от выбранного», «сколько связей у вершины». Именно такие вопросы естественно формулируются на языке графов.</w:t>
+      </w:r>
+    </w:p>
+    <w:p>
+      <w:pPr>
+        <w:ind w:firstLine="709"/>
+        <w:rPr>
+          <w:lang w:val="ru-RU"/>
+        </w:rPr>
+      </w:pPr>
+      <w:r>
+        <w:rPr>
+          <w:lang w:val="ru-RU"/>
+        </w:rPr>
+        <w:t>В учебной дисциплине «дискретная математика» графы изучаются абстрактно; данный проект показывает, как те же определения (вершина, дуга, степень) переносятся на уровень прикладного ПО без обязательного погружения в внутренности СУБД.</w:t>
+      </w:r>
+    </w:p>
+    <w:p>
+      <w:pPr>
+        <w:pStyle w:val="Heading1"/>
+        <w:rPr>
+          <w:lang w:val="ru-RU"/>
+        </w:rPr>
+      </w:pPr>
+      <w:r>
+        <w:rPr>
+          <w:rFonts w:ascii="Times New Roman" w:hAnsi="Times New Roman"/>
+          <w:lang w:val="ru-RU"/>
+        </w:rPr>
+        <w:t xml:space="preserve">6. Пример данных: граф зависимостей </w:t>
+      </w:r>
+      <w:r>
+        <w:rPr>
+          <w:rFonts w:ascii="Times New Roman" w:hAnsi="Times New Roman"/>
+        </w:rPr>
+        <w:t>Python</w:t>
+      </w:r>
+      <w:r>
+        <w:rPr>
+          <w:rFonts w:ascii="Times New Roman" w:hAnsi="Times New Roman"/>
+          <w:lang w:val="ru-RU"/>
+        </w:rPr>
+        <w:t>-пакетов</w:t>
+      </w:r>
+    </w:p>
+    <w:p>
+      <w:pPr>
+        <w:ind w:firstLine="709"/>
+        <w:rPr>
+          <w:lang w:val="ru-RU"/>
+        </w:rPr>
+      </w:pPr>
+      <w:r>
+        <w:rPr>
+          <w:lang w:val="ru-RU"/>
+        </w:rPr>
+        <w:t xml:space="preserve">В комплект поставки входит файл </w:t>
+      </w:r>
+      <w:r>
+        <w:t>examples</w:t>
+      </w:r>
+      <w:r>
+        <w:rPr>
+          <w:lang w:val="ru-RU"/>
+        </w:rPr>
+        <w:t>/</w:t>
+      </w:r>
+      <w:r>
+        <w:t>pip</w:t>
+      </w:r>
+      <w:r>
+        <w:rPr>
+          <w:lang w:val="ru-RU"/>
+        </w:rPr>
+        <w:t>_</w:t>
+      </w:r>
+      <w:r>
+        <w:t>dependency</w:t>
+      </w:r>
+      <w:r>
+        <w:rPr>
+          <w:lang w:val="ru-RU"/>
+        </w:rPr>
+        <w:t>_</w:t>
+      </w:r>
+      <w:r>
+        <w:t>graph</w:t>
+      </w:r>
+      <w:r>
+        <w:rPr>
+          <w:lang w:val="ru-RU"/>
+        </w:rPr>
+        <w:t>.</w:t>
+      </w:r>
+      <w:r>
+        <w:t>json</w:t>
+      </w:r>
+      <w:r>
+        <w:rPr>
+          <w:lang w:val="ru-RU"/>
+        </w:rPr>
+        <w:t xml:space="preserve">. Он строится скриптом по списку </w:t>
+      </w:r>
+      <w:r>
+        <w:rPr>
+          <w:lang w:val="ru-RU"/>
+        </w:rPr>
+        <w:lastRenderedPageBreak/>
+        <w:t xml:space="preserve">пакетов, установленных в текущем окружении </w:t>
+      </w:r>
+      <w:r>
+        <w:t>Python</w:t>
+      </w:r>
+      <w:r>
+        <w:rPr>
+          <w:lang w:val="ru-RU"/>
+        </w:rPr>
+        <w:t xml:space="preserve">: каждый пакет — вершина с меткой </w:t>
+      </w:r>
+      <w:r>
+        <w:t>Module</w:t>
+      </w:r>
+      <w:r>
+        <w:rPr>
+          <w:lang w:val="ru-RU"/>
+        </w:rPr>
+        <w:t xml:space="preserve"> и свойствами </w:t>
+      </w:r>
+      <w:r>
+        <w:t>display</w:t>
+      </w:r>
+      <w:r>
+        <w:rPr>
+          <w:lang w:val="ru-RU"/>
+        </w:rPr>
+        <w:t>_</w:t>
+      </w:r>
+      <w:r>
+        <w:t>name</w:t>
+      </w:r>
+      <w:r>
+        <w:rPr>
+          <w:lang w:val="ru-RU"/>
+        </w:rPr>
+        <w:t xml:space="preserve">, </w:t>
+      </w:r>
+      <w:r>
+        <w:t>version</w:t>
+      </w:r>
+      <w:r>
+        <w:rPr>
+          <w:lang w:val="ru-RU"/>
+        </w:rPr>
+        <w:t xml:space="preserve">, </w:t>
+      </w:r>
+      <w:r>
+        <w:t>summary</w:t>
+      </w:r>
+      <w:r>
+        <w:rPr>
+          <w:lang w:val="ru-RU"/>
+        </w:rPr>
+        <w:t xml:space="preserve">; для каждой зависимости, присутствующей в том же окружении, добавляется дуга </w:t>
+      </w:r>
+      <w:r>
+        <w:t>REQUIRES</w:t>
+      </w:r>
+      <w:r>
+        <w:rPr>
+          <w:lang w:val="ru-RU"/>
+        </w:rPr>
+        <w:t xml:space="preserve"> от зависимого пакета к требуемому.</w:t>
+      </w:r>
+    </w:p>
+    <w:p>
+      <w:pPr>
+        <w:ind w:firstLine="709"/>
+        <w:rPr>
+          <w:lang w:val="ru-RU"/>
+        </w:rPr>
+      </w:pPr>
+      <w:r>
+        <w:rPr>
+          <w:lang w:val="ru-RU"/>
+        </w:rPr>
+        <w:t xml:space="preserve">После импорта в </w:t>
+      </w:r>
+      <w:r>
+        <w:t>Neo</w:t>
+      </w:r>
+      <w:r>
+        <w:rPr>
+          <w:lang w:val="ru-RU"/>
+        </w:rPr>
+        <w:t>4</w:t>
+      </w:r>
+      <w:r>
+        <w:t>j</w:t>
+      </w:r>
+      <w:r>
+        <w:rPr>
+          <w:lang w:val="ru-RU"/>
+        </w:rPr>
+        <w:t xml:space="preserve"> можно в консоли браузера выполнить простой запрос на подсчёт входящих связей и увидеть, какие библиотеки чаще всего указываются в </w:t>
+      </w:r>
+      <w:r>
+        <w:t>requirements</w:t>
+      </w:r>
+      <w:r>
+        <w:rPr>
+          <w:lang w:val="ru-RU"/>
+        </w:rPr>
+        <w:t xml:space="preserve"> других пакетов. Это наглядная иллюстрация понятия входящей степени без привлечения специализированных алгоритмов поиска пути.</w:t>
+      </w:r>
+    </w:p>
+    <w:p>
+      <w:pPr>
+        <w:ind w:firstLine="709"/>
+        <w:rPr>
+          <w:lang w:val="ru-RU"/>
+        </w:rPr>
+      </w:pPr>
+      <w:r>
+        <w:rPr>
+          <w:lang w:val="ru-RU"/>
+        </w:rPr>
+        <w:t xml:space="preserve">Импорт выполняется через </w:t>
+      </w:r>
+      <w:r>
+        <w:t>API</w:t>
+      </w:r>
+      <w:r>
+        <w:rPr>
+          <w:lang w:val="ru-RU"/>
+        </w:rPr>
+        <w:t xml:space="preserve"> (режим </w:t>
+      </w:r>
+      <w:r>
+        <w:t>replace</w:t>
+      </w:r>
+      <w:r>
+        <w:rPr>
+          <w:lang w:val="ru-RU"/>
+        </w:rPr>
+        <w:t xml:space="preserve"> очищает базу перед загрузкой) или через пункт меню клиента «Импорт из файла». Экспорт возможен в </w:t>
+      </w:r>
+      <w:r>
+        <w:t>JSON</w:t>
+      </w:r>
+      <w:r>
+        <w:rPr>
+          <w:lang w:val="ru-RU"/>
+        </w:rPr>
+        <w:t xml:space="preserve">, </w:t>
+      </w:r>
+      <w:proofErr w:type="spellStart"/>
+      <w:r>
+        <w:t>GraphML</w:t>
+      </w:r>
+      <w:proofErr w:type="spellEnd"/>
+      <w:r>
+        <w:rPr>
+          <w:lang w:val="ru-RU"/>
+        </w:rPr>
+        <w:t xml:space="preserve"> и </w:t>
+      </w:r>
+      <w:r>
+        <w:t>GEXF</w:t>
+      </w:r>
+      <w:r>
+        <w:rPr>
+          <w:lang w:val="ru-RU"/>
+        </w:rPr>
+        <w:t xml:space="preserve"> — для обмена с другими программами визуализации.</w:t>
+      </w:r>
+    </w:p>
+    <w:p>
+      <w:pPr>
+        <w:pStyle w:val="Heading2"/>
+        <w:rPr>
+          <w:lang w:val="ru-RU"/>
+        </w:rPr>
+      </w:pPr>
+      <w:r>
+        <w:rPr>
+          <w:rFonts w:ascii="Times New Roman" w:hAnsi="Times New Roman"/>
+          <w:sz w:val="28"/>
+          <w:lang w:val="ru-RU"/>
+        </w:rPr>
+        <w:t>6.1. Как читать результат</w:t>
+      </w:r>
+    </w:p>
+    <w:p>
+      <w:pPr>
+        <w:ind w:firstLine="709"/>
+        <w:rPr>
+          <w:lang w:val="ru-RU"/>
+        </w:rPr>
+      </w:pPr>
+      <w:r>
+        <w:rPr>
+          <w:lang w:val="ru-RU"/>
+        </w:rPr>
+        <w:t xml:space="preserve">После импорта в </w:t>
+      </w:r>
+      <w:r>
+        <w:t>Neo</w:t>
+      </w:r>
+      <w:r>
+        <w:rPr>
+          <w:lang w:val="ru-RU"/>
+        </w:rPr>
+        <w:t>4</w:t>
+      </w:r>
+      <w:r>
+        <w:t>j</w:t>
+      </w:r>
+      <w:r>
+        <w:rPr>
+          <w:lang w:val="ru-RU"/>
+        </w:rPr>
+        <w:t xml:space="preserve"> </w:t>
+      </w:r>
+      <w:r>
+        <w:t>Browser</w:t>
+      </w:r>
+      <w:r>
+        <w:rPr>
+          <w:lang w:val="ru-RU"/>
+        </w:rPr>
+        <w:t xml:space="preserve"> можно выполнить запрос на подсчёт числа входящих дуг </w:t>
+      </w:r>
+      <w:r>
+        <w:t>REQUIRES</w:t>
+      </w:r>
+      <w:r>
+        <w:rPr>
+          <w:lang w:val="ru-RU"/>
+        </w:rPr>
+        <w:t xml:space="preserve"> для каждой вершины с меткой </w:t>
+      </w:r>
+      <w:r>
+        <w:t>Module</w:t>
+      </w:r>
+      <w:r>
+        <w:rPr>
+          <w:lang w:val="ru-RU"/>
+        </w:rPr>
+        <w:t xml:space="preserve"> и отсортировать результат по убыванию. Верхние строки — пакеты, от которых зависит больше всего других установленных модулей в выборке. Это не всегда совпадает с «самым популярным пакетом в </w:t>
+      </w:r>
+      <w:proofErr w:type="spellStart"/>
+      <w:r>
+        <w:t>PyPI</w:t>
+      </w:r>
+      <w:proofErr w:type="spellEnd"/>
+      <w:r>
+        <w:rPr>
+          <w:lang w:val="ru-RU"/>
+        </w:rPr>
+        <w:t>», но хорошо иллюстрирует метод на локальном срезе окружения.</w:t>
+      </w:r>
+    </w:p>
+    <w:p>
+      <w:pPr>
+        <w:ind w:firstLine="709"/>
+        <w:rPr>
+          <w:lang w:val="ru-RU"/>
+        </w:rPr>
+      </w:pPr>
+      <w:r>
+        <w:rPr>
+          <w:lang w:val="ru-RU"/>
+        </w:rPr>
+        <w:t>Дополнительно можно визуализировать подграф вокруг одной вершины в клиенте: открыть полноэкранный режим и наглядно показать «веер» исходящих зависимостей от выбранного пакета — опять же без алгоритма кратчайшего пути, только отображение имеющихся дуг.</w:t>
+      </w:r>
+    </w:p>
+    <w:p>
+      <w:pPr>
+        <w:pStyle w:val="Heading1"/>
+        <w:rPr>
+          <w:lang w:val="ru-RU"/>
+        </w:rPr>
+      </w:pPr>
+      <w:r>
+        <w:rPr>
+          <w:rFonts w:ascii="Times New Roman" w:hAnsi="Times New Roman"/>
+          <w:lang w:val="ru-RU"/>
+        </w:rPr>
+        <w:lastRenderedPageBreak/>
+        <w:t>7. Клиентское приложение</w:t>
+      </w:r>
+    </w:p>
+    <w:p>
+      <w:pPr>
+        <w:ind w:firstLine="709"/>
+        <w:rPr>
+          <w:lang w:val="ru-RU"/>
+        </w:rPr>
+      </w:pPr>
+      <w:r>
+        <w:rPr>
+          <w:lang w:val="ru-RU"/>
+        </w:rPr>
+        <w:t xml:space="preserve">Графический клиент ориентирован на работу без командной строки. На главном окне отображаются адрес </w:t>
+      </w:r>
+      <w:r>
+        <w:t>API</w:t>
+      </w:r>
+      <w:r>
+        <w:rPr>
+          <w:lang w:val="ru-RU"/>
+        </w:rPr>
+        <w:t xml:space="preserve">, выбор активной базы </w:t>
+      </w:r>
+      <w:r>
+        <w:t>Neo</w:t>
+      </w:r>
+      <w:r>
+        <w:rPr>
+          <w:lang w:val="ru-RU"/>
+        </w:rPr>
+        <w:t>4</w:t>
+      </w:r>
+      <w:r>
+        <w:t>j</w:t>
+      </w:r>
+      <w:r>
+        <w:rPr>
+          <w:lang w:val="ru-RU"/>
+        </w:rPr>
+        <w:t xml:space="preserve">, вкладки «Вершины» и «Связи», кнопки для </w:t>
+      </w:r>
+      <w:r>
+        <w:t>CRUD</w:t>
+      </w:r>
+      <w:r>
+        <w:rPr>
+          <w:lang w:val="ru-RU"/>
+        </w:rPr>
+        <w:t>-операций. Отдельно доступны управление списком баз на сервере, импорт и экспорт файлов, проверка доступности сервера.</w:t>
+      </w:r>
+    </w:p>
+    <w:p>
+      <w:pPr>
+        <w:ind w:firstLine="709"/>
+        <w:rPr>
+          <w:lang w:val="ru-RU"/>
+        </w:rPr>
+      </w:pPr>
+      <w:r>
+        <w:rPr>
+          <w:lang w:val="ru-RU"/>
+        </w:rPr>
+        <w:t>Визуализация графа вынесена в отдельное окно: можно открыть вариант со краткой сводкой (число вершин и рёбер) или в полноэкранном режиме только с рисунком — для демонстрации структуры связей. При большом числе вершин отображается ограниченная выборка, чтобы не перегружать интерфейс.</w:t>
+      </w:r>
+    </w:p>
+    <w:p>
+      <w:pPr>
+        <w:ind w:firstLine="709"/>
+        <w:rPr>
+          <w:lang w:val="ru-RU"/>
+        </w:rPr>
+      </w:pPr>
+      <w:r>
+        <w:rPr>
+          <w:lang w:val="ru-RU"/>
+        </w:rPr>
+        <w:t>Интерфейс снабжён текстовыми подписями к полям ввода для пользователей программ чтения с экрана: перед полем выводится поясняющая строка, дублирующаяся в имени элемента для озвучивания при фокусе.</w:t>
+      </w:r>
+    </w:p>
+    <w:p>
+      <w:pPr>
+        <w:pStyle w:val="Heading2"/>
+        <w:rPr>
+          <w:lang w:val="ru-RU"/>
+        </w:rPr>
+      </w:pPr>
+      <w:r>
+        <w:rPr>
+          <w:rFonts w:ascii="Times New Roman" w:hAnsi="Times New Roman"/>
+          <w:sz w:val="28"/>
+          <w:lang w:val="ru-RU"/>
+        </w:rPr>
+        <w:t>7.1. Обработка ошибок</w:t>
+      </w:r>
+    </w:p>
+    <w:p>
+      <w:pPr>
+        <w:ind w:firstLine="709"/>
+        <w:rPr>
+          <w:lang w:val="ru-RU"/>
+        </w:rPr>
+      </w:pPr>
+      <w:r>
+        <w:rPr>
+          <w:lang w:val="ru-RU"/>
+        </w:rPr>
+        <w:t xml:space="preserve">Если сервер не запущен, клиент сообщает о невозможности подключения. Ошибки импорта файла (неверный </w:t>
+      </w:r>
+      <w:r>
+        <w:t>JSON</w:t>
+      </w:r>
+      <w:r>
+        <w:rPr>
+          <w:lang w:val="ru-RU"/>
+        </w:rPr>
+        <w:t xml:space="preserve">, битый </w:t>
+      </w:r>
+      <w:r>
+        <w:t>XML</w:t>
+      </w:r>
+      <w:r>
+        <w:rPr>
+          <w:lang w:val="ru-RU"/>
+        </w:rPr>
+        <w:t xml:space="preserve">) показываются отдельным диалогом; при успехе выводится число обработанных вершин и рёбер. Тексты ответов самого </w:t>
+      </w:r>
+      <w:r>
+        <w:t>API</w:t>
+      </w:r>
+      <w:r>
+        <w:rPr>
+          <w:lang w:val="ru-RU"/>
+        </w:rPr>
+        <w:t xml:space="preserve"> при сбоях на стороне </w:t>
+      </w:r>
+      <w:r>
+        <w:t>Neo</w:t>
+      </w:r>
+      <w:r>
+        <w:rPr>
+          <w:lang w:val="ru-RU"/>
+        </w:rPr>
+        <w:t>4</w:t>
+      </w:r>
+      <w:r>
+        <w:t>j</w:t>
+      </w:r>
+      <w:r>
+        <w:rPr>
+          <w:lang w:val="ru-RU"/>
+        </w:rPr>
+        <w:t xml:space="preserve"> могут оставаться на английском — это ограничение текущей локализации (см. файл </w:t>
+      </w:r>
+      <w:r>
+        <w:t>docs</w:t>
+      </w:r>
+      <w:r>
+        <w:rPr>
+          <w:lang w:val="ru-RU"/>
+        </w:rPr>
+        <w:t>/</w:t>
+      </w:r>
+      <w:r>
+        <w:t>NEPEREVESTI</w:t>
+      </w:r>
+      <w:r>
+        <w:rPr>
+          <w:lang w:val="ru-RU"/>
+        </w:rPr>
+        <w:t>.</w:t>
+      </w:r>
+      <w:r>
+        <w:t>txt</w:t>
+      </w:r>
+      <w:r>
+        <w:rPr>
+          <w:lang w:val="ru-RU"/>
+        </w:rPr>
+        <w:t xml:space="preserve"> в репозитории).</w:t>
+      </w:r>
+    </w:p>
+    <w:p>
+      <w:pPr>
+        <w:pStyle w:val="Heading1"/>
+        <w:rPr>
+          <w:lang w:val="ru-RU"/>
+        </w:rPr>
+      </w:pPr>
+      <w:r>
+        <w:rPr>
+          <w:rFonts w:ascii="Times New Roman" w:hAnsi="Times New Roman"/>
+          <w:lang w:val="ru-RU"/>
+        </w:rPr>
+        <w:t>8. Перспективы развития</w:t>
+      </w:r>
+    </w:p>
+    <w:p>
+      <w:pPr>
+        <w:ind w:firstLine="709"/>
+        <w:rPr>
+          <w:lang w:val="ru-RU"/>
+        </w:rPr>
+      </w:pPr>
+      <w:r>
+        <w:rPr>
+          <w:lang w:val="ru-RU"/>
+        </w:rPr>
+        <w:t xml:space="preserve">В текущей версии реализован фундамент — хранение графа и </w:t>
+      </w:r>
+      <w:r>
+        <w:t>CRUD</w:t>
+      </w:r>
+      <w:r>
+        <w:rPr>
+          <w:lang w:val="ru-RU"/>
+        </w:rPr>
+        <w:t xml:space="preserve">. Логичное продолжение на следующий этап — серверные </w:t>
+      </w:r>
+      <w:r>
+        <w:rPr>
+          <w:lang w:val="ru-RU"/>
+        </w:rPr>
+        <w:lastRenderedPageBreak/>
+        <w:t xml:space="preserve">запросы поиска: обход соседей на заданную глубину, поиск кратчайшего пути между вершинами, шаблонные запросы по типу связи. Часть таких </w:t>
+      </w:r>
+      <w:r>
+        <w:t>endpoint</w:t>
+      </w:r>
+      <w:r>
+        <w:rPr>
+          <w:lang w:val="ru-RU"/>
+        </w:rPr>
+        <w:t xml:space="preserve"> уже заложена в </w:t>
+      </w:r>
+      <w:r>
+        <w:t>API</w:t>
+      </w:r>
+      <w:r>
+        <w:rPr>
+          <w:lang w:val="ru-RU"/>
+        </w:rPr>
+        <w:t>, но в рамках данной работы не акцентируется.</w:t>
+      </w:r>
+    </w:p>
+    <w:p>
+      <w:pPr>
+        <w:ind w:firstLine="709"/>
+        <w:rPr>
+          <w:lang w:val="ru-RU"/>
+        </w:rPr>
+      </w:pPr>
+      <w:r>
+        <w:rPr>
+          <w:lang w:val="ru-RU"/>
+        </w:rPr>
+        <w:t xml:space="preserve">Дополнительно можно развить полноценную локализацию, веб-клиент, права доступа, версионирование графа, индексы по свойствам вершин. Для учебных целей достаточно показать, что графовая модель + </w:t>
+      </w:r>
+      <w:r>
+        <w:t>CRUD</w:t>
+      </w:r>
+      <w:r>
+        <w:rPr>
+          <w:lang w:val="ru-RU"/>
+        </w:rPr>
+        <w:t xml:space="preserve"> + обмен файлами уже позволяют решать содержательные задачи на реальных данных.</w:t>
+      </w:r>
+    </w:p>
+    <w:p>
+      <w:pPr>
+        <w:pStyle w:val="Heading1"/>
+        <w:rPr>
+          <w:lang w:val="ru-RU"/>
+        </w:rPr>
+      </w:pPr>
+      <w:r>
+        <w:rPr>
+          <w:rFonts w:ascii="Times New Roman" w:hAnsi="Times New Roman"/>
+          <w:lang w:val="ru-RU"/>
+        </w:rPr>
+        <w:t>9. Установка и проверка работоспособности</w:t>
+      </w:r>
+    </w:p>
+    <w:p>
+      <w:pPr>
+        <w:ind w:firstLine="709"/>
+        <w:rPr>
+          <w:lang w:val="ru-RU"/>
+        </w:rPr>
+      </w:pPr>
+      <w:r>
+        <w:rPr>
+          <w:lang w:val="ru-RU"/>
+        </w:rPr>
+        <w:t xml:space="preserve">Для воспроизведения результатов на машине преподавателя или одногруппника достаточно установить </w:t>
+      </w:r>
+      <w:r>
+        <w:t>Docker</w:t>
+      </w:r>
+      <w:r>
+        <w:rPr>
+          <w:lang w:val="ru-RU"/>
+        </w:rPr>
+        <w:t xml:space="preserve"> и </w:t>
+      </w:r>
+      <w:r>
+        <w:t>Python</w:t>
+      </w:r>
+      <w:r>
+        <w:rPr>
+          <w:lang w:val="ru-RU"/>
+        </w:rPr>
+        <w:t xml:space="preserve">. В каталоге проекта выполняется команда </w:t>
+      </w:r>
+      <w:r>
+        <w:t>docker</w:t>
+      </w:r>
+      <w:r>
+        <w:rPr>
+          <w:lang w:val="ru-RU"/>
+        </w:rPr>
+        <w:t xml:space="preserve"> </w:t>
+      </w:r>
+      <w:r>
+        <w:t>compose</w:t>
+      </w:r>
+      <w:r>
+        <w:rPr>
+          <w:lang w:val="ru-RU"/>
+        </w:rPr>
+        <w:t xml:space="preserve"> </w:t>
+      </w:r>
+      <w:r>
+        <w:t>up</w:t>
+      </w:r>
+      <w:r>
+        <w:rPr>
+          <w:lang w:val="ru-RU"/>
+        </w:rPr>
+        <w:t xml:space="preserve"> --</w:t>
+      </w:r>
+      <w:r>
+        <w:t>build</w:t>
+      </w:r>
+      <w:r>
+        <w:rPr>
+          <w:lang w:val="ru-RU"/>
+        </w:rPr>
+        <w:t xml:space="preserve"> — поднимаются контейнеры </w:t>
+      </w:r>
+      <w:r>
+        <w:t>Neo</w:t>
+      </w:r>
+      <w:r>
+        <w:rPr>
+          <w:lang w:val="ru-RU"/>
+        </w:rPr>
+        <w:t>4</w:t>
+      </w:r>
+      <w:r>
+        <w:t>j</w:t>
+      </w:r>
+      <w:r>
+        <w:rPr>
+          <w:lang w:val="ru-RU"/>
+        </w:rPr>
+        <w:t xml:space="preserve"> и </w:t>
+      </w:r>
+      <w:r>
+        <w:t>API</w:t>
+      </w:r>
+      <w:r>
+        <w:rPr>
+          <w:lang w:val="ru-RU"/>
+        </w:rPr>
+        <w:t xml:space="preserve">. В браузере по адресу </w:t>
+      </w:r>
+      <w:r>
+        <w:t>http</w:t>
+      </w:r>
+      <w:r>
+        <w:rPr>
+          <w:lang w:val="ru-RU"/>
+        </w:rPr>
+        <w:t>://</w:t>
+      </w:r>
+      <w:r>
+        <w:t>localhost</w:t>
+      </w:r>
+      <w:r>
+        <w:rPr>
+          <w:lang w:val="ru-RU"/>
+        </w:rPr>
+        <w:t xml:space="preserve">:7474 доступна консоль </w:t>
+      </w:r>
+      <w:r>
+        <w:t>Neo</w:t>
+      </w:r>
+      <w:r>
+        <w:rPr>
+          <w:lang w:val="ru-RU"/>
+        </w:rPr>
+        <w:t>4</w:t>
+      </w:r>
+      <w:r>
+        <w:t>j</w:t>
+      </w:r>
+      <w:r>
+        <w:rPr>
+          <w:lang w:val="ru-RU"/>
+        </w:rPr>
+        <w:t xml:space="preserve"> (логин </w:t>
+      </w:r>
+      <w:r>
+        <w:t>neo</w:t>
+      </w:r>
+      <w:r>
+        <w:rPr>
+          <w:lang w:val="ru-RU"/>
+        </w:rPr>
+        <w:t>4</w:t>
+      </w:r>
+      <w:r>
+        <w:t>j</w:t>
+      </w:r>
+      <w:r>
+        <w:rPr>
+          <w:lang w:val="ru-RU"/>
+        </w:rPr>
+        <w:t>, пароль задаётся в .</w:t>
+      </w:r>
+      <w:r>
+        <w:t>env</w:t>
+      </w:r>
+      <w:r>
+        <w:rPr>
+          <w:lang w:val="ru-RU"/>
+        </w:rPr>
+        <w:t xml:space="preserve"> или по умолчанию </w:t>
+      </w:r>
+      <w:proofErr w:type="spellStart"/>
+      <w:r>
+        <w:t>changeme</w:t>
+      </w:r>
+      <w:proofErr w:type="spellEnd"/>
+      <w:r>
+        <w:rPr>
+          <w:lang w:val="ru-RU"/>
+        </w:rPr>
+        <w:t xml:space="preserve">). Проверка </w:t>
+      </w:r>
+      <w:r>
+        <w:t>API</w:t>
+      </w:r>
+      <w:r>
+        <w:rPr>
+          <w:lang w:val="ru-RU"/>
+        </w:rPr>
+        <w:t xml:space="preserve">: </w:t>
+      </w:r>
+      <w:r>
+        <w:t>http</w:t>
+      </w:r>
+      <w:r>
+        <w:rPr>
+          <w:lang w:val="ru-RU"/>
+        </w:rPr>
+        <w:t>://</w:t>
+      </w:r>
+      <w:r>
+        <w:t>localhost</w:t>
+      </w:r>
+      <w:r>
+        <w:rPr>
+          <w:lang w:val="ru-RU"/>
+        </w:rPr>
+        <w:t>:8000/</w:t>
+      </w:r>
+      <w:r>
+        <w:t>health</w:t>
+      </w:r>
+      <w:r>
+        <w:rPr>
+          <w:lang w:val="ru-RU"/>
+        </w:rPr>
+        <w:t xml:space="preserve"> должен вернуть </w:t>
+      </w:r>
+      <w:r>
+        <w:t>JSON</w:t>
+      </w:r>
+      <w:r>
+        <w:rPr>
+          <w:lang w:val="ru-RU"/>
+        </w:rPr>
+        <w:t xml:space="preserve"> со статусом </w:t>
+      </w:r>
+      <w:r>
+        <w:t>ok</w:t>
+      </w:r>
+      <w:r>
+        <w:rPr>
+          <w:lang w:val="ru-RU"/>
+        </w:rPr>
+        <w:t>.</w:t>
+      </w:r>
+    </w:p>
+    <w:p>
+      <w:pPr>
+        <w:ind w:firstLine="709"/>
+        <w:rPr>
+          <w:lang w:val="ru-RU"/>
+        </w:rPr>
+      </w:pPr>
+      <w:r>
+        <w:rPr>
+          <w:lang w:val="ru-RU"/>
+        </w:rPr>
+        <w:t xml:space="preserve">Клиент устанавливается командой </w:t>
+      </w:r>
+      <w:r>
+        <w:t>pip</w:t>
+      </w:r>
+      <w:r>
+        <w:rPr>
+          <w:lang w:val="ru-RU"/>
+        </w:rPr>
+        <w:t xml:space="preserve"> </w:t>
+      </w:r>
+      <w:r>
+        <w:t>install</w:t>
+      </w:r>
+      <w:r>
+        <w:rPr>
+          <w:lang w:val="ru-RU"/>
+        </w:rPr>
+        <w:t xml:space="preserve"> -</w:t>
+      </w:r>
+      <w:r>
+        <w:t>r</w:t>
+      </w:r>
+      <w:r>
+        <w:rPr>
+          <w:lang w:val="ru-RU"/>
+        </w:rPr>
+        <w:t xml:space="preserve"> </w:t>
+      </w:r>
+      <w:r>
+        <w:t>requirements</w:t>
+      </w:r>
+      <w:r>
+        <w:rPr>
+          <w:lang w:val="ru-RU"/>
+        </w:rPr>
+        <w:t>.</w:t>
+      </w:r>
+      <w:r>
+        <w:t>txt</w:t>
+      </w:r>
+      <w:r>
+        <w:rPr>
+          <w:lang w:val="ru-RU"/>
+        </w:rPr>
+        <w:t xml:space="preserve"> -</w:t>
+      </w:r>
+      <w:r>
+        <w:t>r</w:t>
+      </w:r>
+      <w:r>
+        <w:rPr>
+          <w:lang w:val="ru-RU"/>
+        </w:rPr>
+        <w:t xml:space="preserve"> </w:t>
+      </w:r>
+      <w:r>
+        <w:t>requirements</w:t>
+      </w:r>
+      <w:r>
+        <w:rPr>
+          <w:lang w:val="ru-RU"/>
+        </w:rPr>
+        <w:t>-</w:t>
+      </w:r>
+      <w:proofErr w:type="spellStart"/>
+      <w:r>
+        <w:t>gui</w:t>
+      </w:r>
+      <w:proofErr w:type="spellEnd"/>
+      <w:r>
+        <w:rPr>
+          <w:lang w:val="ru-RU"/>
+        </w:rPr>
+        <w:t>.</w:t>
+      </w:r>
+      <w:r>
+        <w:t>txt</w:t>
+      </w:r>
+      <w:r>
+        <w:rPr>
+          <w:lang w:val="ru-RU"/>
+        </w:rPr>
+        <w:t xml:space="preserve"> из каталога </w:t>
+      </w:r>
+      <w:proofErr w:type="spellStart"/>
+      <w:r>
+        <w:t>github</w:t>
+      </w:r>
+      <w:proofErr w:type="spellEnd"/>
+      <w:r>
+        <w:rPr>
+          <w:lang w:val="ru-RU"/>
+        </w:rPr>
+        <w:t xml:space="preserve">. Запуск — </w:t>
+      </w:r>
+      <w:r>
+        <w:t>start</w:t>
+      </w:r>
+      <w:r>
+        <w:rPr>
+          <w:lang w:val="ru-RU"/>
+        </w:rPr>
+        <w:t>.</w:t>
+      </w:r>
+      <w:proofErr w:type="spellStart"/>
+      <w:r>
+        <w:t>cmd</w:t>
+      </w:r>
+      <w:proofErr w:type="spellEnd"/>
+      <w:r>
+        <w:rPr>
+          <w:lang w:val="ru-RU"/>
+        </w:rPr>
+        <w:t xml:space="preserve"> или </w:t>
+      </w:r>
+      <w:r>
+        <w:t>python</w:t>
+      </w:r>
+      <w:r>
+        <w:rPr>
+          <w:lang w:val="ru-RU"/>
+        </w:rPr>
+        <w:t xml:space="preserve"> -</w:t>
+      </w:r>
+      <w:r>
+        <w:t>m</w:t>
+      </w:r>
+      <w:r>
+        <w:rPr>
+          <w:lang w:val="ru-RU"/>
+        </w:rPr>
+        <w:t xml:space="preserve"> </w:t>
+      </w:r>
+      <w:proofErr w:type="spellStart"/>
+      <w:r>
+        <w:t>gui</w:t>
+      </w:r>
+      <w:proofErr w:type="spellEnd"/>
+      <w:r>
+        <w:rPr>
+          <w:lang w:val="ru-RU"/>
+        </w:rPr>
+        <w:t xml:space="preserve">. В параметрах подключения указывается </w:t>
+      </w:r>
+      <w:r>
+        <w:t>http</w:t>
+      </w:r>
+      <w:r>
+        <w:rPr>
+          <w:lang w:val="ru-RU"/>
+        </w:rPr>
+        <w:t xml:space="preserve">://127.0.0.1:8000. После успешного соединения выпадающий список баз пополняется именем </w:t>
+      </w:r>
+      <w:r>
+        <w:t>neo</w:t>
+      </w:r>
+      <w:r>
+        <w:rPr>
+          <w:lang w:val="ru-RU"/>
+        </w:rPr>
+        <w:t>4</w:t>
+      </w:r>
+      <w:r>
+        <w:t>j</w:t>
+      </w:r>
+      <w:r>
+        <w:rPr>
+          <w:lang w:val="ru-RU"/>
+        </w:rPr>
+        <w:t>; при необходимости через «Управление базами» можно создать отдельную учебную базу.</w:t>
+      </w:r>
+    </w:p>
+    <w:p>
+      <w:pPr>
+        <w:ind w:firstLine="709"/>
+        <w:rPr>
+          <w:lang w:val="ru-RU"/>
+        </w:rPr>
+      </w:pPr>
+      <w:r>
+        <w:rPr>
+          <w:lang w:val="ru-RU"/>
+        </w:rPr>
+        <w:t xml:space="preserve">Демонстрационный сценарий для защиты: импорт </w:t>
+      </w:r>
+      <w:r>
+        <w:t>examples</w:t>
+      </w:r>
+      <w:r>
+        <w:rPr>
+          <w:lang w:val="ru-RU"/>
+        </w:rPr>
+        <w:t>/</w:t>
+      </w:r>
+      <w:r>
+        <w:t>pip</w:t>
+      </w:r>
+      <w:r>
+        <w:rPr>
+          <w:lang w:val="ru-RU"/>
+        </w:rPr>
+        <w:t>_</w:t>
+      </w:r>
+      <w:r>
+        <w:t>dependency</w:t>
+      </w:r>
+      <w:r>
+        <w:rPr>
+          <w:lang w:val="ru-RU"/>
+        </w:rPr>
+        <w:t>_</w:t>
+      </w:r>
+      <w:r>
+        <w:t>graph</w:t>
+      </w:r>
+      <w:r>
+        <w:rPr>
+          <w:lang w:val="ru-RU"/>
+        </w:rPr>
+        <w:t>.</w:t>
+      </w:r>
+      <w:r>
+        <w:t>json</w:t>
+      </w:r>
+      <w:r>
+        <w:rPr>
+          <w:lang w:val="ru-RU"/>
+        </w:rPr>
+        <w:t xml:space="preserve"> в режиме замены; просмотр </w:t>
+      </w:r>
+      <w:r>
+        <w:rPr>
+          <w:lang w:val="ru-RU"/>
+        </w:rPr>
+        <w:lastRenderedPageBreak/>
+        <w:t xml:space="preserve">таблицы вершин; создание одной новой тестовой вершины; связь между ней и существующим пакетом; экспорт в </w:t>
+      </w:r>
+      <w:proofErr w:type="spellStart"/>
+      <w:r>
+        <w:t>GraphML</w:t>
+      </w:r>
+      <w:proofErr w:type="spellEnd"/>
+      <w:r>
+        <w:rPr>
+          <w:lang w:val="ru-RU"/>
+        </w:rPr>
+        <w:t>; полноэкранная визуализация. Такой порядок занимает несколько минут и покрывает основные функции без углубления в поиск путей.</w:t>
+      </w:r>
+    </w:p>
+    <w:p>
+      <w:pPr>
+        <w:pStyle w:val="Heading1"/>
+        <w:rPr>
+          <w:lang w:val="ru-RU"/>
+        </w:rPr>
+      </w:pPr>
+      <w:r>
+        <w:rPr>
+          <w:rFonts w:ascii="Times New Roman" w:hAnsi="Times New Roman"/>
+          <w:lang w:val="ru-RU"/>
+        </w:rPr>
+        <w:t>10. Словарь основных терминов</w:t>
+      </w:r>
+    </w:p>
+    <w:p>
+      <w:pPr>
+        <w:ind w:firstLine="709"/>
+        <w:rPr>
+          <w:lang w:val="ru-RU"/>
+        </w:rPr>
+      </w:pPr>
+      <w:r>
+        <w:rPr>
+          <w:lang w:val="ru-RU"/>
+        </w:rPr>
+        <w:t xml:space="preserve">Вершина (узел) — элемент множества </w:t>
+      </w:r>
+      <w:r>
+        <w:t>V</w:t>
+      </w:r>
+      <w:r>
+        <w:rPr>
+          <w:lang w:val="ru-RU"/>
+        </w:rPr>
+        <w:t xml:space="preserve">; в </w:t>
+      </w:r>
+      <w:r>
+        <w:t>Neo</w:t>
+      </w:r>
+      <w:r>
+        <w:rPr>
+          <w:lang w:val="ru-RU"/>
+        </w:rPr>
+        <w:t>4</w:t>
+      </w:r>
+      <w:r>
+        <w:t>j</w:t>
+      </w:r>
+      <w:r>
+        <w:rPr>
+          <w:lang w:val="ru-RU"/>
+        </w:rPr>
+        <w:t xml:space="preserve"> хранится с метками и свойствами.</w:t>
+      </w:r>
+    </w:p>
+    <w:p>
+      <w:pPr>
+        <w:ind w:firstLine="709"/>
+        <w:rPr>
+          <w:lang w:val="ru-RU"/>
+        </w:rPr>
+      </w:pPr>
+      <w:r>
+        <w:rPr>
+          <w:lang w:val="ru-RU"/>
+        </w:rPr>
+        <w:t xml:space="preserve">Ребро, дуга — элемент множества </w:t>
+      </w:r>
+      <w:r>
+        <w:t>E</w:t>
+      </w:r>
+      <w:r>
+        <w:rPr>
+          <w:lang w:val="ru-RU"/>
+        </w:rPr>
+        <w:t>; в ориентированном графе имеет начало и конец.</w:t>
+      </w:r>
+    </w:p>
+    <w:p>
+      <w:pPr>
+        <w:ind w:firstLine="709"/>
+        <w:rPr>
+          <w:lang w:val="ru-RU"/>
+        </w:rPr>
+      </w:pPr>
+      <w:r>
+        <w:rPr>
+          <w:lang w:val="ru-RU"/>
+        </w:rPr>
+        <w:t>Метка (</w:t>
+      </w:r>
+      <w:r>
+        <w:t>label</w:t>
+      </w:r>
+      <w:r>
+        <w:rPr>
+          <w:lang w:val="ru-RU"/>
+        </w:rPr>
+        <w:t>) — класс вершины, позволяющий группировать объекты одного типа.</w:t>
+      </w:r>
+    </w:p>
+    <w:p>
+      <w:pPr>
+        <w:ind w:firstLine="709"/>
+        <w:rPr>
+          <w:lang w:val="ru-RU"/>
+        </w:rPr>
+      </w:pPr>
+      <w:r>
+        <w:rPr>
+          <w:lang w:val="ru-RU"/>
+        </w:rPr>
+        <w:t>Свойство (</w:t>
+      </w:r>
+      <w:r>
+        <w:t>property</w:t>
+      </w:r>
+      <w:r>
+        <w:rPr>
+          <w:lang w:val="ru-RU"/>
+        </w:rPr>
+        <w:t>) — пара «ключ — значение» у вершины или связи.</w:t>
+      </w:r>
+    </w:p>
+    <w:p>
+      <w:pPr>
+        <w:ind w:firstLine="709"/>
+        <w:rPr>
+          <w:lang w:val="ru-RU"/>
+        </w:rPr>
+      </w:pPr>
+      <w:r>
+        <w:rPr>
+          <w:lang w:val="ru-RU"/>
+        </w:rPr>
+        <w:t xml:space="preserve">Степень вершины — число инцидентных рёбер; </w:t>
+      </w:r>
+      <w:r>
+        <w:t>deg</w:t>
+      </w:r>
+      <w:r>
+        <w:rPr>
+          <w:lang w:val="ru-RU"/>
+        </w:rPr>
+        <w:t xml:space="preserve">⁻ и </w:t>
+      </w:r>
+      <w:r>
+        <w:t>deg</w:t>
+      </w:r>
+      <w:r>
+        <w:rPr>
+          <w:lang w:val="ru-RU"/>
+        </w:rPr>
+        <w:t>⁺ — входящие и исходящие дуги.</w:t>
+      </w:r>
+    </w:p>
+    <w:p>
+      <w:pPr>
+        <w:ind w:firstLine="709"/>
+        <w:rPr>
+          <w:lang w:val="ru-RU"/>
+        </w:rPr>
+      </w:pPr>
+      <w:r>
+        <w:rPr>
+          <w:lang w:val="ru-RU"/>
+        </w:rPr>
+        <w:t>Ориентированный граф — граф, в котором порядок концов дуги существенен.</w:t>
+      </w:r>
+    </w:p>
+    <w:p>
+      <w:pPr>
+        <w:ind w:firstLine="709"/>
+        <w:rPr>
+          <w:lang w:val="ru-RU"/>
+        </w:rPr>
+      </w:pPr>
+      <w:r>
+        <w:rPr>
+          <w:lang w:val="ru-RU"/>
+        </w:rPr>
+        <w:t>Подграф — граф, полученный удалением части вершин и/или рёбер из исходного.</w:t>
+      </w:r>
+    </w:p>
+    <w:p>
+      <w:pPr>
+        <w:ind w:firstLine="709"/>
+        <w:rPr>
+          <w:lang w:val="ru-RU"/>
+        </w:rPr>
+      </w:pPr>
+      <w:r>
+        <w:t>CRUD</w:t>
+      </w:r>
+      <w:r>
+        <w:rPr>
+          <w:lang w:val="ru-RU"/>
+        </w:rPr>
+        <w:t xml:space="preserve"> — создание, чтение, обновление, удаление — базовый набор операций над данными.</w:t>
+      </w:r>
+    </w:p>
+    <w:p>
+      <w:pPr>
+        <w:ind w:firstLine="709"/>
+        <w:rPr>
+          <w:lang w:val="ru-RU"/>
+        </w:rPr>
+      </w:pPr>
+      <w:r>
+        <w:rPr>
+          <w:lang w:val="ru-RU"/>
+        </w:rPr>
+        <w:t>Снимок графа — выгрузка всех вершин и связей в файл на момент экспорта.</w:t>
+      </w:r>
+    </w:p>
+    <w:p>
+      <w:pPr>
+        <w:ind w:firstLine="709"/>
+        <w:rPr>
+          <w:lang w:val="ru-RU"/>
+        </w:rPr>
+      </w:pPr>
+      <w:r>
+        <w:rPr>
+          <w:lang w:val="ru-RU"/>
+        </w:rPr>
+        <w:lastRenderedPageBreak/>
+        <w:t xml:space="preserve">Импорт в режиме </w:t>
+      </w:r>
+      <w:r>
+        <w:t>replace</w:t>
+      </w:r>
+      <w:r>
+        <w:rPr>
+          <w:lang w:val="ru-RU"/>
+        </w:rPr>
+        <w:t xml:space="preserve"> — полная замена содержимого выбранной базы новым графом.</w:t>
+      </w:r>
+    </w:p>
+    <w:p>
+      <w:pPr>
+        <w:ind w:firstLine="709"/>
+        <w:rPr>
+          <w:lang w:val="ru-RU"/>
+        </w:rPr>
+      </w:pPr>
+      <w:r>
+        <w:rPr>
+          <w:lang w:val="ru-RU"/>
+        </w:rPr>
+        <w:t xml:space="preserve">Импорт в режиме </w:t>
+      </w:r>
+      <w:r>
+        <w:t>append</w:t>
+      </w:r>
+      <w:r>
+        <w:rPr>
+          <w:lang w:val="ru-RU"/>
+        </w:rPr>
+        <w:t xml:space="preserve"> — добавление новых вершин и связей к уже имеющимся.</w:t>
+      </w:r>
+    </w:p>
+    <w:p>
+      <w:pPr>
+        <w:pStyle w:val="Heading1"/>
+        <w:rPr>
+          <w:lang w:val="ru-RU"/>
+        </w:rPr>
+      </w:pPr>
+      <w:r>
+        <w:rPr>
+          <w:rFonts w:ascii="Times New Roman" w:hAnsi="Times New Roman"/>
+          <w:lang w:val="ru-RU"/>
+        </w:rPr>
+        <w:t>11. Ограничения учебной версии</w:t>
+      </w:r>
+    </w:p>
+    <w:p>
+      <w:pPr>
+        <w:ind w:firstLine="709"/>
+        <w:rPr>
+          <w:lang w:val="ru-RU"/>
+        </w:rPr>
+      </w:pPr>
+      <w:r>
+        <w:rPr>
+          <w:lang w:val="ru-RU"/>
+        </w:rPr>
+        <w:t xml:space="preserve">Список вершин и связей в клиенте ограничен несколькими сотнями записей за один запрос — для учебных графов этого достаточно. Визуализация намеренно обрезает отображение до 500 вершин, чтобы окно оставалось отзывчивым. Редактирование меток существующей вершины через </w:t>
+      </w:r>
+      <w:r>
+        <w:t>GUI</w:t>
+      </w:r>
+      <w:r>
+        <w:rPr>
+          <w:lang w:val="ru-RU"/>
+        </w:rPr>
+        <w:t xml:space="preserve"> не реализовано. Расширенные запросы (поиск пути, обход с заданным шаблоном) вынесены за рамки описания текущей работы.</w:t>
+      </w:r>
+    </w:p>
+    <w:p>
+      <w:pPr>
+        <w:ind w:firstLine="709"/>
+        <w:rPr>
+          <w:lang w:val="ru-RU"/>
+        </w:rPr>
+      </w:pPr>
+      <w:r>
+        <w:rPr>
+          <w:lang w:val="ru-RU"/>
+        </w:rPr>
+        <w:t xml:space="preserve">Создание нескольких баз данных </w:t>
+      </w:r>
+      <w:r>
+        <w:t>Neo</w:t>
+      </w:r>
+      <w:r>
+        <w:rPr>
+          <w:lang w:val="ru-RU"/>
+        </w:rPr>
+        <w:t>4</w:t>
+      </w:r>
+      <w:r>
+        <w:t>j</w:t>
+      </w:r>
+      <w:r>
+        <w:rPr>
+          <w:lang w:val="ru-RU"/>
+        </w:rPr>
+        <w:t xml:space="preserve"> зависит от редакции сервера; на </w:t>
+      </w:r>
+      <w:r>
+        <w:t>Community</w:t>
+      </w:r>
+      <w:r>
+        <w:rPr>
+          <w:lang w:val="ru-RU"/>
+        </w:rPr>
+        <w:t xml:space="preserve"> </w:t>
+      </w:r>
+      <w:r>
+        <w:t>Edition</w:t>
+      </w:r>
+      <w:r>
+        <w:rPr>
+          <w:lang w:val="ru-RU"/>
+        </w:rPr>
+        <w:t xml:space="preserve"> операция может быть недоступна — тогда используется одна база </w:t>
+      </w:r>
+      <w:r>
+        <w:t>neo</w:t>
+      </w:r>
+      <w:r>
+        <w:rPr>
+          <w:lang w:val="ru-RU"/>
+        </w:rPr>
+        <w:t>4</w:t>
+      </w:r>
+      <w:r>
+        <w:t>j</w:t>
+      </w:r>
+      <w:r>
+        <w:rPr>
+          <w:lang w:val="ru-RU"/>
+        </w:rPr>
+        <w:t xml:space="preserve">, что не мешает демонстрации </w:t>
+      </w:r>
+      <w:r>
+        <w:t>CRUD</w:t>
+      </w:r>
+      <w:r>
+        <w:rPr>
+          <w:lang w:val="ru-RU"/>
+        </w:rPr>
+        <w:t xml:space="preserve"> и импорта.</w:t>
+      </w:r>
+    </w:p>
+    <w:p>
+      <w:pPr>
+        <w:ind w:firstLine="709"/>
+        <w:rPr>
+          <w:lang w:val="ru-RU"/>
+        </w:rPr>
+      </w:pPr>
+      <w:r>
+        <w:rPr>
+          <w:lang w:val="ru-RU"/>
+        </w:rPr>
+        <w:t xml:space="preserve">Несмотря на ограничения, проект демонстрирует полный цикл: постановка задачи в терминах графа, выбор СУБД, минимальный </w:t>
+      </w:r>
+      <w:r>
+        <w:t>API</w:t>
+      </w:r>
+      <w:r>
+        <w:rPr>
+          <w:lang w:val="ru-RU"/>
+        </w:rPr>
+        <w:t>, клиент для пользователя, пример реальных данных и план развития.</w:t>
+      </w:r>
+    </w:p>
+    <w:p>
+      <w:pPr>
+        <w:pStyle w:val="Heading1"/>
+        <w:rPr>
+          <w:lang w:val="ru-RU"/>
+        </w:rPr>
+      </w:pPr>
+      <w:r>
+        <w:rPr>
+          <w:rFonts w:ascii="Times New Roman" w:hAnsi="Times New Roman"/>
+          <w:lang w:val="ru-RU"/>
+        </w:rPr>
+        <w:t>12. Математические замечания без углубления в алгоритмы</w:t>
+      </w:r>
+    </w:p>
+    <w:p>
+      <w:pPr>
+        <w:ind w:firstLine="709"/>
+        <w:rPr>
+          <w:lang w:val="ru-RU"/>
+        </w:rPr>
+      </w:pPr>
+      <w:r>
+        <w:rPr>
+          <w:lang w:val="ru-RU"/>
+        </w:rPr>
+        <w:t xml:space="preserve">Понятие пути в орграфе — последовательность вершин, в которой каждая пара соседних вершин соединена дугой нужного направления. Длина пути — число дуг. В теории графов изучают кратчайшие пути, достижимость, ацикличность. В рамках данного </w:t>
+      </w:r>
+      <w:r>
+        <w:rPr>
+          <w:lang w:val="ru-RU"/>
+        </w:rPr>
+        <w:lastRenderedPageBreak/>
+        <w:t xml:space="preserve">проекта эти задачи не реализуются в пользовательском интерфейсе, но именно к ним логично переходить после освоения </w:t>
+      </w:r>
+      <w:r>
+        <w:t>CRUD</w:t>
+      </w:r>
+      <w:r>
+        <w:rPr>
+          <w:lang w:val="ru-RU"/>
+        </w:rPr>
+        <w:t>.</w:t>
+      </w:r>
+    </w:p>
+    <w:p>
+      <w:pPr>
+        <w:ind w:firstLine="709"/>
+        <w:rPr>
+          <w:lang w:val="ru-RU"/>
+        </w:rPr>
+      </w:pPr>
+      <w:r>
+        <w:rPr>
+          <w:lang w:val="ru-RU"/>
+        </w:rPr>
+        <w:t xml:space="preserve">Матрица смежности размера </w:t>
+      </w:r>
+      <w:r>
+        <w:t>n</w:t>
+      </w:r>
+      <w:r>
+        <w:rPr>
+          <w:lang w:val="ru-RU"/>
+        </w:rPr>
+        <w:t>×</w:t>
+      </w:r>
+      <w:r>
+        <w:t>n</w:t>
+      </w:r>
+      <w:r>
+        <w:rPr>
+          <w:lang w:val="ru-RU"/>
+        </w:rPr>
+        <w:t xml:space="preserve"> для </w:t>
+      </w:r>
+      <w:r>
+        <w:t>n</w:t>
+      </w:r>
+      <w:r>
+        <w:rPr>
+          <w:lang w:val="ru-RU"/>
+        </w:rPr>
+        <w:t xml:space="preserve"> вершин кодирует наличие дуги из </w:t>
+      </w:r>
+      <w:proofErr w:type="spellStart"/>
+      <w:r>
+        <w:t>i</w:t>
+      </w:r>
+      <w:proofErr w:type="spellEnd"/>
+      <w:r>
+        <w:rPr>
+          <w:lang w:val="ru-RU"/>
+        </w:rPr>
+        <w:t xml:space="preserve"> в </w:t>
+      </w:r>
+      <w:r>
+        <w:t>j</w:t>
+      </w:r>
+      <w:r>
+        <w:rPr>
+          <w:lang w:val="ru-RU"/>
+        </w:rPr>
+        <w:t xml:space="preserve">. Для разреженных графов, где у вершины мало соседей, матрица неэффективна по памяти; списки смежности компактнее. </w:t>
+      </w:r>
+      <w:r>
+        <w:t>Neo</w:t>
+      </w:r>
+      <w:r>
+        <w:rPr>
+          <w:lang w:val="ru-RU"/>
+        </w:rPr>
+        <w:t>4</w:t>
+      </w:r>
+      <w:r>
+        <w:t>j</w:t>
+      </w:r>
+      <w:r>
+        <w:rPr>
+          <w:lang w:val="ru-RU"/>
+        </w:rPr>
+        <w:t xml:space="preserve"> фактически хранит что-то близкое к спискам смежности с дополнительными указателями на свойства.</w:t>
+      </w:r>
+    </w:p>
+    <w:p>
+      <w:pPr>
+        <w:ind w:firstLine="709"/>
+        <w:rPr>
+          <w:lang w:val="ru-RU"/>
+        </w:rPr>
+      </w:pPr>
+      <w:r>
+        <w:rPr>
+          <w:lang w:val="ru-RU"/>
+        </w:rPr>
+        <w:t xml:space="preserve">Взвешенный граф приписывает дуге число (вес): расстояние, стоимость, вероятность. В примере </w:t>
+      </w:r>
+      <w:r>
+        <w:t>pip</w:t>
+      </w:r>
+      <w:r>
+        <w:rPr>
+          <w:lang w:val="ru-RU"/>
+        </w:rPr>
+        <w:t xml:space="preserve"> веса не используются, но их можно было бы добавить в свойства связи, например минимальная совместимая версия.</w:t>
+      </w:r>
+    </w:p>
+    <w:p>
+      <w:pPr>
+        <w:ind w:firstLine="709"/>
+        <w:rPr>
+          <w:lang w:val="ru-RU"/>
+        </w:rPr>
+      </w:pPr>
+      <w:r>
+        <w:rPr>
+          <w:lang w:val="ru-RU"/>
+        </w:rPr>
+        <w:t>Двудольный граф — граф, вершины которого делятся на два множества, и рёбра соединяют только вершины из разных частей. Модель «пакет — зависимость — пакет» не является строго двудольной, потому что оба конца — пакеты одного типа, но визуально схему зависимостей часто рисуют слоями для наглядности.</w:t>
+      </w:r>
+    </w:p>
+    <w:p>
+      <w:pPr>
+        <w:pStyle w:val="Heading2"/>
+        <w:rPr>
+          <w:lang w:val="ru-RU"/>
+        </w:rPr>
+      </w:pPr>
+      <w:r>
+        <w:rPr>
+          <w:rFonts w:ascii="Times New Roman" w:hAnsi="Times New Roman"/>
+          <w:sz w:val="28"/>
+          <w:lang w:val="ru-RU"/>
+        </w:rPr>
+        <w:t>12.1. Задачи, которые решаются без поиска пути</w:t>
+      </w:r>
+    </w:p>
+    <w:p>
+      <w:pPr>
+        <w:ind w:firstLine="709"/>
+        <w:rPr>
+          <w:lang w:val="ru-RU"/>
+        </w:rPr>
+      </w:pPr>
+      <w:r>
+        <w:rPr>
+          <w:lang w:val="ru-RU"/>
+        </w:rPr>
+        <w:t xml:space="preserve">Подсчёт числа соседей вершины — </w:t>
+      </w:r>
+      <w:r>
+        <w:t>O</w:t>
+      </w:r>
+      <w:r>
+        <w:rPr>
+          <w:lang w:val="ru-RU"/>
+        </w:rPr>
+        <w:t>(</w:t>
+      </w:r>
+      <w:r>
+        <w:t>deg</w:t>
+      </w:r>
+      <w:r>
+        <w:rPr>
+          <w:lang w:val="ru-RU"/>
+        </w:rPr>
+        <w:t>(</w:t>
+      </w:r>
+      <w:r>
+        <w:t>v</w:t>
+      </w:r>
+      <w:r>
+        <w:rPr>
+          <w:lang w:val="ru-RU"/>
+        </w:rPr>
+        <w:t>)) при хранении списка смежности.</w:t>
+      </w:r>
+    </w:p>
+    <w:p>
+      <w:pPr>
+        <w:ind w:firstLine="709"/>
+        <w:rPr>
+          <w:lang w:val="ru-RU"/>
+        </w:rPr>
+      </w:pPr>
+      <w:r>
+        <w:rPr>
+          <w:lang w:val="ru-RU"/>
+        </w:rPr>
+        <w:t>Проверка наличия дуги (</w:t>
+      </w:r>
+      <w:r>
+        <w:t>v</w:t>
+      </w:r>
+      <w:r>
+        <w:rPr>
+          <w:lang w:val="ru-RU"/>
+        </w:rPr>
+        <w:t xml:space="preserve">, </w:t>
+      </w:r>
+      <w:r>
+        <w:t>w</w:t>
+      </w:r>
+      <w:r>
+        <w:rPr>
+          <w:lang w:val="ru-RU"/>
+        </w:rPr>
+        <w:t>) — локальный запрос к инцидентным рёбрам.</w:t>
+      </w:r>
+    </w:p>
+    <w:p>
+      <w:pPr>
+        <w:ind w:firstLine="709"/>
+        <w:rPr>
+          <w:lang w:val="ru-RU"/>
+        </w:rPr>
+      </w:pPr>
+      <w:r>
+        <w:rPr>
+          <w:lang w:val="ru-RU"/>
+        </w:rPr>
+        <w:t>Добавление и удаление вершины/дуги — локальные изменения структуры.</w:t>
+      </w:r>
+    </w:p>
+    <w:p>
+      <w:pPr>
+        <w:ind w:firstLine="709"/>
+        <w:rPr>
+          <w:lang w:val="ru-RU"/>
+        </w:rPr>
+      </w:pPr>
+      <w:r>
+        <w:rPr>
+          <w:lang w:val="ru-RU"/>
+        </w:rPr>
+        <w:t>Выгрузка всего графа — полный обход, линейный по размеру данных.</w:t>
+      </w:r>
+    </w:p>
+    <w:p>
+      <w:pPr>
+        <w:ind w:firstLine="709"/>
+        <w:rPr>
+          <w:lang w:val="ru-RU"/>
+        </w:rPr>
+      </w:pPr>
+      <w:r>
+        <w:rPr>
+          <w:lang w:val="ru-RU"/>
+        </w:rPr>
+        <w:lastRenderedPageBreak/>
+        <w:t>Все перечисленные операции уже поддерживаются учебным комплексом и достаточны для отчёта по курсовой работе текущего года обучения.</w:t>
+      </w:r>
+    </w:p>
+    <w:p>
+      <w:pPr>
+        <w:pStyle w:val="Heading1"/>
+        <w:rPr>
+          <w:lang w:val="ru-RU"/>
+        </w:rPr>
+      </w:pPr>
+      <w:r>
+        <w:rPr>
+          <w:rFonts w:ascii="Times New Roman" w:hAnsi="Times New Roman"/>
+          <w:lang w:val="ru-RU"/>
+        </w:rPr>
+        <w:t>Приложение А. Пошаговая работа в клиенте</w:t>
+      </w:r>
+    </w:p>
+    <w:p>
+      <w:pPr>
+        <w:ind w:firstLine="709"/>
+        <w:rPr>
+          <w:lang w:val="ru-RU"/>
+        </w:rPr>
+      </w:pPr>
+      <w:r>
+        <w:rPr>
+          <w:lang w:val="ru-RU"/>
+        </w:rPr>
+        <w:t xml:space="preserve">Шаг 1. Запустить </w:t>
+      </w:r>
+      <w:r>
+        <w:t>Docker</w:t>
+      </w:r>
+      <w:r>
+        <w:rPr>
+          <w:lang w:val="ru-RU"/>
+        </w:rPr>
+        <w:t xml:space="preserve"> </w:t>
+      </w:r>
+      <w:r>
+        <w:t>Compose</w:t>
+      </w:r>
+      <w:r>
+        <w:rPr>
+          <w:lang w:val="ru-RU"/>
+        </w:rPr>
+        <w:t xml:space="preserve"> в каталоге проекта и дождаться готовности контейнеров. Убедиться, что в браузере открывается страница </w:t>
+      </w:r>
+      <w:r>
+        <w:t>API</w:t>
+      </w:r>
+      <w:r>
+        <w:rPr>
+          <w:lang w:val="ru-RU"/>
+        </w:rPr>
+        <w:t xml:space="preserve"> /</w:t>
+      </w:r>
+      <w:r>
+        <w:t>docs</w:t>
+      </w:r>
+      <w:r>
+        <w:rPr>
+          <w:lang w:val="ru-RU"/>
+        </w:rPr>
+        <w:t xml:space="preserve"> или что /</w:t>
+      </w:r>
+      <w:r>
+        <w:t>health</w:t>
+      </w:r>
+      <w:r>
+        <w:rPr>
+          <w:lang w:val="ru-RU"/>
+        </w:rPr>
+        <w:t xml:space="preserve"> возвращает положительный ответ.</w:t>
+      </w:r>
+    </w:p>
+    <w:p>
+      <w:pPr>
+        <w:ind w:firstLine="709"/>
+        <w:rPr>
+          <w:lang w:val="ru-RU"/>
+        </w:rPr>
+      </w:pPr>
+      <w:r>
+        <w:rPr>
+          <w:lang w:val="ru-RU"/>
+        </w:rPr>
+        <w:t>Шаг 2. Запустить клиент (</w:t>
+      </w:r>
+      <w:r>
+        <w:t>start</w:t>
+      </w:r>
+      <w:r>
+        <w:rPr>
+          <w:lang w:val="ru-RU"/>
+        </w:rPr>
+        <w:t>.</w:t>
+      </w:r>
+      <w:proofErr w:type="spellStart"/>
+      <w:r>
+        <w:t>cmd</w:t>
+      </w:r>
+      <w:proofErr w:type="spellEnd"/>
+      <w:r>
+        <w:rPr>
+          <w:lang w:val="ru-RU"/>
+        </w:rPr>
+        <w:t xml:space="preserve">). В главном окне проверить адрес </w:t>
+      </w:r>
+      <w:r>
+        <w:t>API</w:t>
+      </w:r>
+      <w:r>
+        <w:rPr>
+          <w:lang w:val="ru-RU"/>
+        </w:rPr>
+        <w:t xml:space="preserve">. При ошибке подключения открыть «Параметры подключения» и исправить </w:t>
+      </w:r>
+      <w:r>
+        <w:t>URL</w:t>
+      </w:r>
+      <w:r>
+        <w:rPr>
+          <w:lang w:val="ru-RU"/>
+        </w:rPr>
+        <w:t>.</w:t>
+      </w:r>
+    </w:p>
+    <w:p>
+      <w:pPr>
+        <w:ind w:firstLine="709"/>
+        <w:rPr>
+          <w:lang w:val="ru-RU"/>
+        </w:rPr>
+      </w:pPr>
+      <w:r>
+        <w:rPr>
+          <w:lang w:val="ru-RU"/>
+        </w:rPr>
+        <w:t xml:space="preserve">Шаг 3. Меню «Граф» → «Импорт из файла». </w:t>
+      </w:r>
+      <w:proofErr w:type="spellStart"/>
+      <w:r>
+        <w:t>Выбрать</w:t>
+      </w:r>
+      <w:proofErr w:type="spellEnd"/>
+      <w:r>
+        <w:t xml:space="preserve"> examples/</w:t>
+      </w:r>
+      <w:proofErr w:type="spellStart"/>
+      <w:r>
+        <w:t>pip_dependency_graph.json</w:t>
+      </w:r>
+      <w:proofErr w:type="spellEnd"/>
+      <w:r>
+        <w:t xml:space="preserve">. Режим «Заменить». </w:t>
+      </w:r>
+      <w:r>
+        <w:rPr>
+          <w:lang w:val="ru-RU"/>
+        </w:rPr>
+        <w:t>После диалога об успехе перейти на вкладку «Вершины» и нажать «Обновить», если список не обновился автоматически.</w:t>
+      </w:r>
+    </w:p>
+    <w:p>
+      <w:pPr>
+        <w:ind w:firstLine="709"/>
+        <w:rPr>
+          <w:lang w:val="ru-RU"/>
+        </w:rPr>
+      </w:pPr>
+      <w:r>
+        <w:rPr>
+          <w:lang w:val="ru-RU"/>
+        </w:rPr>
+        <w:t xml:space="preserve">Шаг 4. Выделить любую вершину в таблице. Нажать «Изменить вершину» — откроется </w:t>
+      </w:r>
+      <w:r>
+        <w:t>JSON</w:t>
+      </w:r>
+      <w:r>
+        <w:rPr>
+          <w:lang w:val="ru-RU"/>
+        </w:rPr>
+        <w:t xml:space="preserve"> со свойствами. Можно добавить поле, например </w:t>
+      </w:r>
+      <w:r>
+        <w:t>note</w:t>
+      </w:r>
+      <w:r>
+        <w:rPr>
+          <w:lang w:val="ru-RU"/>
+        </w:rPr>
+        <w:t xml:space="preserve">: </w:t>
+      </w:r>
+      <w:r>
+        <w:t>demo</w:t>
+      </w:r>
+      <w:r>
+        <w:rPr>
+          <w:lang w:val="ru-RU"/>
+        </w:rPr>
+        <w:t>, и сохранить. Убедиться, что в таблице отображается обновлённый фрагмент свойств.</w:t>
+      </w:r>
+    </w:p>
+    <w:p>
+      <w:pPr>
+        <w:ind w:firstLine="709"/>
+        <w:rPr>
+          <w:lang w:val="ru-RU"/>
+        </w:rPr>
+      </w:pPr>
+      <w:r>
+        <w:rPr>
+          <w:lang w:val="ru-RU"/>
+        </w:rPr>
+        <w:t xml:space="preserve">Шаг 5. Нажать «Добавить вершину». Указать метку </w:t>
+      </w:r>
+      <w:r>
+        <w:t>Module</w:t>
+      </w:r>
+      <w:r>
+        <w:rPr>
+          <w:lang w:val="ru-RU"/>
+        </w:rPr>
+        <w:t xml:space="preserve">, в </w:t>
+      </w:r>
+      <w:r>
+        <w:t>JSON</w:t>
+      </w:r>
+      <w:r>
+        <w:rPr>
+          <w:lang w:val="ru-RU"/>
+        </w:rPr>
+        <w:t xml:space="preserve"> задать </w:t>
+      </w:r>
+      <w:r>
+        <w:t>display</w:t>
+      </w:r>
+      <w:r>
+        <w:rPr>
+          <w:lang w:val="ru-RU"/>
+        </w:rPr>
+        <w:t>_</w:t>
+      </w:r>
+      <w:r>
+        <w:t>name</w:t>
+      </w:r>
+      <w:r>
+        <w:rPr>
+          <w:lang w:val="ru-RU"/>
+        </w:rPr>
+        <w:t xml:space="preserve">: </w:t>
+      </w:r>
+      <w:r>
+        <w:t>my</w:t>
+      </w:r>
+      <w:r>
+        <w:rPr>
+          <w:lang w:val="ru-RU"/>
+        </w:rPr>
+        <w:t>_</w:t>
+      </w:r>
+      <w:r>
+        <w:t>test</w:t>
+      </w:r>
+      <w:r>
+        <w:rPr>
+          <w:lang w:val="ru-RU"/>
+        </w:rPr>
+        <w:t>_</w:t>
+      </w:r>
+      <w:r>
+        <w:t>pkg</w:t>
+      </w:r>
+      <w:r>
+        <w:rPr>
+          <w:lang w:val="ru-RU"/>
+        </w:rPr>
+        <w:t xml:space="preserve"> и пустое или краткое </w:t>
+      </w:r>
+      <w:r>
+        <w:t>summary</w:t>
+      </w:r>
+      <w:r>
+        <w:rPr>
+          <w:lang w:val="ru-RU"/>
+        </w:rPr>
+        <w:t>. Запомнить идентификатор новой вершины из таблицы после сохранения.</w:t>
+      </w:r>
+    </w:p>
+    <w:p>
+      <w:pPr>
+        <w:ind w:firstLine="709"/>
+        <w:rPr>
+          <w:lang w:val="ru-RU"/>
+        </w:rPr>
+      </w:pPr>
+      <w:r>
+        <w:rPr>
+          <w:lang w:val="ru-RU"/>
+        </w:rPr>
+        <w:lastRenderedPageBreak/>
+        <w:t xml:space="preserve">Шаг 6. Нажать «Добавить связь». В поле начала — идентификатор </w:t>
+      </w:r>
+      <w:r>
+        <w:t>my</w:t>
+      </w:r>
+      <w:r>
+        <w:rPr>
+          <w:lang w:val="ru-RU"/>
+        </w:rPr>
+        <w:t>_</w:t>
+      </w:r>
+      <w:r>
+        <w:t>test</w:t>
+      </w:r>
+      <w:r>
+        <w:rPr>
+          <w:lang w:val="ru-RU"/>
+        </w:rPr>
+        <w:t>_</w:t>
+      </w:r>
+      <w:r>
+        <w:t>pkg</w:t>
+      </w:r>
+      <w:r>
+        <w:rPr>
+          <w:lang w:val="ru-RU"/>
+        </w:rPr>
+        <w:t xml:space="preserve">, в поле конца — идентификатор существующего пакета (например, </w:t>
+      </w:r>
+      <w:r>
+        <w:t>requests</w:t>
+      </w:r>
+      <w:r>
+        <w:rPr>
+          <w:lang w:val="ru-RU"/>
+        </w:rPr>
+        <w:t xml:space="preserve">), тип </w:t>
+      </w:r>
+      <w:r>
+        <w:t>REQUIRES</w:t>
+      </w:r>
+      <w:r>
+        <w:rPr>
+          <w:lang w:val="ru-RU"/>
+        </w:rPr>
+        <w:t xml:space="preserve">, пустые свойства в </w:t>
+      </w:r>
+      <w:r>
+        <w:t>JSON</w:t>
+      </w:r>
+      <w:r>
+        <w:rPr>
+          <w:lang w:val="ru-RU"/>
+        </w:rPr>
+        <w:t>. На вкладке «Связи» должна появиться новая строка.</w:t>
+      </w:r>
+    </w:p>
+    <w:p>
+      <w:pPr>
+        <w:ind w:firstLine="709"/>
+        <w:rPr>
+          <w:lang w:val="ru-RU"/>
+        </w:rPr>
+      </w:pPr>
+      <w:r>
+        <w:rPr>
+          <w:lang w:val="ru-RU"/>
+        </w:rPr>
+        <w:t>Шаг 7. Меню «Граф» → «Показать граф (со сводкой)». Оценить число вершин и рёбер. При необходимости открыть полноэкранный режим для демонстрации.</w:t>
+      </w:r>
+    </w:p>
+    <w:p>
+      <w:pPr>
+        <w:ind w:firstLine="709"/>
+        <w:rPr>
+          <w:lang w:val="ru-RU"/>
+        </w:rPr>
+      </w:pPr>
+      <w:r>
+        <w:rPr>
+          <w:lang w:val="ru-RU"/>
+        </w:rPr>
+        <w:t xml:space="preserve">Шаг 8. Меню «Граф» → «Экспорт в файл», сохранить </w:t>
+      </w:r>
+      <w:r>
+        <w:t>graph</w:t>
+      </w:r>
+      <w:r>
+        <w:rPr>
+          <w:lang w:val="ru-RU"/>
+        </w:rPr>
+        <w:t>.</w:t>
+      </w:r>
+      <w:proofErr w:type="spellStart"/>
+      <w:r>
+        <w:t>graphml</w:t>
+      </w:r>
+      <w:proofErr w:type="spellEnd"/>
+      <w:r>
+        <w:rPr>
+          <w:lang w:val="ru-RU"/>
+        </w:rPr>
+        <w:t>. Файл можно приложить к отчёту как иллюстрацию обмена данными.</w:t>
+      </w:r>
+    </w:p>
+    <w:p>
+      <w:pPr>
+        <w:ind w:firstLine="709"/>
+        <w:rPr>
+          <w:lang w:val="ru-RU"/>
+        </w:rPr>
+      </w:pPr>
+      <w:r>
+        <w:rPr>
+          <w:lang w:val="ru-RU"/>
+        </w:rPr>
+        <w:t xml:space="preserve">Шаг 9. Удалить тестовую связь и вершину (с флажком удаления связей при удалении вершины), чтобы вернуть базу к исходному виду </w:t>
+      </w:r>
+      <w:r>
+        <w:t>pip</w:t>
+      </w:r>
+      <w:r>
+        <w:rPr>
+          <w:lang w:val="ru-RU"/>
+        </w:rPr>
+        <w:t>-графа.</w:t>
+      </w:r>
+    </w:p>
+    <w:p>
+      <w:pPr>
+        <w:ind w:firstLine="709"/>
+        <w:rPr>
+          <w:lang w:val="ru-RU"/>
+        </w:rPr>
+      </w:pPr>
+    </w:p>
+    <w:p>
+      <w:pPr>
+        <w:pStyle w:val="Heading1"/>
+        <w:rPr>
+          <w:lang w:val="ru-RU"/>
+        </w:rPr>
+      </w:pPr>
+      <w:r>
+        <w:rPr>
+          <w:rFonts w:ascii="Times New Roman" w:hAnsi="Times New Roman"/>
+          <w:lang w:val="ru-RU"/>
+        </w:rPr>
+        <w:t>1</w:t>
+      </w:r>
+      <w:r>
+        <w:rPr>
+          <w:rFonts w:ascii="Times New Roman" w:hAnsi="Times New Roman"/>
+          <w:lang w:val="ru-RU"/>
+        </w:rPr>
+        <w:t>3</w:t>
+      </w:r>
+      <w:r>
+        <w:rPr>
+          <w:rFonts w:ascii="Times New Roman" w:hAnsi="Times New Roman"/>
+          <w:lang w:val="ru-RU"/>
+        </w:rPr>
+        <w:t>. Заключение</w:t>
+      </w:r>
+    </w:p>
+    <w:p>
+      <w:pPr>
+        <w:ind w:firstLine="709"/>
+        <w:rPr>
+          <w:lang w:val="ru-RU"/>
+        </w:rPr>
+      </w:pPr>
+      <w:r>
+        <w:rPr>
+          <w:lang w:val="ru-RU"/>
+        </w:rPr>
+        <w:t xml:space="preserve">В работе рассмотрена связь между базовыми понятиями теории графов и практической реализацией хранилища на </w:t>
+      </w:r>
+      <w:r>
+        <w:t>Neo</w:t>
+      </w:r>
+      <w:r>
+        <w:rPr>
+          <w:lang w:val="ru-RU"/>
+        </w:rPr>
+        <w:t>4</w:t>
+      </w:r>
+      <w:r>
+        <w:t>j</w:t>
+      </w:r>
+      <w:r>
+        <w:rPr>
+          <w:lang w:val="ru-RU"/>
+        </w:rPr>
+        <w:t xml:space="preserve">. Показано, как операции </w:t>
+      </w:r>
+      <w:r>
+        <w:t>CRUD</w:t>
+      </w:r>
+      <w:r>
+        <w:rPr>
+          <w:lang w:val="ru-RU"/>
+        </w:rPr>
+        <w:t xml:space="preserve"> над вершинами и связями поддерживают жизненный цикл данных, а пример графа зависимостей </w:t>
+      </w:r>
+      <w:r>
+        <w:t>pip</w:t>
+      </w:r>
+      <w:r>
+        <w:rPr>
+          <w:lang w:val="ru-RU"/>
+        </w:rPr>
+        <w:t xml:space="preserve"> иллюстрирует анализ «востребованности» вершин по входящей степени. Клиент на </w:t>
+      </w:r>
+      <w:proofErr w:type="spellStart"/>
+      <w:r>
+        <w:t>wxPython</w:t>
+      </w:r>
+      <w:proofErr w:type="spellEnd"/>
+      <w:r>
+        <w:rPr>
+          <w:lang w:val="ru-RU"/>
+        </w:rPr>
+        <w:t xml:space="preserve"> делает эти возможности доступными без использования консольных утилит, а разделение на </w:t>
+      </w:r>
+      <w:r>
+        <w:t>API</w:t>
+      </w:r>
+      <w:r>
+        <w:rPr>
+          <w:lang w:val="ru-RU"/>
+        </w:rPr>
+        <w:t xml:space="preserve"> и </w:t>
+      </w:r>
+      <w:r>
+        <w:t>GUI</w:t>
+      </w:r>
+      <w:r>
+        <w:rPr>
+          <w:lang w:val="ru-RU"/>
+        </w:rPr>
+        <w:t xml:space="preserve"> упрощает дальнейшее расширение системы.</w:t>
+      </w:r>
+    </w:p>
+    <w:p>
+      <w:pPr>
+        <w:ind w:firstLine="709"/>
+        <w:rPr>
+          <w:lang w:val="ru-RU"/>
+        </w:rPr>
+      </w:pPr>
+      <w:r>
+        <w:rPr>
+          <w:lang w:val="ru-RU"/>
+        </w:rPr>
+        <w:lastRenderedPageBreak/>
+        <w:t xml:space="preserve">Практическая значимость работы состоит в том, что студент проходит путь от абстрактного определения графа до работающей программы с наглядным примером. Теоретическая часть не дублирует справочник по </w:t>
+      </w:r>
+      <w:r>
+        <w:t>Neo</w:t>
+      </w:r>
+      <w:r>
+        <w:rPr>
+          <w:lang w:val="ru-RU"/>
+        </w:rPr>
+        <w:t>4</w:t>
+      </w:r>
+      <w:r>
+        <w:t>j</w:t>
+      </w:r>
+      <w:r>
+        <w:rPr>
+          <w:lang w:val="ru-RU"/>
+        </w:rPr>
+        <w:t>, а связывает курс дискретной математики с современным инструментом хранения данных. Перспектива развития — алгоритмические запросы и, при необходимости, веб-доступ — естественно вытекает из заложенной архитектуры.</w:t>
+      </w:r>
       <w:bookmarkStart w:id="0" w:name="_GoBack"/>
       <w:bookmarkEnd w:id="0"/>
-      <w:r>
-        <w:rPr>
-          <w:b/>
-          <w:lang w:val="ru-RU"/>
-        </w:rPr>
-        <w:t>Программный комплекс для хранения и редактирования</w:t>
-      </w:r>
-      <w:r>
-        <w:rPr>
-          <w:b/>
-          <w:lang w:val="ru-RU"/>
-        </w:rPr>
-        <w:br/>
-        <w:t xml:space="preserve">графовых данных на базе </w:t>
-      </w:r>
-      <w:r>
-        <w:rPr>
-          <w:b/>
-        </w:rPr>
-        <w:t>Neo</w:t>
-      </w:r>
-      <w:r>
-        <w:rPr>
-          <w:b/>
-          <w:lang w:val="ru-RU"/>
-        </w:rPr>
-        <w:t>4</w:t>
-      </w:r>
-      <w:r>
-        <w:rPr>
-          <w:b/>
-        </w:rPr>
-        <w:t>j</w:t>
-      </w:r>
-    </w:p>
-    <w:p>
-      <w:pPr>
-        <w:rPr>
-          <w:lang w:val="ru-RU"/>
-        </w:rPr>
-      </w:pPr>
-    </w:p>
-    <w:p>
-      <w:pPr>
-        <w:ind w:firstLine="709"/>
-        <w:rPr>
-          <w:lang w:val="ru-RU"/>
-        </w:rPr>
-      </w:pPr>
-      <w:r>
-        <w:rPr>
-          <w:lang w:val="ru-RU"/>
-        </w:rPr>
-        <w:t>Ниже приведено описание учебного проекта: постановка задачи с точки зрения теории графов, базовые операции над графом, пример прикладных данных и краткий обзор клиентской части. Детали серверных алгоритмов поиска по графу в работу не входят — они планируются на следующий этап.</w:t>
-      </w:r>
-    </w:p>
-    <w:p>
-      <w:pPr>
-        <w:pStyle w:val="Heading1"/>
-        <w:rPr>
-          <w:lang w:val="ru-RU"/>
-        </w:rPr>
-      </w:pPr>
-      <w:r>
-        <w:rPr>
-          <w:rFonts w:ascii="Times New Roman" w:hAnsi="Times New Roman"/>
-          <w:lang w:val="ru-RU"/>
-        </w:rPr>
-        <w:t>1. Введение</w:t>
-      </w:r>
-    </w:p>
-    <w:p>
-      <w:pPr>
-        <w:ind w:firstLine="709"/>
-        <w:rPr>
-          <w:lang w:val="ru-RU"/>
-        </w:rPr>
-      </w:pPr>
-      <w:r>
-        <w:rPr>
-          <w:lang w:val="ru-RU"/>
-        </w:rPr>
-        <w:t xml:space="preserve">Многие предметные области удобнее описывать не таблицами, а сетями связей: кто с кем знаком, какие модули программы от кого зависят, какие станции соединены линиями. Формально такая структура задаётся графом </w:t>
-      </w:r>
-      <w:r>
-        <w:t>G</w:t>
-      </w:r>
-      <w:r>
-        <w:rPr>
-          <w:lang w:val="ru-RU"/>
-        </w:rPr>
-        <w:t xml:space="preserve"> = (</w:t>
-      </w:r>
-      <w:r>
-        <w:t>V</w:t>
-      </w:r>
-      <w:r>
-        <w:rPr>
-          <w:lang w:val="ru-RU"/>
-        </w:rPr>
-        <w:t xml:space="preserve">, </w:t>
-      </w:r>
-      <w:r>
-        <w:t>E</w:t>
-      </w:r>
-      <w:r>
-        <w:rPr>
-          <w:lang w:val="ru-RU"/>
-        </w:rPr>
-        <w:t xml:space="preserve">), где </w:t>
-      </w:r>
-      <w:r>
-        <w:t>V</w:t>
-      </w:r>
-      <w:r>
-        <w:rPr>
-          <w:lang w:val="ru-RU"/>
-        </w:rPr>
-        <w:t xml:space="preserve"> — множество вершин (объектов), </w:t>
-      </w:r>
-      <w:r>
-        <w:t>E</w:t>
-      </w:r>
-      <w:r>
-        <w:rPr>
-          <w:lang w:val="ru-RU"/>
-        </w:rPr>
-        <w:t xml:space="preserve"> — множество рёбер (отношений). В зависимости от задачи рёбра могут быть направленными или нет; в данном проекте используются ориентированные связи с типом и набором свойств.</w:t>
-      </w:r>
-    </w:p>
-    <w:p>
-      <w:pPr>
-        <w:ind w:firstLine="709"/>
-        <w:rPr>
-          <w:lang w:val="ru-RU"/>
-        </w:rPr>
-      </w:pPr>
-      <w:r>
-        <w:rPr>
-          <w:lang w:val="ru-RU"/>
-        </w:rPr>
-        <w:t xml:space="preserve">Цель работы — реализовать небольшой программный комплекс: сервер хранит граф в графовой СУБД </w:t>
-      </w:r>
-      <w:r>
-        <w:t>Neo</w:t>
-      </w:r>
-      <w:r>
-        <w:rPr>
-          <w:lang w:val="ru-RU"/>
-        </w:rPr>
-        <w:t>4</w:t>
-      </w:r>
-      <w:r>
-        <w:t>j</w:t>
-      </w:r>
-      <w:r>
-        <w:rPr>
-          <w:lang w:val="ru-RU"/>
-        </w:rPr>
-        <w:t>, а настольный клиент позволяет просматривать данные, выполнять базовые операции создания, чтения, изменения и удаления (</w:t>
-      </w:r>
-      <w:r>
-        <w:t>CRUD</w:t>
-      </w:r>
-      <w:r>
-        <w:rPr>
-          <w:lang w:val="ru-RU"/>
-        </w:rPr>
-        <w:t>) вершин и связей, а также обмениваться графом с внешними файлами.</w:t>
-      </w:r>
-    </w:p>
-    <w:p>
-      <w:pPr>
-        <w:pStyle w:val="Heading1"/>
-        <w:rPr>
-          <w:lang w:val="ru-RU"/>
-        </w:rPr>
-      </w:pPr>
-      <w:r>
-        <w:rPr>
-          <w:rFonts w:ascii="Times New Roman" w:hAnsi="Times New Roman"/>
-          <w:lang w:val="ru-RU"/>
-        </w:rPr>
-        <w:lastRenderedPageBreak/>
-        <w:t>2. Элементы теории графов</w:t>
-      </w:r>
-    </w:p>
-    <w:p>
-      <w:pPr>
-        <w:pStyle w:val="Heading2"/>
-        <w:rPr>
-          <w:lang w:val="ru-RU"/>
-        </w:rPr>
-      </w:pPr>
-      <w:r>
-        <w:rPr>
-          <w:rFonts w:ascii="Times New Roman" w:hAnsi="Times New Roman"/>
-          <w:sz w:val="28"/>
-          <w:lang w:val="ru-RU"/>
-        </w:rPr>
-        <w:t>2.1. Вершины и рёбра</w:t>
-      </w:r>
-    </w:p>
-    <w:p>
-      <w:pPr>
-        <w:ind w:firstLine="709"/>
-        <w:rPr>
-          <w:lang w:val="ru-RU"/>
-        </w:rPr>
-      </w:pPr>
-      <w:r>
-        <w:rPr>
-          <w:lang w:val="ru-RU"/>
-        </w:rPr>
-        <w:t xml:space="preserve">Вершина — абстракция объекта предметной области. В </w:t>
-      </w:r>
-      <w:r>
-        <w:t>Neo</w:t>
-      </w:r>
-      <w:r>
-        <w:rPr>
-          <w:lang w:val="ru-RU"/>
-        </w:rPr>
-        <w:t>4</w:t>
-      </w:r>
-      <w:r>
-        <w:t>j</w:t>
-      </w:r>
-      <w:r>
-        <w:rPr>
-          <w:lang w:val="ru-RU"/>
-        </w:rPr>
-        <w:t xml:space="preserve"> вершине могут соответствовать одна или несколько меток (</w:t>
-      </w:r>
-      <w:r>
-        <w:t>labels</w:t>
-      </w:r>
-      <w:r>
-        <w:rPr>
-          <w:lang w:val="ru-RU"/>
-        </w:rPr>
-        <w:t xml:space="preserve">), отражающих роль объекта (например, </w:t>
-      </w:r>
-      <w:r>
-        <w:t>Module</w:t>
-      </w:r>
-      <w:r>
-        <w:rPr>
-          <w:lang w:val="ru-RU"/>
-        </w:rPr>
-        <w:t xml:space="preserve">, </w:t>
-      </w:r>
-      <w:r>
-        <w:t>Person</w:t>
-      </w:r>
-      <w:r>
-        <w:rPr>
-          <w:lang w:val="ru-RU"/>
-        </w:rPr>
-        <w:t>). Дополнительно вершине присваиваются свойства (</w:t>
-      </w:r>
-      <w:r>
-        <w:t>properties</w:t>
-      </w:r>
-      <w:r>
-        <w:rPr>
-          <w:lang w:val="ru-RU"/>
-        </w:rPr>
-        <w:t>): имя, версия, краткое описание и т.д.</w:t>
-      </w:r>
-    </w:p>
-    <w:p>
-      <w:pPr>
-        <w:ind w:firstLine="709"/>
-        <w:rPr>
-          <w:lang w:val="ru-RU"/>
-        </w:rPr>
-      </w:pPr>
-      <w:r>
-        <w:rPr>
-          <w:lang w:val="ru-RU"/>
-        </w:rPr>
-        <w:t xml:space="preserve">Ребро (в ориентированном случае — дуга) соединяет две вершины и имеет тип (например, </w:t>
-      </w:r>
-      <w:r>
-        <w:t>REQUIRES</w:t>
-      </w:r>
-      <w:r>
-        <w:rPr>
-          <w:lang w:val="ru-RU"/>
-        </w:rPr>
-        <w:t xml:space="preserve">, </w:t>
-      </w:r>
-      <w:r>
-        <w:t>KNOWS</w:t>
-      </w:r>
-      <w:r>
-        <w:rPr>
-          <w:lang w:val="ru-RU"/>
-        </w:rPr>
-        <w:t xml:space="preserve">). Тип задаёт семантику связи. Направление важно: дуга </w:t>
-      </w:r>
-      <w:r>
-        <w:t>A</w:t>
-      </w:r>
-      <w:r>
-        <w:rPr>
-          <w:lang w:val="ru-RU"/>
-        </w:rPr>
-        <w:t xml:space="preserve"> → </w:t>
-      </w:r>
-      <w:r>
-        <w:t>B</w:t>
-      </w:r>
-      <w:r>
-        <w:rPr>
-          <w:lang w:val="ru-RU"/>
-        </w:rPr>
-        <w:t xml:space="preserve"> читается как «</w:t>
-      </w:r>
-      <w:r>
-        <w:t>A</w:t>
-      </w:r>
-      <w:r>
-        <w:rPr>
-          <w:lang w:val="ru-RU"/>
-        </w:rPr>
-        <w:t xml:space="preserve"> связан с </w:t>
-      </w:r>
-      <w:r>
-        <w:t>B</w:t>
-      </w:r>
-      <w:r>
-        <w:rPr>
-          <w:lang w:val="ru-RU"/>
-        </w:rPr>
-        <w:t xml:space="preserve"> в указанном смысле», а не наоборот.</w:t>
-      </w:r>
-    </w:p>
-    <w:p>
-      <w:pPr>
-        <w:pStyle w:val="Heading2"/>
-        <w:rPr>
-          <w:lang w:val="ru-RU"/>
-        </w:rPr>
-      </w:pPr>
-      <w:r>
-        <w:rPr>
-          <w:rFonts w:ascii="Times New Roman" w:hAnsi="Times New Roman"/>
-          <w:sz w:val="28"/>
-          <w:lang w:val="ru-RU"/>
-        </w:rPr>
-        <w:t>2.2. Степень вершины и «востребованность»</w:t>
-      </w:r>
-    </w:p>
-    <w:p>
-      <w:pPr>
-        <w:ind w:firstLine="709"/>
-        <w:rPr>
-          <w:lang w:val="ru-RU"/>
-        </w:rPr>
-      </w:pPr>
-      <w:r>
-        <w:rPr>
-          <w:lang w:val="ru-RU"/>
-        </w:rPr>
-        <w:t xml:space="preserve">Для ориентированного графа различают входящую </w:t>
-      </w:r>
-      <w:r>
-        <w:t>deg</w:t>
-      </w:r>
-      <w:r>
-        <w:rPr>
-          <w:lang w:val="ru-RU"/>
-        </w:rPr>
-        <w:t>⁻(</w:t>
-      </w:r>
-      <w:r>
-        <w:t>v</w:t>
-      </w:r>
-      <w:r>
-        <w:rPr>
-          <w:lang w:val="ru-RU"/>
-        </w:rPr>
-        <w:t xml:space="preserve">) и исходящую </w:t>
-      </w:r>
-      <w:r>
-        <w:t>deg</w:t>
-      </w:r>
-      <w:r>
-        <w:rPr>
-          <w:lang w:val="ru-RU"/>
-        </w:rPr>
-        <w:t>⁺(</w:t>
-      </w:r>
-      <w:r>
-        <w:t>v</w:t>
-      </w:r>
-      <w:r>
-        <w:rPr>
-          <w:lang w:val="ru-RU"/>
-        </w:rPr>
-        <w:t xml:space="preserve">) степень вершины </w:t>
-      </w:r>
-      <w:r>
-        <w:t>v</w:t>
-      </w:r>
-      <w:r>
-        <w:rPr>
-          <w:lang w:val="ru-RU"/>
-        </w:rPr>
-        <w:t xml:space="preserve"> — число дуг, входящих в </w:t>
-      </w:r>
-      <w:r>
-        <w:t>v</w:t>
-      </w:r>
-      <w:r>
-        <w:rPr>
-          <w:lang w:val="ru-RU"/>
-        </w:rPr>
-        <w:t xml:space="preserve"> и выходящих из </w:t>
-      </w:r>
-      <w:r>
-        <w:t>v</w:t>
-      </w:r>
-      <w:r>
-        <w:rPr>
-          <w:lang w:val="ru-RU"/>
-        </w:rPr>
-        <w:t xml:space="preserve">. В примере с зависимостями программных пакетов исходящие дуги типа </w:t>
-      </w:r>
-      <w:r>
-        <w:t>REQUIRES</w:t>
-      </w:r>
-      <w:r>
-        <w:rPr>
-          <w:lang w:val="ru-RU"/>
-        </w:rPr>
-        <w:t xml:space="preserve"> показывают, от чего зависит модуль; входящие — кто от него зависит. Вершина с большим </w:t>
-      </w:r>
-      <w:r>
-        <w:t>deg</w:t>
-      </w:r>
-      <w:r>
-        <w:rPr>
-          <w:lang w:val="ru-RU"/>
-        </w:rPr>
-        <w:t>⁻ часто играет роль «популярной» библиотеки, на которую опираются многие другие пакеты.</w:t>
-      </w:r>
-    </w:p>
-    <w:p>
-      <w:pPr>
-        <w:ind w:firstLine="709"/>
-        <w:rPr>
-          <w:lang w:val="ru-RU"/>
-        </w:rPr>
-      </w:pPr>
-      <w:r>
-        <w:rPr>
-          <w:lang w:val="ru-RU"/>
-        </w:rPr>
-        <w:t>Такие простые количественные характеристики не требуют сложных алгоритмов: достаточно один раз обойти множество рёбер. Именно на этом уровне удобно демонстрировать практическую ценность графового представления.</w:t>
-      </w:r>
-    </w:p>
-    <w:p>
-      <w:pPr>
-        <w:pStyle w:val="Heading2"/>
-        <w:rPr>
-          <w:lang w:val="ru-RU"/>
-        </w:rPr>
-      </w:pPr>
-      <w:r>
-        <w:rPr>
-          <w:rFonts w:ascii="Times New Roman" w:hAnsi="Times New Roman"/>
-          <w:sz w:val="28"/>
-          <w:lang w:val="ru-RU"/>
-        </w:rPr>
-        <w:lastRenderedPageBreak/>
-        <w:t>2.3. Представление графа в памяти и в базе</w:t>
-      </w:r>
-    </w:p>
-    <w:p>
-      <w:pPr>
-        <w:ind w:firstLine="709"/>
-        <w:rPr>
-          <w:lang w:val="ru-RU"/>
-        </w:rPr>
-      </w:pPr>
-      <w:r>
-        <w:rPr>
-          <w:lang w:val="ru-RU"/>
-        </w:rPr>
-        <w:t>В классической теории граф хранят списками смежности или матрицей. Графовые СУБД используют иной подход: вершины и связи — записи с идентификаторами, по которым выполняются локальные переходы «от вершины к соседям». Для учебного проекта это удобно: не нужно вручную поддерживать целостность индексов, как в чисто реляционной схеме со множеством таблиц связей.</w:t>
-      </w:r>
-    </w:p>
-    <w:p>
-      <w:pPr>
-        <w:pStyle w:val="Heading2"/>
-        <w:rPr>
-          <w:lang w:val="ru-RU"/>
-        </w:rPr>
-      </w:pPr>
-      <w:r>
-        <w:rPr>
-          <w:rFonts w:ascii="Times New Roman" w:hAnsi="Times New Roman"/>
-          <w:sz w:val="28"/>
-          <w:lang w:val="ru-RU"/>
-        </w:rPr>
-        <w:t>2.4. Сравнение с реляционной моделью</w:t>
-      </w:r>
-    </w:p>
-    <w:p>
-      <w:pPr>
-        <w:ind w:firstLine="709"/>
-        <w:rPr>
-          <w:lang w:val="ru-RU"/>
-        </w:rPr>
-      </w:pPr>
-      <w:r>
-        <w:rPr>
-          <w:lang w:val="ru-RU"/>
-        </w:rPr>
-        <w:t>В реляционной базе связь «многие ко многим» обычно реализуется промежуточной таб</w:t>
-      </w:r>
-      <w:r>
-        <w:rPr>
-          <w:lang w:val="ru-RU"/>
-        </w:rPr>
-        <w:t>ли</w:t>
-      </w:r>
-      <w:r>
-        <w:rPr>
-          <w:lang w:val="ru-RU"/>
-        </w:rPr>
-        <w:t xml:space="preserve">цей. При частых запросах «пройти на два шага» по связям приходится составлять цепочку </w:t>
-      </w:r>
-      <w:r>
-        <w:t>JOIN</w:t>
-      </w:r>
-      <w:r>
-        <w:rPr>
-          <w:lang w:val="ru-RU"/>
-        </w:rPr>
-        <w:t>, что усложняет запрос и может ухудшать читаемость. В графовой модели такой обход ближе к естественной навигации по соседям.</w:t>
-      </w:r>
-    </w:p>
-    <w:p>
-      <w:pPr>
-        <w:ind w:firstLine="709"/>
-        <w:rPr>
-          <w:lang w:val="ru-RU"/>
-        </w:rPr>
-      </w:pPr>
-      <w:r>
-        <w:rPr>
-          <w:lang w:val="ru-RU"/>
-        </w:rPr>
-        <w:t>Реляционные СУБД остаются незаменимы там, где важны строгие отчёты по столбцам, агрегаты по большим таблицам, жёсткие транзакционные схемы над фиксированной схемой. Графовые хранилища выигрывают, когда структура связей не менее важна, чем атрибуты отдельных записей. Учебный проект намеренно смещён во вторую область.</w:t>
-      </w:r>
-    </w:p>
-    <w:p>
-      <w:pPr>
-        <w:pStyle w:val="Heading2"/>
-        <w:rPr>
-          <w:lang w:val="ru-RU"/>
-        </w:rPr>
-      </w:pPr>
-      <w:r>
-        <w:rPr>
-          <w:rFonts w:ascii="Times New Roman" w:hAnsi="Times New Roman"/>
-          <w:sz w:val="28"/>
-          <w:lang w:val="ru-RU"/>
-        </w:rPr>
-        <w:t>2.5. Связность и компоненты</w:t>
-      </w:r>
-    </w:p>
-    <w:p>
-      <w:pPr>
-        <w:ind w:firstLine="709"/>
-        <w:rPr>
-          <w:lang w:val="ru-RU"/>
-        </w:rPr>
-      </w:pPr>
-      <w:r>
-        <w:rPr>
-          <w:lang w:val="ru-RU"/>
-        </w:rPr>
-        <w:t>Граф называется связным (в неориентированном смысле), если между любой парой вершин существует путь. В ориентированном графе отдельно рассматривают сильную связность. На практике большие сети часто распадаются на компоненты: например, в графе пакетов изолированные вершины могут появиться, если зависимость указана на пакет, не установленный в данном окружении.</w:t>
-      </w:r>
-    </w:p>
-    <w:p>
-      <w:pPr>
-        <w:ind w:firstLine="709"/>
-        <w:rPr>
-          <w:lang w:val="ru-RU"/>
-        </w:rPr>
-      </w:pPr>
-      <w:r>
-        <w:rPr>
-          <w:lang w:val="ru-RU"/>
-        </w:rPr>
-        <w:lastRenderedPageBreak/>
-        <w:t xml:space="preserve">Для демонстрационного файла </w:t>
-      </w:r>
-      <w:r>
-        <w:t>pip</w:t>
-      </w:r>
-      <w:r>
-        <w:rPr>
-          <w:lang w:val="ru-RU"/>
-        </w:rPr>
-        <w:t xml:space="preserve"> зависимости фильтруются: ребро создаётся только если обе вершины присутствуют в списке установленных дистрибутивов. Это осознанное упрощение, чтобы граф оставался связным «по смыслу» задачи.</w:t>
-      </w:r>
-    </w:p>
-    <w:p>
-      <w:pPr>
-        <w:pStyle w:val="Heading1"/>
-        <w:rPr>
-          <w:lang w:val="ru-RU"/>
-        </w:rPr>
-      </w:pPr>
-      <w:r>
-        <w:rPr>
-          <w:rFonts w:ascii="Times New Roman" w:hAnsi="Times New Roman"/>
-          <w:lang w:val="ru-RU"/>
-        </w:rPr>
-        <w:t>3. Базовые операции над графом (</w:t>
-      </w:r>
-      <w:r>
-        <w:rPr>
-          <w:rFonts w:ascii="Times New Roman" w:hAnsi="Times New Roman"/>
-        </w:rPr>
-        <w:t>CRUD</w:t>
-      </w:r>
-      <w:r>
-        <w:rPr>
-          <w:rFonts w:ascii="Times New Roman" w:hAnsi="Times New Roman"/>
-          <w:lang w:val="ru-RU"/>
-        </w:rPr>
-        <w:t>)</w:t>
-      </w:r>
-    </w:p>
-    <w:p>
-      <w:pPr>
-        <w:ind w:firstLine="709"/>
-        <w:rPr>
-          <w:lang w:val="ru-RU"/>
-        </w:rPr>
-      </w:pPr>
-      <w:r>
-        <w:rPr>
-          <w:lang w:val="ru-RU"/>
-        </w:rPr>
-        <w:t>Поддержка жизненного цикла данных сводится к четырём группам операций.</w:t>
-      </w:r>
-    </w:p>
-    <w:p>
-      <w:pPr>
-        <w:ind w:firstLine="709"/>
-        <w:rPr>
-          <w:lang w:val="ru-RU"/>
-        </w:rPr>
-      </w:pPr>
-      <w:r>
-        <w:rPr>
-          <w:lang w:val="ru-RU"/>
-        </w:rPr>
-        <w:t>Создание (</w:t>
-      </w:r>
-      <w:r>
-        <w:t>Create</w:t>
-      </w:r>
-      <w:r>
-        <w:rPr>
-          <w:lang w:val="ru-RU"/>
-        </w:rPr>
-        <w:t>): добавление новой вершины с метками и свойствами; добавление связи между двумя уже существующими вершинами с указанием типа.</w:t>
-      </w:r>
-    </w:p>
-    <w:p>
-      <w:pPr>
-        <w:ind w:firstLine="709"/>
-        <w:rPr>
-          <w:lang w:val="ru-RU"/>
-        </w:rPr>
-      </w:pPr>
-      <w:r>
-        <w:rPr>
-          <w:lang w:val="ru-RU"/>
-        </w:rPr>
-        <w:t>Чтение (</w:t>
-      </w:r>
-      <w:r>
-        <w:t>Read</w:t>
-      </w:r>
-      <w:r>
-        <w:rPr>
-          <w:lang w:val="ru-RU"/>
-        </w:rPr>
-        <w:t>): получение списка вершин и связей; просмотр свойств выбранного элемента. В клиенте данные отображаются в табличном виде.</w:t>
-      </w:r>
-    </w:p>
-    <w:p>
-      <w:pPr>
-        <w:ind w:firstLine="709"/>
-        <w:rPr>
-          <w:lang w:val="ru-RU"/>
-        </w:rPr>
-      </w:pPr>
-      <w:r>
-        <w:rPr>
-          <w:lang w:val="ru-RU"/>
-        </w:rPr>
-        <w:t>Обновление (</w:t>
-      </w:r>
-      <w:r>
-        <w:t>Update</w:t>
-      </w:r>
-      <w:r>
-        <w:rPr>
-          <w:lang w:val="ru-RU"/>
-        </w:rPr>
-        <w:t xml:space="preserve">): изменение свойств вершины или связи без смены идентификатора. Метки существующей вершины в текущей версии клиента не редактируются — это ограничение интерфейса, а не самой модели </w:t>
-      </w:r>
-      <w:r>
-        <w:t>Neo</w:t>
-      </w:r>
-      <w:r>
-        <w:rPr>
-          <w:lang w:val="ru-RU"/>
-        </w:rPr>
-        <w:t>4</w:t>
-      </w:r>
-      <w:r>
-        <w:t>j</w:t>
-      </w:r>
-      <w:r>
-        <w:rPr>
-          <w:lang w:val="ru-RU"/>
-        </w:rPr>
-        <w:t>.</w:t>
-      </w:r>
-    </w:p>
-    <w:p>
-      <w:pPr>
-        <w:ind w:firstLine="709"/>
-        <w:rPr>
-          <w:lang w:val="ru-RU"/>
-        </w:rPr>
-      </w:pPr>
-      <w:r>
-        <w:rPr>
-          <w:lang w:val="ru-RU"/>
-        </w:rPr>
-        <w:t>Удаление (</w:t>
-      </w:r>
-      <w:r>
-        <w:t>Delete</w:t>
-      </w:r>
-      <w:r>
-        <w:rPr>
-          <w:lang w:val="ru-RU"/>
-        </w:rPr>
-        <w:t>): удаление связи; удаление вершины. Если у вершины остались связи, сервер может отклонить операцию — тогда в клиенте предусмотрен режим «удалить вместе со связями» (</w:t>
-      </w:r>
-      <w:r>
-        <w:t>detach</w:t>
-      </w:r>
-      <w:r>
-        <w:rPr>
-          <w:lang w:val="ru-RU"/>
-        </w:rPr>
-        <w:t>).</w:t>
-      </w:r>
-    </w:p>
-    <w:p>
-      <w:pPr>
-        <w:pStyle w:val="Heading2"/>
-        <w:rPr>
-          <w:lang w:val="ru-RU"/>
-        </w:rPr>
-      </w:pPr>
-      <w:r>
-        <w:rPr>
-          <w:rFonts w:ascii="Times New Roman" w:hAnsi="Times New Roman"/>
-          <w:sz w:val="28"/>
-          <w:lang w:val="ru-RU"/>
-        </w:rPr>
-        <w:t>3.1. Типичный сценарий работы пользователя</w:t>
-      </w:r>
-    </w:p>
-    <w:p>
-      <w:pPr>
-        <w:ind w:firstLine="709"/>
-        <w:rPr>
-          <w:lang w:val="ru-RU"/>
-        </w:rPr>
-      </w:pPr>
-      <w:r>
-        <w:rPr>
-          <w:lang w:val="ru-RU"/>
-        </w:rPr>
-        <w:t>Пользователь запускает сервер (</w:t>
-      </w:r>
-      <w:r>
-        <w:t>Docker</w:t>
-      </w:r>
-      <w:r>
-        <w:rPr>
-          <w:lang w:val="ru-RU"/>
-        </w:rPr>
-        <w:t xml:space="preserve">) и клиент. В параметрах подключения указывает адрес </w:t>
-      </w:r>
-      <w:r>
-        <w:t>API</w:t>
-      </w:r>
-      <w:r>
-        <w:rPr>
-          <w:lang w:val="ru-RU"/>
-        </w:rPr>
-        <w:t xml:space="preserve">. При первом запуске может </w:t>
-      </w:r>
-      <w:r>
-        <w:rPr>
-          <w:lang w:val="ru-RU"/>
-        </w:rPr>
-        <w:lastRenderedPageBreak/>
-        <w:t xml:space="preserve">импортировать готовый </w:t>
-      </w:r>
-      <w:r>
-        <w:t>JSON</w:t>
-      </w:r>
-      <w:r>
-        <w:rPr>
-          <w:lang w:val="ru-RU"/>
-        </w:rPr>
-        <w:t xml:space="preserve"> с графом зависимостей в режиме «заменить», чтобы база сразу содержала </w:t>
-      </w:r>
-      <w:r>
-        <w:rPr>
-          <w:lang w:val="ru-RU"/>
-        </w:rPr>
-        <w:t xml:space="preserve">полезные </w:t>
-      </w:r>
-      <w:r>
-        <w:rPr>
-          <w:lang w:val="ru-RU"/>
-        </w:rPr>
-        <w:t>данные.</w:t>
-      </w:r>
-    </w:p>
-    <w:p>
-      <w:pPr>
-        <w:ind w:firstLine="709"/>
-        <w:rPr>
-          <w:lang w:val="ru-RU"/>
-        </w:rPr>
-      </w:pPr>
-      <w:r>
-        <w:rPr>
-          <w:lang w:val="ru-RU"/>
-        </w:rPr>
-        <w:t xml:space="preserve">Далее в таблице вершин он находит интересующий пакет, открывает свойства, при необходимости правит описание. Чтобы зафиксировать зависимость между двумя модулями, создаёт связь, указав идентификаторы начальной и конечной вершины и тип </w:t>
-      </w:r>
-      <w:r>
-        <w:t>REQUIRES</w:t>
-      </w:r>
-      <w:r>
-        <w:rPr>
-          <w:lang w:val="ru-RU"/>
-        </w:rPr>
-        <w:t xml:space="preserve">. Для отчёта преподавателю может экспортировать граф в </w:t>
-      </w:r>
-      <w:proofErr w:type="spellStart"/>
-      <w:r>
-        <w:t>GraphML</w:t>
-      </w:r>
-      <w:proofErr w:type="spellEnd"/>
-      <w:r>
-        <w:rPr>
-          <w:lang w:val="ru-RU"/>
-        </w:rPr>
-        <w:t xml:space="preserve"> и открыть его в внешней программе визуализации.</w:t>
-      </w:r>
-    </w:p>
-    <w:p>
-      <w:pPr>
-        <w:pStyle w:val="Heading2"/>
-        <w:rPr>
-          <w:lang w:val="ru-RU"/>
-        </w:rPr>
-      </w:pPr>
-      <w:r>
-        <w:rPr>
-          <w:rFonts w:ascii="Times New Roman" w:hAnsi="Times New Roman"/>
-          <w:sz w:val="28"/>
-          <w:lang w:val="ru-RU"/>
-        </w:rPr>
-        <w:t>3.2. Целостность данных</w:t>
-      </w:r>
-    </w:p>
-    <w:p>
-      <w:pPr>
-        <w:ind w:firstLine="709"/>
-        <w:rPr>
-          <w:lang w:val="ru-RU"/>
-        </w:rPr>
-      </w:pPr>
-      <w:r>
-        <w:rPr>
-          <w:lang w:val="ru-RU"/>
-        </w:rPr>
-        <w:t xml:space="preserve">Связь нельзя создать между несуществующими вершинами — сервер вернёт ошибку. При удалении вершины с инцидентными рёбрами без флага </w:t>
-      </w:r>
-      <w:r>
-        <w:t>detach</w:t>
-      </w:r>
-      <w:r>
-        <w:rPr>
-          <w:lang w:val="ru-RU"/>
-        </w:rPr>
-        <w:t xml:space="preserve"> операция блокируется: это защита от «висячих» ссылок. С точки зрения теории графов после удаления вершины все дуги, инцидентные ей, также должны исчезнуть — именно это обеспечивает режим </w:t>
-      </w:r>
-      <w:r>
-        <w:t>detach</w:t>
-      </w:r>
-      <w:r>
-        <w:rPr>
-          <w:lang w:val="ru-RU"/>
-        </w:rPr>
-        <w:t>.</w:t>
-      </w:r>
-    </w:p>
-    <w:p>
-      <w:pPr>
-        <w:pStyle w:val="Heading1"/>
-        <w:rPr>
-          <w:lang w:val="ru-RU"/>
-        </w:rPr>
-      </w:pPr>
-      <w:r>
-        <w:rPr>
-          <w:rFonts w:ascii="Times New Roman" w:hAnsi="Times New Roman"/>
-          <w:lang w:val="ru-RU"/>
-        </w:rPr>
-        <w:t>4. Общая схема программного комплекса</w:t>
-      </w:r>
-    </w:p>
-    <w:p>
-      <w:pPr>
-        <w:ind w:firstLine="709"/>
-        <w:rPr>
-          <w:lang w:val="ru-RU"/>
-        </w:rPr>
-      </w:pPr>
-      <w:r>
-        <w:rPr>
-          <w:lang w:val="ru-RU"/>
-        </w:rPr>
-        <w:t xml:space="preserve">Система состоит из двух основных частей. Серверная часть — </w:t>
-      </w:r>
-      <w:r>
-        <w:t>REST</w:t>
-      </w:r>
-      <w:r>
-        <w:rPr>
-          <w:lang w:val="ru-RU"/>
-        </w:rPr>
-        <w:t xml:space="preserve"> </w:t>
-      </w:r>
-      <w:r>
-        <w:t>API</w:t>
-      </w:r>
-      <w:r>
-        <w:rPr>
-          <w:lang w:val="ru-RU"/>
-        </w:rPr>
-        <w:t xml:space="preserve"> (фреймворк </w:t>
-      </w:r>
-      <w:proofErr w:type="spellStart"/>
-      <w:r>
-        <w:t>FastAPI</w:t>
-      </w:r>
-      <w:proofErr w:type="spellEnd"/>
-      <w:r>
-        <w:rPr>
-          <w:lang w:val="ru-RU"/>
-        </w:rPr>
-        <w:t xml:space="preserve">), которая принимает </w:t>
-      </w:r>
-      <w:r>
-        <w:t>HTTP</w:t>
-      </w:r>
-      <w:r>
-        <w:rPr>
-          <w:lang w:val="ru-RU"/>
-        </w:rPr>
-        <w:t xml:space="preserve">-запросы и обращается к </w:t>
-      </w:r>
-      <w:r>
-        <w:t>Neo</w:t>
-      </w:r>
-      <w:r>
-        <w:rPr>
-          <w:lang w:val="ru-RU"/>
-        </w:rPr>
-        <w:t>4</w:t>
-      </w:r>
-      <w:r>
-        <w:t>j</w:t>
-      </w:r>
-      <w:r>
-        <w:rPr>
-          <w:lang w:val="ru-RU"/>
-        </w:rPr>
-        <w:t xml:space="preserve"> по протоколу </w:t>
-      </w:r>
-      <w:r>
-        <w:t>Bolt</w:t>
-      </w:r>
-      <w:r>
-        <w:rPr>
-          <w:lang w:val="ru-RU"/>
-        </w:rPr>
-        <w:t xml:space="preserve">. Клиентская часть — приложение на </w:t>
-      </w:r>
-      <w:proofErr w:type="spellStart"/>
-      <w:r>
-        <w:t>wxPython</w:t>
-      </w:r>
-      <w:proofErr w:type="spellEnd"/>
-      <w:r>
-        <w:rPr>
-          <w:lang w:val="ru-RU"/>
-        </w:rPr>
-        <w:t xml:space="preserve">: оно не работает с базой напрямую, а вызывает </w:t>
-      </w:r>
-      <w:r>
-        <w:t>API</w:t>
-      </w:r>
-      <w:r>
-        <w:rPr>
-          <w:lang w:val="ru-RU"/>
-        </w:rPr>
-        <w:t>. Такое разделение упрощает сопровождение и позволяет в перспективе подключить другие клиенты (веб-интерфейс, мобильное приложение).</w:t>
-      </w:r>
-    </w:p>
-    <w:p>
-      <w:pPr>
-        <w:ind w:firstLine="709"/>
-        <w:rPr>
-          <w:lang w:val="ru-RU"/>
-        </w:rPr>
-      </w:pPr>
-      <w:r>
-        <w:rPr>
-          <w:lang w:val="ru-RU"/>
-        </w:rPr>
-        <w:t xml:space="preserve">Запуск в учебной среде обычно выполняется через </w:t>
-      </w:r>
-      <w:r>
-        <w:t>Docker</w:t>
-      </w:r>
-      <w:r>
-        <w:rPr>
-          <w:lang w:val="ru-RU"/>
-        </w:rPr>
-        <w:t xml:space="preserve"> </w:t>
-      </w:r>
-      <w:r>
-        <w:t>Compose</w:t>
-      </w:r>
-      <w:r>
-        <w:rPr>
-          <w:lang w:val="ru-RU"/>
-        </w:rPr>
-        <w:t xml:space="preserve">: контейнер с </w:t>
-      </w:r>
-      <w:r>
-        <w:t>Neo</w:t>
-      </w:r>
-      <w:r>
-        <w:rPr>
-          <w:lang w:val="ru-RU"/>
-        </w:rPr>
-        <w:t>4</w:t>
-      </w:r>
-      <w:r>
-        <w:t>j</w:t>
-      </w:r>
-      <w:r>
-        <w:rPr>
-          <w:lang w:val="ru-RU"/>
-        </w:rPr>
-        <w:t xml:space="preserve"> и контейнер с </w:t>
-      </w:r>
-      <w:r>
-        <w:t>API</w:t>
-      </w:r>
-      <w:r>
-        <w:rPr>
-          <w:lang w:val="ru-RU"/>
-        </w:rPr>
-        <w:t xml:space="preserve">. Клиент запускается на </w:t>
-      </w:r>
-      <w:r>
-        <w:rPr>
-          <w:lang w:val="ru-RU"/>
-        </w:rPr>
-        <w:lastRenderedPageBreak/>
-        <w:t xml:space="preserve">рабочей станции (файл </w:t>
-      </w:r>
-      <w:r>
-        <w:t>start</w:t>
-      </w:r>
-      <w:r>
-        <w:rPr>
-          <w:lang w:val="ru-RU"/>
-        </w:rPr>
-        <w:t>.</w:t>
-      </w:r>
-      <w:proofErr w:type="spellStart"/>
-      <w:r>
-        <w:t>cmd</w:t>
-      </w:r>
-      <w:proofErr w:type="spellEnd"/>
-      <w:r>
-        <w:rPr>
-          <w:lang w:val="ru-RU"/>
-        </w:rPr>
-        <w:t xml:space="preserve"> в корне репозитория). Параметры подключения (адрес сервера, имя базы, таймаут) сохраняются в файле настроек в профиле пользователя.</w:t>
-      </w:r>
-    </w:p>
-    <w:p>
-      <w:pPr>
-        <w:pStyle w:val="Heading2"/>
-        <w:rPr>
-          <w:lang w:val="ru-RU"/>
-        </w:rPr>
-      </w:pPr>
-      <w:r>
-        <w:rPr>
-          <w:rFonts w:ascii="Times New Roman" w:hAnsi="Times New Roman"/>
-          <w:sz w:val="28"/>
-          <w:lang w:val="ru-RU"/>
-        </w:rPr>
-        <w:t>4.1. Форматы обмена графом</w:t>
-      </w:r>
-    </w:p>
-    <w:p>
-      <w:pPr>
-        <w:ind w:firstLine="709"/>
-        <w:rPr>
-          <w:lang w:val="ru-RU"/>
-        </w:rPr>
-      </w:pPr>
-      <w:r>
-        <w:t>JSON</w:t>
-      </w:r>
-      <w:r>
-        <w:rPr>
-          <w:lang w:val="ru-RU"/>
-        </w:rPr>
-        <w:t xml:space="preserve"> с полями </w:t>
-      </w:r>
-      <w:r>
-        <w:t>nodes</w:t>
-      </w:r>
-      <w:r>
-        <w:rPr>
-          <w:lang w:val="ru-RU"/>
-        </w:rPr>
-        <w:t xml:space="preserve"> и </w:t>
-      </w:r>
-      <w:r>
-        <w:t>edges</w:t>
-      </w:r>
-      <w:r>
-        <w:rPr>
-          <w:lang w:val="ru-RU"/>
-        </w:rPr>
-        <w:t xml:space="preserve"> — основной формат проекта: удобен для отладки и импорта целиком. </w:t>
-      </w:r>
-      <w:proofErr w:type="spellStart"/>
-      <w:r>
-        <w:t>GraphML</w:t>
-      </w:r>
-      <w:proofErr w:type="spellEnd"/>
-      <w:r>
-        <w:rPr>
-          <w:lang w:val="ru-RU"/>
-        </w:rPr>
-        <w:t xml:space="preserve"> — распространённый </w:t>
-      </w:r>
-      <w:r>
-        <w:t>XML</w:t>
-      </w:r>
-      <w:r>
-        <w:rPr>
-          <w:lang w:val="ru-RU"/>
-        </w:rPr>
-        <w:t xml:space="preserve">-формат для обмена с редакторами графов. </w:t>
-      </w:r>
-      <w:r>
-        <w:t>GEXF</w:t>
-      </w:r>
-      <w:r>
-        <w:rPr>
-          <w:lang w:val="ru-RU"/>
-        </w:rPr>
-        <w:t xml:space="preserve"> используется, в частности, в </w:t>
-      </w:r>
-      <w:proofErr w:type="spellStart"/>
-      <w:r>
-        <w:t>Gephi</w:t>
-      </w:r>
-      <w:proofErr w:type="spellEnd"/>
-      <w:r>
-        <w:rPr>
-          <w:lang w:val="ru-RU"/>
-        </w:rPr>
-        <w:t>. Сервер умеет отдавать снимок графа в этих форматах; клиент сохраняет их на диск по выбору пользователя.</w:t>
-      </w:r>
-    </w:p>
-    <w:p>
-      <w:pPr>
-        <w:ind w:firstLine="709"/>
-        <w:rPr>
-          <w:lang w:val="ru-RU"/>
-        </w:rPr>
-      </w:pPr>
-      <w:r>
-        <w:rPr>
-          <w:lang w:val="ru-RU"/>
-        </w:rPr>
-        <w:t xml:space="preserve">Импорт </w:t>
-      </w:r>
-      <w:proofErr w:type="spellStart"/>
-      <w:r>
-        <w:t>GraphML</w:t>
-      </w:r>
-      <w:proofErr w:type="spellEnd"/>
-      <w:r>
-        <w:rPr>
-          <w:lang w:val="ru-RU"/>
-        </w:rPr>
-        <w:t xml:space="preserve"> в </w:t>
-      </w:r>
-      <w:r>
-        <w:t>API</w:t>
-      </w:r>
-      <w:r>
-        <w:rPr>
-          <w:lang w:val="ru-RU"/>
-        </w:rPr>
-        <w:t xml:space="preserve"> преобразует </w:t>
-      </w:r>
-      <w:r>
-        <w:t>XML</w:t>
-      </w:r>
-      <w:r>
-        <w:rPr>
-          <w:lang w:val="ru-RU"/>
-        </w:rPr>
-        <w:t xml:space="preserve"> во внутреннюю структуру и загружает её в </w:t>
-      </w:r>
-      <w:r>
-        <w:t>Neo</w:t>
-      </w:r>
-      <w:r>
-        <w:rPr>
-          <w:lang w:val="ru-RU"/>
-        </w:rPr>
-        <w:t>4</w:t>
-      </w:r>
-      <w:r>
-        <w:t>j</w:t>
-      </w:r>
-      <w:r>
-        <w:rPr>
-          <w:lang w:val="ru-RU"/>
-        </w:rPr>
-        <w:t xml:space="preserve"> тем же механизмом, что и </w:t>
-      </w:r>
-      <w:r>
-        <w:t>JSON</w:t>
-      </w:r>
-      <w:r>
-        <w:rPr>
-          <w:lang w:val="ru-RU"/>
-        </w:rPr>
-        <w:t>. Таким образом, пользователь может подготовить граф во внешнем редакторе и загрузить в систему без ручного ввода сотен вершин.</w:t>
-      </w:r>
-    </w:p>
-    <w:p>
-      <w:pPr>
-        <w:pStyle w:val="Heading1"/>
-        <w:rPr>
-          <w:lang w:val="ru-RU"/>
-        </w:rPr>
-      </w:pPr>
-      <w:r>
-        <w:rPr>
-          <w:rFonts w:ascii="Times New Roman" w:hAnsi="Times New Roman"/>
-          <w:lang w:val="ru-RU"/>
-        </w:rPr>
-        <w:t>5. Области применения графовых моделей</w:t>
-      </w:r>
-    </w:p>
-    <w:p>
-      <w:pPr>
-        <w:ind w:firstLine="709"/>
-        <w:rPr>
-          <w:lang w:val="ru-RU"/>
-        </w:rPr>
-      </w:pPr>
-      <w:r>
-        <w:rPr>
-          <w:lang w:val="ru-RU"/>
-        </w:rPr>
-        <w:t>Ниже перечислены типичные предметные области. В каждой из них граф задаётся по-разному, но математическая основа одна и та же.</w:t>
-      </w:r>
-    </w:p>
-    <w:p>
-      <w:pPr>
-        <w:ind w:firstLine="709"/>
-        <w:rPr>
-          <w:lang w:val="ru-RU"/>
-        </w:rPr>
-      </w:pPr>
-      <w:r>
-        <w:rPr>
-          <w:lang w:val="ru-RU"/>
-        </w:rPr>
-        <w:t>Социальные сети. Вершины — пользователи. Рёбра — отношения «дружит», «подписан», «написал сообщение». Запрос «друзья друзей» — обход на глубину два. Для хранения миллиардов вершин нужны промышленные кластеры, но принцип остаётся тем же, что в учебном проекте.</w:t>
-      </w:r>
-    </w:p>
-    <w:p>
-      <w:pPr>
-        <w:ind w:firstLine="709"/>
-        <w:rPr>
-          <w:lang w:val="ru-RU"/>
-        </w:rPr>
-      </w:pPr>
-      <w:r>
-        <w:rPr>
-          <w:lang w:val="ru-RU"/>
-        </w:rPr>
-        <w:t xml:space="preserve">Транспорт и логистика. Вершины — перекрёстки, склады, города. Рёбра — дороги или маршруты с весом (километры, время, стоимость). Задача кратчайшего пути здесь естественна, но в текущей </w:t>
-      </w:r>
-      <w:r>
-        <w:rPr>
-          <w:lang w:val="ru-RU"/>
-        </w:rPr>
-        <w:lastRenderedPageBreak/>
-        <w:t>версии программы не реализована; достаточно упомянуть как мотивацию для развития.</w:t>
-      </w:r>
-    </w:p>
-    <w:p>
-      <w:pPr>
-        <w:ind w:firstLine="709"/>
-        <w:rPr>
-          <w:lang w:val="ru-RU"/>
-        </w:rPr>
-      </w:pPr>
-      <w:r>
-        <w:rPr>
-          <w:lang w:val="ru-RU"/>
-        </w:rPr>
-        <w:t>Информационная безопасность. Вершины — учётные записи и ресурсы. Дуги — право доступа. Анализ «кто косвенно имеет доступ через цепочку ролей» сводится к поиску путей в орграфе разрешений.</w:t>
-      </w:r>
-    </w:p>
-    <w:p>
-      <w:pPr>
-        <w:ind w:firstLine="709"/>
-        <w:rPr>
-          <w:lang w:val="ru-RU"/>
-        </w:rPr>
-      </w:pPr>
-      <w:r>
-        <w:rPr>
-          <w:lang w:val="ru-RU"/>
-        </w:rPr>
-        <w:t>Биоинформатика и химия. Вершины — молекулы или гены, рёбра — реакции или регуляторное влияние. Граф помогает визуализировать сложные сети, где табличная модель «одна таблица на тип связи» становится громоздкой.</w:t>
-      </w:r>
-    </w:p>
-    <w:p>
-      <w:pPr>
-        <w:ind w:firstLine="709"/>
-        <w:rPr>
-          <w:lang w:val="ru-RU"/>
-        </w:rPr>
-      </w:pPr>
-      <w:r>
-        <w:rPr>
-          <w:lang w:val="ru-RU"/>
-        </w:rPr>
-        <w:t xml:space="preserve">Разработка программного обеспечения. Вершины — модули, библиотеки, сервисы. Рёбра — зависимости при сборке и развёртывании. Именно этот случай реализован в демонстрационном файле </w:t>
-      </w:r>
-      <w:r>
-        <w:t>pip</w:t>
-      </w:r>
-      <w:r>
-        <w:rPr>
-          <w:lang w:val="ru-RU"/>
-        </w:rPr>
-        <w:t>_</w:t>
-      </w:r>
-      <w:r>
-        <w:t>dependency</w:t>
-      </w:r>
-      <w:r>
-        <w:rPr>
-          <w:lang w:val="ru-RU"/>
-        </w:rPr>
-        <w:t>_</w:t>
-      </w:r>
-      <w:r>
-        <w:t>graph</w:t>
-      </w:r>
-      <w:r>
-        <w:rPr>
-          <w:lang w:val="ru-RU"/>
-        </w:rPr>
-        <w:t>.</w:t>
-      </w:r>
-      <w:r>
-        <w:t>json</w:t>
-      </w:r>
-      <w:r>
-        <w:rPr>
-          <w:lang w:val="ru-RU"/>
-        </w:rPr>
-        <w:t>.</w:t>
-      </w:r>
-    </w:p>
-    <w:p>
-      <w:pPr>
-        <w:ind w:firstLine="709"/>
-        <w:rPr>
-          <w:lang w:val="ru-RU"/>
-        </w:rPr>
-      </w:pPr>
-      <w:r>
-        <w:rPr>
-          <w:lang w:val="ru-RU"/>
-        </w:rPr>
-        <w:t>Общее для этих примеров — запросы вида «кто связан с данным объектом», «какие объекты зависят от выбранного», «сколько связей у вершины». Именно такие вопросы естественно формулируются на языке графов.</w:t>
-      </w:r>
-    </w:p>
-    <w:p>
-      <w:pPr>
-        <w:ind w:firstLine="709"/>
-        <w:rPr>
-          <w:lang w:val="ru-RU"/>
-        </w:rPr>
-      </w:pPr>
-      <w:r>
-        <w:rPr>
-          <w:lang w:val="ru-RU"/>
-        </w:rPr>
-        <w:t>В учебной дисциплине «дискретная математика» графы изучаются абстрактно; данный проект показывает, как те же определения (вершина, дуга, степень) переносятся на уровень прикладного ПО без обязательного погружения в внутренности СУБД.</w:t>
-      </w:r>
-    </w:p>
-    <w:p>
-      <w:pPr>
-        <w:pStyle w:val="Heading1"/>
-        <w:rPr>
-          <w:lang w:val="ru-RU"/>
-        </w:rPr>
-      </w:pPr>
-      <w:r>
-        <w:rPr>
-          <w:rFonts w:ascii="Times New Roman" w:hAnsi="Times New Roman"/>
-          <w:lang w:val="ru-RU"/>
-        </w:rPr>
-        <w:t xml:space="preserve">6. Пример данных: граф зависимостей </w:t>
-      </w:r>
-      <w:r>
-        <w:rPr>
-          <w:rFonts w:ascii="Times New Roman" w:hAnsi="Times New Roman"/>
-        </w:rPr>
-        <w:t>Python</w:t>
-      </w:r>
-      <w:r>
-        <w:rPr>
-          <w:rFonts w:ascii="Times New Roman" w:hAnsi="Times New Roman"/>
-          <w:lang w:val="ru-RU"/>
-        </w:rPr>
-        <w:t>-пакетов</w:t>
-      </w:r>
-    </w:p>
-    <w:p>
-      <w:pPr>
-        <w:ind w:firstLine="709"/>
-        <w:rPr>
-          <w:lang w:val="ru-RU"/>
-        </w:rPr>
-      </w:pPr>
-      <w:r>
-        <w:rPr>
-          <w:lang w:val="ru-RU"/>
-        </w:rPr>
-        <w:t xml:space="preserve">В комплект поставки входит файл </w:t>
-      </w:r>
-      <w:r>
-        <w:t>examples</w:t>
-      </w:r>
-      <w:r>
-        <w:rPr>
-          <w:lang w:val="ru-RU"/>
-        </w:rPr>
-        <w:t>/</w:t>
-      </w:r>
-      <w:r>
-        <w:t>pip</w:t>
-      </w:r>
-      <w:r>
-        <w:rPr>
-          <w:lang w:val="ru-RU"/>
-        </w:rPr>
-        <w:t>_</w:t>
-      </w:r>
-      <w:r>
-        <w:t>dependency</w:t>
-      </w:r>
-      <w:r>
-        <w:rPr>
-          <w:lang w:val="ru-RU"/>
-        </w:rPr>
-        <w:t>_</w:t>
-      </w:r>
-      <w:r>
-        <w:t>graph</w:t>
-      </w:r>
-      <w:r>
-        <w:rPr>
-          <w:lang w:val="ru-RU"/>
-        </w:rPr>
-        <w:t>.</w:t>
-      </w:r>
-      <w:r>
-        <w:t>json</w:t>
-      </w:r>
-      <w:r>
-        <w:rPr>
-          <w:lang w:val="ru-RU"/>
-        </w:rPr>
-        <w:t xml:space="preserve">. Он строится скриптом по списку </w:t>
-      </w:r>
-      <w:r>
-        <w:rPr>
-          <w:lang w:val="ru-RU"/>
-        </w:rPr>
-        <w:lastRenderedPageBreak/>
-        <w:t xml:space="preserve">пакетов, установленных в текущем окружении </w:t>
-      </w:r>
-      <w:r>
-        <w:t>Python</w:t>
-      </w:r>
-      <w:r>
-        <w:rPr>
-          <w:lang w:val="ru-RU"/>
-        </w:rPr>
-        <w:t xml:space="preserve">: каждый пакет — вершина с меткой </w:t>
-      </w:r>
-      <w:r>
-        <w:t>Module</w:t>
-      </w:r>
-      <w:r>
-        <w:rPr>
-          <w:lang w:val="ru-RU"/>
-        </w:rPr>
-        <w:t xml:space="preserve"> и свойствами </w:t>
-      </w:r>
-      <w:r>
-        <w:t>display</w:t>
-      </w:r>
-      <w:r>
-        <w:rPr>
-          <w:lang w:val="ru-RU"/>
-        </w:rPr>
-        <w:t>_</w:t>
-      </w:r>
-      <w:r>
-        <w:t>name</w:t>
-      </w:r>
-      <w:r>
-        <w:rPr>
-          <w:lang w:val="ru-RU"/>
-        </w:rPr>
-        <w:t xml:space="preserve">, </w:t>
-      </w:r>
-      <w:r>
-        <w:t>version</w:t>
-      </w:r>
-      <w:r>
-        <w:rPr>
-          <w:lang w:val="ru-RU"/>
-        </w:rPr>
-        <w:t xml:space="preserve">, </w:t>
-      </w:r>
-      <w:r>
-        <w:t>summary</w:t>
-      </w:r>
-      <w:r>
-        <w:rPr>
-          <w:lang w:val="ru-RU"/>
-        </w:rPr>
-        <w:t xml:space="preserve">; для каждой зависимости, присутствующей в том же окружении, добавляется дуга </w:t>
-      </w:r>
-      <w:r>
-        <w:t>REQUIRES</w:t>
-      </w:r>
-      <w:r>
-        <w:rPr>
-          <w:lang w:val="ru-RU"/>
-        </w:rPr>
-        <w:t xml:space="preserve"> от зависимого пакета к требуемому.</w:t>
-      </w:r>
-    </w:p>
-    <w:p>
-      <w:pPr>
-        <w:ind w:firstLine="709"/>
-        <w:rPr>
-          <w:lang w:val="ru-RU"/>
-        </w:rPr>
-      </w:pPr>
-      <w:r>
-        <w:rPr>
-          <w:lang w:val="ru-RU"/>
-        </w:rPr>
-        <w:t xml:space="preserve">После импорта в </w:t>
-      </w:r>
-      <w:r>
-        <w:t>Neo</w:t>
-      </w:r>
-      <w:r>
-        <w:rPr>
-          <w:lang w:val="ru-RU"/>
-        </w:rPr>
-        <w:t>4</w:t>
-      </w:r>
-      <w:r>
-        <w:t>j</w:t>
-      </w:r>
-      <w:r>
-        <w:rPr>
-          <w:lang w:val="ru-RU"/>
-        </w:rPr>
-        <w:t xml:space="preserve"> можно в консоли браузера выполнить простой запрос на подсчёт входящих связей и увидеть, какие библиотеки чаще всего указываются в </w:t>
-      </w:r>
-      <w:r>
-        <w:t>requirements</w:t>
-      </w:r>
-      <w:r>
-        <w:rPr>
-          <w:lang w:val="ru-RU"/>
-        </w:rPr>
-        <w:t xml:space="preserve"> других пакетов. Это наглядная иллюстрация понятия входящей степени без привлечения специализированных алгоритмов поиска пути.</w:t>
-      </w:r>
-    </w:p>
-    <w:p>
-      <w:pPr>
-        <w:ind w:firstLine="709"/>
-        <w:rPr>
-          <w:lang w:val="ru-RU"/>
-        </w:rPr>
-      </w:pPr>
-      <w:r>
-        <w:rPr>
-          <w:lang w:val="ru-RU"/>
-        </w:rPr>
-        <w:t xml:space="preserve">Импорт выполняется через </w:t>
-      </w:r>
-      <w:r>
-        <w:t>API</w:t>
-      </w:r>
-      <w:r>
-        <w:rPr>
-          <w:lang w:val="ru-RU"/>
-        </w:rPr>
-        <w:t xml:space="preserve"> (режим </w:t>
-      </w:r>
-      <w:r>
-        <w:t>replace</w:t>
-      </w:r>
-      <w:r>
-        <w:rPr>
-          <w:lang w:val="ru-RU"/>
-        </w:rPr>
-        <w:t xml:space="preserve"> очищает базу перед загрузкой) или через пункт меню клиента «Импорт из файла». Экспорт возможен в </w:t>
-      </w:r>
-      <w:r>
-        <w:t>JSON</w:t>
-      </w:r>
-      <w:r>
-        <w:rPr>
-          <w:lang w:val="ru-RU"/>
-        </w:rPr>
-        <w:t xml:space="preserve">, </w:t>
-      </w:r>
-      <w:proofErr w:type="spellStart"/>
-      <w:r>
-        <w:t>GraphML</w:t>
-      </w:r>
-      <w:proofErr w:type="spellEnd"/>
-      <w:r>
-        <w:rPr>
-          <w:lang w:val="ru-RU"/>
-        </w:rPr>
-        <w:t xml:space="preserve"> и </w:t>
-      </w:r>
-      <w:r>
-        <w:t>GEXF</w:t>
-      </w:r>
-      <w:r>
-        <w:rPr>
-          <w:lang w:val="ru-RU"/>
-        </w:rPr>
-        <w:t xml:space="preserve"> — для обмена с другими программами визуализации.</w:t>
-      </w:r>
-    </w:p>
-    <w:p>
-      <w:pPr>
-        <w:pStyle w:val="Heading2"/>
-        <w:rPr>
-          <w:lang w:val="ru-RU"/>
-        </w:rPr>
-      </w:pPr>
-      <w:r>
-        <w:rPr>
-          <w:rFonts w:ascii="Times New Roman" w:hAnsi="Times New Roman"/>
-          <w:sz w:val="28"/>
-          <w:lang w:val="ru-RU"/>
-        </w:rPr>
-        <w:t>6.1. Как читать результат</w:t>
-      </w:r>
-    </w:p>
-    <w:p>
-      <w:pPr>
-        <w:ind w:firstLine="709"/>
-        <w:rPr>
-          <w:lang w:val="ru-RU"/>
-        </w:rPr>
-      </w:pPr>
-      <w:r>
-        <w:rPr>
-          <w:lang w:val="ru-RU"/>
-        </w:rPr>
-        <w:t xml:space="preserve">После импорта в </w:t>
-      </w:r>
-      <w:r>
-        <w:t>Neo</w:t>
-      </w:r>
-      <w:r>
-        <w:rPr>
-          <w:lang w:val="ru-RU"/>
-        </w:rPr>
-        <w:t>4</w:t>
-      </w:r>
-      <w:r>
-        <w:t>j</w:t>
-      </w:r>
-      <w:r>
-        <w:rPr>
-          <w:lang w:val="ru-RU"/>
-        </w:rPr>
-        <w:t xml:space="preserve"> </w:t>
-      </w:r>
-      <w:r>
-        <w:t>Browser</w:t>
-      </w:r>
-      <w:r>
-        <w:rPr>
-          <w:lang w:val="ru-RU"/>
-        </w:rPr>
-        <w:t xml:space="preserve"> можно выполнить запрос на подсчёт числа входящих дуг </w:t>
-      </w:r>
-      <w:r>
-        <w:t>REQUIRES</w:t>
-      </w:r>
-      <w:r>
-        <w:rPr>
-          <w:lang w:val="ru-RU"/>
-        </w:rPr>
-        <w:t xml:space="preserve"> для каждой вершины с меткой </w:t>
-      </w:r>
-      <w:r>
-        <w:t>Module</w:t>
-      </w:r>
-      <w:r>
-        <w:rPr>
-          <w:lang w:val="ru-RU"/>
-        </w:rPr>
-        <w:t xml:space="preserve"> и отсортировать результат по убыванию. Верхние строки — пакеты, от которых зависит больше всего других установленных модулей в выборке. Это не всегда совпадает с «самым популярным пакетом в </w:t>
-      </w:r>
-      <w:proofErr w:type="spellStart"/>
-      <w:r>
-        <w:t>PyPI</w:t>
-      </w:r>
-      <w:proofErr w:type="spellEnd"/>
-      <w:r>
-        <w:rPr>
-          <w:lang w:val="ru-RU"/>
-        </w:rPr>
-        <w:t>», но хорошо иллюстрирует метод на локальном срезе окружения.</w:t>
-      </w:r>
-    </w:p>
-    <w:p>
-      <w:pPr>
-        <w:ind w:firstLine="709"/>
-        <w:rPr>
-          <w:lang w:val="ru-RU"/>
-        </w:rPr>
-      </w:pPr>
-      <w:r>
-        <w:rPr>
-          <w:lang w:val="ru-RU"/>
-        </w:rPr>
-        <w:t>Дополнительно можно визуализировать подграф вокруг одной вершины в клиенте: открыть полноэкранный режим и наглядно показать «веер» исходящих зависимостей от выбранного пакета — опять же без алгоритма кратчайшего пути, только отображение имеющихся дуг.</w:t>
-      </w:r>
-    </w:p>
-    <w:p>
-      <w:pPr>
-        <w:pStyle w:val="Heading1"/>
-        <w:rPr>
-          <w:lang w:val="ru-RU"/>
-        </w:rPr>
-      </w:pPr>
-      <w:r>
-        <w:rPr>
-          <w:rFonts w:ascii="Times New Roman" w:hAnsi="Times New Roman"/>
-          <w:lang w:val="ru-RU"/>
-        </w:rPr>
-        <w:lastRenderedPageBreak/>
-        <w:t>7. Клиентское приложение</w:t>
-      </w:r>
-    </w:p>
-    <w:p>
-      <w:pPr>
-        <w:ind w:firstLine="709"/>
-        <w:rPr>
-          <w:lang w:val="ru-RU"/>
-        </w:rPr>
-      </w:pPr>
-      <w:r>
-        <w:rPr>
-          <w:lang w:val="ru-RU"/>
-        </w:rPr>
-        <w:t xml:space="preserve">Графический клиент ориентирован на работу без командной строки. На главном окне отображаются адрес </w:t>
-      </w:r>
-      <w:r>
-        <w:t>API</w:t>
-      </w:r>
-      <w:r>
-        <w:rPr>
-          <w:lang w:val="ru-RU"/>
-        </w:rPr>
-        <w:t xml:space="preserve">, выбор активной базы </w:t>
-      </w:r>
-      <w:r>
-        <w:t>Neo</w:t>
-      </w:r>
-      <w:r>
-        <w:rPr>
-          <w:lang w:val="ru-RU"/>
-        </w:rPr>
-        <w:t>4</w:t>
-      </w:r>
-      <w:r>
-        <w:t>j</w:t>
-      </w:r>
-      <w:r>
-        <w:rPr>
-          <w:lang w:val="ru-RU"/>
-        </w:rPr>
-        <w:t xml:space="preserve">, вкладки «Вершины» и «Связи», кнопки для </w:t>
-      </w:r>
-      <w:r>
-        <w:t>CRUD</w:t>
-      </w:r>
-      <w:r>
-        <w:rPr>
-          <w:lang w:val="ru-RU"/>
-        </w:rPr>
-        <w:t>-операций. Отдельно доступны управление списком баз на сервере, импорт и экспорт файлов, проверка доступности сервера.</w:t>
-      </w:r>
-    </w:p>
-    <w:p>
-      <w:pPr>
-        <w:ind w:firstLine="709"/>
-        <w:rPr>
-          <w:lang w:val="ru-RU"/>
-        </w:rPr>
-      </w:pPr>
-      <w:r>
-        <w:rPr>
-          <w:lang w:val="ru-RU"/>
-        </w:rPr>
-        <w:t>Визуализация графа вынесена в отдельное окно: можно открыть вариант со краткой сводкой (число вершин и рёбер) или в полноэкранном режиме только с рисунком — для демонстрации структуры связей. При большом числе вершин отображается ограниченная выборка, чтобы не перегружать интерфейс.</w:t>
-      </w:r>
-    </w:p>
-    <w:p>
-      <w:pPr>
-        <w:ind w:firstLine="709"/>
-        <w:rPr>
-          <w:lang w:val="ru-RU"/>
-        </w:rPr>
-      </w:pPr>
-      <w:r>
-        <w:rPr>
-          <w:lang w:val="ru-RU"/>
-        </w:rPr>
-        <w:t>Интерфейс снабжён текстовыми подписями к полям ввода для пользователей программ чтения с экрана: перед полем выводится поясняющая строка, дублирующаяся в имени элемента для озвучивания при фокусе.</w:t>
-      </w:r>
-    </w:p>
-    <w:p>
-      <w:pPr>
-        <w:pStyle w:val="Heading2"/>
-        <w:rPr>
-          <w:lang w:val="ru-RU"/>
-        </w:rPr>
-      </w:pPr>
-      <w:r>
-        <w:rPr>
-          <w:rFonts w:ascii="Times New Roman" w:hAnsi="Times New Roman"/>
-          <w:sz w:val="28"/>
-          <w:lang w:val="ru-RU"/>
-        </w:rPr>
-        <w:t>7.1. Обработка ошибок</w:t>
-      </w:r>
-    </w:p>
-    <w:p>
-      <w:pPr>
-        <w:ind w:firstLine="709"/>
-        <w:rPr>
-          <w:lang w:val="ru-RU"/>
-        </w:rPr>
-      </w:pPr>
-      <w:r>
-        <w:rPr>
-          <w:lang w:val="ru-RU"/>
-        </w:rPr>
-        <w:t xml:space="preserve">Если сервер не запущен, клиент сообщает о невозможности подключения. Ошибки импорта файла (неверный </w:t>
-      </w:r>
-      <w:r>
-        <w:t>JSON</w:t>
-      </w:r>
-      <w:r>
-        <w:rPr>
-          <w:lang w:val="ru-RU"/>
-        </w:rPr>
-        <w:t xml:space="preserve">, битый </w:t>
-      </w:r>
-      <w:r>
-        <w:t>XML</w:t>
-      </w:r>
-      <w:r>
-        <w:rPr>
-          <w:lang w:val="ru-RU"/>
-        </w:rPr>
-        <w:t xml:space="preserve">) показываются отдельным диалогом; при успехе выводится число обработанных вершин и рёбер. Тексты ответов самого </w:t>
-      </w:r>
-      <w:r>
-        <w:t>API</w:t>
-      </w:r>
-      <w:r>
-        <w:rPr>
-          <w:lang w:val="ru-RU"/>
-        </w:rPr>
-        <w:t xml:space="preserve"> при сбоях на стороне </w:t>
-      </w:r>
-      <w:r>
-        <w:t>Neo</w:t>
-      </w:r>
-      <w:r>
-        <w:rPr>
-          <w:lang w:val="ru-RU"/>
-        </w:rPr>
-        <w:t>4</w:t>
-      </w:r>
-      <w:r>
-        <w:t>j</w:t>
-      </w:r>
-      <w:r>
-        <w:rPr>
-          <w:lang w:val="ru-RU"/>
-        </w:rPr>
-        <w:t xml:space="preserve"> могут оставаться на английском — это ограничение текущей локализации (см. файл </w:t>
-      </w:r>
-      <w:r>
-        <w:t>docs</w:t>
-      </w:r>
-      <w:r>
-        <w:rPr>
-          <w:lang w:val="ru-RU"/>
-        </w:rPr>
-        <w:t>/</w:t>
-      </w:r>
-      <w:r>
-        <w:t>NEPEREVESTI</w:t>
-      </w:r>
-      <w:r>
-        <w:rPr>
-          <w:lang w:val="ru-RU"/>
-        </w:rPr>
-        <w:t>.</w:t>
-      </w:r>
-      <w:r>
-        <w:t>txt</w:t>
-      </w:r>
-      <w:r>
-        <w:rPr>
-          <w:lang w:val="ru-RU"/>
-        </w:rPr>
-        <w:t xml:space="preserve"> в репозитории).</w:t>
-      </w:r>
-    </w:p>
-    <w:p>
-      <w:pPr>
-        <w:pStyle w:val="Heading1"/>
-        <w:rPr>
-          <w:lang w:val="ru-RU"/>
-        </w:rPr>
-      </w:pPr>
-      <w:r>
-        <w:rPr>
-          <w:rFonts w:ascii="Times New Roman" w:hAnsi="Times New Roman"/>
-          <w:lang w:val="ru-RU"/>
-        </w:rPr>
-        <w:t>8. Перспективы развития</w:t>
-      </w:r>
-    </w:p>
-    <w:p>
-      <w:pPr>
-        <w:ind w:firstLine="709"/>
-        <w:rPr>
-          <w:lang w:val="ru-RU"/>
-        </w:rPr>
-      </w:pPr>
-      <w:r>
-        <w:rPr>
-          <w:lang w:val="ru-RU"/>
-        </w:rPr>
-        <w:t xml:space="preserve">В текущей версии реализован фундамент — хранение графа и </w:t>
-      </w:r>
-      <w:r>
-        <w:t>CRUD</w:t>
-      </w:r>
-      <w:r>
-        <w:rPr>
-          <w:lang w:val="ru-RU"/>
-        </w:rPr>
-        <w:t xml:space="preserve">. Логичное продолжение на следующий этап — серверные </w:t>
-      </w:r>
-      <w:r>
-        <w:rPr>
-          <w:lang w:val="ru-RU"/>
-        </w:rPr>
-        <w:lastRenderedPageBreak/>
-        <w:t xml:space="preserve">запросы поиска: обход соседей на заданную глубину, поиск кратчайшего пути между вершинами, шаблонные запросы по типу связи. Часть таких </w:t>
-      </w:r>
-      <w:r>
-        <w:t>endpoint</w:t>
-      </w:r>
-      <w:r>
-        <w:rPr>
-          <w:lang w:val="ru-RU"/>
-        </w:rPr>
-        <w:t xml:space="preserve"> уже заложена в </w:t>
-      </w:r>
-      <w:r>
-        <w:t>API</w:t>
-      </w:r>
-      <w:r>
-        <w:rPr>
-          <w:lang w:val="ru-RU"/>
-        </w:rPr>
-        <w:t>, но в рамках данной работы не акцентируется.</w:t>
-      </w:r>
-    </w:p>
-    <w:p>
-      <w:pPr>
-        <w:ind w:firstLine="709"/>
-        <w:rPr>
-          <w:lang w:val="ru-RU"/>
-        </w:rPr>
-      </w:pPr>
-      <w:r>
-        <w:rPr>
-          <w:lang w:val="ru-RU"/>
-        </w:rPr>
-        <w:t xml:space="preserve">Дополнительно можно развить полноценную локализацию, веб-клиент, права доступа, версионирование графа, индексы по свойствам вершин. Для учебных целей достаточно показать, что графовая модель + </w:t>
-      </w:r>
-      <w:r>
-        <w:t>CRUD</w:t>
-      </w:r>
-      <w:r>
-        <w:rPr>
-          <w:lang w:val="ru-RU"/>
-        </w:rPr>
-        <w:t xml:space="preserve"> + обмен файлами уже позволяют решать содержательные задачи на реальных данных.</w:t>
-      </w:r>
-    </w:p>
-    <w:p>
-      <w:pPr>
-        <w:pStyle w:val="Heading1"/>
-        <w:rPr>
-          <w:lang w:val="ru-RU"/>
-        </w:rPr>
-      </w:pPr>
-      <w:r>
-        <w:rPr>
-          <w:rFonts w:ascii="Times New Roman" w:hAnsi="Times New Roman"/>
-          <w:lang w:val="ru-RU"/>
-        </w:rPr>
-        <w:t>9. Установка и проверка работоспособности</w:t>
-      </w:r>
-    </w:p>
-    <w:p>
-      <w:pPr>
-        <w:ind w:firstLine="709"/>
-        <w:rPr>
-          <w:lang w:val="ru-RU"/>
-        </w:rPr>
-      </w:pPr>
-      <w:r>
-        <w:rPr>
-          <w:lang w:val="ru-RU"/>
-        </w:rPr>
-        <w:t xml:space="preserve">Для воспроизведения результатов на машине преподавателя или одногруппника достаточно установить </w:t>
-      </w:r>
-      <w:r>
-        <w:t>Docker</w:t>
-      </w:r>
-      <w:r>
-        <w:rPr>
-          <w:lang w:val="ru-RU"/>
-        </w:rPr>
-        <w:t xml:space="preserve"> и </w:t>
-      </w:r>
-      <w:r>
-        <w:t>Python</w:t>
-      </w:r>
-      <w:r>
-        <w:rPr>
-          <w:lang w:val="ru-RU"/>
-        </w:rPr>
-        <w:t xml:space="preserve">. В каталоге проекта выполняется команда </w:t>
-      </w:r>
-      <w:r>
-        <w:t>docker</w:t>
-      </w:r>
-      <w:r>
-        <w:rPr>
-          <w:lang w:val="ru-RU"/>
-        </w:rPr>
-        <w:t xml:space="preserve"> </w:t>
-      </w:r>
-      <w:r>
-        <w:t>compose</w:t>
-      </w:r>
-      <w:r>
-        <w:rPr>
-          <w:lang w:val="ru-RU"/>
-        </w:rPr>
-        <w:t xml:space="preserve"> </w:t>
-      </w:r>
-      <w:r>
-        <w:t>up</w:t>
-      </w:r>
-      <w:r>
-        <w:rPr>
-          <w:lang w:val="ru-RU"/>
-        </w:rPr>
-        <w:t xml:space="preserve"> --</w:t>
-      </w:r>
-      <w:r>
-        <w:t>build</w:t>
-      </w:r>
-      <w:r>
-        <w:rPr>
-          <w:lang w:val="ru-RU"/>
-        </w:rPr>
-        <w:t xml:space="preserve"> — поднимаются контейнеры </w:t>
-      </w:r>
-      <w:r>
-        <w:t>Neo</w:t>
-      </w:r>
-      <w:r>
-        <w:rPr>
-          <w:lang w:val="ru-RU"/>
-        </w:rPr>
-        <w:t>4</w:t>
-      </w:r>
-      <w:r>
-        <w:t>j</w:t>
-      </w:r>
-      <w:r>
-        <w:rPr>
-          <w:lang w:val="ru-RU"/>
-        </w:rPr>
-        <w:t xml:space="preserve"> и </w:t>
-      </w:r>
-      <w:r>
-        <w:t>API</w:t>
-      </w:r>
-      <w:r>
-        <w:rPr>
-          <w:lang w:val="ru-RU"/>
-        </w:rPr>
-        <w:t xml:space="preserve">. В браузере по адресу </w:t>
-      </w:r>
-      <w:r>
-        <w:t>http</w:t>
-      </w:r>
-      <w:r>
-        <w:rPr>
-          <w:lang w:val="ru-RU"/>
-        </w:rPr>
-        <w:t>://</w:t>
-      </w:r>
-      <w:r>
-        <w:t>localhost</w:t>
-      </w:r>
-      <w:r>
-        <w:rPr>
-          <w:lang w:val="ru-RU"/>
-        </w:rPr>
-        <w:t xml:space="preserve">:7474 доступна консоль </w:t>
-      </w:r>
-      <w:r>
-        <w:t>Neo</w:t>
-      </w:r>
-      <w:r>
-        <w:rPr>
-          <w:lang w:val="ru-RU"/>
-        </w:rPr>
-        <w:t>4</w:t>
-      </w:r>
-      <w:r>
-        <w:t>j</w:t>
-      </w:r>
-      <w:r>
-        <w:rPr>
-          <w:lang w:val="ru-RU"/>
-        </w:rPr>
-        <w:t xml:space="preserve"> (логин </w:t>
-      </w:r>
-      <w:r>
-        <w:t>neo</w:t>
-      </w:r>
-      <w:r>
-        <w:rPr>
-          <w:lang w:val="ru-RU"/>
-        </w:rPr>
-        <w:t>4</w:t>
-      </w:r>
-      <w:r>
-        <w:t>j</w:t>
-      </w:r>
-      <w:r>
-        <w:rPr>
-          <w:lang w:val="ru-RU"/>
-        </w:rPr>
-        <w:t>, пароль задаётся в .</w:t>
-      </w:r>
-      <w:r>
-        <w:t>env</w:t>
-      </w:r>
-      <w:r>
-        <w:rPr>
-          <w:lang w:val="ru-RU"/>
-        </w:rPr>
-        <w:t xml:space="preserve"> или по умолчанию </w:t>
-      </w:r>
-      <w:proofErr w:type="spellStart"/>
-      <w:r>
-        <w:t>changeme</w:t>
-      </w:r>
-      <w:proofErr w:type="spellEnd"/>
-      <w:r>
-        <w:rPr>
-          <w:lang w:val="ru-RU"/>
-        </w:rPr>
-        <w:t xml:space="preserve">). Проверка </w:t>
-      </w:r>
-      <w:r>
-        <w:t>API</w:t>
-      </w:r>
-      <w:r>
-        <w:rPr>
-          <w:lang w:val="ru-RU"/>
-        </w:rPr>
-        <w:t xml:space="preserve">: </w:t>
-      </w:r>
-      <w:r>
-        <w:t>http</w:t>
-      </w:r>
-      <w:r>
-        <w:rPr>
-          <w:lang w:val="ru-RU"/>
-        </w:rPr>
-        <w:t>://</w:t>
-      </w:r>
-      <w:r>
-        <w:t>localhost</w:t>
-      </w:r>
-      <w:r>
-        <w:rPr>
-          <w:lang w:val="ru-RU"/>
-        </w:rPr>
-        <w:t>:8000/</w:t>
-      </w:r>
-      <w:r>
-        <w:t>health</w:t>
-      </w:r>
-      <w:r>
-        <w:rPr>
-          <w:lang w:val="ru-RU"/>
-        </w:rPr>
-        <w:t xml:space="preserve"> должен вернуть </w:t>
-      </w:r>
-      <w:r>
-        <w:t>JSON</w:t>
-      </w:r>
-      <w:r>
-        <w:rPr>
-          <w:lang w:val="ru-RU"/>
-        </w:rPr>
-        <w:t xml:space="preserve"> со статусом </w:t>
-      </w:r>
-      <w:r>
-        <w:t>ok</w:t>
-      </w:r>
-      <w:r>
-        <w:rPr>
-          <w:lang w:val="ru-RU"/>
-        </w:rPr>
-        <w:t>.</w:t>
-      </w:r>
-    </w:p>
-    <w:p>
-      <w:pPr>
-        <w:ind w:firstLine="709"/>
-        <w:rPr>
-          <w:lang w:val="ru-RU"/>
-        </w:rPr>
-      </w:pPr>
-      <w:r>
-        <w:rPr>
-          <w:lang w:val="ru-RU"/>
-        </w:rPr>
-        <w:t xml:space="preserve">Клиент устанавливается командой </w:t>
-      </w:r>
-      <w:r>
-        <w:t>pip</w:t>
-      </w:r>
-      <w:r>
-        <w:rPr>
-          <w:lang w:val="ru-RU"/>
-        </w:rPr>
-        <w:t xml:space="preserve"> </w:t>
-      </w:r>
-      <w:r>
-        <w:t>install</w:t>
-      </w:r>
-      <w:r>
-        <w:rPr>
-          <w:lang w:val="ru-RU"/>
-        </w:rPr>
-        <w:t xml:space="preserve"> -</w:t>
-      </w:r>
-      <w:r>
-        <w:t>r</w:t>
-      </w:r>
-      <w:r>
-        <w:rPr>
-          <w:lang w:val="ru-RU"/>
-        </w:rPr>
-        <w:t xml:space="preserve"> </w:t>
-      </w:r>
-      <w:r>
-        <w:t>requirements</w:t>
-      </w:r>
-      <w:r>
-        <w:rPr>
-          <w:lang w:val="ru-RU"/>
-        </w:rPr>
-        <w:t>.</w:t>
-      </w:r>
-      <w:r>
-        <w:t>txt</w:t>
-      </w:r>
-      <w:r>
-        <w:rPr>
-          <w:lang w:val="ru-RU"/>
-        </w:rPr>
-        <w:t xml:space="preserve"> -</w:t>
-      </w:r>
-      <w:r>
-        <w:t>r</w:t>
-      </w:r>
-      <w:r>
-        <w:rPr>
-          <w:lang w:val="ru-RU"/>
-        </w:rPr>
-        <w:t xml:space="preserve"> </w:t>
-      </w:r>
-      <w:r>
-        <w:t>requirements</w:t>
-      </w:r>
-      <w:r>
-        <w:rPr>
-          <w:lang w:val="ru-RU"/>
-        </w:rPr>
-        <w:t>-</w:t>
-      </w:r>
-      <w:proofErr w:type="spellStart"/>
-      <w:r>
-        <w:t>gui</w:t>
-      </w:r>
-      <w:proofErr w:type="spellEnd"/>
-      <w:r>
-        <w:rPr>
-          <w:lang w:val="ru-RU"/>
-        </w:rPr>
-        <w:t>.</w:t>
-      </w:r>
-      <w:r>
-        <w:t>txt</w:t>
-      </w:r>
-      <w:r>
-        <w:rPr>
-          <w:lang w:val="ru-RU"/>
-        </w:rPr>
-        <w:t xml:space="preserve"> из каталога </w:t>
-      </w:r>
-      <w:proofErr w:type="spellStart"/>
-      <w:r>
-        <w:t>github</w:t>
-      </w:r>
-      <w:proofErr w:type="spellEnd"/>
-      <w:r>
-        <w:rPr>
-          <w:lang w:val="ru-RU"/>
-        </w:rPr>
-        <w:t xml:space="preserve">. Запуск — </w:t>
-      </w:r>
-      <w:r>
-        <w:t>start</w:t>
-      </w:r>
-      <w:r>
-        <w:rPr>
-          <w:lang w:val="ru-RU"/>
-        </w:rPr>
-        <w:t>.</w:t>
-      </w:r>
-      <w:proofErr w:type="spellStart"/>
-      <w:r>
-        <w:t>cmd</w:t>
-      </w:r>
-      <w:proofErr w:type="spellEnd"/>
-      <w:r>
-        <w:rPr>
-          <w:lang w:val="ru-RU"/>
-        </w:rPr>
-        <w:t xml:space="preserve"> или </w:t>
-      </w:r>
-      <w:r>
-        <w:t>python</w:t>
-      </w:r>
-      <w:r>
-        <w:rPr>
-          <w:lang w:val="ru-RU"/>
-        </w:rPr>
-        <w:t xml:space="preserve"> -</w:t>
-      </w:r>
-      <w:r>
-        <w:t>m</w:t>
-      </w:r>
-      <w:r>
-        <w:rPr>
-          <w:lang w:val="ru-RU"/>
-        </w:rPr>
-        <w:t xml:space="preserve"> </w:t>
-      </w:r>
-      <w:proofErr w:type="spellStart"/>
-      <w:r>
-        <w:t>gui</w:t>
-      </w:r>
-      <w:proofErr w:type="spellEnd"/>
-      <w:r>
-        <w:rPr>
-          <w:lang w:val="ru-RU"/>
-        </w:rPr>
-        <w:t xml:space="preserve">. В параметрах подключения указывается </w:t>
-      </w:r>
-      <w:r>
-        <w:t>http</w:t>
-      </w:r>
-      <w:r>
-        <w:rPr>
-          <w:lang w:val="ru-RU"/>
-        </w:rPr>
-        <w:t xml:space="preserve">://127.0.0.1:8000. После успешного соединения выпадающий список баз пополняется именем </w:t>
-      </w:r>
-      <w:r>
-        <w:t>neo</w:t>
-      </w:r>
-      <w:r>
-        <w:rPr>
-          <w:lang w:val="ru-RU"/>
-        </w:rPr>
-        <w:t>4</w:t>
-      </w:r>
-      <w:r>
-        <w:t>j</w:t>
-      </w:r>
-      <w:r>
-        <w:rPr>
-          <w:lang w:val="ru-RU"/>
-        </w:rPr>
-        <w:t>; при необходимости через «Управление базами» можно создать отдельную учебную базу.</w:t>
-      </w:r>
-    </w:p>
-    <w:p>
-      <w:pPr>
-        <w:ind w:firstLine="709"/>
-        <w:rPr>
-          <w:lang w:val="ru-RU"/>
-        </w:rPr>
-      </w:pPr>
-      <w:r>
-        <w:rPr>
-          <w:lang w:val="ru-RU"/>
-        </w:rPr>
-        <w:t xml:space="preserve">Демонстрационный сценарий для защиты: импорт </w:t>
-      </w:r>
-      <w:r>
-        <w:t>examples</w:t>
-      </w:r>
-      <w:r>
-        <w:rPr>
-          <w:lang w:val="ru-RU"/>
-        </w:rPr>
-        <w:t>/</w:t>
-      </w:r>
-      <w:r>
-        <w:t>pip</w:t>
-      </w:r>
-      <w:r>
-        <w:rPr>
-          <w:lang w:val="ru-RU"/>
-        </w:rPr>
-        <w:t>_</w:t>
-      </w:r>
-      <w:r>
-        <w:t>dependency</w:t>
-      </w:r>
-      <w:r>
-        <w:rPr>
-          <w:lang w:val="ru-RU"/>
-        </w:rPr>
-        <w:t>_</w:t>
-      </w:r>
-      <w:r>
-        <w:t>graph</w:t>
-      </w:r>
-      <w:r>
-        <w:rPr>
-          <w:lang w:val="ru-RU"/>
-        </w:rPr>
-        <w:t>.</w:t>
-      </w:r>
-      <w:r>
-        <w:t>json</w:t>
-      </w:r>
-      <w:r>
-        <w:rPr>
-          <w:lang w:val="ru-RU"/>
-        </w:rPr>
-        <w:t xml:space="preserve"> в режиме замены; просмотр </w:t>
-      </w:r>
-      <w:r>
-        <w:rPr>
-          <w:lang w:val="ru-RU"/>
-        </w:rPr>
-        <w:lastRenderedPageBreak/>
-        <w:t xml:space="preserve">таблицы вершин; создание одной новой тестовой вершины; связь между ней и существующим пакетом; экспорт в </w:t>
-      </w:r>
-      <w:proofErr w:type="spellStart"/>
-      <w:r>
-        <w:t>GraphML</w:t>
-      </w:r>
-      <w:proofErr w:type="spellEnd"/>
-      <w:r>
-        <w:rPr>
-          <w:lang w:val="ru-RU"/>
-        </w:rPr>
-        <w:t>; полноэкранная визуализация. Такой порядок занимает несколько минут и покрывает основные функции без углубления в поиск путей.</w:t>
-      </w:r>
-    </w:p>
-    <w:p>
-      <w:pPr>
-        <w:pStyle w:val="Heading1"/>
-        <w:rPr>
-          <w:lang w:val="ru-RU"/>
-        </w:rPr>
-      </w:pPr>
-      <w:r>
-        <w:rPr>
-          <w:rFonts w:ascii="Times New Roman" w:hAnsi="Times New Roman"/>
-          <w:lang w:val="ru-RU"/>
-        </w:rPr>
-        <w:t>10. Словарь основных терминов</w:t>
-      </w:r>
-    </w:p>
-    <w:p>
-      <w:pPr>
-        <w:ind w:firstLine="709"/>
-        <w:rPr>
-          <w:lang w:val="ru-RU"/>
-        </w:rPr>
-      </w:pPr>
-      <w:r>
-        <w:rPr>
-          <w:lang w:val="ru-RU"/>
-        </w:rPr>
-        <w:t xml:space="preserve">Вершина (узел) — элемент множества </w:t>
-      </w:r>
-      <w:r>
-        <w:t>V</w:t>
-      </w:r>
-      <w:r>
-        <w:rPr>
-          <w:lang w:val="ru-RU"/>
-        </w:rPr>
-        <w:t xml:space="preserve">; в </w:t>
-      </w:r>
-      <w:r>
-        <w:t>Neo</w:t>
-      </w:r>
-      <w:r>
-        <w:rPr>
-          <w:lang w:val="ru-RU"/>
-        </w:rPr>
-        <w:t>4</w:t>
-      </w:r>
-      <w:r>
-        <w:t>j</w:t>
-      </w:r>
-      <w:r>
-        <w:rPr>
-          <w:lang w:val="ru-RU"/>
-        </w:rPr>
-        <w:t xml:space="preserve"> хранится с метками и свойствами.</w:t>
-      </w:r>
-    </w:p>
-    <w:p>
-      <w:pPr>
-        <w:ind w:firstLine="709"/>
-        <w:rPr>
-          <w:lang w:val="ru-RU"/>
-        </w:rPr>
-      </w:pPr>
-      <w:r>
-        <w:rPr>
-          <w:lang w:val="ru-RU"/>
-        </w:rPr>
-        <w:t xml:space="preserve">Ребро, дуга — элемент множества </w:t>
-      </w:r>
-      <w:r>
-        <w:t>E</w:t>
-      </w:r>
-      <w:r>
-        <w:rPr>
-          <w:lang w:val="ru-RU"/>
-        </w:rPr>
-        <w:t>; в ориентированном графе имеет начало и конец.</w:t>
-      </w:r>
-    </w:p>
-    <w:p>
-      <w:pPr>
-        <w:ind w:firstLine="709"/>
-        <w:rPr>
-          <w:lang w:val="ru-RU"/>
-        </w:rPr>
-      </w:pPr>
-      <w:r>
-        <w:rPr>
-          <w:lang w:val="ru-RU"/>
-        </w:rPr>
-        <w:t>Метка (</w:t>
-      </w:r>
-      <w:r>
-        <w:t>label</w:t>
-      </w:r>
-      <w:r>
-        <w:rPr>
-          <w:lang w:val="ru-RU"/>
-        </w:rPr>
-        <w:t>) — класс вершины, позволяющий группировать объекты одного типа.</w:t>
-      </w:r>
-    </w:p>
-    <w:p>
-      <w:pPr>
-        <w:ind w:firstLine="709"/>
-        <w:rPr>
-          <w:lang w:val="ru-RU"/>
-        </w:rPr>
-      </w:pPr>
-      <w:r>
-        <w:rPr>
-          <w:lang w:val="ru-RU"/>
-        </w:rPr>
-        <w:t>Свойство (</w:t>
-      </w:r>
-      <w:r>
-        <w:t>property</w:t>
-      </w:r>
-      <w:r>
-        <w:rPr>
-          <w:lang w:val="ru-RU"/>
-        </w:rPr>
-        <w:t>) — пара «ключ — значение» у вершины или связи.</w:t>
-      </w:r>
-    </w:p>
-    <w:p>
-      <w:pPr>
-        <w:ind w:firstLine="709"/>
-        <w:rPr>
-          <w:lang w:val="ru-RU"/>
-        </w:rPr>
-      </w:pPr>
-      <w:r>
-        <w:rPr>
-          <w:lang w:val="ru-RU"/>
-        </w:rPr>
-        <w:t xml:space="preserve">Степень вершины — число инцидентных рёбер; </w:t>
-      </w:r>
-      <w:r>
-        <w:t>deg</w:t>
-      </w:r>
-      <w:r>
-        <w:rPr>
-          <w:lang w:val="ru-RU"/>
-        </w:rPr>
-        <w:t xml:space="preserve">⁻ и </w:t>
-      </w:r>
-      <w:r>
-        <w:t>deg</w:t>
-      </w:r>
-      <w:r>
-        <w:rPr>
-          <w:lang w:val="ru-RU"/>
-        </w:rPr>
-        <w:t>⁺ — входящие и исходящие дуги.</w:t>
-      </w:r>
-    </w:p>
-    <w:p>
-      <w:pPr>
-        <w:ind w:firstLine="709"/>
-        <w:rPr>
-          <w:lang w:val="ru-RU"/>
-        </w:rPr>
-      </w:pPr>
-      <w:r>
-        <w:rPr>
-          <w:lang w:val="ru-RU"/>
-        </w:rPr>
-        <w:t>Ориентированный граф — граф, в котором порядок концов дуги существенен.</w:t>
-      </w:r>
-    </w:p>
-    <w:p>
-      <w:pPr>
-        <w:ind w:firstLine="709"/>
-        <w:rPr>
-          <w:lang w:val="ru-RU"/>
-        </w:rPr>
-      </w:pPr>
-      <w:r>
-        <w:rPr>
-          <w:lang w:val="ru-RU"/>
-        </w:rPr>
-        <w:t>Подграф — граф, полученный удалением части вершин и/или рёбер из исходного.</w:t>
-      </w:r>
-    </w:p>
-    <w:p>
-      <w:pPr>
-        <w:ind w:firstLine="709"/>
-        <w:rPr>
-          <w:lang w:val="ru-RU"/>
-        </w:rPr>
-      </w:pPr>
-      <w:r>
-        <w:t>CRUD</w:t>
-      </w:r>
-      <w:r>
-        <w:rPr>
-          <w:lang w:val="ru-RU"/>
-        </w:rPr>
-        <w:t xml:space="preserve"> — создание, чтение, обновление, удаление — базовый набор операций над данными.</w:t>
-      </w:r>
-    </w:p>
-    <w:p>
-      <w:pPr>
-        <w:ind w:firstLine="709"/>
-        <w:rPr>
-          <w:lang w:val="ru-RU"/>
-        </w:rPr>
-      </w:pPr>
-      <w:r>
-        <w:rPr>
-          <w:lang w:val="ru-RU"/>
-        </w:rPr>
-        <w:t>Снимок графа — выгрузка всех вершин и связей в файл на момент экспорта.</w:t>
-      </w:r>
-    </w:p>
-    <w:p>
-      <w:pPr>
-        <w:ind w:firstLine="709"/>
-        <w:rPr>
-          <w:lang w:val="ru-RU"/>
-        </w:rPr>
-      </w:pPr>
-      <w:r>
-        <w:rPr>
-          <w:lang w:val="ru-RU"/>
-        </w:rPr>
-        <w:lastRenderedPageBreak/>
-        <w:t xml:space="preserve">Импорт в режиме </w:t>
-      </w:r>
-      <w:r>
-        <w:t>replace</w:t>
-      </w:r>
-      <w:r>
-        <w:rPr>
-          <w:lang w:val="ru-RU"/>
-        </w:rPr>
-        <w:t xml:space="preserve"> — полная замена содержимого выбранной базы новым графом.</w:t>
-      </w:r>
-    </w:p>
-    <w:p>
-      <w:pPr>
-        <w:ind w:firstLine="709"/>
-        <w:rPr>
-          <w:lang w:val="ru-RU"/>
-        </w:rPr>
-      </w:pPr>
-      <w:r>
-        <w:rPr>
-          <w:lang w:val="ru-RU"/>
-        </w:rPr>
-        <w:t xml:space="preserve">Импорт в режиме </w:t>
-      </w:r>
-      <w:r>
-        <w:t>append</w:t>
-      </w:r>
-      <w:r>
-        <w:rPr>
-          <w:lang w:val="ru-RU"/>
-        </w:rPr>
-        <w:t xml:space="preserve"> — добавление новых вершин и связей к уже имеющимся.</w:t>
-      </w:r>
-    </w:p>
-    <w:p>
-      <w:pPr>
-        <w:pStyle w:val="Heading1"/>
-        <w:rPr>
-          <w:lang w:val="ru-RU"/>
-        </w:rPr>
-      </w:pPr>
-      <w:r>
-        <w:rPr>
-          <w:rFonts w:ascii="Times New Roman" w:hAnsi="Times New Roman"/>
-          <w:lang w:val="ru-RU"/>
-        </w:rPr>
-        <w:t>11. Ограничения учебной версии</w:t>
-      </w:r>
-    </w:p>
-    <w:p>
-      <w:pPr>
-        <w:ind w:firstLine="709"/>
-        <w:rPr>
-          <w:lang w:val="ru-RU"/>
-        </w:rPr>
-      </w:pPr>
-      <w:r>
-        <w:rPr>
-          <w:lang w:val="ru-RU"/>
-        </w:rPr>
-        <w:t xml:space="preserve">Список вершин и связей в клиенте ограничен несколькими сотнями записей за один запрос — для учебных графов этого достаточно. Визуализация намеренно обрезает отображение до 500 вершин, чтобы окно оставалось отзывчивым. Редактирование меток существующей вершины через </w:t>
-      </w:r>
-      <w:r>
-        <w:t>GUI</w:t>
-      </w:r>
-      <w:r>
-        <w:rPr>
-          <w:lang w:val="ru-RU"/>
-        </w:rPr>
-        <w:t xml:space="preserve"> не реализовано. Расширенные запросы (поиск пути, обход с заданным шаблоном) вынесены за рамки описания текущей работы.</w:t>
-      </w:r>
-    </w:p>
-    <w:p>
-      <w:pPr>
-        <w:ind w:firstLine="709"/>
-        <w:rPr>
-          <w:lang w:val="ru-RU"/>
-        </w:rPr>
-      </w:pPr>
-      <w:r>
-        <w:rPr>
-          <w:lang w:val="ru-RU"/>
-        </w:rPr>
-        <w:t xml:space="preserve">Создание нескольких баз данных </w:t>
-      </w:r>
-      <w:r>
-        <w:t>Neo</w:t>
-      </w:r>
-      <w:r>
-        <w:rPr>
-          <w:lang w:val="ru-RU"/>
-        </w:rPr>
-        <w:t>4</w:t>
-      </w:r>
-      <w:r>
-        <w:t>j</w:t>
-      </w:r>
-      <w:r>
-        <w:rPr>
-          <w:lang w:val="ru-RU"/>
-        </w:rPr>
-        <w:t xml:space="preserve"> зависит от редакции сервера; на </w:t>
-      </w:r>
-      <w:r>
-        <w:t>Community</w:t>
-      </w:r>
-      <w:r>
-        <w:rPr>
-          <w:lang w:val="ru-RU"/>
-        </w:rPr>
-        <w:t xml:space="preserve"> </w:t>
-      </w:r>
-      <w:r>
-        <w:t>Edition</w:t>
-      </w:r>
-      <w:r>
-        <w:rPr>
-          <w:lang w:val="ru-RU"/>
-        </w:rPr>
-        <w:t xml:space="preserve"> операция может быть недоступна — тогда используется одна база </w:t>
-      </w:r>
-      <w:r>
-        <w:t>neo</w:t>
-      </w:r>
-      <w:r>
-        <w:rPr>
-          <w:lang w:val="ru-RU"/>
-        </w:rPr>
-        <w:t>4</w:t>
-      </w:r>
-      <w:r>
-        <w:t>j</w:t>
-      </w:r>
-      <w:r>
-        <w:rPr>
-          <w:lang w:val="ru-RU"/>
-        </w:rPr>
-        <w:t xml:space="preserve">, что не мешает демонстрации </w:t>
-      </w:r>
-      <w:r>
-        <w:t>CRUD</w:t>
-      </w:r>
-      <w:r>
-        <w:rPr>
-          <w:lang w:val="ru-RU"/>
-        </w:rPr>
-        <w:t xml:space="preserve"> и импорта.</w:t>
-      </w:r>
-    </w:p>
-    <w:p>
-      <w:pPr>
-        <w:ind w:firstLine="709"/>
-        <w:rPr>
-          <w:lang w:val="ru-RU"/>
-        </w:rPr>
-      </w:pPr>
-      <w:r>
-        <w:rPr>
-          <w:lang w:val="ru-RU"/>
-        </w:rPr>
-        <w:t xml:space="preserve">Несмотря на ограничения, проект демонстрирует полный цикл: постановка задачи в терминах графа, выбор СУБД, минимальный </w:t>
-      </w:r>
-      <w:r>
-        <w:t>API</w:t>
-      </w:r>
-      <w:r>
-        <w:rPr>
-          <w:lang w:val="ru-RU"/>
-        </w:rPr>
-        <w:t>, клиент для пользователя, пример реальных данных и план развития.</w:t>
-      </w:r>
-    </w:p>
-    <w:p>
-      <w:pPr>
-        <w:pStyle w:val="Heading1"/>
-        <w:rPr>
-          <w:lang w:val="ru-RU"/>
-        </w:rPr>
-      </w:pPr>
-      <w:r>
-        <w:rPr>
-          <w:rFonts w:ascii="Times New Roman" w:hAnsi="Times New Roman"/>
-          <w:lang w:val="ru-RU"/>
-        </w:rPr>
-        <w:t>12. Математические замечания без углубления в алгоритмы</w:t>
-      </w:r>
-    </w:p>
-    <w:p>
-      <w:pPr>
-        <w:ind w:firstLine="709"/>
-        <w:rPr>
-          <w:lang w:val="ru-RU"/>
-        </w:rPr>
-      </w:pPr>
-      <w:r>
-        <w:rPr>
-          <w:lang w:val="ru-RU"/>
-        </w:rPr>
-        <w:t xml:space="preserve">Понятие пути в орграфе — последовательность вершин, в которой каждая пара соседних вершин соединена дугой нужного направления. Длина пути — число дуг. В теории графов изучают кратчайшие пути, достижимость, ацикличность. В рамках данного </w:t>
-      </w:r>
-      <w:r>
-        <w:rPr>
-          <w:lang w:val="ru-RU"/>
-        </w:rPr>
-        <w:lastRenderedPageBreak/>
-        <w:t xml:space="preserve">проекта эти задачи не реализуются в пользовательском интерфейсе, но именно к ним логично переходить после освоения </w:t>
-      </w:r>
-      <w:r>
-        <w:t>CRUD</w:t>
-      </w:r>
-      <w:r>
-        <w:rPr>
-          <w:lang w:val="ru-RU"/>
-        </w:rPr>
-        <w:t>.</w:t>
-      </w:r>
-    </w:p>
-    <w:p>
-      <w:pPr>
-        <w:ind w:firstLine="709"/>
-        <w:rPr>
-          <w:lang w:val="ru-RU"/>
-        </w:rPr>
-      </w:pPr>
-      <w:r>
-        <w:rPr>
-          <w:lang w:val="ru-RU"/>
-        </w:rPr>
-        <w:t xml:space="preserve">Матрица смежности размера </w:t>
-      </w:r>
-      <w:r>
-        <w:t>n</w:t>
-      </w:r>
-      <w:r>
-        <w:rPr>
-          <w:lang w:val="ru-RU"/>
-        </w:rPr>
-        <w:t>×</w:t>
-      </w:r>
-      <w:r>
-        <w:t>n</w:t>
-      </w:r>
-      <w:r>
-        <w:rPr>
-          <w:lang w:val="ru-RU"/>
-        </w:rPr>
-        <w:t xml:space="preserve"> для </w:t>
-      </w:r>
-      <w:r>
-        <w:t>n</w:t>
-      </w:r>
-      <w:r>
-        <w:rPr>
-          <w:lang w:val="ru-RU"/>
-        </w:rPr>
-        <w:t xml:space="preserve"> вершин кодирует наличие дуги из </w:t>
-      </w:r>
-      <w:proofErr w:type="spellStart"/>
-      <w:r>
-        <w:t>i</w:t>
-      </w:r>
-      <w:proofErr w:type="spellEnd"/>
-      <w:r>
-        <w:rPr>
-          <w:lang w:val="ru-RU"/>
-        </w:rPr>
-        <w:t xml:space="preserve"> в </w:t>
-      </w:r>
-      <w:r>
-        <w:t>j</w:t>
-      </w:r>
-      <w:r>
-        <w:rPr>
-          <w:lang w:val="ru-RU"/>
-        </w:rPr>
-        <w:t xml:space="preserve">. Для разреженных графов, где у вершины мало соседей, матрица неэффективна по памяти; списки смежности компактнее. </w:t>
-      </w:r>
-      <w:r>
-        <w:t>Neo</w:t>
-      </w:r>
-      <w:r>
-        <w:rPr>
-          <w:lang w:val="ru-RU"/>
-        </w:rPr>
-        <w:t>4</w:t>
-      </w:r>
-      <w:r>
-        <w:t>j</w:t>
-      </w:r>
-      <w:r>
-        <w:rPr>
-          <w:lang w:val="ru-RU"/>
-        </w:rPr>
-        <w:t xml:space="preserve"> фактически хранит что-то близкое к спискам смежности с дополнительными указателями на свойства.</w:t>
-      </w:r>
-    </w:p>
-    <w:p>
-      <w:pPr>
-        <w:ind w:firstLine="709"/>
-        <w:rPr>
-          <w:lang w:val="ru-RU"/>
-        </w:rPr>
-      </w:pPr>
-      <w:r>
-        <w:rPr>
-          <w:lang w:val="ru-RU"/>
-        </w:rPr>
-        <w:t xml:space="preserve">Взвешенный граф приписывает дуге число (вес): расстояние, стоимость, вероятность. В примере </w:t>
-      </w:r>
-      <w:r>
-        <w:t>pip</w:t>
-      </w:r>
-      <w:r>
-        <w:rPr>
-          <w:lang w:val="ru-RU"/>
-        </w:rPr>
-        <w:t xml:space="preserve"> веса не используются, но их можно было бы добавить в свойства связи, например минимальная совместимая версия.</w:t>
-      </w:r>
-    </w:p>
-    <w:p>
-      <w:pPr>
-        <w:ind w:firstLine="709"/>
-        <w:rPr>
-          <w:lang w:val="ru-RU"/>
-        </w:rPr>
-      </w:pPr>
-      <w:r>
-        <w:rPr>
-          <w:lang w:val="ru-RU"/>
-        </w:rPr>
-        <w:t>Двудольный граф — граф, вершины которого делятся на два множества, и рёбра соединяют только вершины из разных частей. Модель «пакет — зависимость — пакет» не является строго двудольной, потому что оба конца — пакеты одного типа, но визуально схему зависимостей часто рисуют слоями для наглядности.</w:t>
-      </w:r>
-    </w:p>
-    <w:p>
-      <w:pPr>
-        <w:pStyle w:val="Heading2"/>
-        <w:rPr>
-          <w:lang w:val="ru-RU"/>
-        </w:rPr>
-      </w:pPr>
-      <w:r>
-        <w:rPr>
-          <w:rFonts w:ascii="Times New Roman" w:hAnsi="Times New Roman"/>
-          <w:sz w:val="28"/>
-          <w:lang w:val="ru-RU"/>
-        </w:rPr>
-        <w:t>12.1. Задачи, которые решаются без поиска пути</w:t>
-      </w:r>
-    </w:p>
-    <w:p>
-      <w:pPr>
-        <w:ind w:firstLine="709"/>
-        <w:rPr>
-          <w:lang w:val="ru-RU"/>
-        </w:rPr>
-      </w:pPr>
-      <w:r>
-        <w:rPr>
-          <w:lang w:val="ru-RU"/>
-        </w:rPr>
-        <w:t xml:space="preserve">Подсчёт числа соседей вершины — </w:t>
-      </w:r>
-      <w:r>
-        <w:t>O</w:t>
-      </w:r>
-      <w:r>
-        <w:rPr>
-          <w:lang w:val="ru-RU"/>
-        </w:rPr>
-        <w:t>(</w:t>
-      </w:r>
-      <w:r>
-        <w:t>deg</w:t>
-      </w:r>
-      <w:r>
-        <w:rPr>
-          <w:lang w:val="ru-RU"/>
-        </w:rPr>
-        <w:t>(</w:t>
-      </w:r>
-      <w:r>
-        <w:t>v</w:t>
-      </w:r>
-      <w:r>
-        <w:rPr>
-          <w:lang w:val="ru-RU"/>
-        </w:rPr>
-        <w:t>)) при хранении списка смежности.</w:t>
-      </w:r>
-    </w:p>
-    <w:p>
-      <w:pPr>
-        <w:ind w:firstLine="709"/>
-        <w:rPr>
-          <w:lang w:val="ru-RU"/>
-        </w:rPr>
-      </w:pPr>
-      <w:r>
-        <w:rPr>
-          <w:lang w:val="ru-RU"/>
-        </w:rPr>
-        <w:t>Проверка наличия дуги (</w:t>
-      </w:r>
-      <w:r>
-        <w:t>v</w:t>
-      </w:r>
-      <w:r>
-        <w:rPr>
-          <w:lang w:val="ru-RU"/>
-        </w:rPr>
-        <w:t xml:space="preserve">, </w:t>
-      </w:r>
-      <w:r>
-        <w:t>w</w:t>
-      </w:r>
-      <w:r>
-        <w:rPr>
-          <w:lang w:val="ru-RU"/>
-        </w:rPr>
-        <w:t>) — локальный запрос к инцидентным рёбрам.</w:t>
-      </w:r>
-    </w:p>
-    <w:p>
-      <w:pPr>
-        <w:ind w:firstLine="709"/>
-        <w:rPr>
-          <w:lang w:val="ru-RU"/>
-        </w:rPr>
-      </w:pPr>
-      <w:r>
-        <w:rPr>
-          <w:lang w:val="ru-RU"/>
-        </w:rPr>
-        <w:t>Добавление и удаление вершины/дуги — локальные изменения структуры.</w:t>
-      </w:r>
-    </w:p>
-    <w:p>
-      <w:pPr>
-        <w:ind w:firstLine="709"/>
-        <w:rPr>
-          <w:lang w:val="ru-RU"/>
-        </w:rPr>
-      </w:pPr>
-      <w:r>
-        <w:rPr>
-          <w:lang w:val="ru-RU"/>
-        </w:rPr>
-        <w:t>Выгрузка всего графа — полный обход, линейный по размеру данных.</w:t>
-      </w:r>
-    </w:p>
-    <w:p>
-      <w:pPr>
-        <w:ind w:firstLine="709"/>
-        <w:rPr>
-          <w:lang w:val="ru-RU"/>
-        </w:rPr>
-      </w:pPr>
-      <w:r>
-        <w:rPr>
-          <w:lang w:val="ru-RU"/>
-        </w:rPr>
-        <w:lastRenderedPageBreak/>
-        <w:t>Все перечисленные операции уже поддерживаются учебным комплексом и достаточны для отчёта по курсовой работе текущего года обучения.</w:t>
-      </w:r>
-    </w:p>
-    <w:p>
-      <w:pPr>
-        <w:pStyle w:val="Heading1"/>
-        <w:rPr>
-          <w:lang w:val="ru-RU"/>
-        </w:rPr>
-      </w:pPr>
-      <w:r>
-        <w:rPr>
-          <w:rFonts w:ascii="Times New Roman" w:hAnsi="Times New Roman"/>
-          <w:lang w:val="ru-RU"/>
-        </w:rPr>
-        <w:t>Приложение А. Пошаговая работа в клиенте</w:t>
-      </w:r>
-    </w:p>
-    <w:p>
-      <w:pPr>
-        <w:ind w:firstLine="709"/>
-        <w:rPr>
-          <w:lang w:val="ru-RU"/>
-        </w:rPr>
-      </w:pPr>
-      <w:r>
-        <w:rPr>
-          <w:lang w:val="ru-RU"/>
-        </w:rPr>
-        <w:t xml:space="preserve">Шаг 1. Запустить </w:t>
-      </w:r>
-      <w:r>
-        <w:t>Docker</w:t>
-      </w:r>
-      <w:r>
-        <w:rPr>
-          <w:lang w:val="ru-RU"/>
-        </w:rPr>
-        <w:t xml:space="preserve"> </w:t>
-      </w:r>
-      <w:r>
-        <w:t>Compose</w:t>
-      </w:r>
-      <w:r>
-        <w:rPr>
-          <w:lang w:val="ru-RU"/>
-        </w:rPr>
-        <w:t xml:space="preserve"> в каталоге проекта и дождаться готовности контейнеров. Убедиться, что в браузере открывается страница </w:t>
-      </w:r>
-      <w:r>
-        <w:t>API</w:t>
-      </w:r>
-      <w:r>
-        <w:rPr>
-          <w:lang w:val="ru-RU"/>
-        </w:rPr>
-        <w:t xml:space="preserve"> /</w:t>
-      </w:r>
-      <w:r>
-        <w:t>docs</w:t>
-      </w:r>
-      <w:r>
-        <w:rPr>
-          <w:lang w:val="ru-RU"/>
-        </w:rPr>
-        <w:t xml:space="preserve"> или что /</w:t>
-      </w:r>
-      <w:r>
-        <w:t>health</w:t>
-      </w:r>
-      <w:r>
-        <w:rPr>
-          <w:lang w:val="ru-RU"/>
-        </w:rPr>
-        <w:t xml:space="preserve"> возвращает положительный ответ.</w:t>
-      </w:r>
-    </w:p>
-    <w:p>
-      <w:pPr>
-        <w:ind w:firstLine="709"/>
-        <w:rPr>
-          <w:lang w:val="ru-RU"/>
-        </w:rPr>
-      </w:pPr>
-      <w:r>
-        <w:rPr>
-          <w:lang w:val="ru-RU"/>
-        </w:rPr>
-        <w:t>Шаг 2. Запустить клиент (</w:t>
-      </w:r>
-      <w:r>
-        <w:t>start</w:t>
-      </w:r>
-      <w:r>
-        <w:rPr>
-          <w:lang w:val="ru-RU"/>
-        </w:rPr>
-        <w:t>.</w:t>
-      </w:r>
-      <w:proofErr w:type="spellStart"/>
-      <w:r>
-        <w:t>cmd</w:t>
-      </w:r>
-      <w:proofErr w:type="spellEnd"/>
-      <w:r>
-        <w:rPr>
-          <w:lang w:val="ru-RU"/>
-        </w:rPr>
-        <w:t xml:space="preserve">). В главном окне проверить адрес </w:t>
-      </w:r>
-      <w:r>
-        <w:t>API</w:t>
-      </w:r>
-      <w:r>
-        <w:rPr>
-          <w:lang w:val="ru-RU"/>
-        </w:rPr>
-        <w:t xml:space="preserve">. При ошибке подключения открыть «Параметры подключения» и исправить </w:t>
-      </w:r>
-      <w:r>
-        <w:t>URL</w:t>
-      </w:r>
-      <w:r>
-        <w:rPr>
-          <w:lang w:val="ru-RU"/>
-        </w:rPr>
-        <w:t>.</w:t>
-      </w:r>
-    </w:p>
-    <w:p>
-      <w:pPr>
-        <w:ind w:firstLine="709"/>
-        <w:rPr>
-          <w:lang w:val="ru-RU"/>
-        </w:rPr>
-      </w:pPr>
-      <w:r>
-        <w:rPr>
-          <w:lang w:val="ru-RU"/>
-        </w:rPr>
-        <w:t xml:space="preserve">Шаг 3. Меню «Граф» → «Импорт из файла». </w:t>
-      </w:r>
-      <w:proofErr w:type="spellStart"/>
-      <w:r>
-        <w:t>Выбрать</w:t>
-      </w:r>
-      <w:proofErr w:type="spellEnd"/>
-      <w:r>
-        <w:t xml:space="preserve"> examples/</w:t>
-      </w:r>
-      <w:proofErr w:type="spellStart"/>
-      <w:r>
-        <w:t>pip_dependency_graph.json</w:t>
-      </w:r>
-      <w:proofErr w:type="spellEnd"/>
-      <w:r>
-        <w:t xml:space="preserve">. Режим «Заменить». </w:t>
-      </w:r>
-      <w:r>
-        <w:rPr>
-          <w:lang w:val="ru-RU"/>
-        </w:rPr>
-        <w:t>После диалога об успехе перейти на вкладку «Вершины» и нажать «Обновить», если список не обновился автоматически.</w:t>
-      </w:r>
-    </w:p>
-    <w:p>
-      <w:pPr>
-        <w:ind w:firstLine="709"/>
-        <w:rPr>
-          <w:lang w:val="ru-RU"/>
-        </w:rPr>
-      </w:pPr>
-      <w:r>
-        <w:rPr>
-          <w:lang w:val="ru-RU"/>
-        </w:rPr>
-        <w:t xml:space="preserve">Шаг 4. Выделить любую вершину в таблице. Нажать «Изменить вершину» — откроется </w:t>
-      </w:r>
-      <w:r>
-        <w:t>JSON</w:t>
-      </w:r>
-      <w:r>
-        <w:rPr>
-          <w:lang w:val="ru-RU"/>
-        </w:rPr>
-        <w:t xml:space="preserve"> со свойствами. Можно добавить поле, например </w:t>
-      </w:r>
-      <w:r>
-        <w:t>note</w:t>
-      </w:r>
-      <w:r>
-        <w:rPr>
-          <w:lang w:val="ru-RU"/>
-        </w:rPr>
-        <w:t xml:space="preserve">: </w:t>
-      </w:r>
-      <w:r>
-        <w:t>demo</w:t>
-      </w:r>
-      <w:r>
-        <w:rPr>
-          <w:lang w:val="ru-RU"/>
-        </w:rPr>
-        <w:t>, и сохранить. Убедиться, что в таблице отображается обновлённый фрагмент свойств.</w:t>
-      </w:r>
-    </w:p>
-    <w:p>
-      <w:pPr>
-        <w:ind w:firstLine="709"/>
-        <w:rPr>
-          <w:lang w:val="ru-RU"/>
-        </w:rPr>
-      </w:pPr>
-      <w:r>
-        <w:rPr>
-          <w:lang w:val="ru-RU"/>
-        </w:rPr>
-        <w:t xml:space="preserve">Шаг 5. Нажать «Добавить вершину». Указать метку </w:t>
-      </w:r>
-      <w:r>
-        <w:t>Module</w:t>
-      </w:r>
-      <w:r>
-        <w:rPr>
-          <w:lang w:val="ru-RU"/>
-        </w:rPr>
-        <w:t xml:space="preserve">, в </w:t>
-      </w:r>
-      <w:r>
-        <w:t>JSON</w:t>
-      </w:r>
-      <w:r>
-        <w:rPr>
-          <w:lang w:val="ru-RU"/>
-        </w:rPr>
-        <w:t xml:space="preserve"> задать </w:t>
-      </w:r>
-      <w:r>
-        <w:t>display</w:t>
-      </w:r>
-      <w:r>
-        <w:rPr>
-          <w:lang w:val="ru-RU"/>
-        </w:rPr>
-        <w:t>_</w:t>
-      </w:r>
-      <w:r>
-        <w:t>name</w:t>
-      </w:r>
-      <w:r>
-        <w:rPr>
-          <w:lang w:val="ru-RU"/>
-        </w:rPr>
-        <w:t xml:space="preserve">: </w:t>
-      </w:r>
-      <w:r>
-        <w:t>my</w:t>
-      </w:r>
-      <w:r>
-        <w:rPr>
-          <w:lang w:val="ru-RU"/>
-        </w:rPr>
-        <w:t>_</w:t>
-      </w:r>
-      <w:r>
-        <w:t>test</w:t>
-      </w:r>
-      <w:r>
-        <w:rPr>
-          <w:lang w:val="ru-RU"/>
-        </w:rPr>
-        <w:t>_</w:t>
-      </w:r>
-      <w:r>
-        <w:t>pkg</w:t>
-      </w:r>
-      <w:r>
-        <w:rPr>
-          <w:lang w:val="ru-RU"/>
-        </w:rPr>
-        <w:t xml:space="preserve"> и пустое или краткое </w:t>
-      </w:r>
-      <w:r>
-        <w:t>summary</w:t>
-      </w:r>
-      <w:r>
-        <w:rPr>
-          <w:lang w:val="ru-RU"/>
-        </w:rPr>
-        <w:t>. Запомнить идентификатор новой вершины из таблицы после сохранения.</w:t>
-      </w:r>
-    </w:p>
-    <w:p>
-      <w:pPr>
-        <w:ind w:firstLine="709"/>
-        <w:rPr>
-          <w:lang w:val="ru-RU"/>
-        </w:rPr>
-      </w:pPr>
-      <w:r>
-        <w:rPr>
-          <w:lang w:val="ru-RU"/>
-        </w:rPr>
-        <w:lastRenderedPageBreak/>
-        <w:t xml:space="preserve">Шаг 6. Нажать «Добавить связь». В поле начала — идентификатор </w:t>
-      </w:r>
-      <w:r>
-        <w:t>my</w:t>
-      </w:r>
-      <w:r>
-        <w:rPr>
-          <w:lang w:val="ru-RU"/>
-        </w:rPr>
-        <w:t>_</w:t>
-      </w:r>
-      <w:r>
-        <w:t>test</w:t>
-      </w:r>
-      <w:r>
-        <w:rPr>
-          <w:lang w:val="ru-RU"/>
-        </w:rPr>
-        <w:t>_</w:t>
-      </w:r>
-      <w:r>
-        <w:t>pkg</w:t>
-      </w:r>
-      <w:r>
-        <w:rPr>
-          <w:lang w:val="ru-RU"/>
-        </w:rPr>
-        <w:t xml:space="preserve">, в поле конца — идентификатор существующего пакета (например, </w:t>
-      </w:r>
-      <w:r>
-        <w:t>requests</w:t>
-      </w:r>
-      <w:r>
-        <w:rPr>
-          <w:lang w:val="ru-RU"/>
-        </w:rPr>
-        <w:t xml:space="preserve">), тип </w:t>
-      </w:r>
-      <w:r>
-        <w:t>REQUIRES</w:t>
-      </w:r>
-      <w:r>
-        <w:rPr>
-          <w:lang w:val="ru-RU"/>
-        </w:rPr>
-        <w:t xml:space="preserve">, пустые свойства в </w:t>
-      </w:r>
-      <w:r>
-        <w:t>JSON</w:t>
-      </w:r>
-      <w:r>
-        <w:rPr>
-          <w:lang w:val="ru-RU"/>
-        </w:rPr>
-        <w:t>. На вкладке «Связи» должна появиться новая строка.</w:t>
-      </w:r>
-    </w:p>
-    <w:p>
-      <w:pPr>
-        <w:ind w:firstLine="709"/>
-        <w:rPr>
-          <w:lang w:val="ru-RU"/>
-        </w:rPr>
-      </w:pPr>
-      <w:r>
-        <w:rPr>
-          <w:lang w:val="ru-RU"/>
-        </w:rPr>
-        <w:t>Шаг 7. Меню «Граф» → «Показать граф (со сводкой)». Оценить число вершин и рёбер. При необходимости открыть полноэкранный режим для демонстрации.</w:t>
-      </w:r>
-    </w:p>
-    <w:p>
-      <w:pPr>
-        <w:ind w:firstLine="709"/>
-        <w:rPr>
-          <w:lang w:val="ru-RU"/>
-        </w:rPr>
-      </w:pPr>
-      <w:r>
-        <w:rPr>
-          <w:lang w:val="ru-RU"/>
-        </w:rPr>
-        <w:t xml:space="preserve">Шаг 8. Меню «Граф» → «Экспорт в файл», сохранить </w:t>
-      </w:r>
-      <w:r>
-        <w:t>graph</w:t>
-      </w:r>
-      <w:r>
-        <w:rPr>
-          <w:lang w:val="ru-RU"/>
-        </w:rPr>
-        <w:t>.</w:t>
-      </w:r>
-      <w:proofErr w:type="spellStart"/>
-      <w:r>
-        <w:t>graphml</w:t>
-      </w:r>
-      <w:proofErr w:type="spellEnd"/>
-      <w:r>
-        <w:rPr>
-          <w:lang w:val="ru-RU"/>
-        </w:rPr>
-        <w:t>. Файл можно приложить к отчёту как иллюстрацию обмена данными.</w:t>
-      </w:r>
-    </w:p>
-    <w:p>
-      <w:pPr>
-        <w:ind w:firstLine="709"/>
-        <w:rPr>
-          <w:lang w:val="ru-RU"/>
-        </w:rPr>
-      </w:pPr>
-      <w:r>
-        <w:rPr>
-          <w:lang w:val="ru-RU"/>
-        </w:rPr>
-        <w:t xml:space="preserve">Шаг 9. Удалить тестовую связь и вершину (с флажком удаления связей при удалении вершины), чтобы вернуть базу к исходному виду </w:t>
-      </w:r>
-      <w:r>
-        <w:t>pip</w:t>
-      </w:r>
-      <w:r>
-        <w:rPr>
-          <w:lang w:val="ru-RU"/>
-        </w:rPr>
-        <w:t>-графа.</w:t>
-      </w:r>
-    </w:p>
-    <w:p>
-      <w:pPr>
-        <w:ind w:firstLine="709"/>
-        <w:rPr>
-          <w:lang w:val="ru-RU"/>
-        </w:rPr>
-      </w:pPr>
-    </w:p>
-    <w:p>
-      <w:pPr>
-        <w:pStyle w:val="Heading1"/>
-        <w:rPr>
-          <w:lang w:val="ru-RU"/>
-        </w:rPr>
-      </w:pPr>
-      <w:r>
-        <w:rPr>
-          <w:rFonts w:ascii="Times New Roman" w:hAnsi="Times New Roman"/>
-          <w:lang w:val="ru-RU"/>
-        </w:rPr>
-        <w:t>1</w:t>
-      </w:r>
-      <w:r>
-        <w:rPr>
-          <w:rFonts w:ascii="Times New Roman" w:hAnsi="Times New Roman"/>
-          <w:lang w:val="ru-RU"/>
-        </w:rPr>
-        <w:t>3</w:t>
-      </w:r>
-      <w:r>
-        <w:rPr>
-          <w:rFonts w:ascii="Times New Roman" w:hAnsi="Times New Roman"/>
-          <w:lang w:val="ru-RU"/>
-        </w:rPr>
-        <w:t>. Заключение</w:t>
-      </w:r>
-    </w:p>
-    <w:p>
-      <w:pPr>
-        <w:ind w:firstLine="709"/>
-        <w:rPr>
-          <w:lang w:val="ru-RU"/>
-        </w:rPr>
-      </w:pPr>
-      <w:r>
-        <w:rPr>
-          <w:lang w:val="ru-RU"/>
-        </w:rPr>
-        <w:t xml:space="preserve">В работе рассмотрена связь между базовыми понятиями теории графов и практической реализацией хранилища на </w:t>
-      </w:r>
-      <w:r>
-        <w:t>Neo</w:t>
-      </w:r>
-      <w:r>
-        <w:rPr>
-          <w:lang w:val="ru-RU"/>
-        </w:rPr>
-        <w:t>4</w:t>
-      </w:r>
-      <w:r>
-        <w:t>j</w:t>
-      </w:r>
-      <w:r>
-        <w:rPr>
-          <w:lang w:val="ru-RU"/>
-        </w:rPr>
-        <w:t xml:space="preserve">. Показано, как операции </w:t>
-      </w:r>
-      <w:r>
-        <w:t>CRUD</w:t>
-      </w:r>
-      <w:r>
-        <w:rPr>
-          <w:lang w:val="ru-RU"/>
-        </w:rPr>
-        <w:t xml:space="preserve"> над вершинами и связями поддерживают жизненный цикл данных, а пример графа зависимостей </w:t>
-      </w:r>
-      <w:r>
-        <w:t>pip</w:t>
-      </w:r>
-      <w:r>
-        <w:rPr>
-          <w:lang w:val="ru-RU"/>
-        </w:rPr>
-        <w:t xml:space="preserve"> иллюстрирует анализ «востребованности» вершин по входящей степени. Клиент на </w:t>
-      </w:r>
-      <w:proofErr w:type="spellStart"/>
-      <w:r>
-        <w:t>wxPython</w:t>
-      </w:r>
-      <w:proofErr w:type="spellEnd"/>
-      <w:r>
-        <w:rPr>
-          <w:lang w:val="ru-RU"/>
-        </w:rPr>
-        <w:t xml:space="preserve"> делает эти возможности доступными без использования консольных утилит, а разделение на </w:t>
-      </w:r>
-      <w:r>
-        <w:t>API</w:t>
-      </w:r>
-      <w:r>
-        <w:rPr>
-          <w:lang w:val="ru-RU"/>
-        </w:rPr>
-        <w:t xml:space="preserve"> и </w:t>
-      </w:r>
-      <w:r>
-        <w:t>GUI</w:t>
-      </w:r>
-      <w:r>
-        <w:rPr>
-          <w:lang w:val="ru-RU"/>
-        </w:rPr>
-        <w:t xml:space="preserve"> упрощает дальнейшее расширение системы.</w:t>
-      </w:r>
-    </w:p>
-    <w:p>
-      <w:pPr>
-        <w:ind w:firstLine="709"/>
-        <w:rPr>
-          <w:lang w:val="ru-RU"/>
-        </w:rPr>
-      </w:pPr>
-      <w:r>
-        <w:rPr>
-          <w:lang w:val="ru-RU"/>
-        </w:rPr>
-        <w:lastRenderedPageBreak/>
-        <w:t xml:space="preserve">Практическая значимость работы состоит в том, что студент проходит путь от абстрактного определения графа до работающей программы с наглядным примером. Теоретическая часть не дублирует справочник по </w:t>
-      </w:r>
-      <w:r>
-        <w:t>Neo</w:t>
-      </w:r>
-      <w:r>
-        <w:rPr>
-          <w:lang w:val="ru-RU"/>
-        </w:rPr>
-        <w:t>4</w:t>
-      </w:r>
-      <w:r>
-        <w:t>j</w:t>
-      </w:r>
-      <w:r>
-        <w:rPr>
-          <w:lang w:val="ru-RU"/>
-        </w:rPr>
-        <w:t>, а связывает курс дискретной математики с современным инструментом хранения данных. Перспектива развития — алгоритмические запросы и, при необходимости, веб-доступ — естественно вытекает из заложенной архитектуры.</w:t>
-      </w:r>
     </w:p>
     <w:sectPr>
       <w:pgSz w:w="12240" w:h="15840"/>
@@ -15805,7 +16089,7 @@
 </file>
 
 <file path=customXml/itemProps1.xml><?xml version="1.0" encoding="utf-8"?>
-<ds:datastoreItem xmlns:ds="http://schemas.openxmlformats.org/officeDocument/2006/customXml" ds:itemID="{5E5F3117-9A02-4E9C-B8E2-41C8232605E3}">
+<ds:datastoreItem xmlns:ds="http://schemas.openxmlformats.org/officeDocument/2006/customXml" ds:itemID="{8C66EA72-A8F1-4F91-A6DF-B3AB17DBAB5B}">
   <ds:schemaRefs>
     <ds:schemaRef ds:uri="http://schemas.openxmlformats.org/officeDocument/2006/bibliography"/>
   </ds:schemaRefs>

--- a/docs/теория.docx
+++ b/docs/теория.docx
@@ -6,21 +6,70 @@
       <w:pPr>
         <w:jc w:val="center"/>
         <w:rPr>
-          <w:lang w:val="ru-RU"/>
-        </w:rPr>
-      </w:pPr>
-      <w:r>
-        <w:rPr>
-          <w:lang w:val="ru-RU"/>
-        </w:rPr>
-        <w:t>КУРСОВАЯ РАБОТА</w:t>
+          <w:sz w:val="24"/>
+          <w:szCs w:val="28"/>
+        </w:rPr>
+      </w:pPr>
+      <w:r>
+        <w:rPr>
+          <w:noProof/>
+          <w:szCs w:val="28"/>
+        </w:rPr>
+        <w:drawing>
+          <wp:inline distT="0" distB="0" distL="0" distR="0" wp14:anchorId="7AB89220" wp14:editId="14BDDCCA">
+            <wp:extent cx="5486400" cy="762635"/>
+            <wp:effectExtent l="0" t="0" r="0" b="0"/>
+            <wp:docPr id="1" name="Picture 1"/>
+            <wp:cNvGraphicFramePr>
+              <a:graphicFrameLocks xmlns:a="http://schemas.openxmlformats.org/drawingml/2006/main" noChangeAspect="1"/>
+            </wp:cNvGraphicFramePr>
+            <a:graphic xmlns:a="http://schemas.openxmlformats.org/drawingml/2006/main">
+              <a:graphicData uri="http://schemas.openxmlformats.org/drawingml/2006/picture">
+                <pic:pic xmlns:pic="http://schemas.openxmlformats.org/drawingml/2006/picture">
+                  <pic:nvPicPr>
+                    <pic:cNvPr id="0" name="Рисунок 2"/>
+                    <pic:cNvPicPr>
+                      <a:picLocks noChangeAspect="1" noChangeArrowheads="1"/>
+                    </pic:cNvPicPr>
+                  </pic:nvPicPr>
+                  <pic:blipFill>
+                    <a:blip r:embed="rId6">
+                      <a:extLst>
+                        <a:ext uri="{28A0092B-C50C-407E-A947-70E740481C1C}">
+                          <a14:useLocalDpi xmlns:a14="http://schemas.microsoft.com/office/drawing/2010/main" val="0"/>
+                        </a:ext>
+                      </a:extLst>
+                    </a:blip>
+                    <a:srcRect t="10834" b="15833"/>
+                    <a:stretch>
+                      <a:fillRect/>
+                    </a:stretch>
+                  </pic:blipFill>
+                  <pic:spPr bwMode="auto">
+                    <a:xfrm>
+                      <a:off x="0" y="0"/>
+                      <a:ext cx="5486400" cy="762635"/>
+                    </a:xfrm>
+                    <a:prstGeom prst="rect">
+                      <a:avLst/>
+                    </a:prstGeom>
+                    <a:noFill/>
+                    <a:ln>
+                      <a:noFill/>
+                    </a:ln>
+                  </pic:spPr>
+                </pic:pic>
+              </a:graphicData>
+            </a:graphic>
+          </wp:inline>
+        </w:drawing>
       </w:r>
     </w:p>
     <w:p>
       <w:pPr>
         <w:jc w:val="center"/>
         <w:rPr>
-          <w:lang w:val="ru-RU"/>
+          <w:szCs w:val="28"/>
         </w:rPr>
       </w:pPr>
     </w:p>
@@ -28,7 +77,7 @@
       <w:pPr>
         <w:jc w:val="center"/>
         <w:rPr>
-          <w:lang w:val="ru-RU"/>
+          <w:szCs w:val="28"/>
         </w:rPr>
       </w:pPr>
     </w:p>
@@ -36,258 +85,743 @@
       <w:pPr>
         <w:jc w:val="center"/>
         <w:rPr>
-          <w:lang w:val="ru-RU"/>
-        </w:rPr>
-      </w:pPr>
-      <w:r>
-        <w:rPr>
-          <w:lang w:val="ru-RU"/>
-        </w:rPr>
-        <w:t>на тему:</w:t>
+          <w:szCs w:val="28"/>
+          <w:lang w:val="ru-RU"/>
+        </w:rPr>
+      </w:pPr>
+      <w:r>
+        <w:rPr>
+          <w:szCs w:val="28"/>
+          <w:lang w:val="ru-RU"/>
+        </w:rPr>
+        <w:t>Факультет «Информационные технологии»</w:t>
       </w:r>
     </w:p>
     <w:p>
       <w:pPr>
-        <w:rPr>
-          <w:lang w:val="ru-RU"/>
-        </w:rPr>
-      </w:pPr>
+        <w:jc w:val="center"/>
+        <w:rPr>
+          <w:szCs w:val="28"/>
+          <w:lang w:val="ru-RU"/>
+        </w:rPr>
+      </w:pPr>
+      <w:r>
+        <w:rPr>
+          <w:szCs w:val="28"/>
+          <w:lang w:val="ru-RU"/>
+        </w:rPr>
+        <w:t>Кафедра «Прикладная математика»</w:t>
+      </w:r>
     </w:p>
     <w:p>
       <w:pPr>
-        <w:jc w:val="center"/>
-        <w:rPr>
-          <w:b/>
-          <w:lang w:val="ru-RU"/>
-        </w:rPr>
-      </w:pPr>
-      <w:r>
-        <w:rPr>
-          <w:b/>
-          <w:lang w:val="ru-RU"/>
-        </w:rPr>
-        <w:t xml:space="preserve"> «</w:t>
-      </w:r>
-      <w:r>
-        <w:rPr>
-          <w:b/>
-          <w:lang w:val="ru-RU"/>
-        </w:rPr>
-        <w:t>Разработка движка для работы с графовыми базами данных</w:t>
-      </w:r>
-      <w:r>
-        <w:rPr>
-          <w:b/>
-          <w:lang w:val="ru-RU"/>
-        </w:rPr>
-        <w:t>»</w:t>
-      </w:r>
+        <w:rPr>
+          <w:sz w:val="16"/>
+          <w:szCs w:val="16"/>
+          <w:lang w:val="ru-RU"/>
+        </w:rPr>
+      </w:pPr>
     </w:p>
     <w:p>
       <w:pPr>
+        <w:jc w:val="center"/>
         <w:rPr>
           <w:b/>
+          <w:sz w:val="32"/>
+          <w:szCs w:val="24"/>
           <w:lang w:val="ru-RU"/>
         </w:rPr>
       </w:pPr>
     </w:p>
     <w:p>
       <w:pPr>
-        <w:rPr>
+        <w:jc w:val="center"/>
+        <w:rPr>
+          <w:b/>
+          <w:sz w:val="24"/>
           <w:lang w:val="ru-RU"/>
         </w:rPr>
       </w:pPr>
     </w:p>
     <w:p>
       <w:pPr>
-        <w:rPr>
-          <w:lang w:val="ru-RU"/>
-        </w:rPr>
-      </w:pPr>
+        <w:pBdr>
+          <w:bottom w:val="single" w:sz="12" w:space="1" w:color="auto"/>
+        </w:pBdr>
+        <w:jc w:val="center"/>
+        <w:rPr>
+          <w:b/>
+          <w:sz w:val="32"/>
+          <w:szCs w:val="32"/>
+          <w:lang w:val="ru-RU"/>
+        </w:rPr>
+      </w:pPr>
+      <w:r>
+        <w:rPr>
+          <w:b/>
+          <w:sz w:val="32"/>
+          <w:szCs w:val="32"/>
+          <w:lang w:val="ru-RU"/>
+        </w:rPr>
+        <w:t>КУРСОВАЯ РАБОТА</w:t>
+      </w:r>
     </w:p>
     <w:p>
       <w:pPr>
-        <w:rPr>
-          <w:lang w:val="ru-RU"/>
-        </w:rPr>
-      </w:pPr>
+        <w:pBdr>
+          <w:bottom w:val="single" w:sz="12" w:space="1" w:color="auto"/>
+        </w:pBdr>
+        <w:jc w:val="center"/>
+        <w:rPr>
+          <w:sz w:val="32"/>
+          <w:szCs w:val="32"/>
+          <w:lang w:val="ru-RU"/>
+        </w:rPr>
+      </w:pPr>
+      <w:r>
+        <w:rPr>
+          <w:sz w:val="32"/>
+          <w:szCs w:val="32"/>
+          <w:lang w:val="ru-RU"/>
+        </w:rPr>
+        <w:t>по дисциплине «Математическое моделирование и анализ данных»</w:t>
+      </w:r>
     </w:p>
     <w:p>
       <w:pPr>
-        <w:rPr>
-          <w:lang w:val="ru-RU"/>
-        </w:rPr>
-      </w:pPr>
+        <w:jc w:val="center"/>
+        <w:rPr>
+          <w:b/>
+          <w:i/>
+          <w:sz w:val="22"/>
+          <w:szCs w:val="32"/>
+          <w:lang w:val="ru-RU"/>
+        </w:rPr>
+      </w:pPr>
+      <w:r>
+        <w:rPr>
+          <w:b/>
+          <w:i/>
+          <w:sz w:val="22"/>
+          <w:szCs w:val="32"/>
+          <w:lang w:val="ru-RU"/>
+        </w:rPr>
+        <w:t>( по дисциплине «…», по модулю «….» или научно-исследовательская работа)</w:t>
+      </w:r>
     </w:p>
     <w:p>
       <w:pPr>
-        <w:rPr>
+        <w:jc w:val="center"/>
+        <w:rPr>
+          <w:b/>
+          <w:sz w:val="32"/>
+          <w:szCs w:val="32"/>
           <w:lang w:val="ru-RU"/>
         </w:rPr>
       </w:pPr>
     </w:p>
     <w:p>
       <w:pPr>
-        <w:rPr>
+        <w:jc w:val="center"/>
+        <w:rPr>
+          <w:sz w:val="32"/>
+          <w:szCs w:val="32"/>
           <w:lang w:val="ru-RU"/>
         </w:rPr>
       </w:pPr>
     </w:p>
     <w:p>
       <w:pPr>
-        <w:jc w:val="right"/>
-        <w:rPr>
-          <w:b/>
-          <w:lang w:val="ru-RU"/>
-        </w:rPr>
-      </w:pPr>
-      <w:r>
-        <w:rPr>
-          <w:b/>
-          <w:lang w:val="ru-RU"/>
-        </w:rPr>
-        <w:t>Выполнил:</w:t>
+        <w:pStyle w:val="Default"/>
+        <w:jc w:val="center"/>
+        <w:rPr>
+          <w:color w:val="auto"/>
+          <w:sz w:val="28"/>
+          <w:szCs w:val="28"/>
+        </w:rPr>
+      </w:pPr>
+      <w:r>
+        <w:rPr>
+          <w:color w:val="auto"/>
+          <w:sz w:val="28"/>
+          <w:szCs w:val="28"/>
+        </w:rPr>
+        <w:t>на тему: «</w:t>
+      </w:r>
+      <w:r>
+        <w:rPr>
+          <w:color w:val="auto"/>
+          <w:sz w:val="28"/>
+          <w:szCs w:val="28"/>
+        </w:rPr>
+        <w:t>Разработка движка для работы с графовыми базами данных</w:t>
+      </w:r>
+      <w:r>
+        <w:rPr>
+          <w:color w:val="auto"/>
+          <w:sz w:val="28"/>
+          <w:szCs w:val="28"/>
+        </w:rPr>
+        <w:t>»</w:t>
       </w:r>
     </w:p>
     <w:p>
       <w:pPr>
-        <w:jc w:val="right"/>
-        <w:rPr>
-          <w:lang w:val="ru-RU"/>
-        </w:rPr>
-      </w:pPr>
-      <w:r>
-        <w:rPr>
-          <w:lang w:val="ru-RU"/>
-        </w:rPr>
-        <w:t>Студент группы 23ИТ-МО</w:t>
-      </w:r>
+        <w:rPr>
+          <w:sz w:val="24"/>
+          <w:szCs w:val="28"/>
+          <w:lang w:val="ru-RU"/>
+        </w:rPr>
+      </w:pPr>
     </w:p>
     <w:p>
       <w:pPr>
-        <w:jc w:val="right"/>
-        <w:rPr>
-          <w:lang w:val="ru-RU"/>
-        </w:rPr>
-      </w:pPr>
-      <w:r>
-        <w:rPr>
-          <w:lang w:val="ru-RU"/>
-        </w:rPr>
-        <w:t>Шигабутдинов Т.А.</w:t>
-      </w:r>
+        <w:rPr>
+          <w:szCs w:val="28"/>
+          <w:lang w:val="ru-RU"/>
+        </w:rPr>
+      </w:pPr>
     </w:p>
     <w:p>
       <w:pPr>
         <w:rPr>
+          <w:szCs w:val="28"/>
           <w:lang w:val="ru-RU"/>
         </w:rPr>
       </w:pPr>
     </w:p>
     <w:p>
       <w:pPr>
-        <w:jc w:val="right"/>
-        <w:rPr>
-          <w:b/>
-          <w:lang w:val="ru-RU"/>
-        </w:rPr>
-      </w:pPr>
-      <w:r>
-        <w:rPr>
-          <w:b/>
-          <w:lang w:val="ru-RU"/>
-        </w:rPr>
-        <w:t>Научный руководитель:</w:t>
+        <w:jc w:val="both"/>
+        <w:rPr>
+          <w:sz w:val="24"/>
+          <w:szCs w:val="28"/>
+          <w:u w:val="single"/>
+          <w:lang w:val="ru-RU"/>
+        </w:rPr>
+      </w:pPr>
+      <w:r>
+        <w:rPr>
+          <w:szCs w:val="28"/>
+          <w:lang w:val="ru-RU"/>
+        </w:rPr>
+        <w:t xml:space="preserve">Направление подготовки </w:t>
+      </w:r>
+      <w:r>
+        <w:rPr>
+          <w:szCs w:val="28"/>
+          <w:u w:val="single"/>
+        </w:rPr>
+        <w:t> </w:t>
+      </w:r>
+      <w:r>
+        <w:rPr>
+          <w:szCs w:val="28"/>
+          <w:u w:val="single"/>
+          <w:lang w:val="ru-RU"/>
+        </w:rPr>
+        <w:t>02.03.03 Математическое обеспечение и администрирование информационных систем</w:t>
+      </w:r>
+      <w:r>
+        <w:rPr>
+          <w:szCs w:val="28"/>
+          <w:u w:val="single"/>
+        </w:rPr>
+        <w:t>                                                           </w:t>
       </w:r>
     </w:p>
     <w:p>
       <w:pPr>
-        <w:jc w:val="right"/>
-        <w:rPr>
-          <w:b/>
-          <w:lang w:val="ru-RU"/>
-        </w:rPr>
-      </w:pPr>
-      <w:r>
-        <w:rPr>
-          <w:b/>
-          <w:lang w:val="ru-RU"/>
-        </w:rPr>
-        <w:t>Колотовкин И.С.</w:t>
+        <w:tabs>
+          <w:tab w:val="left" w:pos="6096"/>
+        </w:tabs>
+        <w:rPr>
+          <w:szCs w:val="24"/>
+          <w:vertAlign w:val="superscript"/>
+          <w:lang w:val="ru-RU"/>
+        </w:rPr>
+      </w:pPr>
+      <w:r>
+        <w:rPr>
+          <w:vertAlign w:val="superscript"/>
+          <w:lang w:val="ru-RU"/>
+        </w:rPr>
+        <w:lastRenderedPageBreak/>
+        <w:t xml:space="preserve">                                                                                                  (код и наименование)</w:t>
       </w:r>
     </w:p>
     <w:p>
       <w:pPr>
         <w:rPr>
-          <w:lang w:val="ru-RU"/>
-        </w:rPr>
-      </w:pPr>
+          <w:szCs w:val="28"/>
+          <w:lang w:val="ru-RU"/>
+        </w:rPr>
+      </w:pPr>
+      <w:r>
+        <w:rPr>
+          <w:szCs w:val="28"/>
+          <w:lang w:val="ru-RU"/>
+        </w:rPr>
+        <w:t xml:space="preserve">Направленность программы </w:t>
+      </w:r>
+      <w:r>
+        <w:rPr>
+          <w:szCs w:val="28"/>
+          <w:u w:val="single"/>
+        </w:rPr>
+        <w:t>  </w:t>
+      </w:r>
+      <w:r>
+        <w:rPr>
+          <w:szCs w:val="28"/>
+          <w:u w:val="single"/>
+          <w:lang w:val="ru-RU"/>
+        </w:rPr>
+        <w:t>Информационные системы и базы данных</w:t>
+      </w:r>
+      <w:r>
+        <w:rPr>
+          <w:szCs w:val="28"/>
+          <w:u w:val="single"/>
+        </w:rPr>
+        <w:t>              </w:t>
+      </w:r>
     </w:p>
     <w:p>
       <w:pPr>
         <w:rPr>
-          <w:lang w:val="ru-RU"/>
-        </w:rPr>
-      </w:pPr>
+          <w:szCs w:val="24"/>
+          <w:vertAlign w:val="superscript"/>
+          <w:lang w:val="ru-RU"/>
+        </w:rPr>
+      </w:pPr>
+      <w:r>
+        <w:rPr>
+          <w:vertAlign w:val="superscript"/>
+          <w:lang w:val="ru-RU"/>
+        </w:rPr>
+        <w:t xml:space="preserve">                                                                                                                                                             (наименование)</w:t>
+      </w:r>
     </w:p>
     <w:p>
       <w:pPr>
-        <w:jc w:val="center"/>
-        <w:rPr>
-          <w:lang w:val="ru-RU"/>
-        </w:rPr>
-      </w:pPr>
-      <w:proofErr w:type="spellStart"/>
-      <w:r>
-        <w:lastRenderedPageBreak/>
-        <w:t>Москва</w:t>
-      </w:r>
-      <w:proofErr w:type="spellEnd"/>
-      <w:r>
-        <w:t xml:space="preserve"> – 202</w:t>
-      </w:r>
-      <w:r>
-        <w:rPr>
-          <w:lang w:val="ru-RU"/>
-        </w:rPr>
-        <w:t>6</w:t>
-      </w:r>
-    </w:p>
-    <w:p/>
-    <w:p/>
-    <w:p>
-      <w:pPr>
-        <w:spacing w:after="200" w:line="276" w:lineRule="auto"/>
-        <w:rPr>
-          <w:b/>
-          <w:lang w:val="ru-RU"/>
-        </w:rPr>
-      </w:pPr>
-      <w:r>
-        <w:rPr>
-          <w:b/>
-          <w:lang w:val="ru-RU"/>
-        </w:rPr>
-        <w:br w:type="page"/>
-      </w:r>
+        <w:rPr>
+          <w:szCs w:val="28"/>
+          <w:lang w:val="ru-RU"/>
+        </w:rPr>
+      </w:pPr>
     </w:p>
     <w:p>
       <w:pPr>
-        <w:pStyle w:val="Heading1"/>
-        <w:rPr>
-          <w:lang w:val="ru-RU"/>
-        </w:rPr>
-      </w:pPr>
-      <w:r>
-        <w:rPr>
-          <w:lang w:val="ru-RU"/>
-        </w:rPr>
-        <w:lastRenderedPageBreak/>
-        <w:t>Теория</w:t>
-      </w:r>
+        <w:autoSpaceDE w:val="0"/>
+        <w:autoSpaceDN w:val="0"/>
+        <w:adjustRightInd w:val="0"/>
+        <w:rPr>
+          <w:szCs w:val="28"/>
+          <w:lang w:val="ru-RU" w:bidi="pa-IN"/>
+        </w:rPr>
+      </w:pPr>
     </w:p>
     <w:p>
       <w:pPr>
+        <w:autoSpaceDE w:val="0"/>
+        <w:autoSpaceDN w:val="0"/>
+        <w:adjustRightInd w:val="0"/>
+        <w:rPr>
+          <w:szCs w:val="32"/>
+          <w:lang w:val="ru-RU" w:bidi="pa-IN"/>
+        </w:rPr>
+      </w:pPr>
+      <w:r>
+        <w:rPr>
+          <w:szCs w:val="28"/>
+          <w:lang w:val="ru-RU" w:bidi="pa-IN"/>
+        </w:rPr>
+        <w:t xml:space="preserve">Группа </w:t>
+      </w:r>
+      <w:r>
+        <w:rPr>
+          <w:szCs w:val="32"/>
+          <w:lang w:val="ru-RU" w:bidi="pa-IN"/>
+        </w:rPr>
+        <w:t>23ИТ-МО(б/о)ИСБД-1</w:t>
+      </w:r>
+    </w:p>
+    <w:p>
+      <w:pPr>
+        <w:spacing w:before="120"/>
+        <w:rPr>
+          <w:color w:val="4BACC6" w:themeColor="accent5"/>
+          <w:sz w:val="24"/>
+          <w:szCs w:val="28"/>
+          <w:lang w:val="ru-RU"/>
+        </w:rPr>
+      </w:pPr>
+      <w:r>
+        <w:rPr>
+          <w:szCs w:val="28"/>
+          <w:lang w:val="ru-RU"/>
+        </w:rPr>
+        <w:t xml:space="preserve">Студент </w:t>
+      </w:r>
+      <w:r>
+        <w:rPr>
+          <w:szCs w:val="28"/>
+          <w:lang w:val="ru-RU"/>
+        </w:rPr>
+        <w:tab/>
+      </w:r>
+      <w:r>
+        <w:rPr>
+          <w:szCs w:val="28"/>
+          <w:lang w:val="ru-RU"/>
+        </w:rPr>
+        <w:tab/>
+      </w:r>
+      <w:r>
+        <w:rPr>
+          <w:szCs w:val="28"/>
+          <w:lang w:val="ru-RU"/>
+        </w:rPr>
+        <w:tab/>
+      </w:r>
+      <w:r>
+        <w:rPr>
+          <w:szCs w:val="28"/>
+          <w:lang w:val="ru-RU"/>
+        </w:rPr>
+        <w:tab/>
+      </w:r>
+      <w:r>
+        <w:rPr>
+          <w:szCs w:val="28"/>
+          <w:lang w:val="ru-RU"/>
+        </w:rPr>
+        <w:tab/>
+        <w:t xml:space="preserve">_________      _________ </w:t>
+      </w:r>
+      <w:r>
+        <w:rPr>
+          <w:szCs w:val="28"/>
+          <w:lang w:val="ru-RU"/>
+        </w:rPr>
+        <w:tab/>
+        <w:t xml:space="preserve">        </w:t>
+      </w:r>
+      <w:r>
+        <w:rPr>
+          <w:color w:val="4BACC6" w:themeColor="accent5"/>
+          <w:szCs w:val="28"/>
+          <w:lang w:val="ru-RU"/>
+        </w:rPr>
+        <w:t>Т.А.</w:t>
+      </w:r>
+      <w:r>
+        <w:rPr>
+          <w:color w:val="4BACC6" w:themeColor="accent5"/>
+          <w:szCs w:val="28"/>
+          <w:lang w:val="ru-RU"/>
+        </w:rPr>
+        <w:t xml:space="preserve"> </w:t>
+      </w:r>
+      <w:r>
+        <w:rPr>
+          <w:color w:val="4BACC6" w:themeColor="accent5"/>
+          <w:szCs w:val="28"/>
+          <w:lang w:val="ru-RU"/>
+        </w:rPr>
+        <w:t>Шигабутдинов</w:t>
+      </w:r>
+    </w:p>
+    <w:p>
+      <w:pPr>
+        <w:tabs>
+          <w:tab w:val="left" w:pos="6663"/>
+        </w:tabs>
+        <w:rPr>
+          <w:sz w:val="20"/>
+          <w:szCs w:val="24"/>
+          <w:lang w:val="ru-RU"/>
+        </w:rPr>
+      </w:pPr>
+      <w:r>
+        <w:rPr>
+          <w:sz w:val="20"/>
+          <w:lang w:val="ru-RU"/>
+        </w:rPr>
+        <w:t xml:space="preserve">                                                                                         (подпись)               </w:t>
+      </w:r>
+      <w:r>
+        <w:rPr>
+          <w:sz w:val="20"/>
+          <w:lang w:val="ru-RU"/>
+        </w:rPr>
+        <w:t>05.06.2026</w:t>
+      </w:r>
+    </w:p>
+    <w:p>
+      <w:pPr>
+        <w:autoSpaceDE w:val="0"/>
+        <w:autoSpaceDN w:val="0"/>
+        <w:adjustRightInd w:val="0"/>
+        <w:rPr>
+          <w:sz w:val="24"/>
+          <w:szCs w:val="28"/>
+          <w:lang w:val="ru-RU" w:bidi="pa-IN"/>
+        </w:rPr>
+      </w:pPr>
+    </w:p>
+    <w:p>
+      <w:pPr>
+        <w:rPr>
+          <w:b/>
+          <w:szCs w:val="24"/>
+          <w:lang w:val="ru-RU"/>
+        </w:rPr>
+      </w:pPr>
+    </w:p>
+    <w:p>
+      <w:pPr>
+        <w:rPr>
+          <w:szCs w:val="28"/>
+          <w:lang w:val="ru-RU"/>
+        </w:rPr>
+      </w:pPr>
+    </w:p>
+    <w:p>
+      <w:pPr>
+        <w:rPr>
+          <w:b/>
+          <w:szCs w:val="24"/>
+          <w:lang w:val="ru-RU"/>
+        </w:rPr>
+      </w:pPr>
+      <w:r>
+        <w:rPr>
+          <w:szCs w:val="23"/>
+          <w:lang w:val="ru-RU"/>
+        </w:rPr>
+        <w:t xml:space="preserve">Объем заимствованного текста не превышает 20 %. </w:t>
+      </w:r>
+    </w:p>
+    <w:p>
+      <w:pPr>
+        <w:spacing w:before="120"/>
+        <w:rPr>
+          <w:lang w:val="ru-RU"/>
+        </w:rPr>
+      </w:pPr>
+    </w:p>
+    <w:p>
+      <w:pPr>
+        <w:spacing w:before="120"/>
+        <w:rPr>
+          <w:lang w:val="ru-RU"/>
+        </w:rPr>
+      </w:pPr>
+      <w:r>
+        <w:rPr>
+          <w:lang w:val="ru-RU"/>
+        </w:rPr>
+        <w:t xml:space="preserve">Допустить к защите    </w:t>
+      </w:r>
+      <w:r>
+        <w:rPr>
+          <w:szCs w:val="28"/>
+          <w:lang w:val="ru-RU"/>
+        </w:rPr>
+        <w:t xml:space="preserve">_________   </w:t>
+      </w:r>
+      <w:r>
+        <w:rPr>
+          <w:color w:val="4BACC6" w:themeColor="accent5"/>
+          <w:szCs w:val="28"/>
+          <w:lang w:val="ru-RU"/>
+        </w:rPr>
+        <w:t>И.О. Фамилия руководителя</w:t>
+      </w:r>
+    </w:p>
+    <w:p>
+      <w:pPr>
+        <w:tabs>
+          <w:tab w:val="left" w:pos="6663"/>
+        </w:tabs>
+        <w:rPr>
+          <w:sz w:val="20"/>
+          <w:lang w:val="ru-RU"/>
+        </w:rPr>
+      </w:pPr>
+      <w:r>
+        <w:rPr>
+          <w:sz w:val="20"/>
+          <w:lang w:val="ru-RU"/>
+        </w:rPr>
+        <w:t xml:space="preserve">                                                         (подпись)</w:t>
+      </w:r>
+    </w:p>
+    <w:p>
+      <w:pPr>
+        <w:spacing w:before="120"/>
+        <w:rPr>
+          <w:lang w:val="ru-RU"/>
+        </w:rPr>
+      </w:pPr>
+      <w:r>
+        <w:rPr>
+          <w:lang w:val="ru-RU"/>
+        </w:rPr>
+        <w:t xml:space="preserve">Руководитель </w:t>
+      </w:r>
+    </w:p>
+    <w:p>
+      <w:pPr>
+        <w:spacing w:before="120"/>
+        <w:rPr>
+          <w:color w:val="4BACC6" w:themeColor="accent5"/>
+          <w:lang w:val="ru-RU"/>
+        </w:rPr>
+      </w:pPr>
+      <w:r>
+        <w:rPr>
+          <w:lang w:val="ru-RU"/>
+        </w:rPr>
+        <w:t xml:space="preserve">курсовой работы                                                       </w:t>
+      </w:r>
+      <w:r>
+        <w:rPr>
+          <w:lang w:val="ru-RU"/>
+        </w:rPr>
+        <w:t>И.С. Колотовкин</w:t>
+      </w:r>
+    </w:p>
+    <w:p>
+      <w:pPr>
+        <w:tabs>
+          <w:tab w:val="left" w:pos="6663"/>
+        </w:tabs>
+        <w:rPr>
+          <w:sz w:val="20"/>
+          <w:lang w:val="ru-RU"/>
+        </w:rPr>
+      </w:pPr>
+      <w:r>
+        <w:rPr>
+          <w:sz w:val="20"/>
+          <w:lang w:val="ru-RU"/>
+        </w:rPr>
+        <w:t xml:space="preserve">                                                                                                              (подпись)            </w:t>
+      </w:r>
+      <w:r>
+        <w:rPr>
+          <w:sz w:val="20"/>
+          <w:lang w:val="ru-RU"/>
+        </w:rPr>
+        <w:t>05.06.2026</w:t>
+      </w:r>
+    </w:p>
+    <w:p>
+      <w:pPr>
+        <w:autoSpaceDE w:val="0"/>
+        <w:autoSpaceDN w:val="0"/>
+        <w:adjustRightInd w:val="0"/>
+        <w:rPr>
+          <w:sz w:val="24"/>
+          <w:szCs w:val="28"/>
+          <w:lang w:val="ru-RU" w:bidi="pa-IN"/>
+        </w:rPr>
+      </w:pPr>
+    </w:p>
+    <w:p>
+      <w:pPr>
+        <w:spacing w:before="120"/>
+        <w:rPr>
+          <w:szCs w:val="24"/>
+          <w:lang w:val="ru-RU"/>
+        </w:rPr>
+      </w:pPr>
+    </w:p>
+    <w:p>
+      <w:pPr>
+        <w:jc w:val="center"/>
+        <w:rPr>
+          <w:lang w:val="ru-RU"/>
+        </w:rPr>
+      </w:pPr>
+    </w:p>
+    <w:p>
+      <w:pPr>
+        <w:rPr>
+          <w:lang w:val="ru-RU"/>
+        </w:rPr>
+      </w:pPr>
+    </w:p>
+    <w:p>
+      <w:pPr>
+        <w:jc w:val="center"/>
+        <w:rPr>
+          <w:szCs w:val="28"/>
+          <w:lang w:val="ru-RU"/>
+        </w:rPr>
+      </w:pPr>
+    </w:p>
+    <w:p>
+      <w:pPr>
+        <w:jc w:val="center"/>
+        <w:rPr>
+          <w:szCs w:val="28"/>
+          <w:lang w:val="ru-RU"/>
+        </w:rPr>
+      </w:pPr>
+      <w:r>
+        <w:rPr>
+          <w:szCs w:val="28"/>
+          <w:lang w:val="ru-RU"/>
+        </w:rPr>
+        <w:t>Москва, 2026</w:t>
+      </w:r>
+    </w:p>
+    <w:p>
+      <w:pPr>
+        <w:spacing w:after="160" w:line="256" w:lineRule="auto"/>
+        <w:rPr>
+          <w:szCs w:val="28"/>
+          <w:lang w:val="ru-RU"/>
+        </w:rPr>
+      </w:pPr>
+      <w:r>
+        <w:rPr>
+          <w:szCs w:val="28"/>
+          <w:lang w:val="ru-RU"/>
+        </w:rPr>
+        <w:br w:type="page"/>
+      </w:r>
+      <w:bookmarkStart w:id="0" w:name="_GoBack"/>
+      <w:bookmarkEnd w:id="0"/>
+    </w:p>
+    <w:p>
+      <w:pPr>
+        <w:jc w:val="center"/>
+        <w:rPr>
+          <w:lang w:val="ru-RU"/>
+        </w:rPr>
+      </w:pPr>
+    </w:p>
+    <w:p>
+      <w:pPr>
+        <w:pStyle w:val="Heading1"/>
+        <w:rPr>
+          <w:lang w:val="ru-RU"/>
+        </w:rPr>
+      </w:pPr>
+      <w:r>
+        <w:rPr>
+          <w:lang w:val="ru-RU"/>
+        </w:rPr>
+        <w:t>Теория</w:t>
+      </w:r>
+    </w:p>
+    <w:p>
+      <w:pPr>
         <w:jc w:val="center"/>
         <w:rPr>
           <w:lang w:val="ru-RU"/>
@@ -4168,8 +4702,6 @@
         </w:rPr>
         <w:t>, а связывает курс дискретной математики с современным инструментом хранения данных. Перспектива развития — алгоритмические запросы и, при необходимости, веб-доступ — естественно вытекает из заложенной архитектуры.</w:t>
       </w:r>
-      <w:bookmarkStart w:id="0" w:name="_GoBack"/>
-      <w:bookmarkEnd w:id="0"/>
     </w:p>
     <w:sectPr>
       <w:pgSz w:w="12240" w:h="15840"/>
@@ -15761,6 +16293,23 @@
       </w:tcPr>
     </w:tblStylePr>
   </w:style>
+  <w:style w:type="paragraph" w:customStyle="1" w:styleId="Default">
+    <w:name w:val="Default"/>
+    <w:rsid w:val="00F26A9B"/>
+    <w:pPr>
+      <w:autoSpaceDE w:val="0"/>
+      <w:autoSpaceDN w:val="0"/>
+      <w:adjustRightInd w:val="0"/>
+      <w:spacing w:after="0" w:line="240" w:lineRule="auto"/>
+    </w:pPr>
+    <w:rPr>
+      <w:rFonts w:ascii="Times New Roman" w:eastAsia="Times New Roman" w:hAnsi="Times New Roman" w:cs="Times New Roman"/>
+      <w:color w:val="000000"/>
+      <w:sz w:val="24"/>
+      <w:szCs w:val="24"/>
+      <w:lang w:val="ru-RU" w:eastAsia="ru-RU" w:bidi="pa-IN"/>
+    </w:rPr>
+  </w:style>
 </w:styles>
 </file>
 
@@ -16089,7 +16638,7 @@
 </file>
 
 <file path=customXml/itemProps1.xml><?xml version="1.0" encoding="utf-8"?>
-<ds:datastoreItem xmlns:ds="http://schemas.openxmlformats.org/officeDocument/2006/customXml" ds:itemID="{8C66EA72-A8F1-4F91-A6DF-B3AB17DBAB5B}">
+<ds:datastoreItem xmlns:ds="http://schemas.openxmlformats.org/officeDocument/2006/customXml" ds:itemID="{13ED1747-9E2F-4A24-9DE9-FF88BC60D213}">
   <ds:schemaRefs>
     <ds:schemaRef ds:uri="http://schemas.openxmlformats.org/officeDocument/2006/bibliography"/>
   </ds:schemaRefs>

--- a/docs/теория.docx
+++ b/docs/теория.docx
@@ -9,42 +9,14 @@
           <w:lang w:val="ru-RU"/>
         </w:rPr>
       </w:pPr>
-      <w:r>
-        <w:rPr>
-          <w:lang w:val="ru-RU"/>
-        </w:rPr>
-        <w:t>Факультет «Информационные технологии»</w:t>
-      </w:r>
-    </w:p>
-    <w:p>
-      <w:pPr>
-        <w:jc w:val="center"/>
-        <w:rPr>
-          <w:lang w:val="ru-RU"/>
-        </w:rPr>
-      </w:pPr>
-      <w:r>
-        <w:rPr>
-          <w:lang w:val="ru-RU"/>
-        </w:rPr>
-        <w:t>Кафедра «Прикладная математика»</w:t>
-      </w:r>
-    </w:p>
-    <w:p>
-      <w:pPr>
-        <w:rPr>
-          <w:lang w:val="ru-RU"/>
-        </w:rPr>
-      </w:pPr>
       <w:bookmarkStart w:id="0" w:name="_GoBack"/>
       <w:bookmarkEnd w:id="0"/>
-    </w:p>
-    <w:p>
-      <w:pPr>
-        <w:rPr>
-          <w:lang w:val="ru-RU"/>
-        </w:rPr>
-      </w:pPr>
+      <w:r>
+        <w:rPr>
+          <w:lang w:val="ru-RU"/>
+        </w:rPr>
+        <w:t>Факультет «Информационные технологии»</w:t>
+      </w:r>
     </w:p>
     <w:p>
       <w:pPr>
@@ -55,6 +27,55 @@
       </w:pPr>
       <w:r>
         <w:rPr>
+          <w:lang w:val="ru-RU"/>
+        </w:rPr>
+        <w:t>Кафедра «Прикладная математика»</w:t>
+      </w:r>
+    </w:p>
+    <w:p>
+      <w:pPr>
+        <w:rPr>
+          <w:lang w:val="ru-RU"/>
+        </w:rPr>
+      </w:pPr>
+    </w:p>
+    <w:p>
+      <w:pPr>
+        <w:rPr>
+          <w:lang w:val="ru-RU"/>
+        </w:rPr>
+      </w:pPr>
+    </w:p>
+    <w:p>
+      <w:pPr>
+        <w:rPr>
+          <w:lang w:val="ru-RU"/>
+        </w:rPr>
+      </w:pPr>
+    </w:p>
+    <w:p>
+      <w:pPr>
+        <w:rPr>
+          <w:lang w:val="ru-RU"/>
+        </w:rPr>
+      </w:pPr>
+    </w:p>
+    <w:p>
+      <w:pPr>
+        <w:rPr>
+          <w:lang w:val="ru-RU"/>
+        </w:rPr>
+      </w:pPr>
+    </w:p>
+    <w:p>
+      <w:pPr>
+        <w:jc w:val="center"/>
+        <w:rPr>
+          <w:lang w:val="ru-RU"/>
+        </w:rPr>
+      </w:pPr>
+      <w:r>
+        <w:rPr>
           <w:b/>
           <w:lang w:val="ru-RU"/>
         </w:rPr>
@@ -77,6 +98,20 @@
     </w:p>
     <w:p>
       <w:pPr>
+        <w:rPr>
+          <w:lang w:val="ru-RU"/>
+        </w:rPr>
+      </w:pPr>
+    </w:p>
+    <w:p>
+      <w:pPr>
+        <w:rPr>
+          <w:lang w:val="ru-RU"/>
+        </w:rPr>
+      </w:pPr>
+    </w:p>
+    <w:p>
+      <w:pPr>
         <w:jc w:val="center"/>
         <w:rPr>
           <w:lang w:val="ru-RU"/>
@@ -86,15 +121,8 @@
         <w:rPr>
           <w:lang w:val="ru-RU"/>
         </w:rPr>
-        <w:t>( по дисциплине «…», по модулю «….» или научно-исследовательская работа)</w:t>
-      </w:r>
-    </w:p>
-    <w:p>
-      <w:pPr>
-        <w:rPr>
-          <w:lang w:val="ru-RU"/>
-        </w:rPr>
-      </w:pPr>
+        <w:t>на тему:</w:t>
+      </w:r>
     </w:p>
     <w:p>
       <w:pPr>
@@ -108,15 +136,8 @@
           <w:b/>
           <w:lang w:val="ru-RU"/>
         </w:rPr>
-        <w:t>на тему: «Разработка движка для работы с графовыми базами данных»</w:t>
-      </w:r>
-    </w:p>
-    <w:p>
-      <w:pPr>
-        <w:rPr>
-          <w:lang w:val="ru-RU"/>
-        </w:rPr>
-      </w:pPr>
+        <w:t>«Разработка программного комплекса для работы</w:t>
+      </w:r>
     </w:p>
     <w:p>
       <w:pPr>
@@ -127,10 +148,25 @@
       </w:pPr>
       <w:r>
         <w:rPr>
-          <w:lang w:val="ru-RU"/>
-        </w:rPr>
-        <w:t>Направление подготовки 02.03.03 Математическое обеспечение</w:t>
-      </w:r>
+          <w:b/>
+          <w:lang w:val="ru-RU"/>
+        </w:rPr>
+        <w:t>с графовыми базами данных»</w:t>
+      </w:r>
+    </w:p>
+    <w:p>
+      <w:pPr>
+        <w:rPr>
+          <w:lang w:val="ru-RU"/>
+        </w:rPr>
+      </w:pPr>
+    </w:p>
+    <w:p>
+      <w:pPr>
+        <w:rPr>
+          <w:lang w:val="ru-RU"/>
+        </w:rPr>
+      </w:pPr>
     </w:p>
     <w:p>
       <w:pPr>
@@ -143,7 +179,7 @@
         <w:rPr>
           <w:lang w:val="ru-RU"/>
         </w:rPr>
-        <w:t>и администрирование информационных систем</w:t>
+        <w:t>Направление подготовки 02.03.03</w:t>
       </w:r>
     </w:p>
     <w:p>
@@ -157,6 +193,34 @@
         <w:rPr>
           <w:lang w:val="ru-RU"/>
         </w:rPr>
+        <w:t>Математическое обеспечение и администрирование</w:t>
+      </w:r>
+    </w:p>
+    <w:p>
+      <w:pPr>
+        <w:jc w:val="center"/>
+        <w:rPr>
+          <w:lang w:val="ru-RU"/>
+        </w:rPr>
+      </w:pPr>
+      <w:r>
+        <w:rPr>
+          <w:lang w:val="ru-RU"/>
+        </w:rPr>
+        <w:t>информационных систем</w:t>
+      </w:r>
+    </w:p>
+    <w:p>
+      <w:pPr>
+        <w:jc w:val="center"/>
+        <w:rPr>
+          <w:lang w:val="ru-RU"/>
+        </w:rPr>
+      </w:pPr>
+      <w:r>
+        <w:rPr>
+          <w:lang w:val="ru-RU"/>
+        </w:rPr>
         <w:t>(код и наименование)</w:t>
       </w:r>
     </w:p>
@@ -177,396 +241,855 @@
     <w:p>
       <w:pPr>
         <w:jc w:val="center"/>
-        <w:rPr>
-          <w:lang w:val="ru-RU"/>
-        </w:rPr>
-      </w:pPr>
-      <w:r>
-        <w:rPr>
-          <w:lang w:val="ru-RU"/>
-        </w:rPr>
-        <w:t>(наименование)</w:t>
-      </w:r>
-    </w:p>
-    <w:p>
-      <w:pPr>
-        <w:rPr>
-          <w:lang w:val="ru-RU"/>
-        </w:rPr>
-      </w:pPr>
-    </w:p>
+      </w:pPr>
+      <w:r>
+        <w:t>(</w:t>
+      </w:r>
+      <w:proofErr w:type="spellStart"/>
+      <w:r>
+        <w:t>наименование</w:t>
+      </w:r>
+      <w:proofErr w:type="spellEnd"/>
+      <w:r>
+        <w:t>)</w:t>
+      </w:r>
+    </w:p>
+    <w:p/>
+    <w:p/>
+    <w:p/>
+    <w:tbl>
+      <w:tblPr>
+        <w:tblW w:w="0" w:type="auto"/>
+        <w:jc w:val="right"/>
+        <w:tblLook w:val="04A0" w:firstRow="1" w:lastRow="0" w:firstColumn="1" w:lastColumn="0" w:noHBand="0" w:noVBand="1"/>
+      </w:tblPr>
+      <w:tblGrid>
+        <w:gridCol w:w="3230"/>
+        <w:gridCol w:w="3230"/>
+        <w:gridCol w:w="3230"/>
+      </w:tblGrid>
+      <w:tr>
+        <w:trPr>
+          <w:jc w:val="right"/>
+        </w:trPr>
+        <w:tc>
+          <w:tcPr>
+            <w:tcW w:w="3230" w:type="dxa"/>
+            <w:tcBorders>
+              <w:top w:val="nil"/>
+              <w:left w:val="nil"/>
+              <w:bottom w:val="nil"/>
+              <w:right w:val="nil"/>
+            </w:tcBorders>
+          </w:tcPr>
+          <w:p>
+            <w:pPr>
+              <w:jc w:val="right"/>
+              <w:rPr>
+                <w:lang w:val="ru-RU"/>
+              </w:rPr>
+            </w:pPr>
+            <w:r>
+              <w:rPr>
+                <w:lang w:val="ru-RU"/>
+              </w:rPr>
+              <w:t>Группа 23ИТ-МО(б/о)ИСБД-1</w:t>
+            </w:r>
+          </w:p>
+        </w:tc>
+        <w:tc>
+          <w:tcPr>
+            <w:tcW w:w="3230" w:type="dxa"/>
+            <w:tcBorders>
+              <w:top w:val="nil"/>
+              <w:left w:val="nil"/>
+              <w:bottom w:val="nil"/>
+              <w:right w:val="nil"/>
+            </w:tcBorders>
+          </w:tcPr>
+          <w:p>
+            <w:pPr>
+              <w:jc w:val="right"/>
+              <w:rPr>
+                <w:lang w:val="ru-RU"/>
+              </w:rPr>
+            </w:pPr>
+          </w:p>
+        </w:tc>
+        <w:tc>
+          <w:tcPr>
+            <w:tcW w:w="3230" w:type="dxa"/>
+            <w:tcBorders>
+              <w:top w:val="nil"/>
+              <w:left w:val="nil"/>
+              <w:bottom w:val="nil"/>
+              <w:right w:val="nil"/>
+            </w:tcBorders>
+          </w:tcPr>
+          <w:p>
+            <w:pPr>
+              <w:jc w:val="right"/>
+              <w:rPr>
+                <w:lang w:val="ru-RU"/>
+              </w:rPr>
+            </w:pPr>
+          </w:p>
+        </w:tc>
+      </w:tr>
+      <w:tr>
+        <w:trPr>
+          <w:jc w:val="right"/>
+        </w:trPr>
+        <w:tc>
+          <w:tcPr>
+            <w:tcW w:w="3230" w:type="dxa"/>
+            <w:tcBorders>
+              <w:top w:val="nil"/>
+              <w:left w:val="nil"/>
+              <w:bottom w:val="nil"/>
+              <w:right w:val="nil"/>
+            </w:tcBorders>
+          </w:tcPr>
+          <w:p>
+            <w:pPr>
+              <w:jc w:val="right"/>
+            </w:pPr>
+            <w:proofErr w:type="spellStart"/>
+            <w:r>
+              <w:t>Студент</w:t>
+            </w:r>
+            <w:proofErr w:type="spellEnd"/>
+          </w:p>
+        </w:tc>
+        <w:tc>
+          <w:tcPr>
+            <w:tcW w:w="3230" w:type="dxa"/>
+            <w:tcBorders>
+              <w:top w:val="nil"/>
+              <w:left w:val="nil"/>
+              <w:bottom w:val="nil"/>
+              <w:right w:val="nil"/>
+            </w:tcBorders>
+          </w:tcPr>
+          <w:p>
+            <w:pPr>
+              <w:jc w:val="right"/>
+            </w:pPr>
+            <w:r>
+              <w:t>_________</w:t>
+            </w:r>
+          </w:p>
+        </w:tc>
+        <w:tc>
+          <w:tcPr>
+            <w:tcW w:w="3230" w:type="dxa"/>
+            <w:tcBorders>
+              <w:top w:val="nil"/>
+              <w:left w:val="nil"/>
+              <w:bottom w:val="nil"/>
+              <w:right w:val="nil"/>
+            </w:tcBorders>
+          </w:tcPr>
+          <w:p>
+            <w:pPr>
+              <w:jc w:val="right"/>
+            </w:pPr>
+            <w:r>
+              <w:t>Т.А. Шигабутдинов</w:t>
+            </w:r>
+          </w:p>
+        </w:tc>
+      </w:tr>
+      <w:tr>
+        <w:trPr>
+          <w:jc w:val="right"/>
+        </w:trPr>
+        <w:tc>
+          <w:tcPr>
+            <w:tcW w:w="3230" w:type="dxa"/>
+            <w:tcBorders>
+              <w:top w:val="nil"/>
+              <w:left w:val="nil"/>
+              <w:bottom w:val="nil"/>
+              <w:right w:val="nil"/>
+            </w:tcBorders>
+          </w:tcPr>
+          <w:p>
+            <w:pPr>
+              <w:jc w:val="right"/>
+            </w:pPr>
+          </w:p>
+        </w:tc>
+        <w:tc>
+          <w:tcPr>
+            <w:tcW w:w="3230" w:type="dxa"/>
+            <w:tcBorders>
+              <w:top w:val="nil"/>
+              <w:left w:val="nil"/>
+              <w:bottom w:val="nil"/>
+              <w:right w:val="nil"/>
+            </w:tcBorders>
+          </w:tcPr>
+          <w:p>
+            <w:pPr>
+              <w:jc w:val="right"/>
+            </w:pPr>
+            <w:r>
+              <w:t>(подпись)</w:t>
+            </w:r>
+          </w:p>
+        </w:tc>
+        <w:tc>
+          <w:tcPr>
+            <w:tcW w:w="3230" w:type="dxa"/>
+            <w:tcBorders>
+              <w:top w:val="nil"/>
+              <w:left w:val="nil"/>
+              <w:bottom w:val="nil"/>
+              <w:right w:val="nil"/>
+            </w:tcBorders>
+          </w:tcPr>
+          <w:p>
+            <w:pPr>
+              <w:jc w:val="right"/>
+            </w:pPr>
+            <w:r>
+              <w:t>05.06.2026</w:t>
+            </w:r>
+          </w:p>
+        </w:tc>
+      </w:tr>
+      <w:tr>
+        <w:trPr>
+          <w:jc w:val="right"/>
+        </w:trPr>
+        <w:tc>
+          <w:tcPr>
+            <w:tcW w:w="3230" w:type="dxa"/>
+            <w:tcBorders>
+              <w:top w:val="nil"/>
+              <w:left w:val="nil"/>
+              <w:bottom w:val="nil"/>
+              <w:right w:val="nil"/>
+            </w:tcBorders>
+          </w:tcPr>
+          <w:p>
+            <w:pPr>
+              <w:jc w:val="right"/>
+            </w:pPr>
+          </w:p>
+        </w:tc>
+        <w:tc>
+          <w:tcPr>
+            <w:tcW w:w="3230" w:type="dxa"/>
+            <w:tcBorders>
+              <w:top w:val="nil"/>
+              <w:left w:val="nil"/>
+              <w:bottom w:val="nil"/>
+              <w:right w:val="nil"/>
+            </w:tcBorders>
+          </w:tcPr>
+          <w:p>
+            <w:pPr>
+              <w:jc w:val="right"/>
+            </w:pPr>
+          </w:p>
+        </w:tc>
+        <w:tc>
+          <w:tcPr>
+            <w:tcW w:w="3230" w:type="dxa"/>
+            <w:tcBorders>
+              <w:top w:val="nil"/>
+              <w:left w:val="nil"/>
+              <w:bottom w:val="nil"/>
+              <w:right w:val="nil"/>
+            </w:tcBorders>
+          </w:tcPr>
+          <w:p>
+            <w:pPr>
+              <w:jc w:val="right"/>
+            </w:pPr>
+          </w:p>
+        </w:tc>
+      </w:tr>
+      <w:tr>
+        <w:trPr>
+          <w:jc w:val="right"/>
+        </w:trPr>
+        <w:tc>
+          <w:tcPr>
+            <w:tcW w:w="3230" w:type="dxa"/>
+            <w:tcBorders>
+              <w:top w:val="nil"/>
+              <w:left w:val="nil"/>
+              <w:bottom w:val="nil"/>
+              <w:right w:val="nil"/>
+            </w:tcBorders>
+          </w:tcPr>
+          <w:p>
+            <w:pPr>
+              <w:jc w:val="right"/>
+              <w:rPr>
+                <w:lang w:val="ru-RU"/>
+              </w:rPr>
+            </w:pPr>
+            <w:r>
+              <w:rPr>
+                <w:lang w:val="ru-RU"/>
+              </w:rPr>
+              <w:t>Объём заимствованного текста не превышает 20 %.</w:t>
+            </w:r>
+          </w:p>
+        </w:tc>
+        <w:tc>
+          <w:tcPr>
+            <w:tcW w:w="3230" w:type="dxa"/>
+            <w:tcBorders>
+              <w:top w:val="nil"/>
+              <w:left w:val="nil"/>
+              <w:bottom w:val="nil"/>
+              <w:right w:val="nil"/>
+            </w:tcBorders>
+          </w:tcPr>
+          <w:p>
+            <w:pPr>
+              <w:jc w:val="right"/>
+              <w:rPr>
+                <w:lang w:val="ru-RU"/>
+              </w:rPr>
+            </w:pPr>
+          </w:p>
+        </w:tc>
+        <w:tc>
+          <w:tcPr>
+            <w:tcW w:w="3230" w:type="dxa"/>
+            <w:tcBorders>
+              <w:top w:val="nil"/>
+              <w:left w:val="nil"/>
+              <w:bottom w:val="nil"/>
+              <w:right w:val="nil"/>
+            </w:tcBorders>
+          </w:tcPr>
+          <w:p>
+            <w:pPr>
+              <w:jc w:val="right"/>
+              <w:rPr>
+                <w:lang w:val="ru-RU"/>
+              </w:rPr>
+            </w:pPr>
+          </w:p>
+        </w:tc>
+      </w:tr>
+      <w:tr>
+        <w:trPr>
+          <w:jc w:val="right"/>
+        </w:trPr>
+        <w:tc>
+          <w:tcPr>
+            <w:tcW w:w="3230" w:type="dxa"/>
+            <w:tcBorders>
+              <w:top w:val="nil"/>
+              <w:left w:val="nil"/>
+              <w:bottom w:val="nil"/>
+              <w:right w:val="nil"/>
+            </w:tcBorders>
+          </w:tcPr>
+          <w:p>
+            <w:pPr>
+              <w:jc w:val="right"/>
+              <w:rPr>
+                <w:lang w:val="ru-RU"/>
+              </w:rPr>
+            </w:pPr>
+          </w:p>
+        </w:tc>
+        <w:tc>
+          <w:tcPr>
+            <w:tcW w:w="3230" w:type="dxa"/>
+            <w:tcBorders>
+              <w:top w:val="nil"/>
+              <w:left w:val="nil"/>
+              <w:bottom w:val="nil"/>
+              <w:right w:val="nil"/>
+            </w:tcBorders>
+          </w:tcPr>
+          <w:p>
+            <w:pPr>
+              <w:jc w:val="right"/>
+              <w:rPr>
+                <w:lang w:val="ru-RU"/>
+              </w:rPr>
+            </w:pPr>
+          </w:p>
+        </w:tc>
+        <w:tc>
+          <w:tcPr>
+            <w:tcW w:w="3230" w:type="dxa"/>
+            <w:tcBorders>
+              <w:top w:val="nil"/>
+              <w:left w:val="nil"/>
+              <w:bottom w:val="nil"/>
+              <w:right w:val="nil"/>
+            </w:tcBorders>
+          </w:tcPr>
+          <w:p>
+            <w:pPr>
+              <w:jc w:val="right"/>
+              <w:rPr>
+                <w:lang w:val="ru-RU"/>
+              </w:rPr>
+            </w:pPr>
+          </w:p>
+        </w:tc>
+      </w:tr>
+      <w:tr>
+        <w:trPr>
+          <w:jc w:val="right"/>
+        </w:trPr>
+        <w:tc>
+          <w:tcPr>
+            <w:tcW w:w="3230" w:type="dxa"/>
+            <w:tcBorders>
+              <w:top w:val="nil"/>
+              <w:left w:val="nil"/>
+              <w:bottom w:val="nil"/>
+              <w:right w:val="nil"/>
+            </w:tcBorders>
+          </w:tcPr>
+          <w:p>
+            <w:pPr>
+              <w:jc w:val="right"/>
+            </w:pPr>
+            <w:proofErr w:type="spellStart"/>
+            <w:r>
+              <w:t>Допустить</w:t>
+            </w:r>
+            <w:proofErr w:type="spellEnd"/>
+            <w:r>
+              <w:t xml:space="preserve"> к </w:t>
+            </w:r>
+            <w:proofErr w:type="spellStart"/>
+            <w:r>
+              <w:t>защите</w:t>
+            </w:r>
+            <w:proofErr w:type="spellEnd"/>
+          </w:p>
+        </w:tc>
+        <w:tc>
+          <w:tcPr>
+            <w:tcW w:w="3230" w:type="dxa"/>
+            <w:tcBorders>
+              <w:top w:val="nil"/>
+              <w:left w:val="nil"/>
+              <w:bottom w:val="nil"/>
+              <w:right w:val="nil"/>
+            </w:tcBorders>
+          </w:tcPr>
+          <w:p>
+            <w:pPr>
+              <w:jc w:val="right"/>
+            </w:pPr>
+            <w:r>
+              <w:t>_________</w:t>
+            </w:r>
+          </w:p>
+        </w:tc>
+        <w:tc>
+          <w:tcPr>
+            <w:tcW w:w="3230" w:type="dxa"/>
+            <w:tcBorders>
+              <w:top w:val="nil"/>
+              <w:left w:val="nil"/>
+              <w:bottom w:val="nil"/>
+              <w:right w:val="nil"/>
+            </w:tcBorders>
+          </w:tcPr>
+          <w:p>
+            <w:pPr>
+              <w:jc w:val="right"/>
+            </w:pPr>
+            <w:r>
+              <w:t>И.О. Фамилия руководителя</w:t>
+            </w:r>
+          </w:p>
+        </w:tc>
+      </w:tr>
+      <w:tr>
+        <w:trPr>
+          <w:jc w:val="right"/>
+        </w:trPr>
+        <w:tc>
+          <w:tcPr>
+            <w:tcW w:w="3230" w:type="dxa"/>
+            <w:tcBorders>
+              <w:top w:val="nil"/>
+              <w:left w:val="nil"/>
+              <w:bottom w:val="nil"/>
+              <w:right w:val="nil"/>
+            </w:tcBorders>
+          </w:tcPr>
+          <w:p>
+            <w:pPr>
+              <w:jc w:val="right"/>
+            </w:pPr>
+          </w:p>
+        </w:tc>
+        <w:tc>
+          <w:tcPr>
+            <w:tcW w:w="3230" w:type="dxa"/>
+            <w:tcBorders>
+              <w:top w:val="nil"/>
+              <w:left w:val="nil"/>
+              <w:bottom w:val="nil"/>
+              <w:right w:val="nil"/>
+            </w:tcBorders>
+          </w:tcPr>
+          <w:p>
+            <w:pPr>
+              <w:jc w:val="right"/>
+            </w:pPr>
+            <w:r>
+              <w:t>(подпись)</w:t>
+            </w:r>
+          </w:p>
+        </w:tc>
+        <w:tc>
+          <w:tcPr>
+            <w:tcW w:w="3230" w:type="dxa"/>
+            <w:tcBorders>
+              <w:top w:val="nil"/>
+              <w:left w:val="nil"/>
+              <w:bottom w:val="nil"/>
+              <w:right w:val="nil"/>
+            </w:tcBorders>
+          </w:tcPr>
+          <w:p>
+            <w:pPr>
+              <w:jc w:val="right"/>
+            </w:pPr>
+          </w:p>
+        </w:tc>
+      </w:tr>
+      <w:tr>
+        <w:trPr>
+          <w:jc w:val="right"/>
+        </w:trPr>
+        <w:tc>
+          <w:tcPr>
+            <w:tcW w:w="3230" w:type="dxa"/>
+            <w:tcBorders>
+              <w:top w:val="nil"/>
+              <w:left w:val="nil"/>
+              <w:bottom w:val="nil"/>
+              <w:right w:val="nil"/>
+            </w:tcBorders>
+          </w:tcPr>
+          <w:p>
+            <w:pPr>
+              <w:jc w:val="right"/>
+            </w:pPr>
+            <w:r>
+              <w:t>Руководитель</w:t>
+            </w:r>
+          </w:p>
+        </w:tc>
+        <w:tc>
+          <w:tcPr>
+            <w:tcW w:w="3230" w:type="dxa"/>
+            <w:tcBorders>
+              <w:top w:val="nil"/>
+              <w:left w:val="nil"/>
+              <w:bottom w:val="nil"/>
+              <w:right w:val="nil"/>
+            </w:tcBorders>
+          </w:tcPr>
+          <w:p>
+            <w:pPr>
+              <w:jc w:val="right"/>
+            </w:pPr>
+          </w:p>
+        </w:tc>
+        <w:tc>
+          <w:tcPr>
+            <w:tcW w:w="3230" w:type="dxa"/>
+            <w:tcBorders>
+              <w:top w:val="nil"/>
+              <w:left w:val="nil"/>
+              <w:bottom w:val="nil"/>
+              <w:right w:val="nil"/>
+            </w:tcBorders>
+          </w:tcPr>
+          <w:p>
+            <w:pPr>
+              <w:jc w:val="right"/>
+            </w:pPr>
+            <w:r>
+              <w:t>И.С. Колотовкин</w:t>
+            </w:r>
+          </w:p>
+        </w:tc>
+      </w:tr>
+      <w:tr>
+        <w:trPr>
+          <w:jc w:val="right"/>
+        </w:trPr>
+        <w:tc>
+          <w:tcPr>
+            <w:tcW w:w="3230" w:type="dxa"/>
+            <w:tcBorders>
+              <w:top w:val="nil"/>
+              <w:left w:val="nil"/>
+              <w:bottom w:val="nil"/>
+              <w:right w:val="nil"/>
+            </w:tcBorders>
+          </w:tcPr>
+          <w:p>
+            <w:pPr>
+              <w:jc w:val="right"/>
+            </w:pPr>
+            <w:r>
+              <w:t>курсовой работы</w:t>
+            </w:r>
+          </w:p>
+        </w:tc>
+        <w:tc>
+          <w:tcPr>
+            <w:tcW w:w="3230" w:type="dxa"/>
+            <w:tcBorders>
+              <w:top w:val="nil"/>
+              <w:left w:val="nil"/>
+              <w:bottom w:val="nil"/>
+              <w:right w:val="nil"/>
+            </w:tcBorders>
+          </w:tcPr>
+          <w:p>
+            <w:pPr>
+              <w:jc w:val="right"/>
+            </w:pPr>
+          </w:p>
+        </w:tc>
+        <w:tc>
+          <w:tcPr>
+            <w:tcW w:w="3230" w:type="dxa"/>
+            <w:tcBorders>
+              <w:top w:val="nil"/>
+              <w:left w:val="nil"/>
+              <w:bottom w:val="nil"/>
+              <w:right w:val="nil"/>
+            </w:tcBorders>
+          </w:tcPr>
+          <w:p>
+            <w:pPr>
+              <w:jc w:val="right"/>
+            </w:pPr>
+          </w:p>
+        </w:tc>
+      </w:tr>
+      <w:tr>
+        <w:trPr>
+          <w:jc w:val="right"/>
+        </w:trPr>
+        <w:tc>
+          <w:tcPr>
+            <w:tcW w:w="3230" w:type="dxa"/>
+            <w:tcBorders>
+              <w:top w:val="nil"/>
+              <w:left w:val="nil"/>
+              <w:bottom w:val="nil"/>
+              <w:right w:val="nil"/>
+            </w:tcBorders>
+          </w:tcPr>
+          <w:p>
+            <w:pPr>
+              <w:jc w:val="right"/>
+            </w:pPr>
+          </w:p>
+        </w:tc>
+        <w:tc>
+          <w:tcPr>
+            <w:tcW w:w="3230" w:type="dxa"/>
+            <w:tcBorders>
+              <w:top w:val="nil"/>
+              <w:left w:val="nil"/>
+              <w:bottom w:val="nil"/>
+              <w:right w:val="nil"/>
+            </w:tcBorders>
+          </w:tcPr>
+          <w:p>
+            <w:pPr>
+              <w:jc w:val="right"/>
+            </w:pPr>
+            <w:r>
+              <w:t>(подпись)</w:t>
+            </w:r>
+          </w:p>
+        </w:tc>
+        <w:tc>
+          <w:tcPr>
+            <w:tcW w:w="3230" w:type="dxa"/>
+            <w:tcBorders>
+              <w:top w:val="nil"/>
+              <w:left w:val="nil"/>
+              <w:bottom w:val="nil"/>
+              <w:right w:val="nil"/>
+            </w:tcBorders>
+          </w:tcPr>
+          <w:p>
+            <w:pPr>
+              <w:jc w:val="right"/>
+            </w:pPr>
+            <w:r>
+              <w:t>05.06.2026</w:t>
+            </w:r>
+          </w:p>
+        </w:tc>
+      </w:tr>
+    </w:tbl>
+    <w:p/>
+    <w:p/>
     <w:p>
       <w:pPr>
         <w:jc w:val="center"/>
-        <w:rPr>
-          <w:lang w:val="ru-RU"/>
-        </w:rPr>
-      </w:pPr>
-      <w:r>
-        <w:rPr>
-          <w:lang w:val="ru-RU"/>
-        </w:rPr>
-        <w:t>Группа 23ИТ-МО(б/о)ИСБД-1</w:t>
+      </w:pPr>
+      <w:r>
+        <w:t>Москва, 2026</w:t>
+      </w:r>
+    </w:p>
+    <w:p>
+      <w:r>
+        <w:br w:type="page"/>
       </w:r>
     </w:p>
     <w:p>
       <w:pPr>
         <w:jc w:val="center"/>
-        <w:rPr>
-          <w:lang w:val="ru-RU"/>
-        </w:rPr>
-      </w:pPr>
-      <w:r>
-        <w:rPr>
-          <w:lang w:val="ru-RU"/>
-        </w:rPr>
-        <w:t>Студент</w:t>
-      </w:r>
-      <w:r>
-        <w:rPr>
-          <w:lang w:val="ru-RU"/>
-        </w:rPr>
-        <w:tab/>
-      </w:r>
-      <w:r>
-        <w:rPr>
-          <w:lang w:val="ru-RU"/>
-        </w:rPr>
-        <w:tab/>
-        <w:t>_________</w:t>
-      </w:r>
-      <w:r>
-        <w:rPr>
-          <w:lang w:val="ru-RU"/>
-        </w:rPr>
-        <w:tab/>
-        <w:t>_________</w:t>
-      </w:r>
-      <w:r>
-        <w:rPr>
-          <w:lang w:val="ru-RU"/>
-        </w:rPr>
-        <w:tab/>
-        <w:t>Т.А. Шигабутдинов</w:t>
-      </w:r>
-    </w:p>
-    <w:p>
-      <w:pPr>
-        <w:jc w:val="center"/>
-        <w:rPr>
-          <w:lang w:val="ru-RU"/>
-        </w:rPr>
-      </w:pPr>
-      <w:r>
-        <w:rPr>
-          <w:lang w:val="ru-RU"/>
-        </w:rPr>
-        <w:t>(подпись)</w:t>
-      </w:r>
-      <w:r>
-        <w:rPr>
-          <w:lang w:val="ru-RU"/>
-        </w:rPr>
-        <w:tab/>
-      </w:r>
-      <w:r>
-        <w:rPr>
-          <w:lang w:val="ru-RU"/>
-        </w:rPr>
-        <w:tab/>
-        <w:t>05.06.2026</w:t>
-      </w:r>
-    </w:p>
-    <w:p>
-      <w:pPr>
-        <w:rPr>
-          <w:lang w:val="ru-RU"/>
-        </w:rPr>
-      </w:pPr>
-    </w:p>
-    <w:p>
-      <w:pPr>
-        <w:jc w:val="center"/>
-        <w:rPr>
-          <w:lang w:val="ru-RU"/>
-        </w:rPr>
-      </w:pPr>
-      <w:r>
-        <w:rPr>
-          <w:lang w:val="ru-RU"/>
-        </w:rPr>
-        <w:t>Объем заимствованного текста не превышает 20 %.</w:t>
-      </w:r>
-    </w:p>
-    <w:p>
-      <w:pPr>
-        <w:rPr>
-          <w:lang w:val="ru-RU"/>
-        </w:rPr>
-      </w:pPr>
-    </w:p>
-    <w:p>
-      <w:pPr>
-        <w:jc w:val="center"/>
-        <w:rPr>
-          <w:lang w:val="ru-RU"/>
-        </w:rPr>
-      </w:pPr>
-      <w:r>
-        <w:rPr>
-          <w:lang w:val="ru-RU"/>
-        </w:rPr>
-        <w:t>Допустить к защите</w:t>
-      </w:r>
-      <w:r>
-        <w:rPr>
-          <w:lang w:val="ru-RU"/>
-        </w:rPr>
-        <w:tab/>
-        <w:t>_________</w:t>
-      </w:r>
-      <w:r>
-        <w:rPr>
-          <w:lang w:val="ru-RU"/>
-        </w:rPr>
-        <w:tab/>
-        <w:t>И.О. Фамилия руководителя</w:t>
-      </w:r>
-    </w:p>
-    <w:p>
-      <w:pPr>
-        <w:jc w:val="center"/>
-        <w:rPr>
-          <w:lang w:val="ru-RU"/>
-        </w:rPr>
-      </w:pPr>
-      <w:r>
-        <w:rPr>
-          <w:lang w:val="ru-RU"/>
-        </w:rPr>
-        <w:t>(подпись)</w:t>
-      </w:r>
-    </w:p>
-    <w:p>
-      <w:pPr>
-        <w:jc w:val="center"/>
-        <w:rPr>
-          <w:lang w:val="ru-RU"/>
-        </w:rPr>
-      </w:pPr>
-      <w:r>
-        <w:rPr>
-          <w:lang w:val="ru-RU"/>
-        </w:rPr>
-        <w:t>Руководитель</w:t>
-      </w:r>
-    </w:p>
-    <w:p>
-      <w:pPr>
-        <w:jc w:val="center"/>
-        <w:rPr>
-          <w:lang w:val="ru-RU"/>
-        </w:rPr>
-      </w:pPr>
-      <w:r>
-        <w:rPr>
-          <w:lang w:val="ru-RU"/>
-        </w:rPr>
-        <w:t>курсовой работы</w:t>
-      </w:r>
-      <w:r>
-        <w:rPr>
-          <w:lang w:val="ru-RU"/>
-        </w:rPr>
-        <w:tab/>
-      </w:r>
-      <w:r>
-        <w:rPr>
-          <w:lang w:val="ru-RU"/>
-        </w:rPr>
-        <w:tab/>
-      </w:r>
-      <w:r>
-        <w:rPr>
-          <w:lang w:val="ru-RU"/>
-        </w:rPr>
-        <w:tab/>
-      </w:r>
-      <w:r>
-        <w:rPr>
-          <w:lang w:val="ru-RU"/>
-        </w:rPr>
-        <w:tab/>
-      </w:r>
-      <w:r>
-        <w:rPr>
-          <w:lang w:val="ru-RU"/>
-        </w:rPr>
-        <w:tab/>
-      </w:r>
-      <w:r>
-        <w:rPr>
-          <w:lang w:val="ru-RU"/>
-        </w:rPr>
-        <w:tab/>
-        <w:t>И.С. Колотовкин</w:t>
-      </w:r>
-    </w:p>
-    <w:p>
-      <w:pPr>
-        <w:jc w:val="center"/>
-        <w:rPr>
-          <w:lang w:val="ru-RU"/>
-        </w:rPr>
-      </w:pPr>
-      <w:r>
-        <w:rPr>
-          <w:lang w:val="ru-RU"/>
-        </w:rPr>
-        <w:t>(подпись)</w:t>
-      </w:r>
-      <w:r>
-        <w:rPr>
-          <w:lang w:val="ru-RU"/>
-        </w:rPr>
-        <w:tab/>
-      </w:r>
-      <w:r>
-        <w:rPr>
-          <w:lang w:val="ru-RU"/>
-        </w:rPr>
-        <w:tab/>
-        <w:t>05.06.2026</w:t>
-      </w:r>
-    </w:p>
-    <w:p>
-      <w:pPr>
-        <w:rPr>
-          <w:lang w:val="ru-RU"/>
-        </w:rPr>
-      </w:pPr>
-    </w:p>
-    <w:p>
-      <w:pPr>
-        <w:rPr>
-          <w:lang w:val="ru-RU"/>
-        </w:rPr>
-      </w:pPr>
-    </w:p>
-    <w:p>
-      <w:pPr>
-        <w:jc w:val="center"/>
-        <w:rPr>
-          <w:lang w:val="ru-RU"/>
-        </w:rPr>
-      </w:pPr>
-      <w:r>
-        <w:rPr>
-          <w:lang w:val="ru-RU"/>
-        </w:rPr>
-        <w:t>Москва, 2026</w:t>
-      </w:r>
-    </w:p>
-    <w:p>
-      <w:pPr>
-        <w:rPr>
-          <w:lang w:val="ru-RU"/>
-        </w:rPr>
-      </w:pPr>
-      <w:r>
-        <w:rPr>
-          <w:lang w:val="ru-RU"/>
-        </w:rPr>
-        <w:br w:type="page"/>
-      </w:r>
-    </w:p>
-    <w:p>
-      <w:pPr>
-        <w:jc w:val="center"/>
-        <w:rPr>
-          <w:lang w:val="ru-RU"/>
-        </w:rPr>
-      </w:pPr>
+      </w:pPr>
+      <w:bookmarkStart w:id="1" w:name="toc"/>
       <w:r>
         <w:rPr>
           <w:b/>
-          <w:lang w:val="ru-RU"/>
         </w:rPr>
         <w:lastRenderedPageBreak/>
         <w:t>СОДЕРЖАНИЕ</w:t>
       </w:r>
-    </w:p>
-    <w:p>
-      <w:pPr>
-        <w:rPr>
-          <w:lang w:val="ru-RU"/>
-        </w:rPr>
-      </w:pPr>
-      <w:r>
-        <w:rPr>
-          <w:lang w:val="ru-RU"/>
-        </w:rPr>
-        <w:t>ПЕРЕЧЕНЬ СОКРАЩЕНИЙ И ОБОЗНАЧЕНИЙ</w:t>
-      </w:r>
-      <w:r>
-        <w:rPr>
-          <w:lang w:val="ru-RU"/>
-        </w:rPr>
+      <w:bookmarkEnd w:id="1"/>
+    </w:p>
+    <w:p>
+      <w:pPr>
+        <w:tabs>
+          <w:tab w:val="right" w:leader="dot" w:pos="9071"/>
+        </w:tabs>
+      </w:pPr>
+      <w:hyperlink w:anchor="abbr">
+        <w:r>
+          <w:t>ПЕРЕЧЕНЬ СОКРАЩЕНИЙ И ОБОЗНАЧЕНИЙ</w:t>
+        </w:r>
+      </w:hyperlink>
+      <w:r>
         <w:tab/>
         <w:t>3</w:t>
       </w:r>
     </w:p>
     <w:p>
       <w:pPr>
-        <w:rPr>
-          <w:lang w:val="ru-RU"/>
-        </w:rPr>
-      </w:pPr>
-      <w:r>
-        <w:rPr>
-          <w:lang w:val="ru-RU"/>
-        </w:rPr>
-        <w:t>ВВЕДЕНИЕ</w:t>
-      </w:r>
-      <w:r>
-        <w:rPr>
-          <w:lang w:val="ru-RU"/>
-        </w:rPr>
+        <w:tabs>
+          <w:tab w:val="right" w:leader="dot" w:pos="9071"/>
+        </w:tabs>
+      </w:pPr>
+      <w:hyperlink w:anchor="intro">
+        <w:r>
+          <w:t>ВВЕДЕНИЕ</w:t>
+        </w:r>
+      </w:hyperlink>
+      <w:r>
         <w:tab/>
         <w:t>4</w:t>
       </w:r>
     </w:p>
     <w:p>
       <w:pPr>
-        <w:rPr>
-          <w:lang w:val="ru-RU"/>
-        </w:rPr>
-      </w:pPr>
-      <w:r>
-        <w:rPr>
-          <w:lang w:val="ru-RU"/>
-        </w:rPr>
-        <w:t>1 Теоретические основы графовых моделей</w:t>
-      </w:r>
-      <w:r>
-        <w:rPr>
-          <w:lang w:val="ru-RU"/>
-        </w:rPr>
+        <w:tabs>
+          <w:tab w:val="right" w:leader="dot" w:pos="9071"/>
+        </w:tabs>
+      </w:pPr>
+      <w:hyperlink w:anchor="sec1">
+        <w:r>
+          <w:t>1 Теоретические основы графовых моделей</w:t>
+        </w:r>
+      </w:hyperlink>
+      <w:r>
         <w:tab/>
         <w:t>6</w:t>
       </w:r>
     </w:p>
     <w:p>
       <w:pPr>
-        <w:rPr>
-          <w:lang w:val="ru-RU"/>
-        </w:rPr>
-      </w:pPr>
+        <w:tabs>
+          <w:tab w:val="right" w:leader="dot" w:pos="9071"/>
+        </w:tabs>
+        <w:rPr>
+          <w:lang w:val="ru-RU"/>
+        </w:rPr>
+      </w:pPr>
+      <w:r>
+        <w:fldChar w:fldCharType="begin"/>
+      </w:r>
+      <w:r>
+        <w:rPr>
+          <w:lang w:val="ru-RU"/>
+        </w:rPr>
+        <w:instrText xml:space="preserve"> </w:instrText>
+      </w:r>
+      <w:r>
+        <w:instrText>HYPERLINK</w:instrText>
+      </w:r>
+      <w:r>
+        <w:rPr>
+          <w:lang w:val="ru-RU"/>
+        </w:rPr>
+        <w:instrText xml:space="preserve"> \</w:instrText>
+      </w:r>
+      <w:r>
+        <w:instrText>l</w:instrText>
+      </w:r>
+      <w:r>
+        <w:rPr>
+          <w:lang w:val="ru-RU"/>
+        </w:rPr>
+        <w:instrText xml:space="preserve"> "</w:instrText>
+      </w:r>
+      <w:r>
+        <w:instrText>sec</w:instrText>
+      </w:r>
+      <w:r>
+        <w:rPr>
+          <w:lang w:val="ru-RU"/>
+        </w:rPr>
+        <w:instrText>2" \</w:instrText>
+      </w:r>
+      <w:r>
+        <w:instrText>h</w:instrText>
+      </w:r>
+      <w:r>
+        <w:rPr>
+          <w:lang w:val="ru-RU"/>
+        </w:rPr>
+        <w:instrText xml:space="preserve"> </w:instrText>
+      </w:r>
+      <w:r>
+        <w:fldChar w:fldCharType="separate"/>
+      </w:r>
       <w:r>
         <w:rPr>
           <w:lang w:val="ru-RU"/>
         </w:rPr>
         <w:t>2 Постановка задачи и требования к программному продукту</w:t>
+      </w:r>
+      <w:r>
+        <w:rPr>
+          <w:lang w:val="ru-RU"/>
+        </w:rPr>
+        <w:fldChar w:fldCharType="end"/>
       </w:r>
       <w:r>
         <w:rPr>
@@ -578,15 +1101,72 @@
     </w:p>
     <w:p>
       <w:pPr>
-        <w:rPr>
-          <w:lang w:val="ru-RU"/>
-        </w:rPr>
-      </w:pPr>
+        <w:tabs>
+          <w:tab w:val="right" w:leader="dot" w:pos="9071"/>
+        </w:tabs>
+        <w:rPr>
+          <w:lang w:val="ru-RU"/>
+        </w:rPr>
+      </w:pPr>
+      <w:r>
+        <w:fldChar w:fldCharType="begin"/>
+      </w:r>
+      <w:r>
+        <w:rPr>
+          <w:lang w:val="ru-RU"/>
+        </w:rPr>
+        <w:instrText xml:space="preserve"> </w:instrText>
+      </w:r>
+      <w:r>
+        <w:instrText>HYPERLINK</w:instrText>
+      </w:r>
+      <w:r>
+        <w:rPr>
+          <w:lang w:val="ru-RU"/>
+        </w:rPr>
+        <w:instrText xml:space="preserve"> \</w:instrText>
+      </w:r>
+      <w:r>
+        <w:instrText>l</w:instrText>
+      </w:r>
+      <w:r>
+        <w:rPr>
+          <w:lang w:val="ru-RU"/>
+        </w:rPr>
+        <w:instrText xml:space="preserve"> "</w:instrText>
+      </w:r>
+      <w:r>
+        <w:instrText>sec</w:instrText>
+      </w:r>
+      <w:r>
+        <w:rPr>
+          <w:lang w:val="ru-RU"/>
+        </w:rPr>
+        <w:instrText>3" \</w:instrText>
+      </w:r>
+      <w:r>
+        <w:instrText>h</w:instrText>
+      </w:r>
+      <w:r>
+        <w:rPr>
+          <w:lang w:val="ru-RU"/>
+        </w:rPr>
+        <w:instrText xml:space="preserve"> </w:instrText>
+      </w:r>
+      <w:r>
+        <w:fldChar w:fldCharType="separate"/>
+      </w:r>
       <w:r>
         <w:rPr>
           <w:lang w:val="ru-RU"/>
         </w:rPr>
         <w:t>3 Выбор средств реализации и архитектура системы</w:t>
+      </w:r>
+      <w:r>
+        <w:rPr>
+          <w:lang w:val="ru-RU"/>
+        </w:rPr>
+        <w:fldChar w:fldCharType="end"/>
       </w:r>
       <w:r>
         <w:rPr>
@@ -598,15 +1178,72 @@
     </w:p>
     <w:p>
       <w:pPr>
-        <w:rPr>
-          <w:lang w:val="ru-RU"/>
-        </w:rPr>
-      </w:pPr>
+        <w:tabs>
+          <w:tab w:val="right" w:leader="dot" w:pos="9071"/>
+        </w:tabs>
+        <w:rPr>
+          <w:lang w:val="ru-RU"/>
+        </w:rPr>
+      </w:pPr>
+      <w:r>
+        <w:fldChar w:fldCharType="begin"/>
+      </w:r>
+      <w:r>
+        <w:rPr>
+          <w:lang w:val="ru-RU"/>
+        </w:rPr>
+        <w:instrText xml:space="preserve"> </w:instrText>
+      </w:r>
+      <w:r>
+        <w:instrText>HYPERLINK</w:instrText>
+      </w:r>
+      <w:r>
+        <w:rPr>
+          <w:lang w:val="ru-RU"/>
+        </w:rPr>
+        <w:instrText xml:space="preserve"> \</w:instrText>
+      </w:r>
+      <w:r>
+        <w:instrText>l</w:instrText>
+      </w:r>
+      <w:r>
+        <w:rPr>
+          <w:lang w:val="ru-RU"/>
+        </w:rPr>
+        <w:instrText xml:space="preserve"> "</w:instrText>
+      </w:r>
+      <w:r>
+        <w:instrText>sec</w:instrText>
+      </w:r>
+      <w:r>
+        <w:rPr>
+          <w:lang w:val="ru-RU"/>
+        </w:rPr>
+        <w:instrText>4" \</w:instrText>
+      </w:r>
+      <w:r>
+        <w:instrText>h</w:instrText>
+      </w:r>
+      <w:r>
+        <w:rPr>
+          <w:lang w:val="ru-RU"/>
+        </w:rPr>
+        <w:instrText xml:space="preserve"> </w:instrText>
+      </w:r>
+      <w:r>
+        <w:fldChar w:fldCharType="separate"/>
+      </w:r>
       <w:r>
         <w:rPr>
           <w:lang w:val="ru-RU"/>
         </w:rPr>
         <w:t>4 Разработка программного комплекса</w:t>
+      </w:r>
+      <w:r>
+        <w:rPr>
+          <w:lang w:val="ru-RU"/>
+        </w:rPr>
+        <w:fldChar w:fldCharType="end"/>
       </w:r>
       <w:r>
         <w:rPr>
@@ -618,10 +1255,61 @@
     </w:p>
     <w:p>
       <w:pPr>
-        <w:rPr>
-          <w:lang w:val="ru-RU"/>
-        </w:rPr>
-      </w:pPr>
+        <w:tabs>
+          <w:tab w:val="right" w:leader="dot" w:pos="9071"/>
+        </w:tabs>
+        <w:rPr>
+          <w:lang w:val="ru-RU"/>
+        </w:rPr>
+      </w:pPr>
+      <w:r>
+        <w:fldChar w:fldCharType="begin"/>
+      </w:r>
+      <w:r>
+        <w:rPr>
+          <w:lang w:val="ru-RU"/>
+        </w:rPr>
+        <w:instrText xml:space="preserve"> </w:instrText>
+      </w:r>
+      <w:r>
+        <w:instrText>HYPERLINK</w:instrText>
+      </w:r>
+      <w:r>
+        <w:rPr>
+          <w:lang w:val="ru-RU"/>
+        </w:rPr>
+        <w:instrText xml:space="preserve"> \</w:instrText>
+      </w:r>
+      <w:r>
+        <w:instrText>l</w:instrText>
+      </w:r>
+      <w:r>
+        <w:rPr>
+          <w:lang w:val="ru-RU"/>
+        </w:rPr>
+        <w:instrText xml:space="preserve"> "</w:instrText>
+      </w:r>
+      <w:r>
+        <w:instrText>sec</w:instrText>
+      </w:r>
+      <w:r>
+        <w:rPr>
+          <w:lang w:val="ru-RU"/>
+        </w:rPr>
+        <w:instrText>5" \</w:instrText>
+      </w:r>
+      <w:r>
+        <w:instrText>h</w:instrText>
+      </w:r>
+      <w:r>
+        <w:rPr>
+          <w:lang w:val="ru-RU"/>
+        </w:rPr>
+        <w:instrText xml:space="preserve"> </w:instrText>
+      </w:r>
+      <w:r>
+        <w:fldChar w:fldCharType="separate"/>
+      </w:r>
       <w:r>
         <w:rPr>
           <w:lang w:val="ru-RU"/>
@@ -632,41 +1320,7 @@
         <w:rPr>
           <w:lang w:val="ru-RU"/>
         </w:rPr>
-        <w:tab/>
-        <w:t>16</w:t>
-      </w:r>
-    </w:p>
-    <w:p>
-      <w:pPr>
-        <w:rPr>
-          <w:lang w:val="ru-RU"/>
-        </w:rPr>
-      </w:pPr>
-      <w:r>
-        <w:rPr>
-          <w:lang w:val="ru-RU"/>
-        </w:rPr>
-        <w:t>6 Перспективы развития</w:t>
-      </w:r>
-      <w:r>
-        <w:rPr>
-          <w:lang w:val="ru-RU"/>
-        </w:rPr>
-        <w:tab/>
-        <w:t>18</w:t>
-      </w:r>
-    </w:p>
-    <w:p>
-      <w:pPr>
-        <w:rPr>
-          <w:lang w:val="ru-RU"/>
-        </w:rPr>
-      </w:pPr>
-      <w:r>
-        <w:rPr>
-          <w:lang w:val="ru-RU"/>
-        </w:rPr>
-        <w:t>ЗАКЛЮЧЕНИЕ</w:t>
+        <w:fldChar w:fldCharType="end"/>
       </w:r>
       <w:r>
         <w:rPr>
@@ -678,35 +1332,72 @@
     </w:p>
     <w:p>
       <w:pPr>
-        <w:rPr>
-          <w:lang w:val="ru-RU"/>
-        </w:rPr>
-      </w:pPr>
-      <w:r>
-        <w:rPr>
-          <w:lang w:val="ru-RU"/>
-        </w:rPr>
-        <w:t>СПИСОК ИСПОЛЬЗОВАННЫХ ИСТОЧНИКОВ</w:t>
-      </w:r>
-      <w:r>
-        <w:rPr>
-          <w:lang w:val="ru-RU"/>
-        </w:rPr>
-        <w:tab/>
-        <w:t>20</w:t>
-      </w:r>
-    </w:p>
-    <w:p>
-      <w:pPr>
-        <w:rPr>
-          <w:lang w:val="ru-RU"/>
-        </w:rPr>
-      </w:pPr>
-      <w:r>
-        <w:rPr>
-          <w:lang w:val="ru-RU"/>
-        </w:rPr>
-        <w:t>ПРИЛОЖЕНИЕ А Сценарий демонстрации</w:t>
+        <w:tabs>
+          <w:tab w:val="right" w:leader="dot" w:pos="9071"/>
+        </w:tabs>
+        <w:rPr>
+          <w:lang w:val="ru-RU"/>
+        </w:rPr>
+      </w:pPr>
+      <w:r>
+        <w:fldChar w:fldCharType="begin"/>
+      </w:r>
+      <w:r>
+        <w:rPr>
+          <w:lang w:val="ru-RU"/>
+        </w:rPr>
+        <w:instrText xml:space="preserve"> </w:instrText>
+      </w:r>
+      <w:r>
+        <w:instrText>HYPERLINK</w:instrText>
+      </w:r>
+      <w:r>
+        <w:rPr>
+          <w:lang w:val="ru-RU"/>
+        </w:rPr>
+        <w:instrText xml:space="preserve"> \</w:instrText>
+      </w:r>
+      <w:r>
+        <w:instrText>l</w:instrText>
+      </w:r>
+      <w:r>
+        <w:rPr>
+          <w:lang w:val="ru-RU"/>
+        </w:rPr>
+        <w:instrText xml:space="preserve"> "</w:instrText>
+      </w:r>
+      <w:r>
+        <w:instrText>sec</w:instrText>
+      </w:r>
+      <w:r>
+        <w:rPr>
+          <w:lang w:val="ru-RU"/>
+        </w:rPr>
+        <w:instrText>6" \</w:instrText>
+      </w:r>
+      <w:r>
+        <w:instrText>h</w:instrText>
+      </w:r>
+      <w:r>
+        <w:rPr>
+          <w:lang w:val="ru-RU"/>
+        </w:rPr>
+        <w:instrText xml:space="preserve"> </w:instrText>
+      </w:r>
+      <w:r>
+        <w:fldChar w:fldCharType="separate"/>
+      </w:r>
+      <w:r>
+        <w:rPr>
+          <w:lang w:val="ru-RU"/>
+        </w:rPr>
+        <w:t>6 Перспективы развития</w:t>
+      </w:r>
+      <w:r>
+        <w:rPr>
+          <w:lang w:val="ru-RU"/>
+        </w:rPr>
+        <w:fldChar w:fldCharType="end"/>
       </w:r>
       <w:r>
         <w:rPr>
@@ -718,15 +1409,72 @@
     </w:p>
     <w:p>
       <w:pPr>
-        <w:rPr>
-          <w:lang w:val="ru-RU"/>
-        </w:rPr>
-      </w:pPr>
-      <w:r>
-        <w:rPr>
-          <w:lang w:val="ru-RU"/>
-        </w:rPr>
-        <w:t>ПРИЛОЖЕНИЕ Б Вопросы для самопроверки</w:t>
+        <w:tabs>
+          <w:tab w:val="right" w:leader="dot" w:pos="9071"/>
+        </w:tabs>
+        <w:rPr>
+          <w:lang w:val="ru-RU"/>
+        </w:rPr>
+      </w:pPr>
+      <w:r>
+        <w:fldChar w:fldCharType="begin"/>
+      </w:r>
+      <w:r>
+        <w:rPr>
+          <w:lang w:val="ru-RU"/>
+        </w:rPr>
+        <w:instrText xml:space="preserve"> </w:instrText>
+      </w:r>
+      <w:r>
+        <w:instrText>HYPERLINK</w:instrText>
+      </w:r>
+      <w:r>
+        <w:rPr>
+          <w:lang w:val="ru-RU"/>
+        </w:rPr>
+        <w:instrText xml:space="preserve"> \</w:instrText>
+      </w:r>
+      <w:r>
+        <w:instrText>l</w:instrText>
+      </w:r>
+      <w:r>
+        <w:rPr>
+          <w:lang w:val="ru-RU"/>
+        </w:rPr>
+        <w:instrText xml:space="preserve"> "</w:instrText>
+      </w:r>
+      <w:r>
+        <w:instrText>conclusion</w:instrText>
+      </w:r>
+      <w:r>
+        <w:rPr>
+          <w:lang w:val="ru-RU"/>
+        </w:rPr>
+        <w:instrText>" \</w:instrText>
+      </w:r>
+      <w:r>
+        <w:instrText>h</w:instrText>
+      </w:r>
+      <w:r>
+        <w:rPr>
+          <w:lang w:val="ru-RU"/>
+        </w:rPr>
+        <w:instrText xml:space="preserve"> </w:instrText>
+      </w:r>
+      <w:r>
+        <w:fldChar w:fldCharType="separate"/>
+      </w:r>
+      <w:r>
+        <w:rPr>
+          <w:lang w:val="ru-RU"/>
+        </w:rPr>
+        <w:t>ЗАКЛЮЧЕНИЕ</w:t>
+      </w:r>
+      <w:r>
+        <w:rPr>
+          <w:lang w:val="ru-RU"/>
+        </w:rPr>
+        <w:fldChar w:fldCharType="end"/>
       </w:r>
       <w:r>
         <w:rPr>
@@ -738,6 +1486,169 @@
     </w:p>
     <w:p>
       <w:pPr>
+        <w:tabs>
+          <w:tab w:val="right" w:leader="dot" w:pos="9071"/>
+        </w:tabs>
+        <w:rPr>
+          <w:lang w:val="ru-RU"/>
+        </w:rPr>
+      </w:pPr>
+      <w:r>
+        <w:fldChar w:fldCharType="begin"/>
+      </w:r>
+      <w:r>
+        <w:rPr>
+          <w:lang w:val="ru-RU"/>
+        </w:rPr>
+        <w:instrText xml:space="preserve"> </w:instrText>
+      </w:r>
+      <w:r>
+        <w:instrText>HYPERLINK</w:instrText>
+      </w:r>
+      <w:r>
+        <w:rPr>
+          <w:lang w:val="ru-RU"/>
+        </w:rPr>
+        <w:instrText xml:space="preserve"> \</w:instrText>
+      </w:r>
+      <w:r>
+        <w:instrText>l</w:instrText>
+      </w:r>
+      <w:r>
+        <w:rPr>
+          <w:lang w:val="ru-RU"/>
+        </w:rPr>
+        <w:instrText xml:space="preserve"> "</w:instrText>
+      </w:r>
+      <w:r>
+        <w:instrText>sources</w:instrText>
+      </w:r>
+      <w:r>
+        <w:rPr>
+          <w:lang w:val="ru-RU"/>
+        </w:rPr>
+        <w:instrText>" \</w:instrText>
+      </w:r>
+      <w:r>
+        <w:instrText>h</w:instrText>
+      </w:r>
+      <w:r>
+        <w:rPr>
+          <w:lang w:val="ru-RU"/>
+        </w:rPr>
+        <w:instrText xml:space="preserve"> </w:instrText>
+      </w:r>
+      <w:r>
+        <w:fldChar w:fldCharType="separate"/>
+      </w:r>
+      <w:r>
+        <w:rPr>
+          <w:lang w:val="ru-RU"/>
+        </w:rPr>
+        <w:t>СПИСОК ИСПОЛЬЗОВАННЫХ ИСТОЧНИКОВ</w:t>
+      </w:r>
+      <w:r>
+        <w:rPr>
+          <w:lang w:val="ru-RU"/>
+        </w:rPr>
+        <w:fldChar w:fldCharType="end"/>
+      </w:r>
+      <w:r>
+        <w:rPr>
+          <w:lang w:val="ru-RU"/>
+        </w:rPr>
+        <w:tab/>
+        <w:t>23</w:t>
+      </w:r>
+    </w:p>
+    <w:p>
+      <w:pPr>
+        <w:tabs>
+          <w:tab w:val="right" w:leader="dot" w:pos="9071"/>
+        </w:tabs>
+        <w:rPr>
+          <w:lang w:val="ru-RU"/>
+        </w:rPr>
+      </w:pPr>
+      <w:r>
+        <w:fldChar w:fldCharType="begin"/>
+      </w:r>
+      <w:r>
+        <w:rPr>
+          <w:lang w:val="ru-RU"/>
+        </w:rPr>
+        <w:instrText xml:space="preserve"> </w:instrText>
+      </w:r>
+      <w:r>
+        <w:instrText>HYPERLINK</w:instrText>
+      </w:r>
+      <w:r>
+        <w:rPr>
+          <w:lang w:val="ru-RU"/>
+        </w:rPr>
+        <w:instrText xml:space="preserve"> \</w:instrText>
+      </w:r>
+      <w:r>
+        <w:instrText>l</w:instrText>
+      </w:r>
+      <w:r>
+        <w:rPr>
+          <w:lang w:val="ru-RU"/>
+        </w:rPr>
+        <w:instrText xml:space="preserve"> "</w:instrText>
+      </w:r>
+      <w:r>
+        <w:instrText>app</w:instrText>
+      </w:r>
+      <w:r>
+        <w:rPr>
+          <w:lang w:val="ru-RU"/>
+        </w:rPr>
+        <w:instrText>_</w:instrText>
+      </w:r>
+      <w:r>
+        <w:instrText>a</w:instrText>
+      </w:r>
+      <w:r>
+        <w:rPr>
+          <w:lang w:val="ru-RU"/>
+        </w:rPr>
+        <w:instrText>" \</w:instrText>
+      </w:r>
+      <w:r>
+        <w:instrText>h</w:instrText>
+      </w:r>
+      <w:r>
+        <w:rPr>
+          <w:lang w:val="ru-RU"/>
+        </w:rPr>
+        <w:instrText xml:space="preserve"> </w:instrText>
+      </w:r>
+      <w:r>
+        <w:fldChar w:fldCharType="separate"/>
+      </w:r>
+      <w:r>
+        <w:rPr>
+          <w:lang w:val="ru-RU"/>
+        </w:rPr>
+        <w:t>ПРИЛОЖЕНИЕ А Сценарий демонстрации</w:t>
+      </w:r>
+      <w:r>
+        <w:rPr>
+          <w:lang w:val="ru-RU"/>
+        </w:rPr>
+        <w:fldChar w:fldCharType="end"/>
+      </w:r>
+      <w:r>
+        <w:rPr>
+          <w:lang w:val="ru-RU"/>
+        </w:rPr>
+        <w:tab/>
+        <w:t>24</w:t>
+      </w:r>
+    </w:p>
+    <w:p>
+      <w:pPr>
         <w:rPr>
           <w:lang w:val="ru-RU"/>
         </w:rPr>
@@ -756,6 +1667,7 @@
           <w:lang w:val="ru-RU"/>
         </w:rPr>
       </w:pPr>
+      <w:bookmarkStart w:id="2" w:name="abbr"/>
       <w:r>
         <w:rPr>
           <w:b/>
@@ -764,49 +1676,39 @@
         <w:lastRenderedPageBreak/>
         <w:t>ПЕРЕЧЕНЬ СОКРАЩЕНИЙ И ОБОЗНАЧЕНИЙ</w:t>
       </w:r>
-    </w:p>
-    <w:p>
-      <w:pPr>
-        <w:rPr>
-          <w:lang w:val="ru-RU"/>
-        </w:rPr>
-      </w:pPr>
+      <w:bookmarkEnd w:id="2"/>
+    </w:p>
+    <w:p>
       <w:r>
         <w:t>API</w:t>
       </w:r>
       <w:r>
-        <w:rPr>
-          <w:lang w:val="ru-RU"/>
-        </w:rPr>
         <w:tab/>
-        <w:t>— программный интерфейс приложения (</w:t>
-      </w:r>
-      <w:r>
-        <w:t>Application</w:t>
-      </w:r>
-      <w:r>
-        <w:rPr>
-          <w:lang w:val="ru-RU"/>
-        </w:rPr>
+        <w:t xml:space="preserve">— </w:t>
+      </w:r>
+      <w:proofErr w:type="spellStart"/>
+      <w:r>
+        <w:t>программный</w:t>
+      </w:r>
+      <w:proofErr w:type="spellEnd"/>
+      <w:r>
         <w:t xml:space="preserve"> </w:t>
       </w:r>
-      <w:r>
-        <w:t>Programming</w:t>
-      </w:r>
-      <w:r>
-        <w:rPr>
-          <w:lang w:val="ru-RU"/>
-        </w:rPr>
+      <w:proofErr w:type="spellStart"/>
+      <w:r>
+        <w:t>интерфейс</w:t>
+      </w:r>
+      <w:proofErr w:type="spellEnd"/>
+      <w:r>
         <w:t xml:space="preserve"> </w:t>
       </w:r>
-      <w:r>
-        <w:t>Interface</w:t>
-      </w:r>
-      <w:r>
-        <w:rPr>
-          <w:lang w:val="ru-RU"/>
-        </w:rPr>
-        <w:t>)</w:t>
+      <w:proofErr w:type="spellStart"/>
+      <w:r>
+        <w:t>приложения</w:t>
+      </w:r>
+      <w:proofErr w:type="spellEnd"/>
+      <w:r>
+        <w:t xml:space="preserve"> (Application Programming Interface)</w:t>
       </w:r>
     </w:p>
     <w:p>
@@ -1079,6 +1981,7 @@
           <w:lang w:val="ru-RU"/>
         </w:rPr>
       </w:pPr>
+      <w:bookmarkStart w:id="3" w:name="intro"/>
       <w:r>
         <w:rPr>
           <w:b/>
@@ -1087,6 +1990,7 @@
         <w:lastRenderedPageBreak/>
         <w:t>ВВЕДЕНИЕ</w:t>
       </w:r>
+      <w:bookmarkEnd w:id="3"/>
     </w:p>
     <w:p>
       <w:pPr>
@@ -1312,7 +2216,7 @@
           <w:lang w:val="ru-RU"/>
         </w:rPr>
         <w:lastRenderedPageBreak/>
-        <w:t xml:space="preserve">движка с базовыми операциями </w:t>
+        <w:t xml:space="preserve">программного комплекса с базовыми операциями </w:t>
       </w:r>
       <w:r>
         <w:t>CRUD</w:t>
@@ -1575,6 +2479,7 @@
           <w:lang w:val="ru-RU"/>
         </w:rPr>
       </w:pPr>
+      <w:bookmarkStart w:id="4" w:name="sec1"/>
       <w:r>
         <w:rPr>
           <w:b/>
@@ -1583,6 +2488,7 @@
         <w:lastRenderedPageBreak/>
         <w:t>1 Теоретические основы графовых моделей</w:t>
       </w:r>
+      <w:bookmarkEnd w:id="4"/>
     </w:p>
     <w:p>
       <w:pPr>
@@ -1865,7 +2771,7 @@
         </w:rPr>
         <w:lastRenderedPageBreak/>
         <w:drawing>
-          <wp:inline distT="0" distB="0" distL="0" distR="0" wp14:anchorId="0D18BD74" wp14:editId="0928D0AE">
+          <wp:inline distT="0" distB="0" distL="0" distR="0" wp14:anchorId="5BAA3A2A" wp14:editId="2C863B72">
             <wp:extent cx="5029200" cy="3002301"/>
             <wp:effectExtent l="0" t="0" r="0" b="0"/>
             <wp:docPr id="1" name="Picture 1"/>
@@ -2395,7 +3301,6 @@
             <w:r>
               <w:rPr>
                 <w:b/>
-                <w:sz w:val="24"/>
               </w:rPr>
               <w:t>Способ</w:t>
             </w:r>
@@ -2409,7 +3314,6 @@
             <w:r>
               <w:rPr>
                 <w:b/>
-                <w:sz w:val="24"/>
               </w:rPr>
               <w:t>Память</w:t>
             </w:r>
@@ -2423,7 +3327,6 @@
             <w:r>
               <w:rPr>
                 <w:b/>
-                <w:sz w:val="24"/>
               </w:rPr>
               <w:t>Удобство для цепочек связей</w:t>
             </w:r>
@@ -2437,9 +3340,6 @@
           </w:tcPr>
           <w:p>
             <w:r>
-              <w:rPr>
-                <w:sz w:val="24"/>
-              </w:rPr>
               <w:t>Реляционные таблицы</w:t>
             </w:r>
           </w:p>
@@ -2450,9 +3350,6 @@
           </w:tcPr>
           <w:p>
             <w:r>
-              <w:rPr>
-                <w:sz w:val="24"/>
-              </w:rPr>
               <w:t>зависит от числа JOIN</w:t>
             </w:r>
           </w:p>
@@ -2463,9 +3360,6 @@
           </w:tcPr>
           <w:p>
             <w:r>
-              <w:rPr>
-                <w:sz w:val="24"/>
-              </w:rPr>
               <w:t>низкое при длинных цепочках</w:t>
             </w:r>
           </w:p>
@@ -2478,9 +3372,6 @@
           </w:tcPr>
           <w:p>
             <w:r>
-              <w:rPr>
-                <w:sz w:val="24"/>
-              </w:rPr>
               <w:t>Матрица смежности</w:t>
             </w:r>
           </w:p>
@@ -2491,9 +3382,6 @@
           </w:tcPr>
           <w:p>
             <w:r>
-              <w:rPr>
-                <w:sz w:val="24"/>
-              </w:rPr>
               <w:t>порядка n²</w:t>
             </w:r>
           </w:p>
@@ -2504,9 +3392,6 @@
           </w:tcPr>
           <w:p>
             <w:r>
-              <w:rPr>
-                <w:sz w:val="24"/>
-              </w:rPr>
               <w:t>среднее</w:t>
             </w:r>
           </w:p>
@@ -2519,9 +3404,6 @@
           </w:tcPr>
           <w:p>
             <w:r>
-              <w:rPr>
-                <w:sz w:val="24"/>
-              </w:rPr>
               <w:t>Список смежности</w:t>
             </w:r>
           </w:p>
@@ -2532,9 +3414,6 @@
           </w:tcPr>
           <w:p>
             <w:r>
-              <w:rPr>
-                <w:sz w:val="24"/>
-              </w:rPr>
               <w:t>порядка |V| + |E|</w:t>
             </w:r>
           </w:p>
@@ -2545,9 +3424,6 @@
           </w:tcPr>
           <w:p>
             <w:r>
-              <w:rPr>
-                <w:sz w:val="24"/>
-              </w:rPr>
               <w:t>высокое</w:t>
             </w:r>
           </w:p>
@@ -2560,9 +3436,6 @@
           </w:tcPr>
           <w:p>
             <w:r>
-              <w:rPr>
-                <w:sz w:val="24"/>
-              </w:rPr>
               <w:t>Графовая СУБД</w:t>
             </w:r>
           </w:p>
@@ -2573,9 +3446,6 @@
           </w:tcPr>
           <w:p>
             <w:r>
-              <w:rPr>
-                <w:sz w:val="24"/>
-              </w:rPr>
               <w:t>порядка |V| + |E|</w:t>
             </w:r>
           </w:p>
@@ -2586,9 +3456,6 @@
           </w:tcPr>
           <w:p>
             <w:r>
-              <w:rPr>
-                <w:sz w:val="24"/>
-              </w:rPr>
               <w:t>высокое</w:t>
             </w:r>
           </w:p>
@@ -2729,6 +3596,7 @@
           <w:lang w:val="ru-RU"/>
         </w:rPr>
       </w:pPr>
+      <w:bookmarkStart w:id="5" w:name="sec2"/>
       <w:r>
         <w:rPr>
           <w:b/>
@@ -2737,6 +3605,7 @@
         <w:lastRenderedPageBreak/>
         <w:t>2 Постановка задачи и требования к программному продукту</w:t>
       </w:r>
+      <w:bookmarkEnd w:id="5"/>
     </w:p>
     <w:p>
       <w:pPr>
@@ -2796,7 +3665,7 @@
         <w:rPr>
           <w:lang w:val="ru-RU"/>
         </w:rPr>
-        <w:t>Цель работы — разработать учебный движок для работы с графовой базой данных, демонстрирующий связь теории графов и прикладного ПО.</w:t>
+        <w:t>Цель работы — разработать учебный программный комплекс для работы с графовой базой данных, демонстрирующий связь теории графов и прикладного ПО.</w:t>
       </w:r>
     </w:p>
     <w:p>
@@ -3148,10 +4017,10 @@
         <w:rPr>
           <w:lang w:val="ru-RU"/>
         </w:rPr>
+        <w:lastRenderedPageBreak/>
         <w:t xml:space="preserve">В учебной версии предусмотрена одна роль — оператор графа (студент или преподаватель). Он запускает сервер, подключает клиент, выполняет </w:t>
       </w:r>
       <w:r>
-        <w:lastRenderedPageBreak/>
         <w:t>CRUD</w:t>
       </w:r>
       <w:r>
@@ -3181,6 +4050,7 @@
           <w:lang w:val="ru-RU"/>
         </w:rPr>
       </w:pPr>
+      <w:bookmarkStart w:id="6" w:name="sec3"/>
       <w:r>
         <w:rPr>
           <w:b/>
@@ -3189,6 +4059,7 @@
         <w:lastRenderedPageBreak/>
         <w:t>3 Выбор средств реализации и архитектура системы</w:t>
       </w:r>
+      <w:bookmarkEnd w:id="6"/>
     </w:p>
     <w:p>
       <w:pPr>
@@ -3434,7 +4305,7 @@
           <w:noProof/>
         </w:rPr>
         <w:drawing>
-          <wp:inline distT="0" distB="0" distL="0" distR="0" wp14:anchorId="7DDA45E6" wp14:editId="39B88C94">
+          <wp:inline distT="0" distB="0" distL="0" distR="0" wp14:anchorId="34A34441" wp14:editId="767E4228">
             <wp:extent cx="5029200" cy="2380369"/>
             <wp:effectExtent l="0" t="0" r="0" b="0"/>
             <wp:docPr id="2" name="Picture 2"/>
@@ -3698,6 +4569,7 @@
           <w:lang w:val="ru-RU"/>
         </w:rPr>
       </w:pPr>
+      <w:bookmarkStart w:id="7" w:name="sec4"/>
       <w:r>
         <w:rPr>
           <w:b/>
@@ -3706,6 +4578,7 @@
         <w:lastRenderedPageBreak/>
         <w:t>4 Разработка программного комплекса</w:t>
       </w:r>
+      <w:bookmarkEnd w:id="7"/>
     </w:p>
     <w:p>
       <w:pPr>
@@ -3908,7 +4781,6 @@
             <w:r>
               <w:rPr>
                 <w:b/>
-                <w:sz w:val="24"/>
               </w:rPr>
               <w:t>Операция</w:t>
             </w:r>
@@ -3923,7 +4795,6 @@
             <w:r>
               <w:rPr>
                 <w:b/>
-                <w:sz w:val="24"/>
               </w:rPr>
               <w:t>Действие пользователя</w:t>
             </w:r>
@@ -3937,7 +4808,6 @@
             <w:r>
               <w:rPr>
                 <w:b/>
-                <w:sz w:val="24"/>
               </w:rPr>
               <w:t>Результат</w:t>
             </w:r>
@@ -3951,9 +4821,6 @@
           </w:tcPr>
           <w:p>
             <w:r>
-              <w:rPr>
-                <w:sz w:val="24"/>
-              </w:rPr>
               <w:t>Create</w:t>
             </w:r>
           </w:p>
@@ -3964,9 +4831,6 @@
           </w:tcPr>
           <w:p>
             <w:r>
-              <w:rPr>
-                <w:sz w:val="24"/>
-              </w:rPr>
               <w:t>добавить вершину или связь</w:t>
             </w:r>
           </w:p>
@@ -3977,9 +4841,6 @@
           </w:tcPr>
           <w:p>
             <w:r>
-              <w:rPr>
-                <w:sz w:val="24"/>
-              </w:rPr>
               <w:t>новый элемент в Neo4j</w:t>
             </w:r>
           </w:p>
@@ -3992,9 +4853,6 @@
           </w:tcPr>
           <w:p>
             <w:r>
-              <w:rPr>
-                <w:sz w:val="24"/>
-              </w:rPr>
               <w:t>Read</w:t>
             </w:r>
           </w:p>
@@ -4005,9 +4863,6 @@
           </w:tcPr>
           <w:p>
             <w:r>
-              <w:rPr>
-                <w:sz w:val="24"/>
-              </w:rPr>
               <w:t>обновить таблицу, открыть свойства</w:t>
             </w:r>
           </w:p>
@@ -4018,9 +4873,6 @@
           </w:tcPr>
           <w:p>
             <w:r>
-              <w:rPr>
-                <w:sz w:val="24"/>
-              </w:rPr>
               <w:t>отображение данных</w:t>
             </w:r>
           </w:p>
@@ -4033,9 +4885,6 @@
           </w:tcPr>
           <w:p>
             <w:r>
-              <w:rPr>
-                <w:sz w:val="24"/>
-              </w:rPr>
               <w:t>Update</w:t>
             </w:r>
           </w:p>
@@ -4046,9 +4895,6 @@
           </w:tcPr>
           <w:p>
             <w:r>
-              <w:rPr>
-                <w:sz w:val="24"/>
-              </w:rPr>
               <w:t>изменить JSON свойств</w:t>
             </w:r>
           </w:p>
@@ -4059,9 +4905,6 @@
           </w:tcPr>
           <w:p>
             <w:r>
-              <w:rPr>
-                <w:sz w:val="24"/>
-              </w:rPr>
               <w:t>обновлённые атрибуты</w:t>
             </w:r>
           </w:p>
@@ -4074,9 +4917,6 @@
           </w:tcPr>
           <w:p>
             <w:r>
-              <w:rPr>
-                <w:sz w:val="24"/>
-              </w:rPr>
               <w:t>Delete</w:t>
             </w:r>
           </w:p>
@@ -4087,9 +4927,6 @@
           </w:tcPr>
           <w:p>
             <w:r>
-              <w:rPr>
-                <w:sz w:val="24"/>
-              </w:rPr>
               <w:t>удалить связь или вершину</w:t>
             </w:r>
           </w:p>
@@ -4100,9 +4937,6 @@
           </w:tcPr>
           <w:p>
             <w:r>
-              <w:rPr>
-                <w:sz w:val="24"/>
-              </w:rPr>
               <w:t>элемент удалён из графа</w:t>
             </w:r>
           </w:p>
@@ -4120,7 +4954,7 @@
         </w:rPr>
         <w:lastRenderedPageBreak/>
         <w:drawing>
-          <wp:inline distT="0" distB="0" distL="0" distR="0" wp14:anchorId="77F5E5B3" wp14:editId="2F79FF5C">
+          <wp:inline distT="0" distB="0" distL="0" distR="0" wp14:anchorId="64BD02D9" wp14:editId="422324A9">
             <wp:extent cx="5029200" cy="3152059"/>
             <wp:effectExtent l="0" t="0" r="0" b="0"/>
             <wp:docPr id="3" name="Picture 3"/>
@@ -4179,9 +5013,368 @@
       </w:pPr>
       <w:r>
         <w:rPr>
+          <w:lang w:val="ru-RU"/>
+        </w:rPr>
+        <w:t xml:space="preserve">Соответствие основных действий пользователя в клиенте и </w:t>
+      </w:r>
+      <w:r>
+        <w:t>HTTP</w:t>
+      </w:r>
+      <w:r>
+        <w:rPr>
+          <w:lang w:val="ru-RU"/>
+        </w:rPr>
+        <w:t xml:space="preserve">-запросов к </w:t>
+      </w:r>
+      <w:r>
+        <w:t>API</w:t>
+      </w:r>
+      <w:r>
+        <w:rPr>
+          <w:lang w:val="ru-RU"/>
+        </w:rPr>
+        <w:t xml:space="preserve"> приведено в таблице 3 (подробнее интерфейс описан в п. 4.3).</w:t>
+      </w:r>
+    </w:p>
+    <w:p>
+      <w:pPr>
+        <w:rPr>
+          <w:lang w:val="ru-RU"/>
+        </w:rPr>
+      </w:pPr>
+      <w:r>
+        <w:rPr>
           <w:b/>
           <w:lang w:val="ru-RU"/>
         </w:rPr>
+        <w:t xml:space="preserve">Таблица 3 — Соответствие действий в клиенте и запросов к </w:t>
+      </w:r>
+      <w:r>
+        <w:rPr>
+          <w:b/>
+        </w:rPr>
+        <w:t>API</w:t>
+      </w:r>
+    </w:p>
+    <w:tbl>
+      <w:tblPr>
+        <w:tblStyle w:val="TableGrid"/>
+        <w:tblW w:w="0" w:type="auto"/>
+        <w:tblLook w:val="04A0" w:firstRow="1" w:lastRow="0" w:firstColumn="1" w:lastColumn="0" w:noHBand="0" w:noVBand="1"/>
+      </w:tblPr>
+      <w:tblGrid>
+        <w:gridCol w:w="3230"/>
+        <w:gridCol w:w="3230"/>
+        <w:gridCol w:w="3230"/>
+      </w:tblGrid>
+      <w:tr>
+        <w:tc>
+          <w:tcPr>
+            <w:tcW w:w="3230" w:type="dxa"/>
+          </w:tcPr>
+          <w:p>
+            <w:r>
+              <w:rPr>
+                <w:b/>
+              </w:rPr>
+              <w:t>Действие в GUI</w:t>
+            </w:r>
+          </w:p>
+        </w:tc>
+        <w:tc>
+          <w:tcPr>
+            <w:tcW w:w="3230" w:type="dxa"/>
+          </w:tcPr>
+          <w:p>
+            <w:r>
+              <w:rPr>
+                <w:b/>
+              </w:rPr>
+              <w:t>HTTP-запрос</w:t>
+            </w:r>
+          </w:p>
+        </w:tc>
+        <w:tc>
+          <w:tcPr>
+            <w:tcW w:w="3230" w:type="dxa"/>
+          </w:tcPr>
+          <w:p>
+            <w:r>
+              <w:rPr>
+                <w:b/>
+              </w:rPr>
+              <w:t>Назначение</w:t>
+            </w:r>
+          </w:p>
+        </w:tc>
+      </w:tr>
+      <w:tr>
+        <w:tc>
+          <w:tcPr>
+            <w:tcW w:w="3230" w:type="dxa"/>
+          </w:tcPr>
+          <w:p>
+            <w:r>
+              <w:t>Обновить таблицу вершин</w:t>
+            </w:r>
+          </w:p>
+        </w:tc>
+        <w:tc>
+          <w:tcPr>
+            <w:tcW w:w="3230" w:type="dxa"/>
+          </w:tcPr>
+          <w:p>
+            <w:r>
+              <w:t>GET /nodes/list</w:t>
+            </w:r>
+          </w:p>
+        </w:tc>
+        <w:tc>
+          <w:tcPr>
+            <w:tcW w:w="3230" w:type="dxa"/>
+          </w:tcPr>
+          <w:p>
+            <w:r>
+              <w:t>чтение списка вершин</w:t>
+            </w:r>
+          </w:p>
+        </w:tc>
+      </w:tr>
+      <w:tr>
+        <w:tc>
+          <w:tcPr>
+            <w:tcW w:w="3230" w:type="dxa"/>
+          </w:tcPr>
+          <w:p>
+            <w:r>
+              <w:t>Добавить вершину</w:t>
+            </w:r>
+          </w:p>
+        </w:tc>
+        <w:tc>
+          <w:tcPr>
+            <w:tcW w:w="3230" w:type="dxa"/>
+          </w:tcPr>
+          <w:p>
+            <w:r>
+              <w:t>POST /nodes</w:t>
+            </w:r>
+          </w:p>
+        </w:tc>
+        <w:tc>
+          <w:tcPr>
+            <w:tcW w:w="3230" w:type="dxa"/>
+          </w:tcPr>
+          <w:p>
+            <w:r>
+              <w:t>создание вершины</w:t>
+            </w:r>
+          </w:p>
+        </w:tc>
+      </w:tr>
+      <w:tr>
+        <w:tc>
+          <w:tcPr>
+            <w:tcW w:w="3230" w:type="dxa"/>
+          </w:tcPr>
+          <w:p>
+            <w:r>
+              <w:t>Изменить свойства</w:t>
+            </w:r>
+          </w:p>
+        </w:tc>
+        <w:tc>
+          <w:tcPr>
+            <w:tcW w:w="3230" w:type="dxa"/>
+          </w:tcPr>
+          <w:p>
+            <w:r>
+              <w:t>PATCH /nodes/{id}</w:t>
+            </w:r>
+          </w:p>
+        </w:tc>
+        <w:tc>
+          <w:tcPr>
+            <w:tcW w:w="3230" w:type="dxa"/>
+          </w:tcPr>
+          <w:p>
+            <w:r>
+              <w:t>обновление свойств</w:t>
+            </w:r>
+          </w:p>
+        </w:tc>
+      </w:tr>
+      <w:tr>
+        <w:tc>
+          <w:tcPr>
+            <w:tcW w:w="3230" w:type="dxa"/>
+          </w:tcPr>
+          <w:p>
+            <w:r>
+              <w:t>Удалить вершину</w:t>
+            </w:r>
+          </w:p>
+        </w:tc>
+        <w:tc>
+          <w:tcPr>
+            <w:tcW w:w="3230" w:type="dxa"/>
+          </w:tcPr>
+          <w:p>
+            <w:r>
+              <w:t>DELETE /nodes/{id}?detach=…</w:t>
+            </w:r>
+          </w:p>
+        </w:tc>
+        <w:tc>
+          <w:tcPr>
+            <w:tcW w:w="3230" w:type="dxa"/>
+          </w:tcPr>
+          <w:p>
+            <w:r>
+              <w:t>удаление</w:t>
+            </w:r>
+          </w:p>
+        </w:tc>
+      </w:tr>
+      <w:tr>
+        <w:tc>
+          <w:tcPr>
+            <w:tcW w:w="3230" w:type="dxa"/>
+          </w:tcPr>
+          <w:p>
+            <w:r>
+              <w:t>Импорт JSON</w:t>
+            </w:r>
+          </w:p>
+        </w:tc>
+        <w:tc>
+          <w:tcPr>
+            <w:tcW w:w="3230" w:type="dxa"/>
+          </w:tcPr>
+          <w:p>
+            <w:r>
+              <w:t>POST /graph/import?mode=…</w:t>
+            </w:r>
+          </w:p>
+        </w:tc>
+        <w:tc>
+          <w:tcPr>
+            <w:tcW w:w="3230" w:type="dxa"/>
+          </w:tcPr>
+          <w:p>
+            <w:r>
+              <w:t>загрузка графа из файла</w:t>
+            </w:r>
+          </w:p>
+        </w:tc>
+      </w:tr>
+      <w:tr>
+        <w:tc>
+          <w:tcPr>
+            <w:tcW w:w="3230" w:type="dxa"/>
+          </w:tcPr>
+          <w:p>
+            <w:r>
+              <w:t>Экспорт GraphML</w:t>
+            </w:r>
+          </w:p>
+        </w:tc>
+        <w:tc>
+          <w:tcPr>
+            <w:tcW w:w="3230" w:type="dxa"/>
+          </w:tcPr>
+          <w:p>
+            <w:r>
+              <w:t>GET /graph/export/graphml</w:t>
+            </w:r>
+          </w:p>
+        </w:tc>
+        <w:tc>
+          <w:tcPr>
+            <w:tcW w:w="3230" w:type="dxa"/>
+          </w:tcPr>
+          <w:p>
+            <w:r>
+              <w:t>сохранение снимка</w:t>
+            </w:r>
+          </w:p>
+        </w:tc>
+      </w:tr>
+      <w:tr>
+        <w:tc>
+          <w:tcPr>
+            <w:tcW w:w="3230" w:type="dxa"/>
+          </w:tcPr>
+          <w:p>
+            <w:r>
+              <w:t>Показать граф</w:t>
+            </w:r>
+          </w:p>
+        </w:tc>
+        <w:tc>
+          <w:tcPr>
+            <w:tcW w:w="3230" w:type="dxa"/>
+          </w:tcPr>
+          <w:p>
+            <w:r>
+              <w:t>GET /graph/export</w:t>
+            </w:r>
+          </w:p>
+        </w:tc>
+        <w:tc>
+          <w:tcPr>
+            <w:tcW w:w="3230" w:type="dxa"/>
+          </w:tcPr>
+          <w:p>
+            <w:r>
+              <w:t>данные для визуализации</w:t>
+            </w:r>
+          </w:p>
+        </w:tc>
+      </w:tr>
+      <w:tr>
+        <w:tc>
+          <w:tcPr>
+            <w:tcW w:w="3230" w:type="dxa"/>
+          </w:tcPr>
+          <w:p>
+            <w:r>
+              <w:lastRenderedPageBreak/>
+              <w:t>Проверка сервера</w:t>
+            </w:r>
+          </w:p>
+        </w:tc>
+        <w:tc>
+          <w:tcPr>
+            <w:tcW w:w="3230" w:type="dxa"/>
+          </w:tcPr>
+          <w:p>
+            <w:r>
+              <w:t>GET /health</w:t>
+            </w:r>
+          </w:p>
+        </w:tc>
+        <w:tc>
+          <w:tcPr>
+            <w:tcW w:w="3230" w:type="dxa"/>
+          </w:tcPr>
+          <w:p>
+            <w:r>
+              <w:t>доступность API</w:t>
+            </w:r>
+          </w:p>
+        </w:tc>
+      </w:tr>
+    </w:tbl>
+    <w:p/>
+    <w:p>
+      <w:pPr>
+        <w:ind w:firstLine="709"/>
+      </w:pPr>
+      <w:r>
+        <w:rPr>
+          <w:b/>
+        </w:rPr>
         <w:t>4.3 Клиентское приложение</w:t>
       </w:r>
     </w:p>
@@ -4196,7 +5389,176 @@
         <w:rPr>
           <w:lang w:val="ru-RU"/>
         </w:rPr>
-        <w:t xml:space="preserve">Главное окно содержит поле адреса </w:t>
+        <w:t xml:space="preserve">Серверная часть программного комплекса предоставляет полный набор возможностей через </w:t>
+      </w:r>
+      <w:r>
+        <w:t>HTTP</w:t>
+      </w:r>
+      <w:r>
+        <w:rPr>
+          <w:lang w:val="ru-RU"/>
+        </w:rPr>
+        <w:t xml:space="preserve">-запросы. Теоретически пользователь мог бы выполнять те же действия из командной строки: утилитой </w:t>
+      </w:r>
+      <w:r>
+        <w:t>curl</w:t>
+      </w:r>
+      <w:r>
+        <w:rPr>
+          <w:lang w:val="ru-RU"/>
+        </w:rPr>
+        <w:t xml:space="preserve">, скриптом на </w:t>
+      </w:r>
+      <w:r>
+        <w:t>Python</w:t>
+      </w:r>
+      <w:r>
+        <w:rPr>
+          <w:lang w:val="ru-RU"/>
+        </w:rPr>
+        <w:t xml:space="preserve"> или интерактивно через </w:t>
+      </w:r>
+      <w:r>
+        <w:t>Swagger</w:t>
+      </w:r>
+      <w:r>
+        <w:rPr>
+          <w:lang w:val="ru-RU"/>
+        </w:rPr>
+        <w:t xml:space="preserve"> </w:t>
+      </w:r>
+      <w:r>
+        <w:t>UI</w:t>
+      </w:r>
+      <w:r>
+        <w:rPr>
+          <w:lang w:val="ru-RU"/>
+        </w:rPr>
+        <w:t xml:space="preserve"> по адресу /</w:t>
+      </w:r>
+      <w:r>
+        <w:t>docs</w:t>
+      </w:r>
+      <w:r>
+        <w:rPr>
+          <w:lang w:val="ru-RU"/>
+        </w:rPr>
+        <w:t xml:space="preserve">. Например, импорт графа эквивалентен команде </w:t>
+      </w:r>
+      <w:r>
+        <w:t>POST</w:t>
+      </w:r>
+      <w:r>
+        <w:rPr>
+          <w:lang w:val="ru-RU"/>
+        </w:rPr>
+        <w:t xml:space="preserve"> /</w:t>
+      </w:r>
+      <w:r>
+        <w:t>graph</w:t>
+      </w:r>
+      <w:r>
+        <w:rPr>
+          <w:lang w:val="ru-RU"/>
+        </w:rPr>
+        <w:t>/</w:t>
+      </w:r>
+      <w:r>
+        <w:t>import</w:t>
+      </w:r>
+      <w:r>
+        <w:rPr>
+          <w:lang w:val="ru-RU"/>
+        </w:rPr>
+        <w:t xml:space="preserve"> с телом </w:t>
+      </w:r>
+      <w:r>
+        <w:t>JSON</w:t>
+      </w:r>
+      <w:r>
+        <w:rPr>
+          <w:lang w:val="ru-RU"/>
+        </w:rPr>
+        <w:t xml:space="preserve">; получение списка вершин — </w:t>
+      </w:r>
+      <w:r>
+        <w:t>GET</w:t>
+      </w:r>
+      <w:r>
+        <w:rPr>
+          <w:lang w:val="ru-RU"/>
+        </w:rPr>
+        <w:t xml:space="preserve"> /</w:t>
+      </w:r>
+      <w:r>
+        <w:t>nodes</w:t>
+      </w:r>
+      <w:r>
+        <w:rPr>
+          <w:lang w:val="ru-RU"/>
+        </w:rPr>
+        <w:t>/</w:t>
+      </w:r>
+      <w:r>
+        <w:t>list</w:t>
+      </w:r>
+      <w:r>
+        <w:rPr>
+          <w:lang w:val="ru-RU"/>
+        </w:rPr>
+        <w:t>. Такой способ приемлем для отладки, но неудобен для повседневной работы с графом.</w:t>
+      </w:r>
+    </w:p>
+    <w:p>
+      <w:pPr>
+        <w:ind w:firstLine="709"/>
+        <w:rPr>
+          <w:lang w:val="ru-RU"/>
+        </w:rPr>
+      </w:pPr>
+      <w:r>
+        <w:rPr>
+          <w:lang w:val="ru-RU"/>
+        </w:rPr>
+        <w:t xml:space="preserve">Граф — прежде всего визуальный объект: связи проще воспринимать на схеме, чем в виде длинных </w:t>
+      </w:r>
+      <w:r>
+        <w:t>JSON</w:t>
+      </w:r>
+      <w:r>
+        <w:rPr>
+          <w:lang w:val="ru-RU"/>
+        </w:rPr>
+        <w:t xml:space="preserve">-файлов или таблиц идентификаторов. Кроме того, не каждый пользователь готов составлять </w:t>
+      </w:r>
+      <w:r>
+        <w:t>HTTP</w:t>
+      </w:r>
+      <w:r>
+        <w:rPr>
+          <w:lang w:val="ru-RU"/>
+        </w:rPr>
+        <w:t xml:space="preserve">-запросы вручную и разбирать коды ответов. Настольный клиент на </w:t>
+      </w:r>
+      <w:proofErr w:type="spellStart"/>
+      <w:r>
+        <w:t>wxPython</w:t>
+      </w:r>
+      <w:proofErr w:type="spellEnd"/>
+      <w:r>
+        <w:rPr>
+          <w:lang w:val="ru-RU"/>
+        </w:rPr>
+        <w:t xml:space="preserve"> решает эту проблему: он выступает графической оболочкой над </w:t>
+      </w:r>
+      <w:r>
+        <w:t>REST</w:t>
+      </w:r>
+      <w:r>
+        <w:rPr>
+          <w:lang w:val="ru-RU"/>
+        </w:rPr>
+        <w:t xml:space="preserve"> </w:t>
       </w:r>
       <w:r>
         <w:t>API</w:t>
@@ -4205,7 +5567,45 @@
         <w:rPr>
           <w:lang w:val="ru-RU"/>
         </w:rPr>
-        <w:t xml:space="preserve">, выбор базы данных, вкладки «Вершины» и «Связи», кнопки </w:t>
+        <w:t xml:space="preserve"> и скрывает детали протокола за привычными элементами — меню, кнопками, таблицами, диалогами. По сути клиент — это удобная абстракция команд, которые иначе вводились бы в терминале или веб-форме документации </w:t>
+      </w:r>
+      <w:r>
+        <w:t>API</w:t>
+      </w:r>
+      <w:r>
+        <w:rPr>
+          <w:lang w:val="ru-RU"/>
+        </w:rPr>
+        <w:t>.</w:t>
+      </w:r>
+    </w:p>
+    <w:p>
+      <w:pPr>
+        <w:ind w:firstLine="709"/>
+        <w:rPr>
+          <w:lang w:val="ru-RU"/>
+        </w:rPr>
+      </w:pPr>
+      <w:r>
+        <w:rPr>
+          <w:b/>
+          <w:lang w:val="ru-RU"/>
+        </w:rPr>
+        <w:t>4.3.1 Назначение и состав интерфейса</w:t>
+      </w:r>
+    </w:p>
+    <w:p>
+      <w:pPr>
+        <w:ind w:firstLine="709"/>
+        <w:rPr>
+          <w:lang w:val="ru-RU"/>
+        </w:rPr>
+      </w:pPr>
+      <w:r>
+        <w:rPr>
+          <w:lang w:val="ru-RU"/>
+        </w:rPr>
+        <w:t xml:space="preserve">Клиент предназначен для оператора графа: студента или преподавателя, которому нужно просматривать данные, выполнять </w:t>
       </w:r>
       <w:r>
         <w:t>CRUD</w:t>
@@ -4214,21 +5614,128 @@
         <w:rPr>
           <w:lang w:val="ru-RU"/>
         </w:rPr>
-        <w:t>. Меню «Граф» объединяет импорт, экспорт и визуализацию. Параметры подключения сохраняются в файле настроек в профиле пользователя.</w:t>
+        <w:t xml:space="preserve"> и обмениваться файлами без использования командной строки. Главное окно (рисунок 5) содержит строку состояния, поле адреса </w:t>
+      </w:r>
+      <w:r>
+        <w:t>API</w:t>
+      </w:r>
+      <w:r>
+        <w:rPr>
+          <w:lang w:val="ru-RU"/>
+        </w:rPr>
+        <w:t xml:space="preserve">, выбор активной базы </w:t>
+      </w:r>
+      <w:r>
+        <w:t>Neo</w:t>
+      </w:r>
+      <w:r>
+        <w:rPr>
+          <w:lang w:val="ru-RU"/>
+        </w:rPr>
+        <w:t>4</w:t>
+      </w:r>
+      <w:r>
+        <w:t>j</w:t>
+      </w:r>
+      <w:r>
+        <w:rPr>
+          <w:lang w:val="ru-RU"/>
+        </w:rPr>
+        <w:t>, вкладки «Вершины» и «Связи» с табличным представлением, а также кнопки для добавления, изменения, удаления и обновления записей.</w:t>
       </w:r>
     </w:p>
     <w:p>
       <w:pPr>
         <w:ind w:firstLine="709"/>
-        <w:rPr>
-          <w:lang w:val="ru-RU"/>
-        </w:rPr>
-      </w:pPr>
-      <w:r>
-        <w:rPr>
-          <w:lang w:val="ru-RU"/>
-        </w:rPr>
-        <w:t>Для пользователей программ чтения с экрана поля ввода снабжены текстовыми подписями, дублирующимися в имени элемента управления. Ошибки подключения и импорта выводятся в отдельных диалогах.</w:t>
+      </w:pPr>
+      <w:r>
+        <w:rPr>
+          <w:lang w:val="ru-RU"/>
+        </w:rPr>
+        <w:t xml:space="preserve">Меню «Файл» открывает параметры подключения (адрес сервера, имя базы, таймаут). Меню «База данных» — управление списком баз и принудительное обновление таблиц. Меню «Граф» объединяет импорт и </w:t>
+      </w:r>
+      <w:r>
+        <w:rPr>
+          <w:lang w:val="ru-RU"/>
+        </w:rPr>
+        <w:lastRenderedPageBreak/>
+        <w:t xml:space="preserve">экспорт файлов, а также два режима визуализации: обычное окно со сводкой по числу вершин и рёбер и полноэкранный режим только с рисунком графа. </w:t>
+      </w:r>
+      <w:r>
+        <w:rPr>
+          <w:lang w:val="ru-RU"/>
+        </w:rPr>
+        <w:t xml:space="preserve">Меню «Справка» открывает документацию </w:t>
+      </w:r>
+      <w:r>
+        <w:t xml:space="preserve">API в </w:t>
+      </w:r>
+      <w:proofErr w:type="spellStart"/>
+      <w:r>
+        <w:t>браузере</w:t>
+      </w:r>
+      <w:proofErr w:type="spellEnd"/>
+      <w:r>
+        <w:t>.</w:t>
+      </w:r>
+    </w:p>
+    <w:p>
+      <w:pPr>
+        <w:jc w:val="center"/>
+      </w:pPr>
+      <w:r>
+        <w:rPr>
+          <w:noProof/>
+        </w:rPr>
+        <w:drawing>
+          <wp:inline distT="0" distB="0" distL="0" distR="0" wp14:anchorId="59423B76" wp14:editId="5CF0166D">
+            <wp:extent cx="5029200" cy="3064407"/>
+            <wp:effectExtent l="0" t="0" r="0" b="0"/>
+            <wp:docPr id="4" name="Picture 4"/>
+            <wp:cNvGraphicFramePr>
+              <a:graphicFrameLocks xmlns:a="http://schemas.openxmlformats.org/drawingml/2006/main" noChangeAspect="1"/>
+            </wp:cNvGraphicFramePr>
+            <a:graphic xmlns:a="http://schemas.openxmlformats.org/drawingml/2006/main">
+              <a:graphicData uri="http://schemas.openxmlformats.org/drawingml/2006/picture">
+                <pic:pic xmlns:pic="http://schemas.openxmlformats.org/drawingml/2006/picture">
+                  <pic:nvPicPr>
+                    <pic:cNvPr id="0" name="fig5_main_window.png"/>
+                    <pic:cNvPicPr/>
+                  </pic:nvPicPr>
+                  <pic:blipFill>
+                    <a:blip r:embed="rId9"/>
+                    <a:stretch>
+                      <a:fillRect/>
+                    </a:stretch>
+                  </pic:blipFill>
+                  <pic:spPr>
+                    <a:xfrm>
+                      <a:off x="0" y="0"/>
+                      <a:ext cx="5029200" cy="3064407"/>
+                    </a:xfrm>
+                    <a:prstGeom prst="rect">
+                      <a:avLst/>
+                    </a:prstGeom>
+                  </pic:spPr>
+                </pic:pic>
+              </a:graphicData>
+            </a:graphic>
+          </wp:inline>
+        </w:drawing>
+      </w:r>
+    </w:p>
+    <w:p>
+      <w:pPr>
+        <w:jc w:val="center"/>
+        <w:rPr>
+          <w:lang w:val="ru-RU"/>
+        </w:rPr>
+      </w:pPr>
+      <w:r>
+        <w:rPr>
+          <w:lang w:val="ru-RU"/>
+        </w:rPr>
+        <w:t>Рисунок 4 — Главное окно клиентского приложения (схематическое изображение)</w:t>
       </w:r>
     </w:p>
     <w:p>
@@ -4243,6 +5750,807 @@
           <w:b/>
           <w:lang w:val="ru-RU"/>
         </w:rPr>
+        <w:t>4.3.2 Диалоги редактирования и визуализация</w:t>
+      </w:r>
+    </w:p>
+    <w:p>
+      <w:pPr>
+        <w:ind w:firstLine="709"/>
+        <w:rPr>
+          <w:lang w:val="ru-RU"/>
+        </w:rPr>
+      </w:pPr>
+      <w:r>
+        <w:rPr>
+          <w:lang w:val="ru-RU"/>
+        </w:rPr>
+        <w:t xml:space="preserve">Создание и изменение вершины выполняется в отдельном диалоговом окне (рисунок 7): пользователь указывает метки и редактирует свойства в формате </w:t>
+      </w:r>
+      <w:r>
+        <w:t>JSON</w:t>
+      </w:r>
+      <w:r>
+        <w:rPr>
+          <w:lang w:val="ru-RU"/>
+        </w:rPr>
+        <w:t xml:space="preserve">. Такой подход не требует знания синтаксиса </w:t>
+      </w:r>
+      <w:r>
+        <w:t>Cypher</w:t>
+      </w:r>
+      <w:r>
+        <w:rPr>
+          <w:lang w:val="ru-RU"/>
+        </w:rPr>
+        <w:t xml:space="preserve"> — достаточно понимать структуру данных графа. Аналогично оформлено создание связи: задаются идентификаторы начальной и конечной вершины, тип дуги и необязательные свойства.</w:t>
+      </w:r>
+    </w:p>
+    <w:p>
+      <w:pPr>
+        <w:jc w:val="center"/>
+      </w:pPr>
+      <w:r>
+        <w:rPr>
+          <w:noProof/>
+        </w:rPr>
+        <w:lastRenderedPageBreak/>
+        <w:drawing>
+          <wp:inline distT="0" distB="0" distL="0" distR="0" wp14:anchorId="01993768" wp14:editId="6DEF4228">
+            <wp:extent cx="5029200" cy="3002301"/>
+            <wp:effectExtent l="0" t="0" r="0" b="0"/>
+            <wp:docPr id="5" name="Picture 5"/>
+            <wp:cNvGraphicFramePr>
+              <a:graphicFrameLocks xmlns:a="http://schemas.openxmlformats.org/drawingml/2006/main" noChangeAspect="1"/>
+            </wp:cNvGraphicFramePr>
+            <a:graphic xmlns:a="http://schemas.openxmlformats.org/drawingml/2006/main">
+              <a:graphicData uri="http://schemas.openxmlformats.org/drawingml/2006/picture">
+                <pic:pic xmlns:pic="http://schemas.openxmlformats.org/drawingml/2006/picture">
+                  <pic:nvPicPr>
+                    <pic:cNvPr id="0" name="fig7_edit_dialog.png"/>
+                    <pic:cNvPicPr/>
+                  </pic:nvPicPr>
+                  <pic:blipFill>
+                    <a:blip r:embed="rId10"/>
+                    <a:stretch>
+                      <a:fillRect/>
+                    </a:stretch>
+                  </pic:blipFill>
+                  <pic:spPr>
+                    <a:xfrm>
+                      <a:off x="0" y="0"/>
+                      <a:ext cx="5029200" cy="3002301"/>
+                    </a:xfrm>
+                    <a:prstGeom prst="rect">
+                      <a:avLst/>
+                    </a:prstGeom>
+                  </pic:spPr>
+                </pic:pic>
+              </a:graphicData>
+            </a:graphic>
+          </wp:inline>
+        </w:drawing>
+      </w:r>
+    </w:p>
+    <w:p>
+      <w:pPr>
+        <w:jc w:val="center"/>
+        <w:rPr>
+          <w:lang w:val="ru-RU"/>
+        </w:rPr>
+      </w:pPr>
+      <w:r>
+        <w:rPr>
+          <w:lang w:val="ru-RU"/>
+        </w:rPr>
+        <w:t>Рисунок 5 — Диалог редактирования свойств вершины (схематическое изображение)</w:t>
+      </w:r>
+    </w:p>
+    <w:p>
+      <w:pPr>
+        <w:ind w:firstLine="709"/>
+      </w:pPr>
+      <w:r>
+        <w:rPr>
+          <w:lang w:val="ru-RU"/>
+        </w:rPr>
+        <w:t xml:space="preserve">Окно визуализации (рисунок 6) запрашивает у сервера снимок графа, строит ориентированный граф с помощью библиотеки </w:t>
+      </w:r>
+      <w:r>
+        <w:t>NetworkX</w:t>
+      </w:r>
+      <w:r>
+        <w:rPr>
+          <w:lang w:val="ru-RU"/>
+        </w:rPr>
+        <w:t xml:space="preserve"> и отображает его средствами </w:t>
+      </w:r>
+      <w:r>
+        <w:t>Matplotlib</w:t>
+      </w:r>
+      <w:r>
+        <w:rPr>
+          <w:lang w:val="ru-RU"/>
+        </w:rPr>
+        <w:t xml:space="preserve">. При большом числе вершин вывод ограничен первыми 500 элементами, чтобы окно оставалось отзывчивым. </w:t>
+      </w:r>
+      <w:r>
+        <w:t>Полноэкранный режим удобен для демонстрации структуры связей на защите.</w:t>
+      </w:r>
+    </w:p>
+    <w:p>
+      <w:pPr>
+        <w:jc w:val="center"/>
+      </w:pPr>
+      <w:r>
+        <w:rPr>
+          <w:noProof/>
+        </w:rPr>
+        <w:drawing>
+          <wp:inline distT="0" distB="0" distL="0" distR="0" wp14:anchorId="0EC9ED46" wp14:editId="73A0554B">
+            <wp:extent cx="5029200" cy="3275244"/>
+            <wp:effectExtent l="0" t="0" r="0" b="0"/>
+            <wp:docPr id="6" name="Picture 6"/>
+            <wp:cNvGraphicFramePr>
+              <a:graphicFrameLocks xmlns:a="http://schemas.openxmlformats.org/drawingml/2006/main" noChangeAspect="1"/>
+            </wp:cNvGraphicFramePr>
+            <a:graphic xmlns:a="http://schemas.openxmlformats.org/drawingml/2006/main">
+              <a:graphicData uri="http://schemas.openxmlformats.org/drawingml/2006/picture">
+                <pic:pic xmlns:pic="http://schemas.openxmlformats.org/drawingml/2006/picture">
+                  <pic:nvPicPr>
+                    <pic:cNvPr id="0" name="fig6_graph_view.png"/>
+                    <pic:cNvPicPr/>
+                  </pic:nvPicPr>
+                  <pic:blipFill>
+                    <a:blip r:embed="rId11"/>
+                    <a:stretch>
+                      <a:fillRect/>
+                    </a:stretch>
+                  </pic:blipFill>
+                  <pic:spPr>
+                    <a:xfrm>
+                      <a:off x="0" y="0"/>
+                      <a:ext cx="5029200" cy="3275244"/>
+                    </a:xfrm>
+                    <a:prstGeom prst="rect">
+                      <a:avLst/>
+                    </a:prstGeom>
+                  </pic:spPr>
+                </pic:pic>
+              </a:graphicData>
+            </a:graphic>
+          </wp:inline>
+        </w:drawing>
+      </w:r>
+    </w:p>
+    <w:p>
+      <w:pPr>
+        <w:jc w:val="center"/>
+        <w:rPr>
+          <w:lang w:val="ru-RU"/>
+        </w:rPr>
+      </w:pPr>
+      <w:r>
+        <w:rPr>
+          <w:lang w:val="ru-RU"/>
+        </w:rPr>
+        <w:lastRenderedPageBreak/>
+        <w:t>Рисунок 6 — Окно визуализации графа (схематическое изображение)</w:t>
+      </w:r>
+    </w:p>
+    <w:p>
+      <w:pPr>
+        <w:ind w:firstLine="709"/>
+        <w:rPr>
+          <w:lang w:val="ru-RU"/>
+        </w:rPr>
+      </w:pPr>
+      <w:r>
+        <w:rPr>
+          <w:b/>
+          <w:lang w:val="ru-RU"/>
+        </w:rPr>
+        <w:t>4.3.3 Техническая реализация взаимодействия с сервером</w:t>
+      </w:r>
+    </w:p>
+    <w:p>
+      <w:pPr>
+        <w:ind w:firstLine="709"/>
+        <w:rPr>
+          <w:lang w:val="ru-RU"/>
+        </w:rPr>
+      </w:pPr>
+      <w:r>
+        <w:rPr>
+          <w:lang w:val="ru-RU"/>
+        </w:rPr>
+        <w:t xml:space="preserve">За сетевое взаимодействие отвечает модуль </w:t>
+      </w:r>
+      <w:r>
+        <w:t>api</w:t>
+      </w:r>
+      <w:r>
+        <w:rPr>
+          <w:lang w:val="ru-RU"/>
+        </w:rPr>
+        <w:t>_</w:t>
+      </w:r>
+      <w:r>
+        <w:t>client</w:t>
+      </w:r>
+      <w:r>
+        <w:rPr>
+          <w:lang w:val="ru-RU"/>
+        </w:rPr>
+        <w:t>.</w:t>
+      </w:r>
+      <w:r>
+        <w:t>py</w:t>
+      </w:r>
+      <w:r>
+        <w:rPr>
+          <w:lang w:val="ru-RU"/>
+        </w:rPr>
+        <w:t xml:space="preserve">. Класс </w:t>
+      </w:r>
+      <w:r>
+        <w:t>ApiClient</w:t>
+      </w:r>
+      <w:r>
+        <w:rPr>
+          <w:lang w:val="ru-RU"/>
+        </w:rPr>
+        <w:t xml:space="preserve"> хранит базовый </w:t>
+      </w:r>
+      <w:r>
+        <w:t>URL</w:t>
+      </w:r>
+      <w:r>
+        <w:rPr>
+          <w:lang w:val="ru-RU"/>
+        </w:rPr>
+        <w:t xml:space="preserve"> сервера, имя выбранной базы данных и таймаут; для каждого запроса добавляет заголовок </w:t>
+      </w:r>
+      <w:r>
+        <w:t>X</w:t>
+      </w:r>
+      <w:r>
+        <w:rPr>
+          <w:lang w:val="ru-RU"/>
+        </w:rPr>
+        <w:t>-</w:t>
+      </w:r>
+      <w:r>
+        <w:t>Database</w:t>
+      </w:r>
+      <w:r>
+        <w:rPr>
+          <w:lang w:val="ru-RU"/>
+        </w:rPr>
+        <w:t xml:space="preserve">, чтобы </w:t>
+      </w:r>
+      <w:r>
+        <w:t>API</w:t>
+      </w:r>
+      <w:r>
+        <w:rPr>
+          <w:lang w:val="ru-RU"/>
+        </w:rPr>
+        <w:t xml:space="preserve"> направлял операцию в нужную базу </w:t>
+      </w:r>
+      <w:r>
+        <w:t>Neo</w:t>
+      </w:r>
+      <w:r>
+        <w:rPr>
+          <w:lang w:val="ru-RU"/>
+        </w:rPr>
+        <w:t>4</w:t>
+      </w:r>
+      <w:r>
+        <w:t>j</w:t>
+      </w:r>
+      <w:r>
+        <w:rPr>
+          <w:lang w:val="ru-RU"/>
+        </w:rPr>
+        <w:t xml:space="preserve">. Внутри используется библиотека </w:t>
+      </w:r>
+      <w:r>
+        <w:t>httpx</w:t>
+      </w:r>
+      <w:r>
+        <w:rPr>
+          <w:lang w:val="ru-RU"/>
+        </w:rPr>
+        <w:t xml:space="preserve">: она выполняет синхронные </w:t>
+      </w:r>
+      <w:r>
+        <w:t>HTTP</w:t>
+      </w:r>
+      <w:r>
+        <w:rPr>
+          <w:lang w:val="ru-RU"/>
+        </w:rPr>
+        <w:t xml:space="preserve">-вызовы </w:t>
+      </w:r>
+      <w:r>
+        <w:t>GET</w:t>
+      </w:r>
+      <w:r>
+        <w:rPr>
+          <w:lang w:val="ru-RU"/>
+        </w:rPr>
+        <w:t xml:space="preserve">, </w:t>
+      </w:r>
+      <w:r>
+        <w:t>POST</w:t>
+      </w:r>
+      <w:r>
+        <w:rPr>
+          <w:lang w:val="ru-RU"/>
+        </w:rPr>
+        <w:t xml:space="preserve">, </w:t>
+      </w:r>
+      <w:r>
+        <w:t>PATCH</w:t>
+      </w:r>
+      <w:r>
+        <w:rPr>
+          <w:lang w:val="ru-RU"/>
+        </w:rPr>
+        <w:t xml:space="preserve">, </w:t>
+      </w:r>
+      <w:r>
+        <w:t>DELETE</w:t>
+      </w:r>
+      <w:r>
+        <w:rPr>
+          <w:lang w:val="ru-RU"/>
+        </w:rPr>
+        <w:t xml:space="preserve"> к маршрутам /</w:t>
+      </w:r>
+      <w:r>
+        <w:t>nodes</w:t>
+      </w:r>
+      <w:r>
+        <w:rPr>
+          <w:lang w:val="ru-RU"/>
+        </w:rPr>
+        <w:t>, /</w:t>
+      </w:r>
+      <w:r>
+        <w:t>relationships</w:t>
+      </w:r>
+      <w:r>
+        <w:rPr>
+          <w:lang w:val="ru-RU"/>
+        </w:rPr>
+        <w:t>, /</w:t>
+      </w:r>
+      <w:r>
+        <w:t>graph</w:t>
+      </w:r>
+      <w:r>
+        <w:rPr>
+          <w:lang w:val="ru-RU"/>
+        </w:rPr>
+        <w:t>/</w:t>
+      </w:r>
+      <w:r>
+        <w:t>import</w:t>
+      </w:r>
+      <w:r>
+        <w:rPr>
+          <w:lang w:val="ru-RU"/>
+        </w:rPr>
+        <w:t>, /</w:t>
+      </w:r>
+      <w:r>
+        <w:t>graph</w:t>
+      </w:r>
+      <w:r>
+        <w:rPr>
+          <w:lang w:val="ru-RU"/>
+        </w:rPr>
+        <w:t>/</w:t>
+      </w:r>
+      <w:r>
+        <w:t>export</w:t>
+      </w:r>
+      <w:r>
+        <w:rPr>
+          <w:lang w:val="ru-RU"/>
+        </w:rPr>
+        <w:t xml:space="preserve"> и др.</w:t>
+      </w:r>
+    </w:p>
+    <w:p>
+      <w:pPr>
+        <w:ind w:firstLine="709"/>
+        <w:rPr>
+          <w:lang w:val="ru-RU"/>
+        </w:rPr>
+      </w:pPr>
+      <w:r>
+        <w:rPr>
+          <w:lang w:val="ru-RU"/>
+        </w:rPr>
+        <w:t xml:space="preserve">Главное окно </w:t>
+      </w:r>
+      <w:r>
+        <w:t>MainFrame</w:t>
+      </w:r>
+      <w:r>
+        <w:rPr>
+          <w:lang w:val="ru-RU"/>
+        </w:rPr>
+        <w:t xml:space="preserve"> при запуске загружает настройки из файла %</w:t>
+      </w:r>
+      <w:r>
+        <w:t>USERPROFILE</w:t>
+      </w:r>
+      <w:r>
+        <w:rPr>
+          <w:lang w:val="ru-RU"/>
+        </w:rPr>
+        <w:t>%\.</w:t>
+      </w:r>
+      <w:r>
+        <w:t>graph</w:t>
+      </w:r>
+      <w:r>
+        <w:rPr>
+          <w:lang w:val="ru-RU"/>
+        </w:rPr>
+        <w:t>_</w:t>
+      </w:r>
+      <w:r>
+        <w:t>engine</w:t>
+      </w:r>
+      <w:r>
+        <w:rPr>
+          <w:lang w:val="ru-RU"/>
+        </w:rPr>
+        <w:t>_</w:t>
+      </w:r>
+      <w:r>
+        <w:t>gui</w:t>
+      </w:r>
+      <w:r>
+        <w:rPr>
+          <w:lang w:val="ru-RU"/>
+        </w:rPr>
+        <w:t>.</w:t>
+      </w:r>
+      <w:r>
+        <w:t>json</w:t>
+      </w:r>
+      <w:r>
+        <w:rPr>
+          <w:lang w:val="ru-RU"/>
+        </w:rPr>
+        <w:t xml:space="preserve"> (на </w:t>
+      </w:r>
+      <w:r>
+        <w:t>Linux</w:t>
+      </w:r>
+      <w:r>
+        <w:rPr>
+          <w:lang w:val="ru-RU"/>
+        </w:rPr>
+        <w:t xml:space="preserve"> и </w:t>
+      </w:r>
+      <w:r>
+        <w:t>macOS</w:t>
+      </w:r>
+      <w:r>
+        <w:rPr>
+          <w:lang w:val="ru-RU"/>
+        </w:rPr>
+        <w:t xml:space="preserve"> — из каталога домашнего профиля), создаёт экземпляр </w:t>
+      </w:r>
+      <w:r>
+        <w:t>ApiClient</w:t>
+      </w:r>
+      <w:r>
+        <w:rPr>
+          <w:lang w:val="ru-RU"/>
+        </w:rPr>
+        <w:t xml:space="preserve"> и в фоновом потоке проверяет доступность /</w:t>
+      </w:r>
+      <w:r>
+        <w:t>health</w:t>
+      </w:r>
+      <w:r>
+        <w:rPr>
+          <w:lang w:val="ru-RU"/>
+        </w:rPr>
+        <w:t>. Длительные операции — загрузка таблиц, импорт файла, экспорт, удаление — не блокируют интерфейс: метод _</w:t>
+      </w:r>
+      <w:r>
+        <w:t>async</w:t>
+      </w:r>
+      <w:r>
+        <w:rPr>
+          <w:lang w:val="ru-RU"/>
+        </w:rPr>
+        <w:t xml:space="preserve"> запускает функцию в отдельном потоке </w:t>
+      </w:r>
+      <w:r>
+        <w:t>threading</w:t>
+      </w:r>
+      <w:r>
+        <w:rPr>
+          <w:lang w:val="ru-RU"/>
+        </w:rPr>
+        <w:t xml:space="preserve">, а результат передаёт в главный поток </w:t>
+      </w:r>
+      <w:r>
+        <w:t>GTK</w:t>
+      </w:r>
+      <w:r>
+        <w:rPr>
+          <w:lang w:val="ru-RU"/>
+        </w:rPr>
+        <w:t>/</w:t>
+      </w:r>
+      <w:r>
+        <w:t>wx</w:t>
+      </w:r>
+      <w:r>
+        <w:rPr>
+          <w:lang w:val="ru-RU"/>
+        </w:rPr>
+        <w:t xml:space="preserve"> через </w:t>
+      </w:r>
+      <w:r>
+        <w:t>wx</w:t>
+      </w:r>
+      <w:r>
+        <w:rPr>
+          <w:lang w:val="ru-RU"/>
+        </w:rPr>
+        <w:t>.</w:t>
+      </w:r>
+      <w:r>
+        <w:t>CallAfter</w:t>
+      </w:r>
+      <w:r>
+        <w:rPr>
+          <w:lang w:val="ru-RU"/>
+        </w:rPr>
+        <w:t>. Так интерфейс остаётся отзывчивым во время ожидания ответа сервера.</w:t>
+      </w:r>
+    </w:p>
+    <w:p>
+      <w:pPr>
+        <w:ind w:firstLine="709"/>
+        <w:rPr>
+          <w:lang w:val="ru-RU"/>
+        </w:rPr>
+      </w:pPr>
+      <w:r>
+        <w:rPr>
+          <w:lang w:val="ru-RU"/>
+        </w:rPr>
+        <w:t xml:space="preserve">При нажатии кнопки «Обновить» клиент вызывает </w:t>
+      </w:r>
+      <w:r>
+        <w:t>GET</w:t>
+      </w:r>
+      <w:r>
+        <w:rPr>
+          <w:lang w:val="ru-RU"/>
+        </w:rPr>
+        <w:t xml:space="preserve"> /</w:t>
+      </w:r>
+      <w:r>
+        <w:t>nodes</w:t>
+      </w:r>
+      <w:r>
+        <w:rPr>
+          <w:lang w:val="ru-RU"/>
+        </w:rPr>
+        <w:t>/</w:t>
+      </w:r>
+      <w:r>
+        <w:t>list</w:t>
+      </w:r>
+      <w:r>
+        <w:rPr>
+          <w:lang w:val="ru-RU"/>
+        </w:rPr>
+        <w:t xml:space="preserve"> и </w:t>
+      </w:r>
+      <w:r>
+        <w:t>GET</w:t>
+      </w:r>
+      <w:r>
+        <w:rPr>
+          <w:lang w:val="ru-RU"/>
+        </w:rPr>
+        <w:t xml:space="preserve"> /</w:t>
+      </w:r>
+      <w:r>
+        <w:t>relationships</w:t>
+      </w:r>
+      <w:r>
+        <w:rPr>
+          <w:lang w:val="ru-RU"/>
+        </w:rPr>
+        <w:t>/</w:t>
+      </w:r>
+      <w:r>
+        <w:t>list</w:t>
+      </w:r>
+      <w:r>
+        <w:rPr>
+          <w:lang w:val="ru-RU"/>
+        </w:rPr>
+        <w:t xml:space="preserve">, получает </w:t>
+      </w:r>
+      <w:r>
+        <w:t>JSON</w:t>
+      </w:r>
+      <w:r>
+        <w:rPr>
+          <w:lang w:val="ru-RU"/>
+        </w:rPr>
+        <w:t>-массивы и заполняет таблицы. Ошибки сети или ответы 4</w:t>
+      </w:r>
+      <w:r>
+        <w:t>xx</w:t>
+      </w:r>
+      <w:r>
+        <w:rPr>
+          <w:lang w:val="ru-RU"/>
+        </w:rPr>
+        <w:t>/5</w:t>
+      </w:r>
+      <w:r>
+        <w:t>xx</w:t>
+      </w:r>
+      <w:r>
+        <w:rPr>
+          <w:lang w:val="ru-RU"/>
+        </w:rPr>
+        <w:t xml:space="preserve"> преобразуются в исключение </w:t>
+      </w:r>
+      <w:r>
+        <w:t>ApiError</w:t>
+      </w:r>
+      <w:r>
+        <w:rPr>
+          <w:lang w:val="ru-RU"/>
+        </w:rPr>
+        <w:t xml:space="preserve"> и показываются в диалоговом окне с понятным заголовком на русском языке. Текст </w:t>
+      </w:r>
+      <w:r>
+        <w:t>detail</w:t>
+      </w:r>
+      <w:r>
+        <w:rPr>
+          <w:lang w:val="ru-RU"/>
+        </w:rPr>
+        <w:t xml:space="preserve"> от самого </w:t>
+      </w:r>
+      <w:r>
+        <w:t>FastAPI</w:t>
+      </w:r>
+      <w:r>
+        <w:rPr>
+          <w:lang w:val="ru-RU"/>
+        </w:rPr>
+        <w:t xml:space="preserve"> при сбоях </w:t>
+      </w:r>
+      <w:r>
+        <w:t>Neo</w:t>
+      </w:r>
+      <w:r>
+        <w:rPr>
+          <w:lang w:val="ru-RU"/>
+        </w:rPr>
+        <w:t>4</w:t>
+      </w:r>
+      <w:r>
+        <w:t>j</w:t>
+      </w:r>
+      <w:r>
+        <w:rPr>
+          <w:lang w:val="ru-RU"/>
+        </w:rPr>
+        <w:t xml:space="preserve"> может оставаться на английском — это ограничение текущей локализации.</w:t>
+      </w:r>
+    </w:p>
+    <w:p>
+      <w:pPr>
+        <w:ind w:firstLine="709"/>
+        <w:rPr>
+          <w:lang w:val="ru-RU"/>
+        </w:rPr>
+      </w:pPr>
+      <w:r>
+        <w:rPr>
+          <w:lang w:val="ru-RU"/>
+        </w:rPr>
+        <w:t>Таким образом, клиент не дублирует бизнес-логику сервера: он лишь формирует корректные запросы (см. таблицу 3) и отображает ответы.</w:t>
+      </w:r>
+    </w:p>
+    <w:p>
+      <w:pPr>
+        <w:ind w:firstLine="709"/>
+        <w:rPr>
+          <w:lang w:val="ru-RU"/>
+        </w:rPr>
+      </w:pPr>
+      <w:r>
+        <w:rPr>
+          <w:b/>
+          <w:lang w:val="ru-RU"/>
+        </w:rPr>
+        <w:t>4.3.4 Доступность и сохранение настроек</w:t>
+      </w:r>
+    </w:p>
+    <w:p>
+      <w:pPr>
+        <w:ind w:firstLine="709"/>
+        <w:rPr>
+          <w:lang w:val="ru-RU"/>
+        </w:rPr>
+      </w:pPr>
+      <w:r>
+        <w:rPr>
+          <w:lang w:val="ru-RU"/>
+        </w:rPr>
+        <w:t xml:space="preserve">Поля ввода снабжены текстовыми подписями, дублирующимися в имени элемента управления для программ чтения с экрана (модуль </w:t>
+      </w:r>
+      <w:r>
+        <w:t>a</w:t>
+      </w:r>
+      <w:r>
+        <w:rPr>
+          <w:lang w:val="ru-RU"/>
+        </w:rPr>
+        <w:t>11</w:t>
+      </w:r>
+      <w:r>
+        <w:t>y</w:t>
+      </w:r>
+      <w:r>
+        <w:rPr>
+          <w:lang w:val="ru-RU"/>
+        </w:rPr>
+        <w:t xml:space="preserve">). Это позволяет пользователю с нарушением зрения ориентироваться в форме без </w:t>
+      </w:r>
+      <w:r>
+        <w:rPr>
+          <w:lang w:val="ru-RU"/>
+        </w:rPr>
+        <w:lastRenderedPageBreak/>
+        <w:t xml:space="preserve">обзора экрана. Параметры подключения после изменения сохраняются в </w:t>
+      </w:r>
+      <w:r>
+        <w:t>JSON</w:t>
+      </w:r>
+      <w:r>
+        <w:rPr>
+          <w:lang w:val="ru-RU"/>
+        </w:rPr>
+        <w:t>-файл настроек и подставляются при следующем запуске.</w:t>
+      </w:r>
+    </w:p>
+    <w:p>
+      <w:pPr>
+        <w:ind w:firstLine="709"/>
+        <w:rPr>
+          <w:lang w:val="ru-RU"/>
+        </w:rPr>
+      </w:pPr>
+      <w:r>
+        <w:rPr>
+          <w:b/>
+          <w:lang w:val="ru-RU"/>
+        </w:rPr>
         <w:t>4.4 Последовательность разработки</w:t>
       </w:r>
     </w:p>
@@ -4369,16 +6677,80 @@
         </w:rPr>
         <w:t xml:space="preserve">— разработка клиента </w:t>
       </w:r>
+      <w:r>
+        <w:t>wxPython</w:t>
+      </w:r>
+      <w:r>
+        <w:rPr>
+          <w:lang w:val="ru-RU"/>
+        </w:rPr>
+        <w:t xml:space="preserve"> с таблицами и диалогами редактирования;</w:t>
+      </w:r>
+    </w:p>
+    <w:p>
+      <w:pPr>
+        <w:ind w:firstLine="709"/>
+        <w:rPr>
+          <w:lang w:val="ru-RU"/>
+        </w:rPr>
+      </w:pPr>
+      <w:r>
+        <w:rPr>
+          <w:lang w:val="ru-RU"/>
+        </w:rPr>
+        <w:t>— добавление окна визуализации и русскоязычных строк интерфейса;</w:t>
+      </w:r>
+    </w:p>
+    <w:p>
+      <w:pPr>
+        <w:ind w:firstLine="709"/>
+        <w:rPr>
+          <w:lang w:val="ru-RU"/>
+        </w:rPr>
+      </w:pPr>
+      <w:r>
+        <w:rPr>
+          <w:lang w:val="ru-RU"/>
+        </w:rPr>
+        <w:t>— подготовка инструкции запуска (</w:t>
+      </w:r>
+      <w:r>
+        <w:t>Docker</w:t>
+      </w:r>
+      <w:r>
+        <w:rPr>
+          <w:lang w:val="ru-RU"/>
+        </w:rPr>
+        <w:t xml:space="preserve"> </w:t>
+      </w:r>
+      <w:r>
+        <w:t>Compose</w:t>
+      </w:r>
+      <w:r>
+        <w:rPr>
+          <w:lang w:val="ru-RU"/>
+        </w:rPr>
+        <w:t xml:space="preserve">, </w:t>
+      </w:r>
+      <w:r>
+        <w:t>start</w:t>
+      </w:r>
+      <w:r>
+        <w:rPr>
+          <w:lang w:val="ru-RU"/>
+        </w:rPr>
+        <w:t>.</w:t>
+      </w:r>
       <w:proofErr w:type="spellStart"/>
       <w:r>
-        <w:t>wxPython</w:t>
+        <w:t>cmd</w:t>
       </w:r>
       <w:proofErr w:type="spellEnd"/>
       <w:r>
         <w:rPr>
           <w:lang w:val="ru-RU"/>
         </w:rPr>
-        <w:t xml:space="preserve"> с таблицами и диалогами редактирования;</w:t>
+        <w:t>).</w:t>
       </w:r>
     </w:p>
     <w:p>
@@ -4390,9 +6762,10 @@
       </w:pPr>
       <w:r>
         <w:rPr>
-          <w:lang w:val="ru-RU"/>
-        </w:rPr>
-        <w:t>— добавление окна визуализации и русскоязычных строк интерфейса;</w:t>
+          <w:b/>
+          <w:lang w:val="ru-RU"/>
+        </w:rPr>
+        <w:t>4.5 Функциональные возможности</w:t>
       </w:r>
     </w:p>
     <w:p>
@@ -4406,46 +6779,38 @@
         <w:rPr>
           <w:lang w:val="ru-RU"/>
         </w:rPr>
-        <w:lastRenderedPageBreak/>
-        <w:t>— подготовка инструкции запуска (</w:t>
-      </w:r>
-      <w:r>
-        <w:t>Docker</w:t>
-      </w:r>
-      <w:r>
-        <w:rPr>
-          <w:lang w:val="ru-RU"/>
-        </w:rPr>
-        <w:t xml:space="preserve"> </w:t>
-      </w:r>
-      <w:r>
-        <w:t>Compose</w:t>
-      </w:r>
-      <w:r>
-        <w:rPr>
-          <w:lang w:val="ru-RU"/>
-        </w:rPr>
-        <w:t xml:space="preserve">, </w:t>
-      </w:r>
-      <w:r>
-        <w:t>start</w:t>
-      </w:r>
-      <w:r>
-        <w:rPr>
-          <w:lang w:val="ru-RU"/>
-        </w:rPr>
-        <w:t>.</w:t>
-      </w:r>
-      <w:proofErr w:type="spellStart"/>
-      <w:r>
-        <w:t>cmd</w:t>
-      </w:r>
-      <w:proofErr w:type="spellEnd"/>
-      <w:r>
-        <w:rPr>
-          <w:lang w:val="ru-RU"/>
-        </w:rPr>
-        <w:t>).</w:t>
+        <w:t xml:space="preserve">Итоговый продукт позволяет без командной строки загрузить граф из файла, просмотреть вершины и связи в таблицах, отредактировать свойства, экспортировать снимок и открыть наглядное представление структуры. Документация </w:t>
+      </w:r>
+      <w:r>
+        <w:t>API</w:t>
+      </w:r>
+      <w:r>
+        <w:rPr>
+          <w:lang w:val="ru-RU"/>
+        </w:rPr>
+        <w:t xml:space="preserve"> доступна по адресу /</w:t>
+      </w:r>
+      <w:r>
+        <w:t>docs</w:t>
+      </w:r>
+      <w:r>
+        <w:rPr>
+          <w:lang w:val="ru-RU"/>
+        </w:rPr>
+        <w:t xml:space="preserve"> после запуска сервера.</w:t>
+      </w:r>
+    </w:p>
+    <w:p>
+      <w:pPr>
+        <w:rPr>
+          <w:lang w:val="ru-RU"/>
+        </w:rPr>
+      </w:pPr>
+      <w:r>
+        <w:rPr>
+          <w:lang w:val="ru-RU"/>
+        </w:rPr>
+        <w:br w:type="page"/>
       </w:r>
     </w:p>
     <w:p>
@@ -4455,66 +6820,7 @@
           <w:lang w:val="ru-RU"/>
         </w:rPr>
       </w:pPr>
-      <w:r>
-        <w:rPr>
-          <w:b/>
-          <w:lang w:val="ru-RU"/>
-        </w:rPr>
-        <w:t>4.5 Функциональные возможности</w:t>
-      </w:r>
-    </w:p>
-    <w:p>
-      <w:pPr>
-        <w:ind w:firstLine="709"/>
-        <w:rPr>
-          <w:lang w:val="ru-RU"/>
-        </w:rPr>
-      </w:pPr>
-      <w:r>
-        <w:rPr>
-          <w:lang w:val="ru-RU"/>
-        </w:rPr>
-        <w:t xml:space="preserve">Итоговый продукт позволяет без командной строки загрузить граф из файла, просмотреть вершины и связи в таблицах, отредактировать свойства, экспортировать снимок и открыть наглядное представление структуры. Документация </w:t>
-      </w:r>
-      <w:r>
-        <w:t>API</w:t>
-      </w:r>
-      <w:r>
-        <w:rPr>
-          <w:lang w:val="ru-RU"/>
-        </w:rPr>
-        <w:t xml:space="preserve"> доступна по адресу /</w:t>
-      </w:r>
-      <w:r>
-        <w:t>docs</w:t>
-      </w:r>
-      <w:r>
-        <w:rPr>
-          <w:lang w:val="ru-RU"/>
-        </w:rPr>
-        <w:t xml:space="preserve"> после запуска сервера.</w:t>
-      </w:r>
-    </w:p>
-    <w:p>
-      <w:pPr>
-        <w:rPr>
-          <w:lang w:val="ru-RU"/>
-        </w:rPr>
-      </w:pPr>
-      <w:r>
-        <w:rPr>
-          <w:lang w:val="ru-RU"/>
-        </w:rPr>
-        <w:br w:type="page"/>
-      </w:r>
-    </w:p>
-    <w:p>
-      <w:pPr>
-        <w:ind w:firstLine="709"/>
-        <w:rPr>
-          <w:lang w:val="ru-RU"/>
-        </w:rPr>
-      </w:pPr>
+      <w:bookmarkStart w:id="8" w:name="sec5"/>
       <w:r>
         <w:rPr>
           <w:b/>
@@ -4523,6 +6829,7 @@
         <w:lastRenderedPageBreak/>
         <w:t>5 Практический пример на графе зависимостей</w:t>
       </w:r>
+      <w:bookmarkEnd w:id="8"/>
     </w:p>
     <w:p>
       <w:pPr>
@@ -4775,10 +7082,10 @@
           <w:noProof/>
         </w:rPr>
         <w:drawing>
-          <wp:inline distT="0" distB="0" distL="0" distR="0" wp14:anchorId="764645A9" wp14:editId="00EB4B0D">
+          <wp:inline distT="0" distB="0" distL="0" distR="0" wp14:anchorId="68F5074B" wp14:editId="1B25BB90">
             <wp:extent cx="5029200" cy="3152059"/>
             <wp:effectExtent l="0" t="0" r="0" b="0"/>
-            <wp:docPr id="4" name="Picture 4"/>
+            <wp:docPr id="7" name="Picture 7"/>
             <wp:cNvGraphicFramePr>
               <a:graphicFrameLocks xmlns:a="http://schemas.openxmlformats.org/drawingml/2006/main" noChangeAspect="1"/>
             </wp:cNvGraphicFramePr>
@@ -4790,7 +7097,7 @@
                     <pic:cNvPicPr/>
                   </pic:nvPicPr>
                   <pic:blipFill>
-                    <a:blip r:embed="rId9"/>
+                    <a:blip r:embed="rId12"/>
                     <a:stretch>
                       <a:fillRect/>
                     </a:stretch>
@@ -4822,7 +7129,7 @@
         <w:rPr>
           <w:lang w:val="ru-RU"/>
         </w:rPr>
-        <w:t xml:space="preserve">Рисунок 4 — Фрагмент графа зависимостей пакета </w:t>
+        <w:t xml:space="preserve">Рисунок 7 — Фрагмент графа зависимостей пакета </w:t>
       </w:r>
       <w:r>
         <w:t>requests</w:t>
@@ -4840,7 +7147,7 @@
           <w:lang w:val="ru-RU"/>
         </w:rPr>
         <w:lastRenderedPageBreak/>
-        <w:t>Сведения о типовых записях демонстрационного файла приведены в таблице 3. Конкретные значения степеней зависят от состава окружения, на котором строился граф.</w:t>
+        <w:t>Сведения о типовых записях демонстрационного файла приведены в таблице 4. Конкретные значения степеней зависят от состава окружения, на котором строился граф.</w:t>
       </w:r>
     </w:p>
     <w:p>
@@ -4856,7 +7163,7 @@
         <w:rPr>
           <w:b/>
         </w:rPr>
-        <w:t xml:space="preserve"> 3 — </w:t>
+        <w:t xml:space="preserve"> 4 — </w:t>
       </w:r>
       <w:proofErr w:type="spellStart"/>
       <w:r>
@@ -4894,7 +7201,6 @@
             <w:r>
               <w:rPr>
                 <w:b/>
-                <w:sz w:val="24"/>
               </w:rPr>
               <w:t>Вершина</w:t>
             </w:r>
@@ -4908,7 +7214,6 @@
             <w:r>
               <w:rPr>
                 <w:b/>
-                <w:sz w:val="24"/>
               </w:rPr>
               <w:t>Метка</w:t>
             </w:r>
@@ -4922,7 +7227,6 @@
             <w:r>
               <w:rPr>
                 <w:b/>
-                <w:sz w:val="24"/>
               </w:rPr>
               <w:t>Тип связи</w:t>
             </w:r>
@@ -4936,7 +7240,6 @@
             <w:r>
               <w:rPr>
                 <w:b/>
-                <w:sz w:val="24"/>
               </w:rPr>
               <w:t>Смысл</w:t>
             </w:r>
@@ -4950,9 +7253,6 @@
           </w:tcPr>
           <w:p>
             <w:r>
-              <w:rPr>
-                <w:sz w:val="24"/>
-              </w:rPr>
               <w:t>requests</w:t>
             </w:r>
           </w:p>
@@ -4963,9 +7263,6 @@
           </w:tcPr>
           <w:p>
             <w:r>
-              <w:rPr>
-                <w:sz w:val="24"/>
-              </w:rPr>
               <w:t>Module</w:t>
             </w:r>
           </w:p>
@@ -4976,9 +7273,6 @@
           </w:tcPr>
           <w:p>
             <w:r>
-              <w:rPr>
-                <w:sz w:val="24"/>
-              </w:rPr>
               <w:t>REQUIRES</w:t>
             </w:r>
           </w:p>
@@ -4989,9 +7283,6 @@
           </w:tcPr>
           <w:p>
             <w:r>
-              <w:rPr>
-                <w:sz w:val="24"/>
-              </w:rPr>
               <w:t>зависит от urllib3, certifi, …</w:t>
             </w:r>
           </w:p>
@@ -5004,9 +7295,6 @@
           </w:tcPr>
           <w:p>
             <w:r>
-              <w:rPr>
-                <w:sz w:val="24"/>
-              </w:rPr>
               <w:t>urllib3</w:t>
             </w:r>
           </w:p>
@@ -5017,9 +7305,6 @@
           </w:tcPr>
           <w:p>
             <w:r>
-              <w:rPr>
-                <w:sz w:val="24"/>
-              </w:rPr>
               <w:t>Module</w:t>
             </w:r>
           </w:p>
@@ -5030,9 +7315,6 @@
           </w:tcPr>
           <w:p>
             <w:r>
-              <w:rPr>
-                <w:sz w:val="24"/>
-              </w:rPr>
               <w:t>REQUIRES</w:t>
             </w:r>
           </w:p>
@@ -5043,9 +7325,6 @@
           </w:tcPr>
           <w:p>
             <w:r>
-              <w:rPr>
-                <w:sz w:val="24"/>
-              </w:rPr>
               <w:t>базовая HTTP-библиотека</w:t>
             </w:r>
           </w:p>
@@ -5058,9 +7337,6 @@
           </w:tcPr>
           <w:p>
             <w:r>
-              <w:rPr>
-                <w:sz w:val="24"/>
-              </w:rPr>
               <w:t>certifi</w:t>
             </w:r>
           </w:p>
@@ -5071,9 +7347,6 @@
           </w:tcPr>
           <w:p>
             <w:r>
-              <w:rPr>
-                <w:sz w:val="24"/>
-              </w:rPr>
               <w:t>Module</w:t>
             </w:r>
           </w:p>
@@ -5084,9 +7357,6 @@
           </w:tcPr>
           <w:p>
             <w:r>
-              <w:rPr>
-                <w:sz w:val="24"/>
-              </w:rPr>
               <w:t>—</w:t>
             </w:r>
           </w:p>
@@ -5103,7 +7373,6 @@
             </w:pPr>
             <w:r>
               <w:rPr>
-                <w:sz w:val="24"/>
                 <w:lang w:val="ru-RU"/>
               </w:rPr>
               <w:t>часто входящая степень больше нуля</w:t>
@@ -5119,9 +7388,6 @@
           <w:p>
             <w:proofErr w:type="spellStart"/>
             <w:r>
-              <w:rPr>
-                <w:sz w:val="24"/>
-              </w:rPr>
               <w:t>my_test_pkg</w:t>
             </w:r>
             <w:proofErr w:type="spellEnd"/>
@@ -5133,9 +7399,6 @@
           </w:tcPr>
           <w:p>
             <w:r>
-              <w:rPr>
-                <w:sz w:val="24"/>
-              </w:rPr>
               <w:t>Module</w:t>
             </w:r>
           </w:p>
@@ -5146,9 +7409,6 @@
           </w:tcPr>
           <w:p>
             <w:r>
-              <w:rPr>
-                <w:sz w:val="24"/>
-              </w:rPr>
               <w:t>REQUIRES</w:t>
             </w:r>
           </w:p>
@@ -5159,9 +7419,6 @@
           </w:tcPr>
           <w:p>
             <w:r>
-              <w:rPr>
-                <w:sz w:val="24"/>
-              </w:rPr>
               <w:t>тестовая вершина после Create</w:t>
             </w:r>
           </w:p>
@@ -5288,6 +7545,7 @@
           <w:lang w:val="ru-RU"/>
         </w:rPr>
       </w:pPr>
+      <w:bookmarkStart w:id="9" w:name="sec6"/>
       <w:r>
         <w:rPr>
           <w:b/>
@@ -5296,6 +7554,7 @@
         <w:lastRenderedPageBreak/>
         <w:t>6 Перспективы развития</w:t>
       </w:r>
+      <w:bookmarkEnd w:id="9"/>
     </w:p>
     <w:p>
       <w:pPr>
@@ -5428,6 +7687,7 @@
           <w:lang w:val="ru-RU"/>
         </w:rPr>
       </w:pPr>
+      <w:bookmarkStart w:id="10" w:name="conclusion"/>
       <w:r>
         <w:rPr>
           <w:b/>
@@ -5436,6 +7696,7 @@
         <w:lastRenderedPageBreak/>
         <w:t>ЗАКЛЮЧЕНИЕ</w:t>
       </w:r>
+      <w:bookmarkEnd w:id="10"/>
     </w:p>
     <w:p>
       <w:pPr>
@@ -5530,7 +7791,7 @@
         <w:rPr>
           <w:lang w:val="ru-RU"/>
         </w:rPr>
-        <w:t>Цель работы достигнута: создан учебный движок для работы с графовой базой данных, пригодный для демонстрации на защите и дальнейшего расширения поисковыми функциями.</w:t>
+        <w:t>Цель работы достигнута: создан учебный программный комплекс для работы с графовой базой данных, пригодный для демонстрации на защите и дальнейшего расширения поисковыми функциями.</w:t>
       </w:r>
     </w:p>
     <w:p>
@@ -5553,6 +7814,7 @@
           <w:lang w:val="ru-RU"/>
         </w:rPr>
       </w:pPr>
+      <w:bookmarkStart w:id="11" w:name="sources"/>
       <w:r>
         <w:rPr>
           <w:b/>
@@ -5561,6 +7823,7 @@
         <w:lastRenderedPageBreak/>
         <w:t>СПИСОК ИСПОЛЬЗОВАННЫХ ИСТОЧНИКОВ</w:t>
       </w:r>
+      <w:bookmarkEnd w:id="11"/>
     </w:p>
     <w:p>
       <w:pPr>
@@ -5695,6 +7958,7 @@
         <w:t xml:space="preserve">5. </w:t>
       </w:r>
       <w:proofErr w:type="spellStart"/>
+      <w:proofErr w:type="gramStart"/>
       <w:r>
         <w:t>FastAPI</w:t>
       </w:r>
@@ -5703,7 +7967,14 @@
         <w:rPr>
           <w:lang w:val="ru-RU"/>
         </w:rPr>
-        <w:t xml:space="preserve"> : </w:t>
+        <w:t xml:space="preserve"> :</w:t>
+      </w:r>
+      <w:proofErr w:type="gramEnd"/>
+      <w:r>
+        <w:rPr>
+          <w:lang w:val="ru-RU"/>
+        </w:rPr>
+        <w:t xml:space="preserve"> </w:t>
       </w:r>
       <w:r>
         <w:t>framework</w:t>
@@ -5901,7 +8172,15 @@
         <w:ind w:firstLine="709"/>
       </w:pPr>
       <w:r>
-        <w:t>9. Robinson, I. Graph Databases : New Opportunities for Connected Data / I. Robinson, J. Webber, E. Eifrem. — 2nd ed. — Sebastopol : O'Reilly Media, 2015. — 238 p.</w:t>
+        <w:t xml:space="preserve">9. Robinson, I. Graph </w:t>
+      </w:r>
+      <w:proofErr w:type="gramStart"/>
+      <w:r>
+        <w:t>Databases :</w:t>
+      </w:r>
+      <w:proofErr w:type="gramEnd"/>
+      <w:r>
+        <w:t xml:space="preserve"> New Opportunities for Connected Data / I. Robinson, J. Webber, E. Eifrem. — 2nd ed. — Sebastopol : O'Reilly Media, 2015. — 238 p.</w:t>
       </w:r>
     </w:p>
     <w:p>
@@ -5924,6 +8203,7 @@
           <w:lang w:val="ru-RU"/>
         </w:rPr>
       </w:pPr>
+      <w:bookmarkStart w:id="12" w:name="app_a"/>
       <w:r>
         <w:rPr>
           <w:b/>
@@ -5932,6 +8212,7 @@
         <w:lastRenderedPageBreak/>
         <w:t>ПРИЛОЖЕНИЕ А</w:t>
       </w:r>
+      <w:bookmarkEnd w:id="12"/>
     </w:p>
     <w:p>
       <w:pPr>
@@ -6295,14 +8576,6 @@
         </w:rPr>
         <w:t xml:space="preserve"> при необходимости).</w:t>
       </w:r>
-    </w:p>
-    <w:p>
-      <w:pPr>
-        <w:ind w:firstLine="709"/>
-        <w:rPr>
-          <w:lang w:val="ru-RU"/>
-        </w:rPr>
-      </w:pPr>
     </w:p>
     <w:sectPr>
       <w:pgSz w:w="12240" w:h="15840"/>
@@ -18232,7 +20505,7 @@
 </file>
 
 <file path=customXml/itemProps1.xml><?xml version="1.0" encoding="utf-8"?>
-<ds:datastoreItem xmlns:ds="http://schemas.openxmlformats.org/officeDocument/2006/customXml" ds:itemID="{275FBA68-ED7A-4CCD-862E-4AAA045604E5}">
+<ds:datastoreItem xmlns:ds="http://schemas.openxmlformats.org/officeDocument/2006/customXml" ds:itemID="{87360F00-474C-4350-99DF-38E8154C6BD9}">
   <ds:schemaRefs>
     <ds:schemaRef ds:uri="http://schemas.openxmlformats.org/officeDocument/2006/bibliography"/>
   </ds:schemaRefs>

--- a/docs/теория.docx
+++ b/docs/теория.docx
@@ -34,41 +34,39 @@
     </w:p>
     <w:p>
       <w:pPr>
-        <w:rPr>
-          <w:lang w:val="ru-RU"/>
-        </w:rPr>
-      </w:pPr>
-    </w:p>
-    <w:p>
-      <w:pPr>
-        <w:rPr>
-          <w:lang w:val="ru-RU"/>
-        </w:rPr>
-      </w:pPr>
-    </w:p>
-    <w:p>
-      <w:pPr>
-        <w:rPr>
-          <w:lang w:val="ru-RU"/>
-        </w:rPr>
-      </w:pPr>
-    </w:p>
-    <w:p>
-      <w:pPr>
-        <w:rPr>
-          <w:lang w:val="ru-RU"/>
-        </w:rPr>
-      </w:pPr>
-    </w:p>
-    <w:p>
-      <w:pPr>
-        <w:rPr>
-          <w:lang w:val="ru-RU"/>
-        </w:rPr>
-      </w:pPr>
-    </w:p>
-    <w:p>
-      <w:pPr>
+        <w:spacing w:before="240"/>
+        <w:rPr>
+          <w:lang w:val="ru-RU"/>
+        </w:rPr>
+      </w:pPr>
+    </w:p>
+    <w:p>
+      <w:pPr>
+        <w:spacing w:before="240"/>
+        <w:rPr>
+          <w:lang w:val="ru-RU"/>
+        </w:rPr>
+      </w:pPr>
+    </w:p>
+    <w:p>
+      <w:pPr>
+        <w:spacing w:before="240"/>
+        <w:rPr>
+          <w:lang w:val="ru-RU"/>
+        </w:rPr>
+      </w:pPr>
+    </w:p>
+    <w:p>
+      <w:pPr>
+        <w:spacing w:before="240"/>
+        <w:rPr>
+          <w:lang w:val="ru-RU"/>
+        </w:rPr>
+      </w:pPr>
+    </w:p>
+    <w:p>
+      <w:pPr>
+        <w:spacing w:before="480"/>
         <w:jc w:val="center"/>
         <w:rPr>
           <w:lang w:val="ru-RU"/>
@@ -98,13 +96,15 @@
     </w:p>
     <w:p>
       <w:pPr>
-        <w:rPr>
-          <w:lang w:val="ru-RU"/>
-        </w:rPr>
-      </w:pPr>
-    </w:p>
-    <w:p>
-      <w:pPr>
+        <w:spacing w:before="240"/>
+        <w:rPr>
+          <w:lang w:val="ru-RU"/>
+        </w:rPr>
+      </w:pPr>
+    </w:p>
+    <w:p>
+      <w:pPr>
+        <w:spacing w:before="240"/>
         <w:rPr>
           <w:lang w:val="ru-RU"/>
         </w:rPr>
@@ -142,121 +142,252 @@
     <w:p>
       <w:pPr>
         <w:jc w:val="center"/>
-        <w:rPr>
-          <w:lang w:val="ru-RU"/>
-        </w:rPr>
       </w:pPr>
       <w:r>
         <w:rPr>
           <w:b/>
-          <w:lang w:val="ru-RU"/>
-        </w:rPr>
-        <w:t>с графовыми базами данных»</w:t>
-      </w:r>
-    </w:p>
-    <w:p>
-      <w:pPr>
-        <w:rPr>
-          <w:lang w:val="ru-RU"/>
-        </w:rPr>
-      </w:pPr>
-    </w:p>
-    <w:p>
-      <w:pPr>
-        <w:rPr>
-          <w:lang w:val="ru-RU"/>
-        </w:rPr>
-      </w:pPr>
-    </w:p>
-    <w:p>
-      <w:pPr>
+        </w:rPr>
+        <w:t xml:space="preserve">с </w:t>
+      </w:r>
+      <w:proofErr w:type="spellStart"/>
+      <w:r>
+        <w:rPr>
+          <w:b/>
+        </w:rPr>
+        <w:t>графовыми</w:t>
+      </w:r>
+      <w:proofErr w:type="spellEnd"/>
+      <w:r>
+        <w:rPr>
+          <w:b/>
+        </w:rPr>
+        <w:t xml:space="preserve"> </w:t>
+      </w:r>
+      <w:proofErr w:type="spellStart"/>
+      <w:r>
+        <w:rPr>
+          <w:b/>
+        </w:rPr>
+        <w:t>базами</w:t>
+      </w:r>
+      <w:proofErr w:type="spellEnd"/>
+      <w:r>
+        <w:rPr>
+          <w:b/>
+        </w:rPr>
+        <w:t xml:space="preserve"> </w:t>
+      </w:r>
+      <w:proofErr w:type="spellStart"/>
+      <w:r>
+        <w:rPr>
+          <w:b/>
+        </w:rPr>
+        <w:t>данных</w:t>
+      </w:r>
+      <w:proofErr w:type="spellEnd"/>
+      <w:r>
+        <w:rPr>
+          <w:b/>
+        </w:rPr>
+        <w:t>»</w:t>
+      </w:r>
+    </w:p>
+    <w:p>
+      <w:pPr>
+        <w:spacing w:before="240"/>
+      </w:pPr>
+    </w:p>
+    <w:p>
+      <w:pPr>
+        <w:spacing w:before="240"/>
+      </w:pPr>
+    </w:p>
+    <w:tbl>
+      <w:tblPr>
+        <w:tblW w:w="0" w:type="auto"/>
         <w:jc w:val="center"/>
-        <w:rPr>
-          <w:lang w:val="ru-RU"/>
-        </w:rPr>
-      </w:pPr>
-      <w:r>
-        <w:rPr>
-          <w:lang w:val="ru-RU"/>
-        </w:rPr>
-        <w:t>Направление подготовки 02.03.03</w:t>
-      </w:r>
-    </w:p>
-    <w:p>
-      <w:pPr>
-        <w:jc w:val="center"/>
-        <w:rPr>
-          <w:lang w:val="ru-RU"/>
-        </w:rPr>
-      </w:pPr>
-      <w:r>
-        <w:rPr>
-          <w:lang w:val="ru-RU"/>
-        </w:rPr>
-        <w:t>Математическое обеспечение и администрирование</w:t>
-      </w:r>
-    </w:p>
-    <w:p>
-      <w:pPr>
-        <w:jc w:val="center"/>
-        <w:rPr>
-          <w:lang w:val="ru-RU"/>
-        </w:rPr>
-      </w:pPr>
-      <w:r>
-        <w:rPr>
-          <w:lang w:val="ru-RU"/>
-        </w:rPr>
-        <w:t>информационных систем</w:t>
-      </w:r>
-    </w:p>
-    <w:p>
-      <w:pPr>
-        <w:jc w:val="center"/>
-        <w:rPr>
-          <w:lang w:val="ru-RU"/>
-        </w:rPr>
-      </w:pPr>
-      <w:r>
-        <w:rPr>
-          <w:lang w:val="ru-RU"/>
-        </w:rPr>
-        <w:t>(код и наименование)</w:t>
-      </w:r>
-    </w:p>
-    <w:p>
-      <w:pPr>
-        <w:jc w:val="center"/>
-        <w:rPr>
-          <w:lang w:val="ru-RU"/>
-        </w:rPr>
-      </w:pPr>
-      <w:r>
-        <w:rPr>
-          <w:lang w:val="ru-RU"/>
-        </w:rPr>
-        <w:t>Направленность программы Информационные системы и базы данных</w:t>
-      </w:r>
-    </w:p>
-    <w:p>
-      <w:pPr>
-        <w:jc w:val="center"/>
-      </w:pPr>
-      <w:r>
-        <w:t>(</w:t>
-      </w:r>
-      <w:proofErr w:type="spellStart"/>
-      <w:r>
-        <w:t>наименование</w:t>
-      </w:r>
-      <w:proofErr w:type="spellEnd"/>
-      <w:r>
-        <w:t>)</w:t>
-      </w:r>
-    </w:p>
-    <w:p/>
-    <w:p/>
-    <w:p/>
+        <w:tblLook w:val="04A0" w:firstRow="1" w:lastRow="0" w:firstColumn="1" w:lastColumn="0" w:noHBand="0" w:noVBand="1"/>
+      </w:tblPr>
+      <w:tblGrid>
+        <w:gridCol w:w="9689"/>
+      </w:tblGrid>
+      <w:tr>
+        <w:trPr>
+          <w:jc w:val="center"/>
+        </w:trPr>
+        <w:tc>
+          <w:tcPr>
+            <w:tcW w:w="7937" w:type="dxa"/>
+            <w:tcBorders>
+              <w:top w:val="nil"/>
+              <w:left w:val="nil"/>
+              <w:bottom w:val="nil"/>
+              <w:right w:val="nil"/>
+            </w:tcBorders>
+          </w:tcPr>
+          <w:p>
+            <w:pPr>
+              <w:jc w:val="center"/>
+            </w:pPr>
+            <w:r>
+              <w:t>Направление подготовки 02.03.03</w:t>
+            </w:r>
+          </w:p>
+        </w:tc>
+      </w:tr>
+      <w:tr>
+        <w:trPr>
+          <w:jc w:val="center"/>
+        </w:trPr>
+        <w:tc>
+          <w:tcPr>
+            <w:tcW w:w="9689" w:type="dxa"/>
+            <w:tcBorders>
+              <w:top w:val="nil"/>
+              <w:left w:val="nil"/>
+              <w:bottom w:val="nil"/>
+              <w:right w:val="nil"/>
+            </w:tcBorders>
+          </w:tcPr>
+          <w:p>
+            <w:pPr>
+              <w:jc w:val="center"/>
+              <w:rPr>
+                <w:lang w:val="ru-RU"/>
+              </w:rPr>
+            </w:pPr>
+            <w:r>
+              <w:rPr>
+                <w:lang w:val="ru-RU"/>
+              </w:rPr>
+              <w:t>Математическое обеспечение и администрирование информационных систем</w:t>
+            </w:r>
+          </w:p>
+        </w:tc>
+      </w:tr>
+      <w:tr>
+        <w:trPr>
+          <w:jc w:val="center"/>
+        </w:trPr>
+        <w:tc>
+          <w:tcPr>
+            <w:tcW w:w="9689" w:type="dxa"/>
+            <w:tcBorders>
+              <w:top w:val="nil"/>
+              <w:left w:val="nil"/>
+              <w:bottom w:val="nil"/>
+              <w:right w:val="nil"/>
+            </w:tcBorders>
+          </w:tcPr>
+          <w:p>
+            <w:pPr>
+              <w:jc w:val="center"/>
+            </w:pPr>
+            <w:r>
+              <w:t>(</w:t>
+            </w:r>
+            <w:proofErr w:type="spellStart"/>
+            <w:r>
+              <w:t>код</w:t>
+            </w:r>
+            <w:proofErr w:type="spellEnd"/>
+            <w:r>
+              <w:t xml:space="preserve"> и </w:t>
+            </w:r>
+            <w:proofErr w:type="spellStart"/>
+            <w:r>
+              <w:t>наименование</w:t>
+            </w:r>
+            <w:proofErr w:type="spellEnd"/>
+            <w:r>
+              <w:t>)</w:t>
+            </w:r>
+          </w:p>
+        </w:tc>
+      </w:tr>
+      <w:tr>
+        <w:trPr>
+          <w:jc w:val="center"/>
+        </w:trPr>
+        <w:tc>
+          <w:tcPr>
+            <w:tcW w:w="9689" w:type="dxa"/>
+            <w:tcBorders>
+              <w:top w:val="nil"/>
+              <w:left w:val="nil"/>
+              <w:bottom w:val="nil"/>
+              <w:right w:val="nil"/>
+            </w:tcBorders>
+          </w:tcPr>
+          <w:p>
+            <w:pPr>
+              <w:jc w:val="center"/>
+              <w:rPr>
+                <w:lang w:val="ru-RU"/>
+              </w:rPr>
+            </w:pPr>
+            <w:r>
+              <w:rPr>
+                <w:lang w:val="ru-RU"/>
+              </w:rPr>
+              <w:t>Направленность программы Информационные системы и базы данных</w:t>
+            </w:r>
+          </w:p>
+        </w:tc>
+      </w:tr>
+      <w:tr>
+        <w:trPr>
+          <w:jc w:val="center"/>
+        </w:trPr>
+        <w:tc>
+          <w:tcPr>
+            <w:tcW w:w="9689" w:type="dxa"/>
+            <w:tcBorders>
+              <w:top w:val="nil"/>
+              <w:left w:val="nil"/>
+              <w:bottom w:val="nil"/>
+              <w:right w:val="nil"/>
+            </w:tcBorders>
+          </w:tcPr>
+          <w:p>
+            <w:pPr>
+              <w:jc w:val="center"/>
+            </w:pPr>
+            <w:r>
+              <w:t>(</w:t>
+            </w:r>
+            <w:proofErr w:type="spellStart"/>
+            <w:r>
+              <w:t>наименование</w:t>
+            </w:r>
+            <w:proofErr w:type="spellEnd"/>
+            <w:r>
+              <w:t>)</w:t>
+            </w:r>
+          </w:p>
+        </w:tc>
+      </w:tr>
+    </w:tbl>
+    <w:p>
+      <w:pPr>
+        <w:spacing w:before="240"/>
+      </w:pPr>
+    </w:p>
+    <w:p>
+      <w:pPr>
+        <w:spacing w:before="240"/>
+      </w:pPr>
+    </w:p>
+    <w:p>
+      <w:pPr>
+        <w:spacing w:before="240"/>
+      </w:pPr>
+    </w:p>
+    <w:p>
+      <w:pPr>
+        <w:spacing w:before="240"/>
+      </w:pPr>
+    </w:p>
     <w:tbl>
       <w:tblPr>
         <w:tblW w:w="0" w:type="auto"/>
@@ -264,9 +395,9 @@
         <w:tblLook w:val="04A0" w:firstRow="1" w:lastRow="0" w:firstColumn="1" w:lastColumn="0" w:noHBand="0" w:noVBand="1"/>
       </w:tblPr>
       <w:tblGrid>
-        <w:gridCol w:w="3230"/>
-        <w:gridCol w:w="3230"/>
-        <w:gridCol w:w="3230"/>
+        <w:gridCol w:w="2551"/>
+        <w:gridCol w:w="1814"/>
+        <w:gridCol w:w="3118"/>
       </w:tblGrid>
       <w:tr>
         <w:trPr>
@@ -274,7 +405,7 @@
         </w:trPr>
         <w:tc>
           <w:tcPr>
-            <w:tcW w:w="3230" w:type="dxa"/>
+            <w:tcW w:w="2551" w:type="dxa"/>
             <w:tcBorders>
               <w:top w:val="nil"/>
               <w:left w:val="nil"/>
@@ -285,6 +416,37 @@
           <w:p>
             <w:pPr>
               <w:jc w:val="right"/>
+            </w:pPr>
+          </w:p>
+        </w:tc>
+        <w:tc>
+          <w:tcPr>
+            <w:tcW w:w="1814" w:type="dxa"/>
+            <w:tcBorders>
+              <w:top w:val="nil"/>
+              <w:left w:val="nil"/>
+              <w:bottom w:val="nil"/>
+              <w:right w:val="nil"/>
+            </w:tcBorders>
+          </w:tcPr>
+          <w:p>
+            <w:pPr>
+              <w:jc w:val="center"/>
+            </w:pPr>
+          </w:p>
+        </w:tc>
+        <w:tc>
+          <w:tcPr>
+            <w:tcW w:w="3118" w:type="dxa"/>
+            <w:tcBorders>
+              <w:top w:val="nil"/>
+              <w:left w:val="nil"/>
+              <w:bottom w:val="nil"/>
+              <w:right w:val="nil"/>
+            </w:tcBorders>
+          </w:tcPr>
+          <w:p>
+            <w:pPr>
               <w:rPr>
                 <w:lang w:val="ru-RU"/>
               </w:rPr>
@@ -297,44 +459,6 @@
             </w:r>
           </w:p>
         </w:tc>
-        <w:tc>
-          <w:tcPr>
-            <w:tcW w:w="3230" w:type="dxa"/>
-            <w:tcBorders>
-              <w:top w:val="nil"/>
-              <w:left w:val="nil"/>
-              <w:bottom w:val="nil"/>
-              <w:right w:val="nil"/>
-            </w:tcBorders>
-          </w:tcPr>
-          <w:p>
-            <w:pPr>
-              <w:jc w:val="right"/>
-              <w:rPr>
-                <w:lang w:val="ru-RU"/>
-              </w:rPr>
-            </w:pPr>
-          </w:p>
-        </w:tc>
-        <w:tc>
-          <w:tcPr>
-            <w:tcW w:w="3230" w:type="dxa"/>
-            <w:tcBorders>
-              <w:top w:val="nil"/>
-              <w:left w:val="nil"/>
-              <w:bottom w:val="nil"/>
-              <w:right w:val="nil"/>
-            </w:tcBorders>
-          </w:tcPr>
-          <w:p>
-            <w:pPr>
-              <w:jc w:val="right"/>
-              <w:rPr>
-                <w:lang w:val="ru-RU"/>
-              </w:rPr>
-            </w:pPr>
-          </w:p>
-        </w:tc>
       </w:tr>
       <w:tr>
         <w:trPr>
@@ -342,7 +466,7 @@
         </w:trPr>
         <w:tc>
           <w:tcPr>
-            <w:tcW w:w="3230" w:type="dxa"/>
+            <w:tcW w:w="2551" w:type="dxa"/>
             <w:tcBorders>
               <w:top w:val="nil"/>
               <w:left w:val="nil"/>
@@ -363,7 +487,7 @@
         </w:tc>
         <w:tc>
           <w:tcPr>
-            <w:tcW w:w="3230" w:type="dxa"/>
+            <w:tcW w:w="1814" w:type="dxa"/>
             <w:tcBorders>
               <w:top w:val="nil"/>
               <w:left w:val="nil"/>
@@ -373,7 +497,7 @@
           </w:tcPr>
           <w:p>
             <w:pPr>
-              <w:jc w:val="right"/>
+              <w:jc w:val="center"/>
             </w:pPr>
             <w:r>
               <w:t>_________</w:t>
@@ -382,7 +506,7 @@
         </w:tc>
         <w:tc>
           <w:tcPr>
-            <w:tcW w:w="3230" w:type="dxa"/>
+            <w:tcW w:w="3118" w:type="dxa"/>
             <w:tcBorders>
               <w:top w:val="nil"/>
               <w:left w:val="nil"/>
@@ -391,9 +515,6 @@
             </w:tcBorders>
           </w:tcPr>
           <w:p>
-            <w:pPr>
-              <w:jc w:val="right"/>
-            </w:pPr>
             <w:r>
               <w:t>Т.А. Шигабутдинов</w:t>
             </w:r>
@@ -406,7 +527,7 @@
         </w:trPr>
         <w:tc>
           <w:tcPr>
-            <w:tcW w:w="3230" w:type="dxa"/>
+            <w:tcW w:w="2551" w:type="dxa"/>
             <w:tcBorders>
               <w:top w:val="nil"/>
               <w:left w:val="nil"/>
@@ -422,7 +543,47 @@
         </w:tc>
         <w:tc>
           <w:tcPr>
-            <w:tcW w:w="3230" w:type="dxa"/>
+            <w:tcW w:w="1814" w:type="dxa"/>
+            <w:tcBorders>
+              <w:top w:val="nil"/>
+              <w:left w:val="nil"/>
+              <w:bottom w:val="nil"/>
+              <w:right w:val="nil"/>
+            </w:tcBorders>
+          </w:tcPr>
+          <w:p>
+            <w:pPr>
+              <w:jc w:val="center"/>
+            </w:pPr>
+            <w:r>
+              <w:t>(подпись)</w:t>
+            </w:r>
+          </w:p>
+        </w:tc>
+        <w:tc>
+          <w:tcPr>
+            <w:tcW w:w="3118" w:type="dxa"/>
+            <w:tcBorders>
+              <w:top w:val="nil"/>
+              <w:left w:val="nil"/>
+              <w:bottom w:val="nil"/>
+              <w:right w:val="nil"/>
+            </w:tcBorders>
+          </w:tcPr>
+          <w:p>
+            <w:r>
+              <w:t>05.06.2026</w:t>
+            </w:r>
+          </w:p>
+        </w:tc>
+      </w:tr>
+      <w:tr>
+        <w:trPr>
+          <w:jc w:val="right"/>
+        </w:trPr>
+        <w:tc>
+          <w:tcPr>
+            <w:tcW w:w="2551" w:type="dxa"/>
             <w:tcBorders>
               <w:top w:val="nil"/>
               <w:left w:val="nil"/>
@@ -435,13 +596,13 @@
               <w:jc w:val="right"/>
             </w:pPr>
             <w:r>
-              <w:t>(подпись)</w:t>
+              <w:t>Допустить к защите</w:t>
             </w:r>
           </w:p>
         </w:tc>
         <w:tc>
           <w:tcPr>
-            <w:tcW w:w="3230" w:type="dxa"/>
+            <w:tcW w:w="1814" w:type="dxa"/>
             <w:tcBorders>
               <w:top w:val="nil"/>
               <w:left w:val="nil"/>
@@ -451,21 +612,16 @@
           </w:tcPr>
           <w:p>
             <w:pPr>
-              <w:jc w:val="right"/>
+              <w:jc w:val="center"/>
             </w:pPr>
             <w:r>
-              <w:t>05.06.2026</w:t>
+              <w:t>_________</w:t>
             </w:r>
           </w:p>
         </w:tc>
-      </w:tr>
-      <w:tr>
-        <w:trPr>
-          <w:jc w:val="right"/>
-        </w:trPr>
         <w:tc>
           <w:tcPr>
-            <w:tcW w:w="3230" w:type="dxa"/>
+            <w:tcW w:w="3118" w:type="dxa"/>
             <w:tcBorders>
               <w:top w:val="nil"/>
               <w:left w:val="nil"/>
@@ -474,240 +630,6 @@
             </w:tcBorders>
           </w:tcPr>
           <w:p>
-            <w:pPr>
-              <w:jc w:val="right"/>
-            </w:pPr>
-          </w:p>
-        </w:tc>
-        <w:tc>
-          <w:tcPr>
-            <w:tcW w:w="3230" w:type="dxa"/>
-            <w:tcBorders>
-              <w:top w:val="nil"/>
-              <w:left w:val="nil"/>
-              <w:bottom w:val="nil"/>
-              <w:right w:val="nil"/>
-            </w:tcBorders>
-          </w:tcPr>
-          <w:p>
-            <w:pPr>
-              <w:jc w:val="right"/>
-            </w:pPr>
-          </w:p>
-        </w:tc>
-        <w:tc>
-          <w:tcPr>
-            <w:tcW w:w="3230" w:type="dxa"/>
-            <w:tcBorders>
-              <w:top w:val="nil"/>
-              <w:left w:val="nil"/>
-              <w:bottom w:val="nil"/>
-              <w:right w:val="nil"/>
-            </w:tcBorders>
-          </w:tcPr>
-          <w:p>
-            <w:pPr>
-              <w:jc w:val="right"/>
-            </w:pPr>
-          </w:p>
-        </w:tc>
-      </w:tr>
-      <w:tr>
-        <w:trPr>
-          <w:jc w:val="right"/>
-        </w:trPr>
-        <w:tc>
-          <w:tcPr>
-            <w:tcW w:w="3230" w:type="dxa"/>
-            <w:tcBorders>
-              <w:top w:val="nil"/>
-              <w:left w:val="nil"/>
-              <w:bottom w:val="nil"/>
-              <w:right w:val="nil"/>
-            </w:tcBorders>
-          </w:tcPr>
-          <w:p>
-            <w:pPr>
-              <w:jc w:val="right"/>
-              <w:rPr>
-                <w:lang w:val="ru-RU"/>
-              </w:rPr>
-            </w:pPr>
-            <w:r>
-              <w:rPr>
-                <w:lang w:val="ru-RU"/>
-              </w:rPr>
-              <w:t>Объём заимствованного текста не превышает 20 %.</w:t>
-            </w:r>
-          </w:p>
-        </w:tc>
-        <w:tc>
-          <w:tcPr>
-            <w:tcW w:w="3230" w:type="dxa"/>
-            <w:tcBorders>
-              <w:top w:val="nil"/>
-              <w:left w:val="nil"/>
-              <w:bottom w:val="nil"/>
-              <w:right w:val="nil"/>
-            </w:tcBorders>
-          </w:tcPr>
-          <w:p>
-            <w:pPr>
-              <w:jc w:val="right"/>
-              <w:rPr>
-                <w:lang w:val="ru-RU"/>
-              </w:rPr>
-            </w:pPr>
-          </w:p>
-        </w:tc>
-        <w:tc>
-          <w:tcPr>
-            <w:tcW w:w="3230" w:type="dxa"/>
-            <w:tcBorders>
-              <w:top w:val="nil"/>
-              <w:left w:val="nil"/>
-              <w:bottom w:val="nil"/>
-              <w:right w:val="nil"/>
-            </w:tcBorders>
-          </w:tcPr>
-          <w:p>
-            <w:pPr>
-              <w:jc w:val="right"/>
-              <w:rPr>
-                <w:lang w:val="ru-RU"/>
-              </w:rPr>
-            </w:pPr>
-          </w:p>
-        </w:tc>
-      </w:tr>
-      <w:tr>
-        <w:trPr>
-          <w:jc w:val="right"/>
-        </w:trPr>
-        <w:tc>
-          <w:tcPr>
-            <w:tcW w:w="3230" w:type="dxa"/>
-            <w:tcBorders>
-              <w:top w:val="nil"/>
-              <w:left w:val="nil"/>
-              <w:bottom w:val="nil"/>
-              <w:right w:val="nil"/>
-            </w:tcBorders>
-          </w:tcPr>
-          <w:p>
-            <w:pPr>
-              <w:jc w:val="right"/>
-              <w:rPr>
-                <w:lang w:val="ru-RU"/>
-              </w:rPr>
-            </w:pPr>
-          </w:p>
-        </w:tc>
-        <w:tc>
-          <w:tcPr>
-            <w:tcW w:w="3230" w:type="dxa"/>
-            <w:tcBorders>
-              <w:top w:val="nil"/>
-              <w:left w:val="nil"/>
-              <w:bottom w:val="nil"/>
-              <w:right w:val="nil"/>
-            </w:tcBorders>
-          </w:tcPr>
-          <w:p>
-            <w:pPr>
-              <w:jc w:val="right"/>
-              <w:rPr>
-                <w:lang w:val="ru-RU"/>
-              </w:rPr>
-            </w:pPr>
-          </w:p>
-        </w:tc>
-        <w:tc>
-          <w:tcPr>
-            <w:tcW w:w="3230" w:type="dxa"/>
-            <w:tcBorders>
-              <w:top w:val="nil"/>
-              <w:left w:val="nil"/>
-              <w:bottom w:val="nil"/>
-              <w:right w:val="nil"/>
-            </w:tcBorders>
-          </w:tcPr>
-          <w:p>
-            <w:pPr>
-              <w:jc w:val="right"/>
-              <w:rPr>
-                <w:lang w:val="ru-RU"/>
-              </w:rPr>
-            </w:pPr>
-          </w:p>
-        </w:tc>
-      </w:tr>
-      <w:tr>
-        <w:trPr>
-          <w:jc w:val="right"/>
-        </w:trPr>
-        <w:tc>
-          <w:tcPr>
-            <w:tcW w:w="3230" w:type="dxa"/>
-            <w:tcBorders>
-              <w:top w:val="nil"/>
-              <w:left w:val="nil"/>
-              <w:bottom w:val="nil"/>
-              <w:right w:val="nil"/>
-            </w:tcBorders>
-          </w:tcPr>
-          <w:p>
-            <w:pPr>
-              <w:jc w:val="right"/>
-            </w:pPr>
-            <w:proofErr w:type="spellStart"/>
-            <w:r>
-              <w:t>Допустить</w:t>
-            </w:r>
-            <w:proofErr w:type="spellEnd"/>
-            <w:r>
-              <w:t xml:space="preserve"> к </w:t>
-            </w:r>
-            <w:proofErr w:type="spellStart"/>
-            <w:r>
-              <w:t>защите</w:t>
-            </w:r>
-            <w:proofErr w:type="spellEnd"/>
-          </w:p>
-        </w:tc>
-        <w:tc>
-          <w:tcPr>
-            <w:tcW w:w="3230" w:type="dxa"/>
-            <w:tcBorders>
-              <w:top w:val="nil"/>
-              <w:left w:val="nil"/>
-              <w:bottom w:val="nil"/>
-              <w:right w:val="nil"/>
-            </w:tcBorders>
-          </w:tcPr>
-          <w:p>
-            <w:pPr>
-              <w:jc w:val="right"/>
-            </w:pPr>
-            <w:r>
-              <w:t>_________</w:t>
-            </w:r>
-          </w:p>
-        </w:tc>
-        <w:tc>
-          <w:tcPr>
-            <w:tcW w:w="3230" w:type="dxa"/>
-            <w:tcBorders>
-              <w:top w:val="nil"/>
-              <w:left w:val="nil"/>
-              <w:bottom w:val="nil"/>
-              <w:right w:val="nil"/>
-            </w:tcBorders>
-          </w:tcPr>
-          <w:p>
-            <w:pPr>
-              <w:jc w:val="right"/>
-            </w:pPr>
             <w:r>
               <w:t>И.О. Фамилия руководителя</w:t>
             </w:r>
@@ -720,63 +642,7 @@
         </w:trPr>
         <w:tc>
           <w:tcPr>
-            <w:tcW w:w="3230" w:type="dxa"/>
-            <w:tcBorders>
-              <w:top w:val="nil"/>
-              <w:left w:val="nil"/>
-              <w:bottom w:val="nil"/>
-              <w:right w:val="nil"/>
-            </w:tcBorders>
-          </w:tcPr>
-          <w:p>
-            <w:pPr>
-              <w:jc w:val="right"/>
-            </w:pPr>
-          </w:p>
-        </w:tc>
-        <w:tc>
-          <w:tcPr>
-            <w:tcW w:w="3230" w:type="dxa"/>
-            <w:tcBorders>
-              <w:top w:val="nil"/>
-              <w:left w:val="nil"/>
-              <w:bottom w:val="nil"/>
-              <w:right w:val="nil"/>
-            </w:tcBorders>
-          </w:tcPr>
-          <w:p>
-            <w:pPr>
-              <w:jc w:val="right"/>
-            </w:pPr>
-            <w:r>
-              <w:t>(подпись)</w:t>
-            </w:r>
-          </w:p>
-        </w:tc>
-        <w:tc>
-          <w:tcPr>
-            <w:tcW w:w="3230" w:type="dxa"/>
-            <w:tcBorders>
-              <w:top w:val="nil"/>
-              <w:left w:val="nil"/>
-              <w:bottom w:val="nil"/>
-              <w:right w:val="nil"/>
-            </w:tcBorders>
-          </w:tcPr>
-          <w:p>
-            <w:pPr>
-              <w:jc w:val="right"/>
-            </w:pPr>
-          </w:p>
-        </w:tc>
-      </w:tr>
-      <w:tr>
-        <w:trPr>
-          <w:jc w:val="right"/>
-        </w:trPr>
-        <w:tc>
-          <w:tcPr>
-            <w:tcW w:w="3230" w:type="dxa"/>
+            <w:tcW w:w="2551" w:type="dxa"/>
             <w:tcBorders>
               <w:top w:val="nil"/>
               <w:left w:val="nil"/>
@@ -795,7 +661,7 @@
         </w:tc>
         <w:tc>
           <w:tcPr>
-            <w:tcW w:w="3230" w:type="dxa"/>
+            <w:tcW w:w="1814" w:type="dxa"/>
             <w:tcBorders>
               <w:top w:val="nil"/>
               <w:left w:val="nil"/>
@@ -805,13 +671,13 @@
           </w:tcPr>
           <w:p>
             <w:pPr>
-              <w:jc w:val="right"/>
+              <w:jc w:val="center"/>
             </w:pPr>
           </w:p>
         </w:tc>
         <w:tc>
           <w:tcPr>
-            <w:tcW w:w="3230" w:type="dxa"/>
+            <w:tcW w:w="3118" w:type="dxa"/>
             <w:tcBorders>
               <w:top w:val="nil"/>
               <w:left w:val="nil"/>
@@ -820,9 +686,6 @@
             </w:tcBorders>
           </w:tcPr>
           <w:p>
-            <w:pPr>
-              <w:jc w:val="right"/>
-            </w:pPr>
             <w:r>
               <w:t>И.С. Колотовкин</w:t>
             </w:r>
@@ -835,7 +698,7 @@
         </w:trPr>
         <w:tc>
           <w:tcPr>
-            <w:tcW w:w="3230" w:type="dxa"/>
+            <w:tcW w:w="2551" w:type="dxa"/>
             <w:tcBorders>
               <w:top w:val="nil"/>
               <w:left w:val="nil"/>
@@ -854,7 +717,7 @@
         </w:tc>
         <w:tc>
           <w:tcPr>
-            <w:tcW w:w="3230" w:type="dxa"/>
+            <w:tcW w:w="1814" w:type="dxa"/>
             <w:tcBorders>
               <w:top w:val="nil"/>
               <w:left w:val="nil"/>
@@ -864,13 +727,16 @@
           </w:tcPr>
           <w:p>
             <w:pPr>
-              <w:jc w:val="right"/>
+              <w:jc w:val="center"/>
             </w:pPr>
+            <w:r>
+              <w:t>(подпись)</w:t>
+            </w:r>
           </w:p>
         </w:tc>
         <w:tc>
           <w:tcPr>
-            <w:tcW w:w="3230" w:type="dxa"/>
+            <w:tcW w:w="3118" w:type="dxa"/>
             <w:tcBorders>
               <w:top w:val="nil"/>
               <w:left w:val="nil"/>
@@ -879,65 +745,6 @@
             </w:tcBorders>
           </w:tcPr>
           <w:p>
-            <w:pPr>
-              <w:jc w:val="right"/>
-            </w:pPr>
-          </w:p>
-        </w:tc>
-      </w:tr>
-      <w:tr>
-        <w:trPr>
-          <w:jc w:val="right"/>
-        </w:trPr>
-        <w:tc>
-          <w:tcPr>
-            <w:tcW w:w="3230" w:type="dxa"/>
-            <w:tcBorders>
-              <w:top w:val="nil"/>
-              <w:left w:val="nil"/>
-              <w:bottom w:val="nil"/>
-              <w:right w:val="nil"/>
-            </w:tcBorders>
-          </w:tcPr>
-          <w:p>
-            <w:pPr>
-              <w:jc w:val="right"/>
-            </w:pPr>
-          </w:p>
-        </w:tc>
-        <w:tc>
-          <w:tcPr>
-            <w:tcW w:w="3230" w:type="dxa"/>
-            <w:tcBorders>
-              <w:top w:val="nil"/>
-              <w:left w:val="nil"/>
-              <w:bottom w:val="nil"/>
-              <w:right w:val="nil"/>
-            </w:tcBorders>
-          </w:tcPr>
-          <w:p>
-            <w:pPr>
-              <w:jc w:val="right"/>
-            </w:pPr>
-            <w:r>
-              <w:t>(подпись)</w:t>
-            </w:r>
-          </w:p>
-        </w:tc>
-        <w:tc>
-          <w:tcPr>
-            <w:tcW w:w="3230" w:type="dxa"/>
-            <w:tcBorders>
-              <w:top w:val="nil"/>
-              <w:left w:val="nil"/>
-              <w:bottom w:val="nil"/>
-              <w:right w:val="nil"/>
-            </w:tcBorders>
-          </w:tcPr>
-          <w:p>
-            <w:pPr>
-              <w:jc w:val="right"/>
-            </w:pPr>
             <w:r>
               <w:t>05.06.2026</w:t>
             </w:r>
@@ -945,29 +752,77 @@
         </w:tc>
       </w:tr>
     </w:tbl>
-    <w:p/>
-    <w:p/>
+    <w:p>
+      <w:pPr>
+        <w:spacing w:before="120"/>
+        <w:jc w:val="right"/>
+        <w:rPr>
+          <w:lang w:val="ru-RU"/>
+        </w:rPr>
+      </w:pPr>
+      <w:r>
+        <w:rPr>
+          <w:lang w:val="ru-RU"/>
+        </w:rPr>
+        <w:t>Объём заимствованного текста не превышает 20 %.</w:t>
+      </w:r>
+    </w:p>
+    <w:p>
+      <w:pPr>
+        <w:spacing w:before="240"/>
+        <w:rPr>
+          <w:lang w:val="ru-RU"/>
+        </w:rPr>
+      </w:pPr>
+    </w:p>
+    <w:p>
+      <w:pPr>
+        <w:spacing w:before="240"/>
+        <w:rPr>
+          <w:lang w:val="ru-RU"/>
+        </w:rPr>
+      </w:pPr>
+    </w:p>
     <w:p>
       <w:pPr>
         <w:jc w:val="center"/>
-      </w:pPr>
-      <w:r>
+        <w:rPr>
+          <w:lang w:val="ru-RU"/>
+        </w:rPr>
+      </w:pPr>
+      <w:r>
+        <w:rPr>
+          <w:lang w:val="ru-RU"/>
+        </w:rPr>
         <w:t>Москва, 2026</w:t>
       </w:r>
     </w:p>
     <w:p>
-      <w:r>
+      <w:pPr>
+        <w:rPr>
+          <w:lang w:val="ru-RU"/>
+        </w:rPr>
+      </w:pPr>
+      <w:r>
+        <w:rPr>
+          <w:lang w:val="ru-RU"/>
+        </w:rPr>
         <w:br w:type="page"/>
       </w:r>
     </w:p>
     <w:p>
       <w:pPr>
+        <w:keepNext/>
         <w:jc w:val="center"/>
+        <w:rPr>
+          <w:lang w:val="ru-RU"/>
+        </w:rPr>
       </w:pPr>
       <w:bookmarkStart w:id="1" w:name="toc"/>
       <w:r>
         <w:rPr>
           <w:b/>
+          <w:lang w:val="ru-RU"/>
         </w:rPr>
         <w:lastRenderedPageBreak/>
         <w:t>СОДЕРЖАНИЕ</w:t>
@@ -979,13 +834,74 @@
         <w:tabs>
           <w:tab w:val="right" w:leader="dot" w:pos="9071"/>
         </w:tabs>
-      </w:pPr>
-      <w:hyperlink w:anchor="abbr">
-        <w:r>
-          <w:t>ПЕРЕЧЕНЬ СОКРАЩЕНИЙ И ОБОЗНАЧЕНИЙ</w:t>
-        </w:r>
-      </w:hyperlink>
-      <w:r>
+        <w:rPr>
+          <w:lang w:val="ru-RU"/>
+        </w:rPr>
+      </w:pPr>
+      <w:r>
+        <w:fldChar w:fldCharType="begin"/>
+      </w:r>
+      <w:r>
+        <w:rPr>
+          <w:lang w:val="ru-RU"/>
+        </w:rPr>
+        <w:instrText xml:space="preserve"> </w:instrText>
+      </w:r>
+      <w:r>
+        <w:instrText>HYPERLINK</w:instrText>
+      </w:r>
+      <w:r>
+        <w:rPr>
+          <w:lang w:val="ru-RU"/>
+        </w:rPr>
+        <w:instrText xml:space="preserve"> \</w:instrText>
+      </w:r>
+      <w:r>
+        <w:instrText>l</w:instrText>
+      </w:r>
+      <w:r>
+        <w:rPr>
+          <w:lang w:val="ru-RU"/>
+        </w:rPr>
+        <w:instrText xml:space="preserve"> "</w:instrText>
+      </w:r>
+      <w:r>
+        <w:instrText>abbr</w:instrText>
+      </w:r>
+      <w:r>
+        <w:rPr>
+          <w:lang w:val="ru-RU"/>
+        </w:rPr>
+        <w:instrText>" \</w:instrText>
+      </w:r>
+      <w:r>
+        <w:instrText>h</w:instrText>
+      </w:r>
+      <w:r>
+        <w:rPr>
+          <w:lang w:val="ru-RU"/>
+        </w:rPr>
+        <w:instrText xml:space="preserve"> </w:instrText>
+      </w:r>
+      <w:r>
+        <w:fldChar w:fldCharType="separate"/>
+      </w:r>
+      <w:r>
+        <w:rPr>
+          <w:lang w:val="ru-RU"/>
+        </w:rPr>
+        <w:t>ПЕРЕЧЕНЬ СОКРАЩЕНИЙ И ОБОЗНАЧЕНИЙ</w:t>
+      </w:r>
+      <w:r>
+        <w:rPr>
+          <w:lang w:val="ru-RU"/>
+        </w:rPr>
+        <w:fldChar w:fldCharType="end"/>
+      </w:r>
+      <w:r>
+        <w:rPr>
+          <w:lang w:val="ru-RU"/>
+        </w:rPr>
         <w:tab/>
         <w:t>3</w:t>
       </w:r>
@@ -995,13 +911,74 @@
         <w:tabs>
           <w:tab w:val="right" w:leader="dot" w:pos="9071"/>
         </w:tabs>
-      </w:pPr>
-      <w:hyperlink w:anchor="intro">
-        <w:r>
-          <w:t>ВВЕДЕНИЕ</w:t>
-        </w:r>
-      </w:hyperlink>
-      <w:r>
+        <w:rPr>
+          <w:lang w:val="ru-RU"/>
+        </w:rPr>
+      </w:pPr>
+      <w:r>
+        <w:fldChar w:fldCharType="begin"/>
+      </w:r>
+      <w:r>
+        <w:rPr>
+          <w:lang w:val="ru-RU"/>
+        </w:rPr>
+        <w:instrText xml:space="preserve"> </w:instrText>
+      </w:r>
+      <w:r>
+        <w:instrText>HYPERLINK</w:instrText>
+      </w:r>
+      <w:r>
+        <w:rPr>
+          <w:lang w:val="ru-RU"/>
+        </w:rPr>
+        <w:instrText xml:space="preserve"> \</w:instrText>
+      </w:r>
+      <w:r>
+        <w:instrText>l</w:instrText>
+      </w:r>
+      <w:r>
+        <w:rPr>
+          <w:lang w:val="ru-RU"/>
+        </w:rPr>
+        <w:instrText xml:space="preserve"> "</w:instrText>
+      </w:r>
+      <w:r>
+        <w:instrText>intro</w:instrText>
+      </w:r>
+      <w:r>
+        <w:rPr>
+          <w:lang w:val="ru-RU"/>
+        </w:rPr>
+        <w:instrText>" \</w:instrText>
+      </w:r>
+      <w:r>
+        <w:instrText>h</w:instrText>
+      </w:r>
+      <w:r>
+        <w:rPr>
+          <w:lang w:val="ru-RU"/>
+        </w:rPr>
+        <w:instrText xml:space="preserve"> </w:instrText>
+      </w:r>
+      <w:r>
+        <w:fldChar w:fldCharType="separate"/>
+      </w:r>
+      <w:r>
+        <w:rPr>
+          <w:lang w:val="ru-RU"/>
+        </w:rPr>
+        <w:t>ВВЕДЕНИЕ</w:t>
+      </w:r>
+      <w:r>
+        <w:rPr>
+          <w:lang w:val="ru-RU"/>
+        </w:rPr>
+        <w:fldChar w:fldCharType="end"/>
+      </w:r>
+      <w:r>
+        <w:rPr>
+          <w:lang w:val="ru-RU"/>
+        </w:rPr>
         <w:tab/>
         <w:t>4</w:t>
       </w:r>
@@ -1011,13 +988,74 @@
         <w:tabs>
           <w:tab w:val="right" w:leader="dot" w:pos="9071"/>
         </w:tabs>
-      </w:pPr>
-      <w:hyperlink w:anchor="sec1">
-        <w:r>
-          <w:t>1 Теоретические основы графовых моделей</w:t>
-        </w:r>
-      </w:hyperlink>
-      <w:r>
+        <w:rPr>
+          <w:lang w:val="ru-RU"/>
+        </w:rPr>
+      </w:pPr>
+      <w:r>
+        <w:fldChar w:fldCharType="begin"/>
+      </w:r>
+      <w:r>
+        <w:rPr>
+          <w:lang w:val="ru-RU"/>
+        </w:rPr>
+        <w:instrText xml:space="preserve"> </w:instrText>
+      </w:r>
+      <w:r>
+        <w:instrText>HYPERLINK</w:instrText>
+      </w:r>
+      <w:r>
+        <w:rPr>
+          <w:lang w:val="ru-RU"/>
+        </w:rPr>
+        <w:instrText xml:space="preserve"> \</w:instrText>
+      </w:r>
+      <w:r>
+        <w:instrText>l</w:instrText>
+      </w:r>
+      <w:r>
+        <w:rPr>
+          <w:lang w:val="ru-RU"/>
+        </w:rPr>
+        <w:instrText xml:space="preserve"> "</w:instrText>
+      </w:r>
+      <w:r>
+        <w:instrText>sec</w:instrText>
+      </w:r>
+      <w:r>
+        <w:rPr>
+          <w:lang w:val="ru-RU"/>
+        </w:rPr>
+        <w:instrText>1" \</w:instrText>
+      </w:r>
+      <w:r>
+        <w:instrText>h</w:instrText>
+      </w:r>
+      <w:r>
+        <w:rPr>
+          <w:lang w:val="ru-RU"/>
+        </w:rPr>
+        <w:instrText xml:space="preserve"> </w:instrText>
+      </w:r>
+      <w:r>
+        <w:fldChar w:fldCharType="separate"/>
+      </w:r>
+      <w:r>
+        <w:rPr>
+          <w:lang w:val="ru-RU"/>
+        </w:rPr>
+        <w:t>1 Теоретические основы графовых моделей</w:t>
+      </w:r>
+      <w:r>
+        <w:rPr>
+          <w:lang w:val="ru-RU"/>
+        </w:rPr>
+        <w:fldChar w:fldCharType="end"/>
+      </w:r>
+      <w:r>
+        <w:rPr>
+          <w:lang w:val="ru-RU"/>
+        </w:rPr>
         <w:tab/>
         <w:t>6</w:t>
       </w:r>
@@ -1404,7 +1442,7 @@
           <w:lang w:val="ru-RU"/>
         </w:rPr>
         <w:tab/>
-        <w:t>21</w:t>
+        <w:t>24</w:t>
       </w:r>
     </w:p>
     <w:p>
@@ -1481,7 +1519,7 @@
           <w:lang w:val="ru-RU"/>
         </w:rPr>
         <w:tab/>
-        <w:t>22</w:t>
+        <w:t>27</w:t>
       </w:r>
     </w:p>
     <w:p>
@@ -1558,7 +1596,7 @@
           <w:lang w:val="ru-RU"/>
         </w:rPr>
         <w:tab/>
-        <w:t>23</w:t>
+        <w:t>28</w:t>
       </w:r>
     </w:p>
     <w:p>
@@ -1644,7 +1682,7 @@
           <w:lang w:val="ru-RU"/>
         </w:rPr>
         <w:tab/>
-        <w:t>24</w:t>
+        <w:t>29</w:t>
       </w:r>
     </w:p>
     <w:p>
@@ -1662,6 +1700,7 @@
     </w:p>
     <w:p>
       <w:pPr>
+        <w:keepNext/>
         <w:jc w:val="center"/>
         <w:rPr>
           <w:lang w:val="ru-RU"/>
@@ -1976,6 +2015,7 @@
     </w:p>
     <w:p>
       <w:pPr>
+        <w:keepNext/>
         <w:jc w:val="center"/>
         <w:rPr>
           <w:lang w:val="ru-RU"/>
@@ -2474,6 +2514,7 @@
     </w:p>
     <w:p>
       <w:pPr>
+        <w:keepNext/>
         <w:ind w:firstLine="709"/>
         <w:rPr>
           <w:lang w:val="ru-RU"/>
@@ -2506,6 +2547,7 @@
     </w:p>
     <w:p>
       <w:pPr>
+        <w:keepNext/>
         <w:ind w:firstLine="709"/>
         <w:rPr>
           <w:lang w:val="ru-RU"/>
@@ -2636,6 +2678,7 @@
         </w:rPr>
         <w:t>E</w:t>
       </w:r>
+      <w:proofErr w:type="gramStart"/>
       <w:r>
         <w:rPr>
           <w:i/>
@@ -2649,6 +2692,7 @@
         </w:rPr>
         <w:t>E</w:t>
       </w:r>
+      <w:proofErr w:type="gramEnd"/>
       <w:r>
         <w:rPr>
           <w:i/>
@@ -2763,6 +2807,8 @@
     </w:p>
     <w:p>
       <w:pPr>
+        <w:keepNext/>
+        <w:spacing w:before="120"/>
         <w:jc w:val="center"/>
       </w:pPr>
       <w:r>
@@ -2771,8 +2817,8 @@
         </w:rPr>
         <w:lastRenderedPageBreak/>
         <w:drawing>
-          <wp:inline distT="0" distB="0" distL="0" distR="0" wp14:anchorId="5BAA3A2A" wp14:editId="2C863B72">
-            <wp:extent cx="5029200" cy="3002301"/>
+          <wp:inline distT="0" distB="0" distL="0" distR="0" wp14:anchorId="14946C7B" wp14:editId="1D12752A">
+            <wp:extent cx="5760000" cy="3438569"/>
             <wp:effectExtent l="0" t="0" r="0" b="0"/>
             <wp:docPr id="1" name="Picture 1"/>
             <wp:cNvGraphicFramePr>
@@ -2786,7 +2832,7 @@
                     <pic:cNvPicPr/>
                   </pic:nvPicPr>
                   <pic:blipFill>
-                    <a:blip r:embed="rId6"/>
+                    <a:blip r:embed="rId8"/>
                     <a:stretch>
                       <a:fillRect/>
                     </a:stretch>
@@ -2794,7 +2840,7 @@
                   <pic:spPr>
                     <a:xfrm>
                       <a:off x="0" y="0"/>
-                      <a:ext cx="5029200" cy="3002301"/>
+                      <a:ext cx="5760000" cy="3438569"/>
                     </a:xfrm>
                     <a:prstGeom prst="rect">
                       <a:avLst/>
@@ -2809,6 +2855,8 @@
     </w:p>
     <w:p>
       <w:pPr>
+        <w:keepLines/>
+        <w:spacing w:before="60" w:after="120"/>
         <w:jc w:val="center"/>
         <w:rPr>
           <w:lang w:val="ru-RU"/>
@@ -2823,6 +2871,7 @@
     </w:p>
     <w:p>
       <w:pPr>
+        <w:keepNext/>
         <w:ind w:firstLine="709"/>
         <w:rPr>
           <w:lang w:val="ru-RU"/>
@@ -2945,13 +2994,87 @@
           <w:i/>
           <w:lang w:val="ru-RU"/>
         </w:rPr>
+        <w:t xml:space="preserve">) = </w:t>
+      </w:r>
+      <w:proofErr w:type="gramStart"/>
+      <w:r>
+        <w:rPr>
+          <w:i/>
+          <w:lang w:val="ru-RU"/>
+        </w:rPr>
+        <w:t>|{ (</w:t>
+      </w:r>
+      <w:proofErr w:type="gramEnd"/>
+      <w:r>
+        <w:rPr>
+          <w:i/>
+        </w:rPr>
+        <w:t>u</w:t>
+      </w:r>
+      <w:r>
+        <w:rPr>
+          <w:i/>
+          <w:lang w:val="ru-RU"/>
+        </w:rPr>
+        <w:t xml:space="preserve">, </w:t>
+      </w:r>
+      <w:r>
+        <w:rPr>
+          <w:i/>
+        </w:rPr>
+        <w:t>v</w:t>
+      </w:r>
+      <w:r>
+        <w:rPr>
+          <w:i/>
+          <w:lang w:val="ru-RU"/>
+        </w:rPr>
+        <w:t xml:space="preserve">) ∈ </w:t>
+      </w:r>
+      <w:r>
+        <w:rPr>
+          <w:i/>
+        </w:rPr>
+        <w:t>E</w:t>
+      </w:r>
+      <w:r>
+        <w:rPr>
+          <w:i/>
+          <w:lang w:val="ru-RU"/>
+        </w:rPr>
+        <w:t xml:space="preserve"> }|,   </w:t>
+      </w:r>
+      <w:r>
+        <w:rPr>
+          <w:i/>
+        </w:rPr>
+        <w:t>deg</w:t>
+      </w:r>
+      <w:r>
+        <w:rPr>
+          <w:i/>
+          <w:lang w:val="ru-RU"/>
+        </w:rPr>
+        <w:t>⁺(</w:t>
+      </w:r>
+      <w:r>
+        <w:rPr>
+          <w:i/>
+        </w:rPr>
+        <w:t>v</w:t>
+      </w:r>
+      <w:r>
+        <w:rPr>
+          <w:i/>
+          <w:lang w:val="ru-RU"/>
+        </w:rPr>
         <w:t>) = |{ (</w:t>
       </w:r>
       <w:r>
         <w:rPr>
           <w:i/>
         </w:rPr>
-        <w:t>u</w:t>
+        <w:t>v</w:t>
       </w:r>
       <w:r>
         <w:rPr>
@@ -2964,98 +3087,117 @@
         <w:rPr>
           <w:i/>
         </w:rPr>
+        <w:t>w</w:t>
+      </w:r>
+      <w:r>
+        <w:rPr>
+          <w:i/>
+          <w:lang w:val="ru-RU"/>
+        </w:rPr>
+        <w:t xml:space="preserve">) ∈ </w:t>
+      </w:r>
+      <w:r>
+        <w:rPr>
+          <w:i/>
+        </w:rPr>
+        <w:t>E</w:t>
+      </w:r>
+      <w:r>
+        <w:rPr>
+          <w:i/>
+          <w:lang w:val="ru-RU"/>
+        </w:rPr>
+        <w:t xml:space="preserve"> }|</w:t>
+      </w:r>
+      <w:r>
+        <w:rPr>
+          <w:lang w:val="ru-RU"/>
+        </w:rPr>
+        <w:t>(2)</w:t>
+      </w:r>
+    </w:p>
+    <w:p>
+      <w:pPr>
+        <w:ind w:firstLine="709"/>
+        <w:rPr>
+          <w:lang w:val="ru-RU"/>
+        </w:rPr>
+      </w:pPr>
+      <w:r>
+        <w:rPr>
+          <w:lang w:val="ru-RU"/>
+        </w:rPr>
+        <w:t>где</w:t>
+      </w:r>
+    </w:p>
+    <w:p>
+      <w:pPr>
+        <w:ind w:firstLine="709"/>
+        <w:rPr>
+          <w:lang w:val="ru-RU"/>
+        </w:rPr>
+      </w:pPr>
+      <w:r>
+        <w:t>deg</w:t>
+      </w:r>
+      <w:r>
+        <w:rPr>
+          <w:lang w:val="ru-RU"/>
+        </w:rPr>
+        <w:t>⁻(</w:t>
+      </w:r>
+      <w:r>
         <w:t>v</w:t>
       </w:r>
       <w:r>
         <w:rPr>
-          <w:i/>
-          <w:lang w:val="ru-RU"/>
-        </w:rPr>
-        <w:t xml:space="preserve">) ∈ </w:t>
-      </w:r>
-      <w:r>
-        <w:rPr>
-          <w:i/>
-        </w:rPr>
-        <w:t>E</w:t>
-      </w:r>
-      <w:r>
-        <w:rPr>
-          <w:i/>
-          <w:lang w:val="ru-RU"/>
-        </w:rPr>
-        <w:t xml:space="preserve"> }|,   </w:t>
-      </w:r>
-      <w:r>
-        <w:rPr>
-          <w:i/>
-        </w:rPr>
+          <w:lang w:val="ru-RU"/>
+        </w:rPr>
+        <w:t xml:space="preserve">) — входящая степень вершины </w:t>
+      </w:r>
+      <w:r>
+        <w:t>v</w:t>
+      </w:r>
+      <w:r>
+        <w:rPr>
+          <w:lang w:val="ru-RU"/>
+        </w:rPr>
+        <w:t>;</w:t>
+      </w:r>
+    </w:p>
+    <w:p>
+      <w:pPr>
+        <w:ind w:firstLine="709"/>
+        <w:rPr>
+          <w:lang w:val="ru-RU"/>
+        </w:rPr>
+      </w:pPr>
+      <w:r>
         <w:t>deg</w:t>
       </w:r>
       <w:r>
         <w:rPr>
-          <w:i/>
           <w:lang w:val="ru-RU"/>
         </w:rPr>
         <w:t>⁺(</w:t>
       </w:r>
       <w:r>
-        <w:rPr>
-          <w:i/>
-        </w:rPr>
         <w:t>v</w:t>
       </w:r>
       <w:r>
         <w:rPr>
-          <w:i/>
-          <w:lang w:val="ru-RU"/>
-        </w:rPr>
-        <w:t>) = |{ (</w:t>
-      </w:r>
-      <w:r>
-        <w:rPr>
-          <w:i/>
-        </w:rPr>
+          <w:lang w:val="ru-RU"/>
+        </w:rPr>
+        <w:t xml:space="preserve">) — исходящая степень вершины </w:t>
+      </w:r>
+      <w:r>
         <w:t>v</w:t>
       </w:r>
       <w:r>
         <w:rPr>
-          <w:i/>
-          <w:lang w:val="ru-RU"/>
-        </w:rPr>
-        <w:t xml:space="preserve">, </w:t>
-      </w:r>
-      <w:r>
-        <w:rPr>
-          <w:i/>
-        </w:rPr>
-        <w:t>w</w:t>
-      </w:r>
-      <w:r>
-        <w:rPr>
-          <w:i/>
-          <w:lang w:val="ru-RU"/>
-        </w:rPr>
-        <w:t xml:space="preserve">) ∈ </w:t>
-      </w:r>
-      <w:r>
-        <w:rPr>
-          <w:i/>
-        </w:rPr>
-        <w:t>E</w:t>
-      </w:r>
-      <w:r>
-        <w:rPr>
-          <w:i/>
-          <w:lang w:val="ru-RU"/>
-        </w:rPr>
-        <w:t xml:space="preserve"> }|</w:t>
-      </w:r>
-      <w:r>
-        <w:rPr>
-          <w:lang w:val="ru-RU"/>
-        </w:rPr>
-        <w:t>(2)</w:t>
+          <w:lang w:val="ru-RU"/>
+        </w:rPr>
+        <w:t>;</w:t>
       </w:r>
     </w:p>
     <w:p>
@@ -3069,42 +3211,23 @@
         <w:rPr>
           <w:lang w:val="ru-RU"/>
         </w:rPr>
-        <w:t>где</w:t>
-      </w:r>
-    </w:p>
-    <w:p>
-      <w:pPr>
+        <w:t>| · | — мощность множества.</w:t>
+      </w:r>
+    </w:p>
+    <w:p>
+      <w:pPr>
+        <w:keepNext/>
         <w:ind w:firstLine="709"/>
         <w:rPr>
           <w:lang w:val="ru-RU"/>
         </w:rPr>
       </w:pPr>
       <w:r>
-        <w:t>deg</w:t>
-      </w:r>
-      <w:r>
-        <w:rPr>
-          <w:lang w:val="ru-RU"/>
-        </w:rPr>
-        <w:t>⁻(</w:t>
-      </w:r>
-      <w:r>
-        <w:t>v</w:t>
-      </w:r>
-      <w:r>
-        <w:rPr>
-          <w:lang w:val="ru-RU"/>
-        </w:rPr>
-        <w:t xml:space="preserve">) — входящая степень вершины </w:t>
-      </w:r>
-      <w:r>
-        <w:t>v</w:t>
-      </w:r>
-      <w:r>
-        <w:rPr>
-          <w:lang w:val="ru-RU"/>
-        </w:rPr>
-        <w:t>;</w:t>
+        <w:rPr>
+          <w:b/>
+          <w:lang w:val="ru-RU"/>
+        </w:rPr>
+        <w:t>1.3 Способы представления графа</w:t>
       </w:r>
     </w:p>
     <w:p>
@@ -3115,31 +3238,62 @@
         </w:rPr>
       </w:pPr>
       <w:r>
-        <w:t>deg</w:t>
-      </w:r>
-      <w:r>
-        <w:rPr>
-          <w:lang w:val="ru-RU"/>
-        </w:rPr>
-        <w:t>⁺(</w:t>
-      </w:r>
-      <w:r>
-        <w:t>v</w:t>
-      </w:r>
-      <w:r>
-        <w:rPr>
-          <w:lang w:val="ru-RU"/>
-        </w:rPr>
-        <w:t xml:space="preserve">) — исходящая степень вершины </w:t>
-      </w:r>
-      <w:r>
-        <w:t>v</w:t>
-      </w:r>
-      <w:r>
-        <w:rPr>
-          <w:lang w:val="ru-RU"/>
-        </w:rPr>
-        <w:t>;</w:t>
+        <w:rPr>
+          <w:lang w:val="ru-RU"/>
+        </w:rPr>
+        <w:t xml:space="preserve">В учебной литературе граф обычно задают списком смежности или матрицей смежности размера </w:t>
+      </w:r>
+      <w:r>
+        <w:t>n</w:t>
+      </w:r>
+      <w:r>
+        <w:rPr>
+          <w:lang w:val="ru-RU"/>
+        </w:rPr>
+        <w:t xml:space="preserve"> × </w:t>
+      </w:r>
+      <w:r>
+        <w:t>n</w:t>
+      </w:r>
+      <w:r>
+        <w:rPr>
+          <w:lang w:val="ru-RU"/>
+        </w:rPr>
+        <w:t xml:space="preserve">, где </w:t>
+      </w:r>
+      <w:r>
+        <w:t>n</w:t>
+      </w:r>
+      <w:r>
+        <w:rPr>
+          <w:lang w:val="ru-RU"/>
+        </w:rPr>
+        <w:t xml:space="preserve"> = |</w:t>
+      </w:r>
+      <w:r>
+        <w:t>V</w:t>
+      </w:r>
+      <w:r>
+        <w:rPr>
+          <w:lang w:val="ru-RU"/>
+        </w:rPr>
+        <w:t xml:space="preserve">| [1]. Список смежности </w:t>
+      </w:r>
+      <w:r>
+        <w:rPr>
+          <w:lang w:val="ru-RU"/>
+        </w:rPr>
+        <w:lastRenderedPageBreak/>
+        <w:t xml:space="preserve">экономичен для разреженных графов; матрица удобна для теоретических оценок, но требует памяти порядка </w:t>
+      </w:r>
+      <w:r>
+        <w:t>n</w:t>
+      </w:r>
+      <w:r>
+        <w:rPr>
+          <w:lang w:val="ru-RU"/>
+        </w:rPr>
+        <w:t>². Графовые СУБД хранят вершины и связи как записи с указателями на соседей, что близко к спискам смежности [7; 9].</w:t>
       </w:r>
     </w:p>
     <w:p>
@@ -3153,105 +3307,14 @@
         <w:rPr>
           <w:lang w:val="ru-RU"/>
         </w:rPr>
-        <w:t>| · | — мощность множества.</w:t>
-      </w:r>
-    </w:p>
-    <w:p>
-      <w:pPr>
-        <w:ind w:firstLine="709"/>
-        <w:rPr>
-          <w:lang w:val="ru-RU"/>
-        </w:rPr>
-      </w:pPr>
-      <w:r>
-        <w:rPr>
-          <w:b/>
-          <w:lang w:val="ru-RU"/>
-        </w:rPr>
-        <w:t>1.3 Способы представления графа</w:t>
-      </w:r>
-    </w:p>
-    <w:p>
-      <w:pPr>
-        <w:ind w:firstLine="709"/>
-        <w:rPr>
-          <w:lang w:val="ru-RU"/>
-        </w:rPr>
-      </w:pPr>
-      <w:r>
-        <w:rPr>
-          <w:lang w:val="ru-RU"/>
-        </w:rPr>
-        <w:t xml:space="preserve">В учебной литературе граф обычно задают списком смежности или матрицей смежности размера </w:t>
-      </w:r>
-      <w:r>
-        <w:t>n</w:t>
-      </w:r>
-      <w:r>
-        <w:rPr>
-          <w:lang w:val="ru-RU"/>
-        </w:rPr>
-        <w:t xml:space="preserve"> × </w:t>
-      </w:r>
-      <w:r>
-        <w:t>n</w:t>
-      </w:r>
-      <w:r>
-        <w:rPr>
-          <w:lang w:val="ru-RU"/>
-        </w:rPr>
-        <w:t xml:space="preserve">, где </w:t>
-      </w:r>
-      <w:r>
-        <w:t>n</w:t>
-      </w:r>
-      <w:r>
-        <w:rPr>
-          <w:lang w:val="ru-RU"/>
-        </w:rPr>
-        <w:t xml:space="preserve"> = |</w:t>
-      </w:r>
-      <w:r>
-        <w:t>V</w:t>
-      </w:r>
-      <w:r>
-        <w:rPr>
-          <w:lang w:val="ru-RU"/>
-        </w:rPr>
-        <w:t xml:space="preserve">| [1]. Список смежности экономичен для разреженных графов; матрица удобна для теоретических </w:t>
-      </w:r>
-      <w:r>
-        <w:rPr>
-          <w:lang w:val="ru-RU"/>
-        </w:rPr>
-        <w:lastRenderedPageBreak/>
-        <w:t xml:space="preserve">оценок, но требует памяти порядка </w:t>
-      </w:r>
-      <w:r>
-        <w:t>n</w:t>
-      </w:r>
-      <w:r>
-        <w:rPr>
-          <w:lang w:val="ru-RU"/>
-        </w:rPr>
-        <w:t>². Графовые СУБД хранят вершины и связи как записи с указателями на соседей, что близко к спискам смежности [7; 9].</w:t>
-      </w:r>
-    </w:p>
-    <w:p>
-      <w:pPr>
-        <w:ind w:firstLine="709"/>
-        <w:rPr>
-          <w:lang w:val="ru-RU"/>
-        </w:rPr>
-      </w:pPr>
-      <w:r>
-        <w:rPr>
-          <w:lang w:val="ru-RU"/>
-        </w:rPr>
         <w:t>Сравнение подходов приведено в таблице 1. Для учебного проекта выбран именно графовый способ хранения, поскольку основные операции связаны с навигацией по связям, а не с агрегированием по столбцам.</w:t>
       </w:r>
     </w:p>
     <w:p>
+      <w:pPr>
+        <w:keepNext/>
+        <w:spacing w:after="60"/>
+      </w:pPr>
       <w:proofErr w:type="spellStart"/>
       <w:r>
         <w:rPr>
@@ -3284,13 +3347,14 @@
     <w:tbl>
       <w:tblPr>
         <w:tblStyle w:val="TableGrid"/>
-        <w:tblW w:w="0" w:type="auto"/>
+        <w:tblW w:w="5000" w:type="pct"/>
+        <w:tblLayout w:type="fixed"/>
         <w:tblLook w:val="04A0" w:firstRow="1" w:lastRow="0" w:firstColumn="1" w:lastColumn="0" w:noHBand="0" w:noVBand="1"/>
       </w:tblPr>
       <w:tblGrid>
-        <w:gridCol w:w="3230"/>
-        <w:gridCol w:w="3230"/>
-        <w:gridCol w:w="3230"/>
+        <w:gridCol w:w="3301"/>
+        <w:gridCol w:w="3302"/>
+        <w:gridCol w:w="3302"/>
       </w:tblGrid>
       <w:tr>
         <w:tc>
@@ -3298,6 +3362,9 @@
             <w:tcW w:w="3230" w:type="dxa"/>
           </w:tcPr>
           <w:p>
+            <w:pPr>
+              <w:jc w:val="center"/>
+            </w:pPr>
             <w:r>
               <w:rPr>
                 <w:b/>
@@ -3311,6 +3378,9 @@
             <w:tcW w:w="3230" w:type="dxa"/>
           </w:tcPr>
           <w:p>
+            <w:pPr>
+              <w:jc w:val="center"/>
+            </w:pPr>
             <w:r>
               <w:rPr>
                 <w:b/>
@@ -3324,6 +3394,9 @@
             <w:tcW w:w="3230" w:type="dxa"/>
           </w:tcPr>
           <w:p>
+            <w:pPr>
+              <w:jc w:val="center"/>
+            </w:pPr>
             <w:r>
               <w:rPr>
                 <w:b/>
@@ -3334,6 +3407,9 @@
         </w:tc>
       </w:tr>
       <w:tr>
+        <w:trPr>
+          <w:cantSplit/>
+        </w:trPr>
         <w:tc>
           <w:tcPr>
             <w:tcW w:w="3230" w:type="dxa"/>
@@ -3366,6 +3442,9 @@
         </w:tc>
       </w:tr>
       <w:tr>
+        <w:trPr>
+          <w:cantSplit/>
+        </w:trPr>
         <w:tc>
           <w:tcPr>
             <w:tcW w:w="3230" w:type="dxa"/>
@@ -3398,6 +3477,9 @@
         </w:tc>
       </w:tr>
       <w:tr>
+        <w:trPr>
+          <w:cantSplit/>
+        </w:trPr>
         <w:tc>
           <w:tcPr>
             <w:tcW w:w="3230" w:type="dxa"/>
@@ -3430,6 +3512,9 @@
         </w:tc>
       </w:tr>
       <w:tr>
+        <w:trPr>
+          <w:cantSplit/>
+        </w:trPr>
         <w:tc>
           <w:tcPr>
             <w:tcW w:w="3230" w:type="dxa"/>
@@ -3465,6 +3550,7 @@
     <w:p/>
     <w:p>
       <w:pPr>
+        <w:keepNext/>
         <w:ind w:firstLine="709"/>
       </w:pPr>
       <w:r>
@@ -3591,6 +3677,7 @@
     </w:p>
     <w:p>
       <w:pPr>
+        <w:keepNext/>
         <w:ind w:firstLine="709"/>
         <w:rPr>
           <w:lang w:val="ru-RU"/>
@@ -3609,6 +3696,7 @@
     </w:p>
     <w:p>
       <w:pPr>
+        <w:keepNext/>
         <w:ind w:firstLine="709"/>
         <w:rPr>
           <w:lang w:val="ru-RU"/>
@@ -3790,6 +3878,7 @@
     </w:p>
     <w:p>
       <w:pPr>
+        <w:keepNext/>
         <w:ind w:firstLine="709"/>
         <w:rPr>
           <w:lang w:val="ru-RU"/>
@@ -3993,6 +4082,7 @@
     </w:p>
     <w:p>
       <w:pPr>
+        <w:keepNext/>
         <w:ind w:firstLine="709"/>
         <w:rPr>
           <w:lang w:val="ru-RU"/>
@@ -4003,6 +4093,7 @@
           <w:b/>
           <w:lang w:val="ru-RU"/>
         </w:rPr>
+        <w:lastRenderedPageBreak/>
         <w:t>2.3 Роли пользователей</w:t>
       </w:r>
     </w:p>
@@ -4017,7 +4108,6 @@
         <w:rPr>
           <w:lang w:val="ru-RU"/>
         </w:rPr>
-        <w:lastRenderedPageBreak/>
         <w:t xml:space="preserve">В учебной версии предусмотрена одна роль — оператор графа (студент или преподаватель). Он запускает сервер, подключает клиент, выполняет </w:t>
       </w:r>
       <w:r>
@@ -4045,6 +4135,7 @@
     </w:p>
     <w:p>
       <w:pPr>
+        <w:keepNext/>
         <w:ind w:firstLine="709"/>
         <w:rPr>
           <w:lang w:val="ru-RU"/>
@@ -4070,6 +4161,48 @@
       </w:pPr>
       <w:r>
         <w:rPr>
+          <w:lang w:val="ru-RU"/>
+        </w:rPr>
+        <w:t xml:space="preserve">В данном разделе обосновывается выбор </w:t>
+      </w:r>
+      <w:r>
+        <w:t>Neo</w:t>
+      </w:r>
+      <w:r>
+        <w:rPr>
+          <w:lang w:val="ru-RU"/>
+        </w:rPr>
+        <w:t>4</w:t>
+      </w:r>
+      <w:r>
+        <w:t>j</w:t>
+      </w:r>
+      <w:r>
+        <w:rPr>
+          <w:lang w:val="ru-RU"/>
+        </w:rPr>
+        <w:t xml:space="preserve"> и программных средств, описывается архитектура «клиент — </w:t>
+      </w:r>
+      <w:r>
+        <w:t>API</w:t>
+      </w:r>
+      <w:r>
+        <w:rPr>
+          <w:lang w:val="ru-RU"/>
+        </w:rPr>
+        <w:t xml:space="preserve"> — СУБД» и форматы обмена данными.</w:t>
+      </w:r>
+    </w:p>
+    <w:p>
+      <w:pPr>
+        <w:keepNext/>
+        <w:ind w:firstLine="709"/>
+        <w:rPr>
+          <w:lang w:val="ru-RU"/>
+        </w:rPr>
+      </w:pPr>
+      <w:r>
+        <w:rPr>
           <w:b/>
           <w:lang w:val="ru-RU"/>
         </w:rPr>
@@ -4188,6 +4321,7 @@
     </w:p>
     <w:p>
       <w:pPr>
+        <w:keepNext/>
         <w:ind w:firstLine="709"/>
         <w:rPr>
           <w:lang w:val="ru-RU"/>
@@ -4298,15 +4432,18 @@
     </w:p>
     <w:p>
       <w:pPr>
+        <w:keepNext/>
+        <w:spacing w:before="120"/>
         <w:jc w:val="center"/>
       </w:pPr>
       <w:r>
         <w:rPr>
           <w:noProof/>
         </w:rPr>
+        <w:lastRenderedPageBreak/>
         <w:drawing>
-          <wp:inline distT="0" distB="0" distL="0" distR="0" wp14:anchorId="34A34441" wp14:editId="767E4228">
-            <wp:extent cx="5029200" cy="2380369"/>
+          <wp:inline distT="0" distB="0" distL="0" distR="0" wp14:anchorId="682594DC" wp14:editId="04CCBC81">
+            <wp:extent cx="5760000" cy="2726263"/>
             <wp:effectExtent l="0" t="0" r="0" b="0"/>
             <wp:docPr id="2" name="Picture 2"/>
             <wp:cNvGraphicFramePr>
@@ -4320,7 +4457,7 @@
                     <pic:cNvPicPr/>
                   </pic:nvPicPr>
                   <pic:blipFill>
-                    <a:blip r:embed="rId7"/>
+                    <a:blip r:embed="rId9"/>
                     <a:stretch>
                       <a:fillRect/>
                     </a:stretch>
@@ -4328,7 +4465,7 @@
                   <pic:spPr>
                     <a:xfrm>
                       <a:off x="0" y="0"/>
-                      <a:ext cx="5029200" cy="2380369"/>
+                      <a:ext cx="5760000" cy="2726263"/>
                     </a:xfrm>
                     <a:prstGeom prst="rect">
                       <a:avLst/>
@@ -4343,6 +4480,8 @@
     </w:p>
     <w:p>
       <w:pPr>
+        <w:keepLines/>
+        <w:spacing w:before="60" w:after="120"/>
         <w:jc w:val="center"/>
         <w:rPr>
           <w:lang w:val="ru-RU"/>
@@ -4357,6 +4496,7 @@
     </w:p>
     <w:p>
       <w:pPr>
+        <w:keepNext/>
         <w:ind w:firstLine="709"/>
         <w:rPr>
           <w:lang w:val="ru-RU"/>
@@ -4367,7 +4507,6 @@
           <w:b/>
           <w:lang w:val="ru-RU"/>
         </w:rPr>
-        <w:lastRenderedPageBreak/>
         <w:t>3.3 Выбор среды программирования</w:t>
       </w:r>
     </w:p>
@@ -4441,6 +4580,7 @@
     </w:p>
     <w:p>
       <w:pPr>
+        <w:keepNext/>
         <w:ind w:firstLine="709"/>
         <w:rPr>
           <w:lang w:val="ru-RU"/>
@@ -4564,6 +4704,7 @@
     </w:p>
     <w:p>
       <w:pPr>
+        <w:keepNext/>
         <w:ind w:firstLine="709"/>
         <w:rPr>
           <w:lang w:val="ru-RU"/>
@@ -4582,6 +4723,7 @@
     </w:p>
     <w:p>
       <w:pPr>
+        <w:keepNext/>
         <w:ind w:firstLine="709"/>
         <w:rPr>
           <w:lang w:val="ru-RU"/>
@@ -4700,6 +4842,7 @@
     </w:p>
     <w:p>
       <w:pPr>
+        <w:keepNext/>
         <w:ind w:firstLine="709"/>
         <w:rPr>
           <w:lang w:val="ru-RU"/>
@@ -4735,6 +4878,8 @@
     </w:p>
     <w:p>
       <w:pPr>
+        <w:keepNext/>
+        <w:spacing w:after="60"/>
         <w:rPr>
           <w:lang w:val="ru-RU"/>
         </w:rPr>
@@ -4763,13 +4908,14 @@
     <w:tbl>
       <w:tblPr>
         <w:tblStyle w:val="TableGrid"/>
-        <w:tblW w:w="0" w:type="auto"/>
+        <w:tblW w:w="5000" w:type="pct"/>
+        <w:tblLayout w:type="fixed"/>
         <w:tblLook w:val="04A0" w:firstRow="1" w:lastRow="0" w:firstColumn="1" w:lastColumn="0" w:noHBand="0" w:noVBand="1"/>
       </w:tblPr>
       <w:tblGrid>
-        <w:gridCol w:w="3230"/>
-        <w:gridCol w:w="3230"/>
-        <w:gridCol w:w="3230"/>
+        <w:gridCol w:w="3301"/>
+        <w:gridCol w:w="3302"/>
+        <w:gridCol w:w="3302"/>
       </w:tblGrid>
       <w:tr>
         <w:tc>
@@ -4777,6 +4923,9 @@
             <w:tcW w:w="3230" w:type="dxa"/>
           </w:tcPr>
           <w:p>
+            <w:pPr>
+              <w:jc w:val="center"/>
+            </w:pPr>
             <w:proofErr w:type="spellStart"/>
             <w:r>
               <w:rPr>
@@ -4792,6 +4941,9 @@
             <w:tcW w:w="3230" w:type="dxa"/>
           </w:tcPr>
           <w:p>
+            <w:pPr>
+              <w:jc w:val="center"/>
+            </w:pPr>
             <w:r>
               <w:rPr>
                 <w:b/>
@@ -4805,6 +4957,9 @@
             <w:tcW w:w="3230" w:type="dxa"/>
           </w:tcPr>
           <w:p>
+            <w:pPr>
+              <w:jc w:val="center"/>
+            </w:pPr>
             <w:r>
               <w:rPr>
                 <w:b/>
@@ -4815,6 +4970,9 @@
         </w:tc>
       </w:tr>
       <w:tr>
+        <w:trPr>
+          <w:cantSplit/>
+        </w:trPr>
         <w:tc>
           <w:tcPr>
             <w:tcW w:w="3230" w:type="dxa"/>
@@ -4847,6 +5005,9 @@
         </w:tc>
       </w:tr>
       <w:tr>
+        <w:trPr>
+          <w:cantSplit/>
+        </w:trPr>
         <w:tc>
           <w:tcPr>
             <w:tcW w:w="3230" w:type="dxa"/>
@@ -4879,6 +5040,9 @@
         </w:tc>
       </w:tr>
       <w:tr>
+        <w:trPr>
+          <w:cantSplit/>
+        </w:trPr>
         <w:tc>
           <w:tcPr>
             <w:tcW w:w="3230" w:type="dxa"/>
@@ -4911,6 +5075,9 @@
         </w:tc>
       </w:tr>
       <w:tr>
+        <w:trPr>
+          <w:cantSplit/>
+        </w:trPr>
         <w:tc>
           <w:tcPr>
             <w:tcW w:w="3230" w:type="dxa"/>
@@ -4946,6 +5113,8 @@
     <w:p/>
     <w:p>
       <w:pPr>
+        <w:keepNext/>
+        <w:spacing w:before="120"/>
         <w:jc w:val="center"/>
       </w:pPr>
       <w:r>
@@ -4954,8 +5123,8 @@
         </w:rPr>
         <w:lastRenderedPageBreak/>
         <w:drawing>
-          <wp:inline distT="0" distB="0" distL="0" distR="0" wp14:anchorId="64BD02D9" wp14:editId="422324A9">
-            <wp:extent cx="5029200" cy="3152059"/>
+          <wp:inline distT="0" distB="0" distL="0" distR="0" wp14:anchorId="3D6848A7" wp14:editId="64B7F373">
+            <wp:extent cx="4320000" cy="2070415"/>
             <wp:effectExtent l="0" t="0" r="0" b="0"/>
             <wp:docPr id="3" name="Picture 3"/>
             <wp:cNvGraphicFramePr>
@@ -4969,7 +5138,7 @@
                     <pic:cNvPicPr/>
                   </pic:nvPicPr>
                   <pic:blipFill>
-                    <a:blip r:embed="rId8"/>
+                    <a:blip r:embed="rId10"/>
                     <a:stretch>
                       <a:fillRect/>
                     </a:stretch>
@@ -4977,7 +5146,7 @@
                   <pic:spPr>
                     <a:xfrm>
                       <a:off x="0" y="0"/>
-                      <a:ext cx="5029200" cy="3152059"/>
+                      <a:ext cx="4320000" cy="2070415"/>
                     </a:xfrm>
                     <a:prstGeom prst="rect">
                       <a:avLst/>
@@ -4992,6 +5161,8 @@
     </w:p>
     <w:p>
       <w:pPr>
+        <w:keepLines/>
+        <w:spacing w:before="60" w:after="120"/>
         <w:jc w:val="center"/>
         <w:rPr>
           <w:lang w:val="ru-RU"/>
@@ -5038,6 +5209,8 @@
     </w:p>
     <w:p>
       <w:pPr>
+        <w:keepNext/>
+        <w:spacing w:after="60"/>
         <w:rPr>
           <w:lang w:val="ru-RU"/>
         </w:rPr>
@@ -5059,13 +5232,14 @@
     <w:tbl>
       <w:tblPr>
         <w:tblStyle w:val="TableGrid"/>
-        <w:tblW w:w="0" w:type="auto"/>
+        <w:tblW w:w="5000" w:type="pct"/>
+        <w:tblLayout w:type="fixed"/>
         <w:tblLook w:val="04A0" w:firstRow="1" w:lastRow="0" w:firstColumn="1" w:lastColumn="0" w:noHBand="0" w:noVBand="1"/>
       </w:tblPr>
       <w:tblGrid>
-        <w:gridCol w:w="3230"/>
-        <w:gridCol w:w="3230"/>
-        <w:gridCol w:w="3230"/>
+        <w:gridCol w:w="3301"/>
+        <w:gridCol w:w="3302"/>
+        <w:gridCol w:w="3302"/>
       </w:tblGrid>
       <w:tr>
         <w:tc>
@@ -5073,6 +5247,9 @@
             <w:tcW w:w="3230" w:type="dxa"/>
           </w:tcPr>
           <w:p>
+            <w:pPr>
+              <w:jc w:val="center"/>
+            </w:pPr>
             <w:r>
               <w:rPr>
                 <w:b/>
@@ -5086,6 +5263,9 @@
             <w:tcW w:w="3230" w:type="dxa"/>
           </w:tcPr>
           <w:p>
+            <w:pPr>
+              <w:jc w:val="center"/>
+            </w:pPr>
             <w:r>
               <w:rPr>
                 <w:b/>
@@ -5099,6 +5279,9 @@
             <w:tcW w:w="3230" w:type="dxa"/>
           </w:tcPr>
           <w:p>
+            <w:pPr>
+              <w:jc w:val="center"/>
+            </w:pPr>
             <w:r>
               <w:rPr>
                 <w:b/>
@@ -5109,6 +5292,9 @@
         </w:tc>
       </w:tr>
       <w:tr>
+        <w:trPr>
+          <w:cantSplit/>
+        </w:trPr>
         <w:tc>
           <w:tcPr>
             <w:tcW w:w="3230" w:type="dxa"/>
@@ -5141,6 +5327,9 @@
         </w:tc>
       </w:tr>
       <w:tr>
+        <w:trPr>
+          <w:cantSplit/>
+        </w:trPr>
         <w:tc>
           <w:tcPr>
             <w:tcW w:w="3230" w:type="dxa"/>
@@ -5173,6 +5362,9 @@
         </w:tc>
       </w:tr>
       <w:tr>
+        <w:trPr>
+          <w:cantSplit/>
+        </w:trPr>
         <w:tc>
           <w:tcPr>
             <w:tcW w:w="3230" w:type="dxa"/>
@@ -5205,6 +5397,9 @@
         </w:tc>
       </w:tr>
       <w:tr>
+        <w:trPr>
+          <w:cantSplit/>
+        </w:trPr>
         <w:tc>
           <w:tcPr>
             <w:tcW w:w="3230" w:type="dxa"/>
@@ -5237,6 +5432,9 @@
         </w:tc>
       </w:tr>
       <w:tr>
+        <w:trPr>
+          <w:cantSplit/>
+        </w:trPr>
         <w:tc>
           <w:tcPr>
             <w:tcW w:w="3230" w:type="dxa"/>
@@ -5269,6 +5467,9 @@
         </w:tc>
       </w:tr>
       <w:tr>
+        <w:trPr>
+          <w:cantSplit/>
+        </w:trPr>
         <w:tc>
           <w:tcPr>
             <w:tcW w:w="3230" w:type="dxa"/>
@@ -5301,6 +5502,9 @@
         </w:tc>
       </w:tr>
       <w:tr>
+        <w:trPr>
+          <w:cantSplit/>
+        </w:trPr>
         <w:tc>
           <w:tcPr>
             <w:tcW w:w="3230" w:type="dxa"/>
@@ -5333,13 +5537,15 @@
         </w:tc>
       </w:tr>
       <w:tr>
+        <w:trPr>
+          <w:cantSplit/>
+        </w:trPr>
         <w:tc>
           <w:tcPr>
             <w:tcW w:w="3230" w:type="dxa"/>
           </w:tcPr>
           <w:p>
             <w:r>
-              <w:lastRenderedPageBreak/>
               <w:t>Проверка сервера</w:t>
             </w:r>
           </w:p>
@@ -5369,12 +5575,14 @@
     <w:p/>
     <w:p>
       <w:pPr>
+        <w:keepNext/>
         <w:ind w:firstLine="709"/>
       </w:pPr>
       <w:r>
         <w:rPr>
           <w:b/>
         </w:rPr>
+        <w:lastRenderedPageBreak/>
         <w:t>4.3 Клиентское приложение</w:t>
       </w:r>
     </w:p>
@@ -5581,6 +5789,7 @@
     </w:p>
     <w:p>
       <w:pPr>
+        <w:keepNext/>
         <w:ind w:firstLine="709"/>
         <w:rPr>
           <w:lang w:val="ru-RU"/>
@@ -5652,35 +5861,52 @@
         <w:rPr>
           <w:lang w:val="ru-RU"/>
         </w:rPr>
-        <w:t xml:space="preserve">Меню «Файл» открывает параметры подключения (адрес сервера, имя базы, таймаут). Меню «База данных» — управление списком баз и принудительное обновление таблиц. Меню «Граф» объединяет импорт и </w:t>
+        <w:t xml:space="preserve">Меню «Файл» открывает параметры подключения (адрес сервера, имя базы, таймаут). Меню «База данных» — управление списком баз и принудительное обновление таблиц. Меню «Граф» объединяет импорт и экспорт файлов, а также два режима визуализации: обычное окно со сводкой по </w:t>
       </w:r>
       <w:r>
         <w:rPr>
           <w:lang w:val="ru-RU"/>
         </w:rPr>
         <w:lastRenderedPageBreak/>
-        <w:t xml:space="preserve">экспорт файлов, а также два режима визуализации: обычное окно со сводкой по числу вершин и рёбер и полноэкранный режим только с рисунком графа. </w:t>
-      </w:r>
-      <w:r>
-        <w:rPr>
-          <w:lang w:val="ru-RU"/>
-        </w:rPr>
-        <w:t xml:space="preserve">Меню «Справка» открывает документацию </w:t>
-      </w:r>
-      <w:r>
-        <w:t xml:space="preserve">API в </w:t>
+        <w:t xml:space="preserve">числу вершин и рёбер и полноэкранный режим только с рисунком графа. </w:t>
       </w:r>
       <w:proofErr w:type="spellStart"/>
       <w:r>
-        <w:t>браузере</w:t>
+        <w:t>Меню</w:t>
       </w:r>
       <w:proofErr w:type="spellEnd"/>
       <w:r>
-        <w:t>.</w:t>
-      </w:r>
-    </w:p>
-    <w:p>
-      <w:pPr>
+        <w:t xml:space="preserve"> «</w:t>
+      </w:r>
+      <w:proofErr w:type="spellStart"/>
+      <w:r>
+        <w:t>Справка</w:t>
+      </w:r>
+      <w:proofErr w:type="spellEnd"/>
+      <w:r>
+        <w:t xml:space="preserve">» </w:t>
+      </w:r>
+      <w:proofErr w:type="spellStart"/>
+      <w:r>
+        <w:t>открывает</w:t>
+      </w:r>
+      <w:proofErr w:type="spellEnd"/>
+      <w:r>
+        <w:t xml:space="preserve"> </w:t>
+      </w:r>
+      <w:proofErr w:type="spellStart"/>
+      <w:r>
+        <w:t>документацию</w:t>
+      </w:r>
+      <w:proofErr w:type="spellEnd"/>
+      <w:r>
+        <w:t xml:space="preserve"> API в браузере.</w:t>
+      </w:r>
+    </w:p>
+    <w:p>
+      <w:pPr>
+        <w:keepNext/>
+        <w:spacing w:before="120"/>
         <w:jc w:val="center"/>
       </w:pPr>
       <w:r>
@@ -5688,8 +5914,8 @@
           <w:noProof/>
         </w:rPr>
         <w:drawing>
-          <wp:inline distT="0" distB="0" distL="0" distR="0" wp14:anchorId="59423B76" wp14:editId="5CF0166D">
-            <wp:extent cx="5029200" cy="3064407"/>
+          <wp:inline distT="0" distB="0" distL="0" distR="0" wp14:anchorId="0003793E" wp14:editId="204EF9AC">
+            <wp:extent cx="5760000" cy="3509700"/>
             <wp:effectExtent l="0" t="0" r="0" b="0"/>
             <wp:docPr id="4" name="Picture 4"/>
             <wp:cNvGraphicFramePr>
@@ -5703,7 +5929,7 @@
                     <pic:cNvPicPr/>
                   </pic:nvPicPr>
                   <pic:blipFill>
-                    <a:blip r:embed="rId9"/>
+                    <a:blip r:embed="rId11"/>
                     <a:stretch>
                       <a:fillRect/>
                     </a:stretch>
@@ -5711,7 +5937,7 @@
                   <pic:spPr>
                     <a:xfrm>
                       <a:off x="0" y="0"/>
-                      <a:ext cx="5029200" cy="3064407"/>
+                      <a:ext cx="5760000" cy="3509700"/>
                     </a:xfrm>
                     <a:prstGeom prst="rect">
                       <a:avLst/>
@@ -5726,6 +5952,8 @@
     </w:p>
     <w:p>
       <w:pPr>
+        <w:keepLines/>
+        <w:spacing w:before="60" w:after="120"/>
         <w:jc w:val="center"/>
         <w:rPr>
           <w:lang w:val="ru-RU"/>
@@ -5747,6 +5975,21 @@
       </w:pPr>
       <w:r>
         <w:rPr>
+          <w:lang w:val="ru-RU"/>
+        </w:rPr>
+        <w:t>Примечание — на рисунках 5–7 показаны схематические изображения интерфейса. При подготовке к защите их можно заменить снимками экрана реально запущенной программы; см. рекомендации в конце раздела 4.3.</w:t>
+      </w:r>
+    </w:p>
+    <w:p>
+      <w:pPr>
+        <w:keepNext/>
+        <w:ind w:firstLine="709"/>
+        <w:rPr>
+          <w:lang w:val="ru-RU"/>
+        </w:rPr>
+      </w:pPr>
+      <w:r>
+        <w:rPr>
           <w:b/>
           <w:lang w:val="ru-RU"/>
         </w:rPr>
@@ -5787,6 +6030,8 @@
     </w:p>
     <w:p>
       <w:pPr>
+        <w:keepNext/>
+        <w:spacing w:before="120"/>
         <w:jc w:val="center"/>
       </w:pPr>
       <w:r>
@@ -5795,8 +6040,8 @@
         </w:rPr>
         <w:lastRenderedPageBreak/>
         <w:drawing>
-          <wp:inline distT="0" distB="0" distL="0" distR="0" wp14:anchorId="01993768" wp14:editId="6DEF4228">
-            <wp:extent cx="5029200" cy="3002301"/>
+          <wp:inline distT="0" distB="0" distL="0" distR="0" wp14:anchorId="10CCED2B" wp14:editId="20B335F8">
+            <wp:extent cx="5760000" cy="3438569"/>
             <wp:effectExtent l="0" t="0" r="0" b="0"/>
             <wp:docPr id="5" name="Picture 5"/>
             <wp:cNvGraphicFramePr>
@@ -5810,7 +6055,7 @@
                     <pic:cNvPicPr/>
                   </pic:nvPicPr>
                   <pic:blipFill>
-                    <a:blip r:embed="rId10"/>
+                    <a:blip r:embed="rId12"/>
                     <a:stretch>
                       <a:fillRect/>
                     </a:stretch>
@@ -5818,7 +6063,7 @@
                   <pic:spPr>
                     <a:xfrm>
                       <a:off x="0" y="0"/>
-                      <a:ext cx="5029200" cy="3002301"/>
+                      <a:ext cx="5760000" cy="3438569"/>
                     </a:xfrm>
                     <a:prstGeom prst="rect">
                       <a:avLst/>
@@ -5833,6 +6078,8 @@
     </w:p>
     <w:p>
       <w:pPr>
+        <w:keepLines/>
+        <w:spacing w:before="60" w:after="120"/>
         <w:jc w:val="center"/>
         <w:rPr>
           <w:lang w:val="ru-RU"/>
@@ -5855,9 +6102,11 @@
         </w:rPr>
         <w:t xml:space="preserve">Окно визуализации (рисунок 6) запрашивает у сервера снимок графа, строит ориентированный граф с помощью библиотеки </w:t>
       </w:r>
+      <w:proofErr w:type="spellStart"/>
       <w:r>
         <w:t>NetworkX</w:t>
       </w:r>
+      <w:proofErr w:type="spellEnd"/>
       <w:r>
         <w:rPr>
           <w:lang w:val="ru-RU"/>
@@ -5873,21 +6122,53 @@
         </w:rPr>
         <w:t xml:space="preserve">. При большом числе вершин вывод ограничен первыми 500 элементами, чтобы окно оставалось отзывчивым. </w:t>
       </w:r>
-      <w:r>
-        <w:t>Полноэкранный режим удобен для демонстрации структуры связей на защите.</w:t>
-      </w:r>
-    </w:p>
-    <w:p>
-      <w:pPr>
+      <w:proofErr w:type="spellStart"/>
+      <w:r>
+        <w:t>Полноэкранный</w:t>
+      </w:r>
+      <w:proofErr w:type="spellEnd"/>
+      <w:r>
+        <w:t xml:space="preserve"> </w:t>
+      </w:r>
+      <w:proofErr w:type="spellStart"/>
+      <w:r>
+        <w:t>режим</w:t>
+      </w:r>
+      <w:proofErr w:type="spellEnd"/>
+      <w:r>
+        <w:t xml:space="preserve"> </w:t>
+      </w:r>
+      <w:proofErr w:type="spellStart"/>
+      <w:r>
+        <w:t>удобен</w:t>
+      </w:r>
+      <w:proofErr w:type="spellEnd"/>
+      <w:r>
+        <w:t xml:space="preserve"> </w:t>
+      </w:r>
+      <w:proofErr w:type="spellStart"/>
+      <w:r>
+        <w:t>для</w:t>
+      </w:r>
+      <w:proofErr w:type="spellEnd"/>
+      <w:r>
+        <w:t xml:space="preserve"> демонстрации структуры связей на защите.</w:t>
+      </w:r>
+    </w:p>
+    <w:p>
+      <w:pPr>
+        <w:keepNext/>
+        <w:spacing w:before="120"/>
         <w:jc w:val="center"/>
       </w:pPr>
       <w:r>
         <w:rPr>
           <w:noProof/>
         </w:rPr>
+        <w:lastRenderedPageBreak/>
         <w:drawing>
-          <wp:inline distT="0" distB="0" distL="0" distR="0" wp14:anchorId="0EC9ED46" wp14:editId="73A0554B">
-            <wp:extent cx="5029200" cy="3275244"/>
+          <wp:inline distT="0" distB="0" distL="0" distR="0" wp14:anchorId="162A34CA" wp14:editId="6C37E25D">
+            <wp:extent cx="4320000" cy="2384262"/>
             <wp:effectExtent l="0" t="0" r="0" b="0"/>
             <wp:docPr id="6" name="Picture 6"/>
             <wp:cNvGraphicFramePr>
@@ -5901,7 +6182,7 @@
                     <pic:cNvPicPr/>
                   </pic:nvPicPr>
                   <pic:blipFill>
-                    <a:blip r:embed="rId11"/>
+                    <a:blip r:embed="rId13"/>
                     <a:stretch>
                       <a:fillRect/>
                     </a:stretch>
@@ -5909,7 +6190,7 @@
                   <pic:spPr>
                     <a:xfrm>
                       <a:off x="0" y="0"/>
-                      <a:ext cx="5029200" cy="3275244"/>
+                      <a:ext cx="4320000" cy="2384262"/>
                     </a:xfrm>
                     <a:prstGeom prst="rect">
                       <a:avLst/>
@@ -5924,6 +6205,8 @@
     </w:p>
     <w:p>
       <w:pPr>
+        <w:keepLines/>
+        <w:spacing w:before="60" w:after="120"/>
         <w:jc w:val="center"/>
         <w:rPr>
           <w:lang w:val="ru-RU"/>
@@ -5933,8 +6216,564 @@
         <w:rPr>
           <w:lang w:val="ru-RU"/>
         </w:rPr>
+        <w:t>Рисунок 6 — Окно визуализации графа (схематическое изображение)</w:t>
+      </w:r>
+    </w:p>
+    <w:p>
+      <w:pPr>
+        <w:keepNext/>
+        <w:ind w:firstLine="709"/>
+        <w:rPr>
+          <w:lang w:val="ru-RU"/>
+        </w:rPr>
+      </w:pPr>
+      <w:r>
+        <w:rPr>
+          <w:b/>
+          <w:lang w:val="ru-RU"/>
+        </w:rPr>
+        <w:t>4.3.3 Техническая реализация взаимодействия с сервером</w:t>
+      </w:r>
+    </w:p>
+    <w:p>
+      <w:pPr>
+        <w:ind w:firstLine="709"/>
+        <w:rPr>
+          <w:lang w:val="ru-RU"/>
+        </w:rPr>
+      </w:pPr>
+      <w:r>
+        <w:rPr>
+          <w:lang w:val="ru-RU"/>
+        </w:rPr>
+        <w:t xml:space="preserve">За сетевое взаимодействие отвечает модуль </w:t>
+      </w:r>
+      <w:proofErr w:type="spellStart"/>
+      <w:r>
+        <w:t>api</w:t>
+      </w:r>
+      <w:proofErr w:type="spellEnd"/>
+      <w:r>
+        <w:rPr>
+          <w:lang w:val="ru-RU"/>
+        </w:rPr>
+        <w:t>_</w:t>
+      </w:r>
+      <w:r>
+        <w:t>client</w:t>
+      </w:r>
+      <w:r>
+        <w:rPr>
+          <w:lang w:val="ru-RU"/>
+        </w:rPr>
+        <w:t>.</w:t>
+      </w:r>
+      <w:proofErr w:type="spellStart"/>
+      <w:r>
+        <w:t>py</w:t>
+      </w:r>
+      <w:proofErr w:type="spellEnd"/>
+      <w:r>
+        <w:rPr>
+          <w:lang w:val="ru-RU"/>
+        </w:rPr>
+        <w:t xml:space="preserve">. Класс </w:t>
+      </w:r>
+      <w:proofErr w:type="spellStart"/>
+      <w:r>
+        <w:t>ApiClient</w:t>
+      </w:r>
+      <w:proofErr w:type="spellEnd"/>
+      <w:r>
+        <w:rPr>
+          <w:lang w:val="ru-RU"/>
+        </w:rPr>
+        <w:t xml:space="preserve"> хранит базовый </w:t>
+      </w:r>
+      <w:r>
+        <w:t>URL</w:t>
+      </w:r>
+      <w:r>
+        <w:rPr>
+          <w:lang w:val="ru-RU"/>
+        </w:rPr>
+        <w:t xml:space="preserve"> сервера, имя выбранной базы данных и таймаут; для каждого запроса добавляет заголовок </w:t>
+      </w:r>
+      <w:r>
+        <w:t>X</w:t>
+      </w:r>
+      <w:r>
+        <w:rPr>
+          <w:lang w:val="ru-RU"/>
+        </w:rPr>
+        <w:t>-</w:t>
+      </w:r>
+      <w:r>
+        <w:t>Database</w:t>
+      </w:r>
+      <w:r>
+        <w:rPr>
+          <w:lang w:val="ru-RU"/>
+        </w:rPr>
+        <w:t xml:space="preserve">, чтобы </w:t>
+      </w:r>
+      <w:r>
+        <w:t>API</w:t>
+      </w:r>
+      <w:r>
+        <w:rPr>
+          <w:lang w:val="ru-RU"/>
+        </w:rPr>
+        <w:t xml:space="preserve"> направлял операцию в нужную базу </w:t>
+      </w:r>
+      <w:r>
+        <w:t>Neo</w:t>
+      </w:r>
+      <w:r>
+        <w:rPr>
+          <w:lang w:val="ru-RU"/>
+        </w:rPr>
+        <w:t>4</w:t>
+      </w:r>
+      <w:r>
+        <w:t>j</w:t>
+      </w:r>
+      <w:r>
+        <w:rPr>
+          <w:lang w:val="ru-RU"/>
+        </w:rPr>
+        <w:t xml:space="preserve">. Внутри используется библиотека </w:t>
+      </w:r>
+      <w:proofErr w:type="spellStart"/>
+      <w:r>
+        <w:t>httpx</w:t>
+      </w:r>
+      <w:proofErr w:type="spellEnd"/>
+      <w:r>
+        <w:rPr>
+          <w:lang w:val="ru-RU"/>
+        </w:rPr>
+        <w:t xml:space="preserve">: она выполняет синхронные </w:t>
+      </w:r>
+      <w:r>
+        <w:t>HTTP</w:t>
+      </w:r>
+      <w:r>
+        <w:rPr>
+          <w:lang w:val="ru-RU"/>
+        </w:rPr>
+        <w:t xml:space="preserve">-вызовы </w:t>
+      </w:r>
+      <w:r>
+        <w:t>GET</w:t>
+      </w:r>
+      <w:r>
+        <w:rPr>
+          <w:lang w:val="ru-RU"/>
+        </w:rPr>
+        <w:t xml:space="preserve">, </w:t>
+      </w:r>
+      <w:r>
+        <w:t>POST</w:t>
+      </w:r>
+      <w:r>
+        <w:rPr>
+          <w:lang w:val="ru-RU"/>
+        </w:rPr>
+        <w:t xml:space="preserve">, </w:t>
+      </w:r>
+      <w:r>
+        <w:t>PATCH</w:t>
+      </w:r>
+      <w:r>
+        <w:rPr>
+          <w:lang w:val="ru-RU"/>
+        </w:rPr>
+        <w:t xml:space="preserve">, </w:t>
+      </w:r>
+      <w:r>
+        <w:t>DELETE</w:t>
+      </w:r>
+      <w:r>
+        <w:rPr>
+          <w:lang w:val="ru-RU"/>
+        </w:rPr>
+        <w:t xml:space="preserve"> к маршрутам /</w:t>
+      </w:r>
+      <w:r>
+        <w:t>nodes</w:t>
+      </w:r>
+      <w:r>
+        <w:rPr>
+          <w:lang w:val="ru-RU"/>
+        </w:rPr>
+        <w:t>, /</w:t>
+      </w:r>
+      <w:r>
+        <w:t>relationships</w:t>
+      </w:r>
+      <w:r>
+        <w:rPr>
+          <w:lang w:val="ru-RU"/>
+        </w:rPr>
+        <w:t>, /</w:t>
+      </w:r>
+      <w:r>
+        <w:t>graph</w:t>
+      </w:r>
+      <w:r>
+        <w:rPr>
+          <w:lang w:val="ru-RU"/>
+        </w:rPr>
+        <w:t>/</w:t>
+      </w:r>
+      <w:r>
+        <w:t>import</w:t>
+      </w:r>
+      <w:r>
+        <w:rPr>
+          <w:lang w:val="ru-RU"/>
+        </w:rPr>
+        <w:t>, /</w:t>
+      </w:r>
+      <w:r>
+        <w:t>graph</w:t>
+      </w:r>
+      <w:r>
+        <w:rPr>
+          <w:lang w:val="ru-RU"/>
+        </w:rPr>
+        <w:t>/</w:t>
+      </w:r>
+      <w:r>
+        <w:t>export</w:t>
+      </w:r>
+      <w:r>
+        <w:rPr>
+          <w:lang w:val="ru-RU"/>
+        </w:rPr>
+        <w:t xml:space="preserve"> и др.</w:t>
+      </w:r>
+    </w:p>
+    <w:p>
+      <w:pPr>
+        <w:ind w:firstLine="709"/>
+        <w:rPr>
+          <w:lang w:val="ru-RU"/>
+        </w:rPr>
+      </w:pPr>
+      <w:r>
+        <w:rPr>
+          <w:lang w:val="ru-RU"/>
+        </w:rPr>
+        <w:t xml:space="preserve">Главное окно </w:t>
+      </w:r>
+      <w:proofErr w:type="spellStart"/>
+      <w:r>
+        <w:t>MainFrame</w:t>
+      </w:r>
+      <w:proofErr w:type="spellEnd"/>
+      <w:r>
+        <w:rPr>
+          <w:lang w:val="ru-RU"/>
+        </w:rPr>
+        <w:t xml:space="preserve"> при запуске загружает настройки из файла %</w:t>
+      </w:r>
+      <w:r>
+        <w:t>USERPROFILE</w:t>
+      </w:r>
+      <w:r>
+        <w:rPr>
+          <w:lang w:val="ru-RU"/>
+        </w:rPr>
+        <w:t>%\.</w:t>
+      </w:r>
+      <w:r>
+        <w:t>graph</w:t>
+      </w:r>
+      <w:r>
+        <w:rPr>
+          <w:lang w:val="ru-RU"/>
+        </w:rPr>
+        <w:t>_</w:t>
+      </w:r>
+      <w:r>
+        <w:t>engine</w:t>
+      </w:r>
+      <w:r>
+        <w:rPr>
+          <w:lang w:val="ru-RU"/>
+        </w:rPr>
+        <w:t>_</w:t>
+      </w:r>
+      <w:proofErr w:type="spellStart"/>
+      <w:r>
+        <w:t>gui</w:t>
+      </w:r>
+      <w:proofErr w:type="spellEnd"/>
+      <w:r>
+        <w:rPr>
+          <w:lang w:val="ru-RU"/>
+        </w:rPr>
+        <w:t>.</w:t>
+      </w:r>
+      <w:r>
+        <w:t>json</w:t>
+      </w:r>
+      <w:r>
+        <w:rPr>
+          <w:lang w:val="ru-RU"/>
+        </w:rPr>
+        <w:t xml:space="preserve"> (на </w:t>
+      </w:r>
+      <w:r>
+        <w:t>Linux</w:t>
+      </w:r>
+      <w:r>
+        <w:rPr>
+          <w:lang w:val="ru-RU"/>
+        </w:rPr>
+        <w:t xml:space="preserve"> и </w:t>
+      </w:r>
+      <w:r>
+        <w:t>macOS</w:t>
+      </w:r>
+      <w:r>
+        <w:rPr>
+          <w:lang w:val="ru-RU"/>
+        </w:rPr>
+        <w:t xml:space="preserve"> — из каталога домашнего профиля), создаёт экземпляр </w:t>
+      </w:r>
+      <w:proofErr w:type="spellStart"/>
+      <w:r>
+        <w:t>ApiClient</w:t>
+      </w:r>
+      <w:proofErr w:type="spellEnd"/>
+      <w:r>
+        <w:rPr>
+          <w:lang w:val="ru-RU"/>
+        </w:rPr>
+        <w:t xml:space="preserve"> и в фоновом потоке проверяет доступность /</w:t>
+      </w:r>
+      <w:r>
+        <w:t>health</w:t>
+      </w:r>
+      <w:r>
+        <w:rPr>
+          <w:lang w:val="ru-RU"/>
+        </w:rPr>
+        <w:t>. Длительные операции — загрузка таблиц, импорт файла, экспорт, удаление — не блокируют интерфейс: метод _</w:t>
+      </w:r>
+      <w:r>
+        <w:t>async</w:t>
+      </w:r>
+      <w:r>
+        <w:rPr>
+          <w:lang w:val="ru-RU"/>
+        </w:rPr>
+        <w:t xml:space="preserve"> запускает функцию в отдельном потоке </w:t>
+      </w:r>
+      <w:r>
+        <w:t>threading</w:t>
+      </w:r>
+      <w:r>
+        <w:rPr>
+          <w:lang w:val="ru-RU"/>
+        </w:rPr>
+        <w:t xml:space="preserve">, а результат передаёт в главный поток </w:t>
+      </w:r>
+      <w:r>
+        <w:t>GTK</w:t>
+      </w:r>
+      <w:r>
+        <w:rPr>
+          <w:lang w:val="ru-RU"/>
+        </w:rPr>
+        <w:t>/</w:t>
+      </w:r>
+      <w:proofErr w:type="spellStart"/>
+      <w:r>
+        <w:t>wx</w:t>
+      </w:r>
+      <w:proofErr w:type="spellEnd"/>
+      <w:r>
+        <w:rPr>
+          <w:lang w:val="ru-RU"/>
+        </w:rPr>
+        <w:t xml:space="preserve"> через </w:t>
+      </w:r>
+      <w:proofErr w:type="spellStart"/>
+      <w:r>
+        <w:t>wx</w:t>
+      </w:r>
+      <w:proofErr w:type="spellEnd"/>
+      <w:r>
+        <w:rPr>
+          <w:lang w:val="ru-RU"/>
+        </w:rPr>
+        <w:t>.</w:t>
+      </w:r>
+      <w:proofErr w:type="spellStart"/>
+      <w:r>
+        <w:t>CallAfter</w:t>
+      </w:r>
+      <w:proofErr w:type="spellEnd"/>
+      <w:r>
+        <w:rPr>
+          <w:lang w:val="ru-RU"/>
+        </w:rPr>
+        <w:t>. Так интерфейс остаётся отзывчивым во время ожидания ответа сервера.</w:t>
+      </w:r>
+    </w:p>
+    <w:p>
+      <w:pPr>
+        <w:ind w:firstLine="709"/>
+        <w:rPr>
+          <w:lang w:val="ru-RU"/>
+        </w:rPr>
+      </w:pPr>
+      <w:r>
+        <w:rPr>
+          <w:lang w:val="ru-RU"/>
+        </w:rPr>
+        <w:t xml:space="preserve">При нажатии кнопки «Обновить» клиент вызывает </w:t>
+      </w:r>
+      <w:r>
+        <w:t>GET</w:t>
+      </w:r>
+      <w:r>
+        <w:rPr>
+          <w:lang w:val="ru-RU"/>
+        </w:rPr>
+        <w:t xml:space="preserve"> /</w:t>
+      </w:r>
+      <w:r>
+        <w:t>nodes</w:t>
+      </w:r>
+      <w:r>
+        <w:rPr>
+          <w:lang w:val="ru-RU"/>
+        </w:rPr>
+        <w:t>/</w:t>
+      </w:r>
+      <w:r>
+        <w:t>list</w:t>
+      </w:r>
+      <w:r>
+        <w:rPr>
+          <w:lang w:val="ru-RU"/>
+        </w:rPr>
+        <w:t xml:space="preserve"> и </w:t>
+      </w:r>
+      <w:r>
+        <w:t>GET</w:t>
+      </w:r>
+      <w:r>
+        <w:rPr>
+          <w:lang w:val="ru-RU"/>
+        </w:rPr>
+        <w:t xml:space="preserve"> /</w:t>
+      </w:r>
+      <w:r>
+        <w:t>relationships</w:t>
+      </w:r>
+      <w:r>
+        <w:rPr>
+          <w:lang w:val="ru-RU"/>
+        </w:rPr>
+        <w:t>/</w:t>
+      </w:r>
+      <w:r>
+        <w:t>list</w:t>
+      </w:r>
+      <w:r>
+        <w:rPr>
+          <w:lang w:val="ru-RU"/>
+        </w:rPr>
+        <w:t xml:space="preserve">, получает </w:t>
+      </w:r>
+      <w:r>
+        <w:t>JSON</w:t>
+      </w:r>
+      <w:r>
+        <w:rPr>
+          <w:lang w:val="ru-RU"/>
+        </w:rPr>
+        <w:t>-массивы и заполняет таблицы. Ошибки сети или ответы 4</w:t>
+      </w:r>
+      <w:r>
+        <w:t>xx</w:t>
+      </w:r>
+      <w:r>
+        <w:rPr>
+          <w:lang w:val="ru-RU"/>
+        </w:rPr>
+        <w:t>/5</w:t>
+      </w:r>
+      <w:r>
+        <w:t>xx</w:t>
+      </w:r>
+      <w:r>
+        <w:rPr>
+          <w:lang w:val="ru-RU"/>
+        </w:rPr>
+        <w:t xml:space="preserve"> преобразуются в исключение </w:t>
+      </w:r>
+      <w:proofErr w:type="spellStart"/>
+      <w:r>
+        <w:t>ApiError</w:t>
+      </w:r>
+      <w:proofErr w:type="spellEnd"/>
+      <w:r>
+        <w:rPr>
+          <w:lang w:val="ru-RU"/>
+        </w:rPr>
+        <w:t xml:space="preserve"> и показываются в </w:t>
+      </w:r>
+      <w:r>
+        <w:rPr>
+          <w:lang w:val="ru-RU"/>
+        </w:rPr>
         <w:lastRenderedPageBreak/>
-        <w:t>Рисунок 6 — Окно визуализации графа (схематическое изображение)</w:t>
+        <w:t xml:space="preserve">диалоговом окне с понятным заголовком на русском языке. Текст </w:t>
+      </w:r>
+      <w:r>
+        <w:t>detail</w:t>
+      </w:r>
+      <w:r>
+        <w:rPr>
+          <w:lang w:val="ru-RU"/>
+        </w:rPr>
+        <w:t xml:space="preserve"> от самого </w:t>
+      </w:r>
+      <w:proofErr w:type="spellStart"/>
+      <w:r>
+        <w:t>FastAPI</w:t>
+      </w:r>
+      <w:proofErr w:type="spellEnd"/>
+      <w:r>
+        <w:rPr>
+          <w:lang w:val="ru-RU"/>
+        </w:rPr>
+        <w:t xml:space="preserve"> при сбоях </w:t>
+      </w:r>
+      <w:r>
+        <w:t>Neo</w:t>
+      </w:r>
+      <w:r>
+        <w:rPr>
+          <w:lang w:val="ru-RU"/>
+        </w:rPr>
+        <w:t>4</w:t>
+      </w:r>
+      <w:r>
+        <w:t>j</w:t>
+      </w:r>
+      <w:r>
+        <w:rPr>
+          <w:lang w:val="ru-RU"/>
+        </w:rPr>
+        <w:t xml:space="preserve"> может оставаться на английском — это ограничение текущей локализации.</w:t>
       </w:r>
     </w:p>
     <w:p>
@@ -5946,10 +6785,25 @@
       </w:pPr>
       <w:r>
         <w:rPr>
+          <w:lang w:val="ru-RU"/>
+        </w:rPr>
+        <w:t>Таким образом, клиент не дублирует бизнес-логику сервера: он лишь формирует корректные запросы (см. таблицу 3) и отображает ответы.</w:t>
+      </w:r>
+    </w:p>
+    <w:p>
+      <w:pPr>
+        <w:keepNext/>
+        <w:ind w:firstLine="709"/>
+        <w:rPr>
+          <w:lang w:val="ru-RU"/>
+        </w:rPr>
+      </w:pPr>
+      <w:r>
+        <w:rPr>
           <w:b/>
           <w:lang w:val="ru-RU"/>
         </w:rPr>
-        <w:t>4.3.3 Техническая реализация взаимодействия с сервером</w:t>
+        <w:t>4.3.4 Доступность и сохранение настроек</w:t>
       </w:r>
     </w:p>
     <w:p>
@@ -5963,19 +6817,232 @@
         <w:rPr>
           <w:lang w:val="ru-RU"/>
         </w:rPr>
-        <w:t xml:space="preserve">За сетевое взаимодействие отвечает модуль </w:t>
-      </w:r>
-      <w:r>
-        <w:t>api</w:t>
-      </w:r>
-      <w:r>
-        <w:rPr>
-          <w:lang w:val="ru-RU"/>
-        </w:rPr>
-        <w:t>_</w:t>
-      </w:r>
-      <w:r>
-        <w:t>client</w:t>
+        <w:t xml:space="preserve">Поля ввода снабжены текстовыми подписями, дублирующимися в имени элемента управления для программ чтения с экрана (модуль </w:t>
+      </w:r>
+      <w:r>
+        <w:t>a</w:t>
+      </w:r>
+      <w:r>
+        <w:rPr>
+          <w:lang w:val="ru-RU"/>
+        </w:rPr>
+        <w:t>11</w:t>
+      </w:r>
+      <w:r>
+        <w:t>y</w:t>
+      </w:r>
+      <w:r>
+        <w:rPr>
+          <w:lang w:val="ru-RU"/>
+        </w:rPr>
+        <w:t xml:space="preserve">). Это позволяет пользователю с нарушением зрения ориентироваться в форме без обзора экрана. Параметры подключения после изменения сохраняются в </w:t>
+      </w:r>
+      <w:r>
+        <w:t>JSON</w:t>
+      </w:r>
+      <w:r>
+        <w:rPr>
+          <w:lang w:val="ru-RU"/>
+        </w:rPr>
+        <w:t>-файл настроек и подставляются при следующем запуске.</w:t>
+      </w:r>
+    </w:p>
+    <w:p>
+      <w:pPr>
+        <w:keepNext/>
+        <w:ind w:firstLine="709"/>
+        <w:rPr>
+          <w:lang w:val="ru-RU"/>
+        </w:rPr>
+      </w:pPr>
+      <w:r>
+        <w:rPr>
+          <w:b/>
+          <w:lang w:val="ru-RU"/>
+        </w:rPr>
+        <w:t>4.4 Последовательность разработки</w:t>
+      </w:r>
+    </w:p>
+    <w:p>
+      <w:pPr>
+        <w:ind w:firstLine="709"/>
+        <w:rPr>
+          <w:lang w:val="ru-RU"/>
+        </w:rPr>
+      </w:pPr>
+      <w:r>
+        <w:rPr>
+          <w:lang w:val="ru-RU"/>
+        </w:rPr>
+        <w:t>Работа выполнялась в следующем порядке:</w:t>
+      </w:r>
+    </w:p>
+    <w:p>
+      <w:pPr>
+        <w:ind w:firstLine="709"/>
+        <w:rPr>
+          <w:lang w:val="ru-RU"/>
+        </w:rPr>
+      </w:pPr>
+      <w:r>
+        <w:rPr>
+          <w:lang w:val="ru-RU"/>
+        </w:rPr>
+        <w:t xml:space="preserve">— развёртывание </w:t>
+      </w:r>
+      <w:r>
+        <w:t>Neo</w:t>
+      </w:r>
+      <w:r>
+        <w:rPr>
+          <w:lang w:val="ru-RU"/>
+        </w:rPr>
+        <w:t>4</w:t>
+      </w:r>
+      <w:r>
+        <w:t>j</w:t>
+      </w:r>
+      <w:r>
+        <w:rPr>
+          <w:lang w:val="ru-RU"/>
+        </w:rPr>
+        <w:t xml:space="preserve"> и проверка подключения по </w:t>
+      </w:r>
+      <w:r>
+        <w:t>Bolt</w:t>
+      </w:r>
+      <w:r>
+        <w:rPr>
+          <w:lang w:val="ru-RU"/>
+        </w:rPr>
+        <w:t>;</w:t>
+      </w:r>
+    </w:p>
+    <w:p>
+      <w:pPr>
+        <w:ind w:firstLine="709"/>
+        <w:rPr>
+          <w:lang w:val="ru-RU"/>
+        </w:rPr>
+      </w:pPr>
+      <w:r>
+        <w:rPr>
+          <w:lang w:val="ru-RU"/>
+        </w:rPr>
+        <w:t xml:space="preserve">— реализация </w:t>
+      </w:r>
+      <w:r>
+        <w:t>REST</w:t>
+      </w:r>
+      <w:r>
+        <w:rPr>
+          <w:lang w:val="ru-RU"/>
+        </w:rPr>
+        <w:t xml:space="preserve"> </w:t>
+      </w:r>
+      <w:r>
+        <w:t>API</w:t>
+      </w:r>
+      <w:r>
+        <w:rPr>
+          <w:lang w:val="ru-RU"/>
+        </w:rPr>
+        <w:t xml:space="preserve"> для вершин, связей, импорта и экспорта;</w:t>
+      </w:r>
+    </w:p>
+    <w:p>
+      <w:pPr>
+        <w:ind w:firstLine="709"/>
+        <w:rPr>
+          <w:lang w:val="ru-RU"/>
+        </w:rPr>
+      </w:pPr>
+      <w:r>
+        <w:rPr>
+          <w:lang w:val="ru-RU"/>
+        </w:rPr>
+        <w:t xml:space="preserve">— создание скрипта построения демонстрационного </w:t>
+      </w:r>
+      <w:r>
+        <w:t>pip</w:t>
+      </w:r>
+      <w:r>
+        <w:rPr>
+          <w:lang w:val="ru-RU"/>
+        </w:rPr>
+        <w:t>-графа;</w:t>
+      </w:r>
+    </w:p>
+    <w:p>
+      <w:pPr>
+        <w:ind w:firstLine="709"/>
+        <w:rPr>
+          <w:lang w:val="ru-RU"/>
+        </w:rPr>
+      </w:pPr>
+      <w:r>
+        <w:rPr>
+          <w:lang w:val="ru-RU"/>
+        </w:rPr>
+        <w:t xml:space="preserve">— разработка клиента </w:t>
+      </w:r>
+      <w:r>
+        <w:t>wxPython</w:t>
+      </w:r>
+      <w:r>
+        <w:rPr>
+          <w:lang w:val="ru-RU"/>
+        </w:rPr>
+        <w:t xml:space="preserve"> с таблицами и диалогами редактирования;</w:t>
+      </w:r>
+    </w:p>
+    <w:p>
+      <w:pPr>
+        <w:ind w:firstLine="709"/>
+        <w:rPr>
+          <w:lang w:val="ru-RU"/>
+        </w:rPr>
+      </w:pPr>
+      <w:r>
+        <w:rPr>
+          <w:lang w:val="ru-RU"/>
+        </w:rPr>
+        <w:t>— добавление окна визуализации и русскоязычных строк интерфейса;</w:t>
+      </w:r>
+    </w:p>
+    <w:p>
+      <w:pPr>
+        <w:ind w:firstLine="709"/>
+        <w:rPr>
+          <w:lang w:val="ru-RU"/>
+        </w:rPr>
+      </w:pPr>
+      <w:r>
+        <w:rPr>
+          <w:lang w:val="ru-RU"/>
+        </w:rPr>
+        <w:t>— подготовка инструкции запуска (</w:t>
+      </w:r>
+      <w:r>
+        <w:t>Docker</w:t>
+      </w:r>
+      <w:r>
+        <w:rPr>
+          <w:lang w:val="ru-RU"/>
+        </w:rPr>
+        <w:t xml:space="preserve"> </w:t>
+      </w:r>
+      <w:r>
+        <w:t>Compose</w:t>
+      </w:r>
+      <w:r>
+        <w:rPr>
+          <w:lang w:val="ru-RU"/>
+        </w:rPr>
+        <w:t xml:space="preserve">, </w:t>
+      </w:r>
+      <w:r>
+        <w:t>start</w:t>
       </w:r>
       <w:r>
         <w:rPr>
@@ -5984,49 +7051,43 @@
         <w:t>.</w:t>
       </w:r>
       <w:r>
-        <w:t>py</w:t>
-      </w:r>
-      <w:r>
-        <w:rPr>
-          <w:lang w:val="ru-RU"/>
-        </w:rPr>
-        <w:t xml:space="preserve">. Класс </w:t>
-      </w:r>
-      <w:r>
-        <w:t>ApiClient</w:t>
-      </w:r>
-      <w:r>
-        <w:rPr>
-          <w:lang w:val="ru-RU"/>
-        </w:rPr>
-        <w:t xml:space="preserve"> хранит базовый </w:t>
-      </w:r>
-      <w:r>
-        <w:t>URL</w:t>
-      </w:r>
-      <w:r>
-        <w:rPr>
-          <w:lang w:val="ru-RU"/>
-        </w:rPr>
-        <w:t xml:space="preserve"> сервера, имя выбранной базы данных и таймаут; для каждого запроса добавляет заголовок </w:t>
-      </w:r>
-      <w:r>
-        <w:t>X</w:t>
-      </w:r>
-      <w:r>
-        <w:rPr>
-          <w:lang w:val="ru-RU"/>
-        </w:rPr>
-        <w:t>-</w:t>
-      </w:r>
-      <w:r>
-        <w:t>Database</w:t>
-      </w:r>
-      <w:r>
-        <w:rPr>
-          <w:lang w:val="ru-RU"/>
-        </w:rPr>
-        <w:t xml:space="preserve">, чтобы </w:t>
+        <w:t>cmd</w:t>
+      </w:r>
+      <w:r>
+        <w:rPr>
+          <w:lang w:val="ru-RU"/>
+        </w:rPr>
+        <w:t>).</w:t>
+      </w:r>
+    </w:p>
+    <w:p>
+      <w:pPr>
+        <w:keepNext/>
+        <w:ind w:firstLine="709"/>
+        <w:rPr>
+          <w:lang w:val="ru-RU"/>
+        </w:rPr>
+      </w:pPr>
+      <w:r>
+        <w:rPr>
+          <w:b/>
+          <w:lang w:val="ru-RU"/>
+        </w:rPr>
+        <w:t>4.5 Функциональные возможности</w:t>
+      </w:r>
+    </w:p>
+    <w:p>
+      <w:pPr>
+        <w:ind w:firstLine="709"/>
+        <w:rPr>
+          <w:lang w:val="ru-RU"/>
+        </w:rPr>
+      </w:pPr>
+      <w:r>
+        <w:rPr>
+          <w:lang w:val="ru-RU"/>
+        </w:rPr>
+        <w:t xml:space="preserve">Итоговый продукт позволяет без командной строки загрузить граф из файла, просмотреть вершины и связи в таблицах, отредактировать свойства, экспортировать снимок и открыть наглядное представление структуры. Документация </w:t>
       </w:r>
       <w:r>
         <w:t>API</w:t>
@@ -6035,759 +7096,6 @@
         <w:rPr>
           <w:lang w:val="ru-RU"/>
         </w:rPr>
-        <w:t xml:space="preserve"> направлял операцию в нужную базу </w:t>
-      </w:r>
-      <w:r>
-        <w:t>Neo</w:t>
-      </w:r>
-      <w:r>
-        <w:rPr>
-          <w:lang w:val="ru-RU"/>
-        </w:rPr>
-        <w:t>4</w:t>
-      </w:r>
-      <w:r>
-        <w:t>j</w:t>
-      </w:r>
-      <w:r>
-        <w:rPr>
-          <w:lang w:val="ru-RU"/>
-        </w:rPr>
-        <w:t xml:space="preserve">. Внутри используется библиотека </w:t>
-      </w:r>
-      <w:r>
-        <w:t>httpx</w:t>
-      </w:r>
-      <w:r>
-        <w:rPr>
-          <w:lang w:val="ru-RU"/>
-        </w:rPr>
-        <w:t xml:space="preserve">: она выполняет синхронные </w:t>
-      </w:r>
-      <w:r>
-        <w:t>HTTP</w:t>
-      </w:r>
-      <w:r>
-        <w:rPr>
-          <w:lang w:val="ru-RU"/>
-        </w:rPr>
-        <w:t xml:space="preserve">-вызовы </w:t>
-      </w:r>
-      <w:r>
-        <w:t>GET</w:t>
-      </w:r>
-      <w:r>
-        <w:rPr>
-          <w:lang w:val="ru-RU"/>
-        </w:rPr>
-        <w:t xml:space="preserve">, </w:t>
-      </w:r>
-      <w:r>
-        <w:t>POST</w:t>
-      </w:r>
-      <w:r>
-        <w:rPr>
-          <w:lang w:val="ru-RU"/>
-        </w:rPr>
-        <w:t xml:space="preserve">, </w:t>
-      </w:r>
-      <w:r>
-        <w:t>PATCH</w:t>
-      </w:r>
-      <w:r>
-        <w:rPr>
-          <w:lang w:val="ru-RU"/>
-        </w:rPr>
-        <w:t xml:space="preserve">, </w:t>
-      </w:r>
-      <w:r>
-        <w:t>DELETE</w:t>
-      </w:r>
-      <w:r>
-        <w:rPr>
-          <w:lang w:val="ru-RU"/>
-        </w:rPr>
-        <w:t xml:space="preserve"> к маршрутам /</w:t>
-      </w:r>
-      <w:r>
-        <w:t>nodes</w:t>
-      </w:r>
-      <w:r>
-        <w:rPr>
-          <w:lang w:val="ru-RU"/>
-        </w:rPr>
-        <w:t>, /</w:t>
-      </w:r>
-      <w:r>
-        <w:t>relationships</w:t>
-      </w:r>
-      <w:r>
-        <w:rPr>
-          <w:lang w:val="ru-RU"/>
-        </w:rPr>
-        <w:t>, /</w:t>
-      </w:r>
-      <w:r>
-        <w:t>graph</w:t>
-      </w:r>
-      <w:r>
-        <w:rPr>
-          <w:lang w:val="ru-RU"/>
-        </w:rPr>
-        <w:t>/</w:t>
-      </w:r>
-      <w:r>
-        <w:t>import</w:t>
-      </w:r>
-      <w:r>
-        <w:rPr>
-          <w:lang w:val="ru-RU"/>
-        </w:rPr>
-        <w:t>, /</w:t>
-      </w:r>
-      <w:r>
-        <w:t>graph</w:t>
-      </w:r>
-      <w:r>
-        <w:rPr>
-          <w:lang w:val="ru-RU"/>
-        </w:rPr>
-        <w:t>/</w:t>
-      </w:r>
-      <w:r>
-        <w:t>export</w:t>
-      </w:r>
-      <w:r>
-        <w:rPr>
-          <w:lang w:val="ru-RU"/>
-        </w:rPr>
-        <w:t xml:space="preserve"> и др.</w:t>
-      </w:r>
-    </w:p>
-    <w:p>
-      <w:pPr>
-        <w:ind w:firstLine="709"/>
-        <w:rPr>
-          <w:lang w:val="ru-RU"/>
-        </w:rPr>
-      </w:pPr>
-      <w:r>
-        <w:rPr>
-          <w:lang w:val="ru-RU"/>
-        </w:rPr>
-        <w:t xml:space="preserve">Главное окно </w:t>
-      </w:r>
-      <w:r>
-        <w:t>MainFrame</w:t>
-      </w:r>
-      <w:r>
-        <w:rPr>
-          <w:lang w:val="ru-RU"/>
-        </w:rPr>
-        <w:t xml:space="preserve"> при запуске загружает настройки из файла %</w:t>
-      </w:r>
-      <w:r>
-        <w:t>USERPROFILE</w:t>
-      </w:r>
-      <w:r>
-        <w:rPr>
-          <w:lang w:val="ru-RU"/>
-        </w:rPr>
-        <w:t>%\.</w:t>
-      </w:r>
-      <w:r>
-        <w:t>graph</w:t>
-      </w:r>
-      <w:r>
-        <w:rPr>
-          <w:lang w:val="ru-RU"/>
-        </w:rPr>
-        <w:t>_</w:t>
-      </w:r>
-      <w:r>
-        <w:t>engine</w:t>
-      </w:r>
-      <w:r>
-        <w:rPr>
-          <w:lang w:val="ru-RU"/>
-        </w:rPr>
-        <w:t>_</w:t>
-      </w:r>
-      <w:r>
-        <w:t>gui</w:t>
-      </w:r>
-      <w:r>
-        <w:rPr>
-          <w:lang w:val="ru-RU"/>
-        </w:rPr>
-        <w:t>.</w:t>
-      </w:r>
-      <w:r>
-        <w:t>json</w:t>
-      </w:r>
-      <w:r>
-        <w:rPr>
-          <w:lang w:val="ru-RU"/>
-        </w:rPr>
-        <w:t xml:space="preserve"> (на </w:t>
-      </w:r>
-      <w:r>
-        <w:t>Linux</w:t>
-      </w:r>
-      <w:r>
-        <w:rPr>
-          <w:lang w:val="ru-RU"/>
-        </w:rPr>
-        <w:t xml:space="preserve"> и </w:t>
-      </w:r>
-      <w:r>
-        <w:t>macOS</w:t>
-      </w:r>
-      <w:r>
-        <w:rPr>
-          <w:lang w:val="ru-RU"/>
-        </w:rPr>
-        <w:t xml:space="preserve"> — из каталога домашнего профиля), создаёт экземпляр </w:t>
-      </w:r>
-      <w:r>
-        <w:t>ApiClient</w:t>
-      </w:r>
-      <w:r>
-        <w:rPr>
-          <w:lang w:val="ru-RU"/>
-        </w:rPr>
-        <w:t xml:space="preserve"> и в фоновом потоке проверяет доступность /</w:t>
-      </w:r>
-      <w:r>
-        <w:t>health</w:t>
-      </w:r>
-      <w:r>
-        <w:rPr>
-          <w:lang w:val="ru-RU"/>
-        </w:rPr>
-        <w:t>. Длительные операции — загрузка таблиц, импорт файла, экспорт, удаление — не блокируют интерфейс: метод _</w:t>
-      </w:r>
-      <w:r>
-        <w:t>async</w:t>
-      </w:r>
-      <w:r>
-        <w:rPr>
-          <w:lang w:val="ru-RU"/>
-        </w:rPr>
-        <w:t xml:space="preserve"> запускает функцию в отдельном потоке </w:t>
-      </w:r>
-      <w:r>
-        <w:t>threading</w:t>
-      </w:r>
-      <w:r>
-        <w:rPr>
-          <w:lang w:val="ru-RU"/>
-        </w:rPr>
-        <w:t xml:space="preserve">, а результат передаёт в главный поток </w:t>
-      </w:r>
-      <w:r>
-        <w:t>GTK</w:t>
-      </w:r>
-      <w:r>
-        <w:rPr>
-          <w:lang w:val="ru-RU"/>
-        </w:rPr>
-        <w:t>/</w:t>
-      </w:r>
-      <w:r>
-        <w:t>wx</w:t>
-      </w:r>
-      <w:r>
-        <w:rPr>
-          <w:lang w:val="ru-RU"/>
-        </w:rPr>
-        <w:t xml:space="preserve"> через </w:t>
-      </w:r>
-      <w:r>
-        <w:t>wx</w:t>
-      </w:r>
-      <w:r>
-        <w:rPr>
-          <w:lang w:val="ru-RU"/>
-        </w:rPr>
-        <w:t>.</w:t>
-      </w:r>
-      <w:r>
-        <w:t>CallAfter</w:t>
-      </w:r>
-      <w:r>
-        <w:rPr>
-          <w:lang w:val="ru-RU"/>
-        </w:rPr>
-        <w:t>. Так интерфейс остаётся отзывчивым во время ожидания ответа сервера.</w:t>
-      </w:r>
-    </w:p>
-    <w:p>
-      <w:pPr>
-        <w:ind w:firstLine="709"/>
-        <w:rPr>
-          <w:lang w:val="ru-RU"/>
-        </w:rPr>
-      </w:pPr>
-      <w:r>
-        <w:rPr>
-          <w:lang w:val="ru-RU"/>
-        </w:rPr>
-        <w:t xml:space="preserve">При нажатии кнопки «Обновить» клиент вызывает </w:t>
-      </w:r>
-      <w:r>
-        <w:t>GET</w:t>
-      </w:r>
-      <w:r>
-        <w:rPr>
-          <w:lang w:val="ru-RU"/>
-        </w:rPr>
-        <w:t xml:space="preserve"> /</w:t>
-      </w:r>
-      <w:r>
-        <w:t>nodes</w:t>
-      </w:r>
-      <w:r>
-        <w:rPr>
-          <w:lang w:val="ru-RU"/>
-        </w:rPr>
-        <w:t>/</w:t>
-      </w:r>
-      <w:r>
-        <w:t>list</w:t>
-      </w:r>
-      <w:r>
-        <w:rPr>
-          <w:lang w:val="ru-RU"/>
-        </w:rPr>
-        <w:t xml:space="preserve"> и </w:t>
-      </w:r>
-      <w:r>
-        <w:t>GET</w:t>
-      </w:r>
-      <w:r>
-        <w:rPr>
-          <w:lang w:val="ru-RU"/>
-        </w:rPr>
-        <w:t xml:space="preserve"> /</w:t>
-      </w:r>
-      <w:r>
-        <w:t>relationships</w:t>
-      </w:r>
-      <w:r>
-        <w:rPr>
-          <w:lang w:val="ru-RU"/>
-        </w:rPr>
-        <w:t>/</w:t>
-      </w:r>
-      <w:r>
-        <w:t>list</w:t>
-      </w:r>
-      <w:r>
-        <w:rPr>
-          <w:lang w:val="ru-RU"/>
-        </w:rPr>
-        <w:t xml:space="preserve">, получает </w:t>
-      </w:r>
-      <w:r>
-        <w:t>JSON</w:t>
-      </w:r>
-      <w:r>
-        <w:rPr>
-          <w:lang w:val="ru-RU"/>
-        </w:rPr>
-        <w:t>-массивы и заполняет таблицы. Ошибки сети или ответы 4</w:t>
-      </w:r>
-      <w:r>
-        <w:t>xx</w:t>
-      </w:r>
-      <w:r>
-        <w:rPr>
-          <w:lang w:val="ru-RU"/>
-        </w:rPr>
-        <w:t>/5</w:t>
-      </w:r>
-      <w:r>
-        <w:t>xx</w:t>
-      </w:r>
-      <w:r>
-        <w:rPr>
-          <w:lang w:val="ru-RU"/>
-        </w:rPr>
-        <w:t xml:space="preserve"> преобразуются в исключение </w:t>
-      </w:r>
-      <w:r>
-        <w:t>ApiError</w:t>
-      </w:r>
-      <w:r>
-        <w:rPr>
-          <w:lang w:val="ru-RU"/>
-        </w:rPr>
-        <w:t xml:space="preserve"> и показываются в диалоговом окне с понятным заголовком на русском языке. Текст </w:t>
-      </w:r>
-      <w:r>
-        <w:t>detail</w:t>
-      </w:r>
-      <w:r>
-        <w:rPr>
-          <w:lang w:val="ru-RU"/>
-        </w:rPr>
-        <w:t xml:space="preserve"> от самого </w:t>
-      </w:r>
-      <w:r>
-        <w:t>FastAPI</w:t>
-      </w:r>
-      <w:r>
-        <w:rPr>
-          <w:lang w:val="ru-RU"/>
-        </w:rPr>
-        <w:t xml:space="preserve"> при сбоях </w:t>
-      </w:r>
-      <w:r>
-        <w:t>Neo</w:t>
-      </w:r>
-      <w:r>
-        <w:rPr>
-          <w:lang w:val="ru-RU"/>
-        </w:rPr>
-        <w:t>4</w:t>
-      </w:r>
-      <w:r>
-        <w:t>j</w:t>
-      </w:r>
-      <w:r>
-        <w:rPr>
-          <w:lang w:val="ru-RU"/>
-        </w:rPr>
-        <w:t xml:space="preserve"> может оставаться на английском — это ограничение текущей локализации.</w:t>
-      </w:r>
-    </w:p>
-    <w:p>
-      <w:pPr>
-        <w:ind w:firstLine="709"/>
-        <w:rPr>
-          <w:lang w:val="ru-RU"/>
-        </w:rPr>
-      </w:pPr>
-      <w:r>
-        <w:rPr>
-          <w:lang w:val="ru-RU"/>
-        </w:rPr>
-        <w:t>Таким образом, клиент не дублирует бизнес-логику сервера: он лишь формирует корректные запросы (см. таблицу 3) и отображает ответы.</w:t>
-      </w:r>
-    </w:p>
-    <w:p>
-      <w:pPr>
-        <w:ind w:firstLine="709"/>
-        <w:rPr>
-          <w:lang w:val="ru-RU"/>
-        </w:rPr>
-      </w:pPr>
-      <w:r>
-        <w:rPr>
-          <w:b/>
-          <w:lang w:val="ru-RU"/>
-        </w:rPr>
-        <w:t>4.3.4 Доступность и сохранение настроек</w:t>
-      </w:r>
-    </w:p>
-    <w:p>
-      <w:pPr>
-        <w:ind w:firstLine="709"/>
-        <w:rPr>
-          <w:lang w:val="ru-RU"/>
-        </w:rPr>
-      </w:pPr>
-      <w:r>
-        <w:rPr>
-          <w:lang w:val="ru-RU"/>
-        </w:rPr>
-        <w:t xml:space="preserve">Поля ввода снабжены текстовыми подписями, дублирующимися в имени элемента управления для программ чтения с экрана (модуль </w:t>
-      </w:r>
-      <w:r>
-        <w:t>a</w:t>
-      </w:r>
-      <w:r>
-        <w:rPr>
-          <w:lang w:val="ru-RU"/>
-        </w:rPr>
-        <w:t>11</w:t>
-      </w:r>
-      <w:r>
-        <w:t>y</w:t>
-      </w:r>
-      <w:r>
-        <w:rPr>
-          <w:lang w:val="ru-RU"/>
-        </w:rPr>
-        <w:t xml:space="preserve">). Это позволяет пользователю с нарушением зрения ориентироваться в форме без </w:t>
-      </w:r>
-      <w:r>
-        <w:rPr>
-          <w:lang w:val="ru-RU"/>
-        </w:rPr>
-        <w:lastRenderedPageBreak/>
-        <w:t xml:space="preserve">обзора экрана. Параметры подключения после изменения сохраняются в </w:t>
-      </w:r>
-      <w:r>
-        <w:t>JSON</w:t>
-      </w:r>
-      <w:r>
-        <w:rPr>
-          <w:lang w:val="ru-RU"/>
-        </w:rPr>
-        <w:t>-файл настроек и подставляются при следующем запуске.</w:t>
-      </w:r>
-    </w:p>
-    <w:p>
-      <w:pPr>
-        <w:ind w:firstLine="709"/>
-        <w:rPr>
-          <w:lang w:val="ru-RU"/>
-        </w:rPr>
-      </w:pPr>
-      <w:r>
-        <w:rPr>
-          <w:b/>
-          <w:lang w:val="ru-RU"/>
-        </w:rPr>
-        <w:t>4.4 Последовательность разработки</w:t>
-      </w:r>
-    </w:p>
-    <w:p>
-      <w:pPr>
-        <w:ind w:firstLine="709"/>
-        <w:rPr>
-          <w:lang w:val="ru-RU"/>
-        </w:rPr>
-      </w:pPr>
-      <w:r>
-        <w:rPr>
-          <w:lang w:val="ru-RU"/>
-        </w:rPr>
-        <w:t>Работа выполнялась в следующем порядке:</w:t>
-      </w:r>
-    </w:p>
-    <w:p>
-      <w:pPr>
-        <w:ind w:firstLine="709"/>
-        <w:rPr>
-          <w:lang w:val="ru-RU"/>
-        </w:rPr>
-      </w:pPr>
-      <w:r>
-        <w:rPr>
-          <w:lang w:val="ru-RU"/>
-        </w:rPr>
-        <w:t xml:space="preserve">— развёртывание </w:t>
-      </w:r>
-      <w:r>
-        <w:t>Neo</w:t>
-      </w:r>
-      <w:r>
-        <w:rPr>
-          <w:lang w:val="ru-RU"/>
-        </w:rPr>
-        <w:t>4</w:t>
-      </w:r>
-      <w:r>
-        <w:t>j</w:t>
-      </w:r>
-      <w:r>
-        <w:rPr>
-          <w:lang w:val="ru-RU"/>
-        </w:rPr>
-        <w:t xml:space="preserve"> и проверка подключения по </w:t>
-      </w:r>
-      <w:r>
-        <w:t>Bolt</w:t>
-      </w:r>
-      <w:r>
-        <w:rPr>
-          <w:lang w:val="ru-RU"/>
-        </w:rPr>
-        <w:t>;</w:t>
-      </w:r>
-    </w:p>
-    <w:p>
-      <w:pPr>
-        <w:ind w:firstLine="709"/>
-        <w:rPr>
-          <w:lang w:val="ru-RU"/>
-        </w:rPr>
-      </w:pPr>
-      <w:r>
-        <w:rPr>
-          <w:lang w:val="ru-RU"/>
-        </w:rPr>
-        <w:t xml:space="preserve">— реализация </w:t>
-      </w:r>
-      <w:r>
-        <w:t>REST</w:t>
-      </w:r>
-      <w:r>
-        <w:rPr>
-          <w:lang w:val="ru-RU"/>
-        </w:rPr>
-        <w:t xml:space="preserve"> </w:t>
-      </w:r>
-      <w:r>
-        <w:t>API</w:t>
-      </w:r>
-      <w:r>
-        <w:rPr>
-          <w:lang w:val="ru-RU"/>
-        </w:rPr>
-        <w:t xml:space="preserve"> для вершин, связей, импорта и экспорта;</w:t>
-      </w:r>
-    </w:p>
-    <w:p>
-      <w:pPr>
-        <w:ind w:firstLine="709"/>
-        <w:rPr>
-          <w:lang w:val="ru-RU"/>
-        </w:rPr>
-      </w:pPr>
-      <w:r>
-        <w:rPr>
-          <w:lang w:val="ru-RU"/>
-        </w:rPr>
-        <w:t xml:space="preserve">— создание скрипта построения демонстрационного </w:t>
-      </w:r>
-      <w:r>
-        <w:t>pip</w:t>
-      </w:r>
-      <w:r>
-        <w:rPr>
-          <w:lang w:val="ru-RU"/>
-        </w:rPr>
-        <w:t>-графа;</w:t>
-      </w:r>
-    </w:p>
-    <w:p>
-      <w:pPr>
-        <w:ind w:firstLine="709"/>
-        <w:rPr>
-          <w:lang w:val="ru-RU"/>
-        </w:rPr>
-      </w:pPr>
-      <w:r>
-        <w:rPr>
-          <w:lang w:val="ru-RU"/>
-        </w:rPr>
-        <w:t xml:space="preserve">— разработка клиента </w:t>
-      </w:r>
-      <w:r>
-        <w:t>wxPython</w:t>
-      </w:r>
-      <w:r>
-        <w:rPr>
-          <w:lang w:val="ru-RU"/>
-        </w:rPr>
-        <w:t xml:space="preserve"> с таблицами и диалогами редактирования;</w:t>
-      </w:r>
-    </w:p>
-    <w:p>
-      <w:pPr>
-        <w:ind w:firstLine="709"/>
-        <w:rPr>
-          <w:lang w:val="ru-RU"/>
-        </w:rPr>
-      </w:pPr>
-      <w:r>
-        <w:rPr>
-          <w:lang w:val="ru-RU"/>
-        </w:rPr>
-        <w:t>— добавление окна визуализации и русскоязычных строк интерфейса;</w:t>
-      </w:r>
-    </w:p>
-    <w:p>
-      <w:pPr>
-        <w:ind w:firstLine="709"/>
-        <w:rPr>
-          <w:lang w:val="ru-RU"/>
-        </w:rPr>
-      </w:pPr>
-      <w:r>
-        <w:rPr>
-          <w:lang w:val="ru-RU"/>
-        </w:rPr>
-        <w:t>— подготовка инструкции запуска (</w:t>
-      </w:r>
-      <w:r>
-        <w:t>Docker</w:t>
-      </w:r>
-      <w:r>
-        <w:rPr>
-          <w:lang w:val="ru-RU"/>
-        </w:rPr>
-        <w:t xml:space="preserve"> </w:t>
-      </w:r>
-      <w:r>
-        <w:t>Compose</w:t>
-      </w:r>
-      <w:r>
-        <w:rPr>
-          <w:lang w:val="ru-RU"/>
-        </w:rPr>
-        <w:t xml:space="preserve">, </w:t>
-      </w:r>
-      <w:r>
-        <w:t>start</w:t>
-      </w:r>
-      <w:r>
-        <w:rPr>
-          <w:lang w:val="ru-RU"/>
-        </w:rPr>
-        <w:t>.</w:t>
-      </w:r>
-      <w:proofErr w:type="spellStart"/>
-      <w:r>
-        <w:t>cmd</w:t>
-      </w:r>
-      <w:proofErr w:type="spellEnd"/>
-      <w:r>
-        <w:rPr>
-          <w:lang w:val="ru-RU"/>
-        </w:rPr>
-        <w:t>).</w:t>
-      </w:r>
-    </w:p>
-    <w:p>
-      <w:pPr>
-        <w:ind w:firstLine="709"/>
-        <w:rPr>
-          <w:lang w:val="ru-RU"/>
-        </w:rPr>
-      </w:pPr>
-      <w:r>
-        <w:rPr>
-          <w:b/>
-          <w:lang w:val="ru-RU"/>
-        </w:rPr>
-        <w:t>4.5 Функциональные возможности</w:t>
-      </w:r>
-    </w:p>
-    <w:p>
-      <w:pPr>
-        <w:ind w:firstLine="709"/>
-        <w:rPr>
-          <w:lang w:val="ru-RU"/>
-        </w:rPr>
-      </w:pPr>
-      <w:r>
-        <w:rPr>
-          <w:lang w:val="ru-RU"/>
-        </w:rPr>
-        <w:t xml:space="preserve">Итоговый продукт позволяет без командной строки загрузить граф из файла, просмотреть вершины и связи в таблицах, отредактировать свойства, экспортировать снимок и открыть наглядное представление структуры. Документация </w:t>
-      </w:r>
-      <w:r>
-        <w:t>API</w:t>
-      </w:r>
-      <w:r>
-        <w:rPr>
-          <w:lang w:val="ru-RU"/>
-        </w:rPr>
         <w:t xml:space="preserve"> доступна по адресу /</w:t>
       </w:r>
       <w:r>
@@ -6815,6 +7123,7 @@
     </w:p>
     <w:p>
       <w:pPr>
+        <w:keepNext/>
         <w:ind w:firstLine="709"/>
         <w:rPr>
           <w:lang w:val="ru-RU"/>
@@ -6833,6 +7142,7 @@
     </w:p>
     <w:p>
       <w:pPr>
+        <w:keepNext/>
         <w:ind w:firstLine="709"/>
         <w:rPr>
           <w:lang w:val="ru-RU"/>
@@ -6940,11 +7250,9 @@
         </w:rPr>
         <w:t>.</w:t>
       </w:r>
-      <w:proofErr w:type="spellStart"/>
       <w:r>
         <w:t>py</w:t>
       </w:r>
-      <w:proofErr w:type="spellEnd"/>
       <w:r>
         <w:rPr>
           <w:lang w:val="ru-RU"/>
@@ -6992,11 +7300,9 @@
         </w:rPr>
         <w:t xml:space="preserve">Рёбра добавляются только между вершинами из одной выборки. Это упрощение гарантирует, что граф отражает реально установленное окружение, а не полный каталог </w:t>
       </w:r>
-      <w:proofErr w:type="spellStart"/>
       <w:r>
         <w:t>PyPI</w:t>
       </w:r>
-      <w:proofErr w:type="spellEnd"/>
       <w:r>
         <w:rPr>
           <w:lang w:val="ru-RU"/>
@@ -7006,6 +7312,7 @@
     </w:p>
     <w:p>
       <w:pPr>
+        <w:keepNext/>
         <w:ind w:firstLine="709"/>
         <w:rPr>
           <w:lang w:val="ru-RU"/>
@@ -7050,22 +7357,18 @@
         </w:rPr>
         <w:t xml:space="preserve"> ведут к зависимостям </w:t>
       </w:r>
-      <w:proofErr w:type="spellStart"/>
       <w:r>
         <w:t>urllib</w:t>
       </w:r>
-      <w:proofErr w:type="spellEnd"/>
       <w:r>
         <w:rPr>
           <w:lang w:val="ru-RU"/>
         </w:rPr>
         <w:t xml:space="preserve">3, </w:t>
       </w:r>
-      <w:proofErr w:type="spellStart"/>
       <w:r>
         <w:t>certifi</w:t>
       </w:r>
-      <w:proofErr w:type="spellEnd"/>
       <w:r>
         <w:rPr>
           <w:lang w:val="ru-RU"/>
@@ -7075,15 +7378,18 @@
     </w:p>
     <w:p>
       <w:pPr>
+        <w:keepNext/>
+        <w:spacing w:before="120"/>
         <w:jc w:val="center"/>
       </w:pPr>
       <w:r>
         <w:rPr>
           <w:noProof/>
         </w:rPr>
+        <w:lastRenderedPageBreak/>
         <w:drawing>
-          <wp:inline distT="0" distB="0" distL="0" distR="0" wp14:anchorId="68F5074B" wp14:editId="1B25BB90">
-            <wp:extent cx="5029200" cy="3152059"/>
+          <wp:inline distT="0" distB="0" distL="0" distR="0" wp14:anchorId="36F3FC17" wp14:editId="491AC89C">
+            <wp:extent cx="5760000" cy="3610089"/>
             <wp:effectExtent l="0" t="0" r="0" b="0"/>
             <wp:docPr id="7" name="Picture 7"/>
             <wp:cNvGraphicFramePr>
@@ -7097,7 +7403,7 @@
                     <pic:cNvPicPr/>
                   </pic:nvPicPr>
                   <pic:blipFill>
-                    <a:blip r:embed="rId12"/>
+                    <a:blip r:embed="rId14"/>
                     <a:stretch>
                       <a:fillRect/>
                     </a:stretch>
@@ -7105,7 +7411,7 @@
                   <pic:spPr>
                     <a:xfrm>
                       <a:off x="0" y="0"/>
-                      <a:ext cx="5029200" cy="3152059"/>
+                      <a:ext cx="5760000" cy="3610089"/>
                     </a:xfrm>
                     <a:prstGeom prst="rect">
                       <a:avLst/>
@@ -7120,6 +7426,8 @@
     </w:p>
     <w:p>
       <w:pPr>
+        <w:keepLines/>
+        <w:spacing w:before="60" w:after="120"/>
         <w:jc w:val="center"/>
         <w:rPr>
           <w:lang w:val="ru-RU"/>
@@ -7146,51 +7454,33 @@
         <w:rPr>
           <w:lang w:val="ru-RU"/>
         </w:rPr>
-        <w:lastRenderedPageBreak/>
         <w:t>Сведения о типовых записях демонстрационного файла приведены в таблице 4. Конкретные значения степеней зависят от состава окружения, на котором строился граф.</w:t>
       </w:r>
     </w:p>
     <w:p>
-      <w:proofErr w:type="spellStart"/>
+      <w:pPr>
+        <w:keepNext/>
+        <w:spacing w:after="60"/>
+      </w:pPr>
       <w:r>
         <w:rPr>
           <w:b/>
         </w:rPr>
-        <w:t>Таблица</w:t>
-      </w:r>
-      <w:proofErr w:type="spellEnd"/>
-      <w:r>
-        <w:rPr>
-          <w:b/>
-        </w:rPr>
-        <w:t xml:space="preserve"> 4 — </w:t>
-      </w:r>
-      <w:proofErr w:type="spellStart"/>
-      <w:r>
-        <w:rPr>
-          <w:b/>
-        </w:rPr>
-        <w:t>Пример</w:t>
-      </w:r>
-      <w:proofErr w:type="spellEnd"/>
-      <w:r>
-        <w:rPr>
-          <w:b/>
-        </w:rPr>
-        <w:t xml:space="preserve"> записей демонстрационного графа</w:t>
+        <w:t>Таблица 4 — Пример записей демонстрационного графа</w:t>
       </w:r>
     </w:p>
     <w:tbl>
       <w:tblPr>
         <w:tblStyle w:val="TableGrid"/>
-        <w:tblW w:w="0" w:type="auto"/>
+        <w:tblW w:w="5000" w:type="pct"/>
+        <w:tblLayout w:type="fixed"/>
         <w:tblLook w:val="04A0" w:firstRow="1" w:lastRow="0" w:firstColumn="1" w:lastColumn="0" w:noHBand="0" w:noVBand="1"/>
       </w:tblPr>
       <w:tblGrid>
-        <w:gridCol w:w="2422"/>
-        <w:gridCol w:w="2422"/>
-        <w:gridCol w:w="2422"/>
-        <w:gridCol w:w="2422"/>
+        <w:gridCol w:w="2477"/>
+        <w:gridCol w:w="2476"/>
+        <w:gridCol w:w="2476"/>
+        <w:gridCol w:w="2476"/>
       </w:tblGrid>
       <w:tr>
         <w:tc>
@@ -7198,6 +7488,9 @@
             <w:tcW w:w="2422" w:type="dxa"/>
           </w:tcPr>
           <w:p>
+            <w:pPr>
+              <w:jc w:val="center"/>
+            </w:pPr>
             <w:r>
               <w:rPr>
                 <w:b/>
@@ -7211,6 +7504,9 @@
             <w:tcW w:w="2422" w:type="dxa"/>
           </w:tcPr>
           <w:p>
+            <w:pPr>
+              <w:jc w:val="center"/>
+            </w:pPr>
             <w:r>
               <w:rPr>
                 <w:b/>
@@ -7224,6 +7520,9 @@
             <w:tcW w:w="2422" w:type="dxa"/>
           </w:tcPr>
           <w:p>
+            <w:pPr>
+              <w:jc w:val="center"/>
+            </w:pPr>
             <w:r>
               <w:rPr>
                 <w:b/>
@@ -7237,6 +7536,9 @@
             <w:tcW w:w="2422" w:type="dxa"/>
           </w:tcPr>
           <w:p>
+            <w:pPr>
+              <w:jc w:val="center"/>
+            </w:pPr>
             <w:r>
               <w:rPr>
                 <w:b/>
@@ -7247,6 +7549,9 @@
         </w:tc>
       </w:tr>
       <w:tr>
+        <w:trPr>
+          <w:cantSplit/>
+        </w:trPr>
         <w:tc>
           <w:tcPr>
             <w:tcW w:w="2422" w:type="dxa"/>
@@ -7289,6 +7594,9 @@
         </w:tc>
       </w:tr>
       <w:tr>
+        <w:trPr>
+          <w:cantSplit/>
+        </w:trPr>
         <w:tc>
           <w:tcPr>
             <w:tcW w:w="2422" w:type="dxa"/>
@@ -7331,6 +7639,9 @@
         </w:tc>
       </w:tr>
       <w:tr>
+        <w:trPr>
+          <w:cantSplit/>
+        </w:trPr>
         <w:tc>
           <w:tcPr>
             <w:tcW w:w="2422" w:type="dxa"/>
@@ -7381,6 +7692,9 @@
         </w:tc>
       </w:tr>
       <w:tr>
+        <w:trPr>
+          <w:cantSplit/>
+        </w:trPr>
         <w:tc>
           <w:tcPr>
             <w:tcW w:w="2422" w:type="dxa"/>
@@ -7388,6 +7702,7 @@
           <w:p>
             <w:proofErr w:type="spellStart"/>
             <w:r>
+              <w:lastRenderedPageBreak/>
               <w:t>my_test_pkg</w:t>
             </w:r>
             <w:proofErr w:type="spellEnd"/>
@@ -7428,6 +7743,7 @@
     <w:p/>
     <w:p>
       <w:pPr>
+        <w:keepNext/>
         <w:ind w:firstLine="709"/>
       </w:pPr>
       <w:r>
@@ -7513,11 +7829,9 @@
         </w:rPr>
         <w:t xml:space="preserve">, экспорт в </w:t>
       </w:r>
-      <w:proofErr w:type="spellStart"/>
       <w:r>
         <w:t>GraphML</w:t>
       </w:r>
-      <w:proofErr w:type="spellEnd"/>
       <w:r>
         <w:rPr>
           <w:lang w:val="ru-RU"/>
@@ -7540,6 +7854,7 @@
     </w:p>
     <w:p>
       <w:pPr>
+        <w:keepNext/>
         <w:ind w:firstLine="709"/>
         <w:rPr>
           <w:lang w:val="ru-RU"/>
@@ -7567,7 +7882,7 @@
         <w:rPr>
           <w:lang w:val="ru-RU"/>
         </w:rPr>
-        <w:t xml:space="preserve">Текущая версия охватывает хранение графа, </w:t>
+        <w:t xml:space="preserve">Текущая версия программного комплекса охватывает хранение графа, операции </w:t>
       </w:r>
       <w:r>
         <w:t>CRUD</w:t>
@@ -7576,7 +7891,37 @@
         <w:rPr>
           <w:lang w:val="ru-RU"/>
         </w:rPr>
-        <w:t xml:space="preserve"> и обмен файлами. На следующем этапе планируется акцент на алгоритмических запросах: обход соседей на заданную глубину, поиск кратчайшего пути, шаблонные запросы по типу связи. Часть соответствующих </w:t>
+        <w:t xml:space="preserve"> и обмен файлами. Раздел описывает направления развития, которые логично вытекают из заложенной архитектуры. Изложение носит проектный характер: приводится не только перечень функций, но и варианты их возможной реализации.</w:t>
+      </w:r>
+    </w:p>
+    <w:p>
+      <w:pPr>
+        <w:keepNext/>
+        <w:ind w:firstLine="709"/>
+        <w:rPr>
+          <w:lang w:val="ru-RU"/>
+        </w:rPr>
+      </w:pPr>
+      <w:r>
+        <w:rPr>
+          <w:b/>
+          <w:lang w:val="ru-RU"/>
+        </w:rPr>
+        <w:t>6.1 Алгоритмические запросы по графу</w:t>
+      </w:r>
+    </w:p>
+    <w:p>
+      <w:pPr>
+        <w:ind w:firstLine="709"/>
+        <w:rPr>
+          <w:lang w:val="ru-RU"/>
+        </w:rPr>
+      </w:pPr>
+      <w:r>
+        <w:rPr>
+          <w:lang w:val="ru-RU"/>
+        </w:rPr>
+        <w:t xml:space="preserve">Наиболее естественное продолжение учебного проекта — развитие поисковых возможностей. В теории графов это обход в ширину и глубину, поиск кратчайшего пути, проверка достижимости, выделение компонент связности. Часть соответствующих </w:t>
       </w:r>
       <w:r>
         <w:t>endpoint</w:t>
@@ -7585,7 +7930,16 @@
         <w:rPr>
           <w:lang w:val="ru-RU"/>
         </w:rPr>
-        <w:t xml:space="preserve"> уже присутствует в </w:t>
+        <w:t xml:space="preserve"> уже заложена в </w:t>
+      </w:r>
+      <w:r>
+        <w:t>REST</w:t>
+      </w:r>
+      <w:r>
+        <w:rPr>
+          <w:lang w:val="ru-RU"/>
+        </w:rPr>
+        <w:t xml:space="preserve"> </w:t>
       </w:r>
       <w:r>
         <w:t>API</w:t>
@@ -7594,7 +7948,7 @@
         <w:rPr>
           <w:lang w:val="ru-RU"/>
         </w:rPr>
-        <w:t>, но в данной работе не описывается.</w:t>
+        <w:t>, но в клиенте пока не представлена.</w:t>
       </w:r>
     </w:p>
     <w:p>
@@ -7608,7 +7962,151 @@
         <w:rPr>
           <w:lang w:val="ru-RU"/>
         </w:rPr>
-        <w:t>Дополнительные направления:</w:t>
+        <w:t xml:space="preserve">Практическая реализация может опираться на встроенные процедуры </w:t>
+      </w:r>
+      <w:r>
+        <w:t>Neo</w:t>
+      </w:r>
+      <w:r>
+        <w:rPr>
+          <w:lang w:val="ru-RU"/>
+        </w:rPr>
+        <w:t>4</w:t>
+      </w:r>
+      <w:r>
+        <w:t>j</w:t>
+      </w:r>
+      <w:r>
+        <w:rPr>
+          <w:lang w:val="ru-RU"/>
+        </w:rPr>
+        <w:t xml:space="preserve"> и язык </w:t>
+      </w:r>
+      <w:r>
+        <w:t>Cypher</w:t>
+      </w:r>
+      <w:r>
+        <w:rPr>
+          <w:lang w:val="ru-RU"/>
+        </w:rPr>
+        <w:t xml:space="preserve">. Например, обход соседей на глубину </w:t>
+      </w:r>
+      <w:r>
+        <w:t>k</w:t>
+      </w:r>
+      <w:r>
+        <w:rPr>
+          <w:lang w:val="ru-RU"/>
+        </w:rPr>
+        <w:t xml:space="preserve"> задаётся шаблоном </w:t>
+      </w:r>
+      <w:r>
+        <w:t>MATCH</w:t>
+      </w:r>
+      <w:r>
+        <w:rPr>
+          <w:lang w:val="ru-RU"/>
+        </w:rPr>
+        <w:t xml:space="preserve"> (</w:t>
+      </w:r>
+      <w:r>
+        <w:t>a</w:t>
+      </w:r>
+      <w:r>
+        <w:rPr>
+          <w:lang w:val="ru-RU"/>
+        </w:rPr>
+        <w:t>)-[*1..</w:t>
+      </w:r>
+      <w:r>
+        <w:t>k</w:t>
+      </w:r>
+      <w:r>
+        <w:rPr>
+          <w:lang w:val="ru-RU"/>
+        </w:rPr>
+        <w:t>]-(</w:t>
+      </w:r>
+      <w:r>
+        <w:t>b</w:t>
+      </w:r>
+      <w:r>
+        <w:rPr>
+          <w:lang w:val="ru-RU"/>
+        </w:rPr>
+        <w:t xml:space="preserve">) с ограничением типов связей. Кратчайший путь между двумя вершинами вычисляется встроенной функцией </w:t>
+      </w:r>
+      <w:r>
+        <w:t>shortestPath</w:t>
+      </w:r>
+      <w:r>
+        <w:rPr>
+          <w:lang w:val="ru-RU"/>
+        </w:rPr>
+        <w:t>((</w:t>
+      </w:r>
+      <w:r>
+        <w:t>u</w:t>
+      </w:r>
+      <w:r>
+        <w:rPr>
+          <w:lang w:val="ru-RU"/>
+        </w:rPr>
+        <w:t>)-[*]-(</w:t>
+      </w:r>
+      <w:r>
+        <w:t>v</w:t>
+      </w:r>
+      <w:r>
+        <w:rPr>
+          <w:lang w:val="ru-RU"/>
+        </w:rPr>
+        <w:t xml:space="preserve">)). Для взвешенных графов можно подключить библиотеку </w:t>
+      </w:r>
+      <w:r>
+        <w:t>Neo</w:t>
+      </w:r>
+      <w:r>
+        <w:rPr>
+          <w:lang w:val="ru-RU"/>
+        </w:rPr>
+        <w:t>4</w:t>
+      </w:r>
+      <w:r>
+        <w:t>j</w:t>
+      </w:r>
+      <w:r>
+        <w:rPr>
+          <w:lang w:val="ru-RU"/>
+        </w:rPr>
+        <w:t xml:space="preserve"> </w:t>
+      </w:r>
+      <w:r>
+        <w:t>Graph</w:t>
+      </w:r>
+      <w:r>
+        <w:rPr>
+          <w:lang w:val="ru-RU"/>
+        </w:rPr>
+        <w:t xml:space="preserve"> </w:t>
+      </w:r>
+      <w:r>
+        <w:t>Data</w:t>
+      </w:r>
+      <w:r>
+        <w:rPr>
+          <w:lang w:val="ru-RU"/>
+        </w:rPr>
+        <w:t xml:space="preserve"> </w:t>
+      </w:r>
+      <w:r>
+        <w:t>Science</w:t>
+      </w:r>
+      <w:r>
+        <w:rPr>
+          <w:lang w:val="ru-RU"/>
+        </w:rPr>
+        <w:t xml:space="preserve"> или реализовать алгоритм Дейкстры на стороне сервера с предварительной выборкой подграфа.</w:t>
       </w:r>
     </w:p>
     <w:p>
@@ -7622,11 +8120,12 @@
         <w:rPr>
           <w:lang w:val="ru-RU"/>
         </w:rPr>
-        <w:t>— веб-клиент и разграничение ролей пользователей;</w:t>
-      </w:r>
-    </w:p>
-    <w:p>
-      <w:pPr>
+        <w:t>С точки зрения интерфейса достаточно добавить в клиент форму «найти путь»: поля начальной и конечной вершины, необязательный тип связи, глубина обхода. Результат можно показывать и таблично (список вершин пути), и на существующем окне визуализации с выделением найденной цепочки.</w:t>
+      </w:r>
+    </w:p>
+    <w:p>
+      <w:pPr>
+        <w:keepNext/>
         <w:ind w:firstLine="709"/>
         <w:rPr>
           <w:lang w:val="ru-RU"/>
@@ -7634,9 +8133,10 @@
       </w:pPr>
       <w:r>
         <w:rPr>
-          <w:lang w:val="ru-RU"/>
-        </w:rPr>
-        <w:t>— полная локализация сообщений сервера;</w:t>
+          <w:b/>
+          <w:lang w:val="ru-RU"/>
+        </w:rPr>
+        <w:t>6.2 Расширяемый механизм пользовательских алгоритмов</w:t>
       </w:r>
     </w:p>
     <w:p>
@@ -7650,7 +8150,7 @@
         <w:rPr>
           <w:lang w:val="ru-RU"/>
         </w:rPr>
-        <w:t>— индексы по часто используемым свойствам вершин;</w:t>
+        <w:t>Для продвинутых пользователей может потребоваться не фиксированный набор запросов, а возможность описать собственную логику обработки графа. Существует несколько подходов, различающихся гибкостью и безопасностью.</w:t>
       </w:r>
     </w:p>
     <w:p>
@@ -7664,7 +8164,837 @@
         <w:rPr>
           <w:lang w:val="ru-RU"/>
         </w:rPr>
-        <w:t>— версионирование изменений графа.</w:t>
+        <w:lastRenderedPageBreak/>
+        <w:t xml:space="preserve">Первый вариант — подключаемый модуль на </w:t>
+      </w:r>
+      <w:r>
+        <w:t>Python</w:t>
+      </w:r>
+      <w:r>
+        <w:rPr>
+          <w:lang w:val="ru-RU"/>
+        </w:rPr>
+        <w:t xml:space="preserve">, который получает снимок графа или доступ к </w:t>
+      </w:r>
+      <w:r>
+        <w:t>API</w:t>
+      </w:r>
+      <w:r>
+        <w:rPr>
+          <w:lang w:val="ru-RU"/>
+        </w:rPr>
+        <w:t xml:space="preserve"> и выполняет произвольный код. Такой модуль легко переписать и отладить локально; его можно вызывать из клиента по пути к файлу. Недостаток очевиден: выполнение чужого кода небезопасно — возможны обращения к файловой системе, сеть, бесконечные циклы. Для учебной установки допустимо с оговоркой «только доверенные скрипты»; в промышленной среде требуется песочница (отдельный процесс с ограниченными правами, контейнер, запрет импорта опасных модулей).</w:t>
+      </w:r>
+    </w:p>
+    <w:p>
+      <w:pPr>
+        <w:ind w:firstLine="709"/>
+        <w:rPr>
+          <w:lang w:val="ru-RU"/>
+        </w:rPr>
+      </w:pPr>
+      <w:r>
+        <w:rPr>
+          <w:lang w:val="ru-RU"/>
+        </w:rPr>
+        <w:t xml:space="preserve">Второй вариант — не исполнять произвольный код, а предоставить «конструктор» из примитивов. Пользователь собирает алгоритм как цепочку шагов: «взять вершину», «обойти исходящие связи типа </w:t>
+      </w:r>
+      <w:r>
+        <w:t>REQUIRES</w:t>
+      </w:r>
+      <w:r>
+        <w:rPr>
+          <w:lang w:val="ru-RU"/>
+        </w:rPr>
+        <w:t>», «отфильтровать по свойству», «подсчитать», «сохранить результат». Каждый примитив реализуется один раз на сервере и проверяется; комбинации описываются декларативно (</w:t>
+      </w:r>
+      <w:r>
+        <w:t>JSON</w:t>
+      </w:r>
+      <w:r>
+        <w:rPr>
+          <w:lang w:val="ru-RU"/>
+        </w:rPr>
+        <w:t xml:space="preserve"> или простой </w:t>
+      </w:r>
+      <w:r>
+        <w:t>DSL</w:t>
+      </w:r>
+      <w:r>
+        <w:rPr>
+          <w:lang w:val="ru-RU"/>
+        </w:rPr>
+        <w:t xml:space="preserve">). Это менее гибко, чем полноценный </w:t>
+      </w:r>
+      <w:r>
+        <w:t>Python</w:t>
+      </w:r>
+      <w:r>
+        <w:rPr>
+          <w:lang w:val="ru-RU"/>
+        </w:rPr>
+        <w:t>, зато предсказуемо и безопасно: невозможно выполнить операцию вне разрешённого набора.</w:t>
+      </w:r>
+    </w:p>
+    <w:p>
+      <w:pPr>
+        <w:ind w:firstLine="709"/>
+        <w:rPr>
+          <w:lang w:val="ru-RU"/>
+        </w:rPr>
+      </w:pPr>
+      <w:r>
+        <w:rPr>
+          <w:lang w:val="ru-RU"/>
+        </w:rPr>
+        <w:t xml:space="preserve">Третий компромисс — шаблоны </w:t>
+      </w:r>
+      <w:r>
+        <w:t>Cypher</w:t>
+      </w:r>
+      <w:r>
+        <w:rPr>
+          <w:lang w:val="ru-RU"/>
+        </w:rPr>
+        <w:t xml:space="preserve"> с параметрами: пользователь выбирает заготовленный запрос (например, «вершины с </w:t>
+      </w:r>
+      <w:r>
+        <w:t>deg</w:t>
+      </w:r>
+      <w:r>
+        <w:rPr>
+          <w:lang w:val="ru-RU"/>
+        </w:rPr>
+        <w:t xml:space="preserve">⁻ больше </w:t>
+      </w:r>
+      <w:r>
+        <w:t>N</w:t>
+      </w:r>
+      <w:r>
+        <w:rPr>
+          <w:lang w:val="ru-RU"/>
+        </w:rPr>
+        <w:t>») и задаёт только числовые аргументы. Сервер подставляет параметры в заранее проверенный текст запроса. Для курсового уровня этого часто достаточно; для исследовательских задач — ближе второй вариант.</w:t>
+      </w:r>
+    </w:p>
+    <w:p>
+      <w:pPr>
+        <w:keepNext/>
+        <w:spacing w:after="60"/>
+        <w:rPr>
+          <w:lang w:val="ru-RU"/>
+        </w:rPr>
+      </w:pPr>
+      <w:r>
+        <w:rPr>
+          <w:b/>
+          <w:lang w:val="ru-RU"/>
+        </w:rPr>
+        <w:t>Таблица 5 — Сравнение подходов к пользовательским алгоритмам</w:t>
+      </w:r>
+    </w:p>
+    <w:tbl>
+      <w:tblPr>
+        <w:tblStyle w:val="TableGrid"/>
+        <w:tblW w:w="5000" w:type="pct"/>
+        <w:tblLayout w:type="fixed"/>
+        <w:tblLook w:val="04A0" w:firstRow="1" w:lastRow="0" w:firstColumn="1" w:lastColumn="0" w:noHBand="0" w:noVBand="1"/>
+      </w:tblPr>
+      <w:tblGrid>
+        <w:gridCol w:w="2477"/>
+        <w:gridCol w:w="2476"/>
+        <w:gridCol w:w="2476"/>
+        <w:gridCol w:w="2476"/>
+      </w:tblGrid>
+      <w:tr>
+        <w:tc>
+          <w:tcPr>
+            <w:tcW w:w="2422" w:type="dxa"/>
+          </w:tcPr>
+          <w:p>
+            <w:pPr>
+              <w:jc w:val="center"/>
+            </w:pPr>
+            <w:r>
+              <w:rPr>
+                <w:b/>
+              </w:rPr>
+              <w:t>Подход</w:t>
+            </w:r>
+          </w:p>
+        </w:tc>
+        <w:tc>
+          <w:tcPr>
+            <w:tcW w:w="2422" w:type="dxa"/>
+          </w:tcPr>
+          <w:p>
+            <w:pPr>
+              <w:jc w:val="center"/>
+            </w:pPr>
+            <w:r>
+              <w:rPr>
+                <w:b/>
+              </w:rPr>
+              <w:t>Гибкость</w:t>
+            </w:r>
+          </w:p>
+        </w:tc>
+        <w:tc>
+          <w:tcPr>
+            <w:tcW w:w="2422" w:type="dxa"/>
+          </w:tcPr>
+          <w:p>
+            <w:pPr>
+              <w:jc w:val="center"/>
+            </w:pPr>
+            <w:r>
+              <w:rPr>
+                <w:b/>
+              </w:rPr>
+              <w:t>Безопасность</w:t>
+            </w:r>
+          </w:p>
+        </w:tc>
+        <w:tc>
+          <w:tcPr>
+            <w:tcW w:w="2422" w:type="dxa"/>
+          </w:tcPr>
+          <w:p>
+            <w:pPr>
+              <w:jc w:val="center"/>
+            </w:pPr>
+            <w:r>
+              <w:rPr>
+                <w:b/>
+              </w:rPr>
+              <w:t>Сложность внедрения</w:t>
+            </w:r>
+          </w:p>
+        </w:tc>
+      </w:tr>
+      <w:tr>
+        <w:trPr>
+          <w:cantSplit/>
+        </w:trPr>
+        <w:tc>
+          <w:tcPr>
+            <w:tcW w:w="2422" w:type="dxa"/>
+          </w:tcPr>
+          <w:p>
+            <w:r>
+              <w:t>Скрипт Python</w:t>
+            </w:r>
+          </w:p>
+        </w:tc>
+        <w:tc>
+          <w:tcPr>
+            <w:tcW w:w="2422" w:type="dxa"/>
+          </w:tcPr>
+          <w:p>
+            <w:r>
+              <w:t>высокая</w:t>
+            </w:r>
+          </w:p>
+        </w:tc>
+        <w:tc>
+          <w:tcPr>
+            <w:tcW w:w="2422" w:type="dxa"/>
+          </w:tcPr>
+          <w:p>
+            <w:r>
+              <w:t>низкая без песочницы</w:t>
+            </w:r>
+          </w:p>
+        </w:tc>
+        <w:tc>
+          <w:tcPr>
+            <w:tcW w:w="2422" w:type="dxa"/>
+          </w:tcPr>
+          <w:p>
+            <w:r>
+              <w:t>низкая</w:t>
+            </w:r>
+          </w:p>
+        </w:tc>
+      </w:tr>
+      <w:tr>
+        <w:trPr>
+          <w:cantSplit/>
+        </w:trPr>
+        <w:tc>
+          <w:tcPr>
+            <w:tcW w:w="2422" w:type="dxa"/>
+          </w:tcPr>
+          <w:p>
+            <w:r>
+              <w:t>Примитивы / DSL</w:t>
+            </w:r>
+          </w:p>
+        </w:tc>
+        <w:tc>
+          <w:tcPr>
+            <w:tcW w:w="2422" w:type="dxa"/>
+          </w:tcPr>
+          <w:p>
+            <w:r>
+              <w:t>средняя</w:t>
+            </w:r>
+          </w:p>
+        </w:tc>
+        <w:tc>
+          <w:tcPr>
+            <w:tcW w:w="2422" w:type="dxa"/>
+          </w:tcPr>
+          <w:p>
+            <w:r>
+              <w:t>высокая</w:t>
+            </w:r>
+          </w:p>
+        </w:tc>
+        <w:tc>
+          <w:tcPr>
+            <w:tcW w:w="2422" w:type="dxa"/>
+          </w:tcPr>
+          <w:p>
+            <w:r>
+              <w:t>средняя</w:t>
+            </w:r>
+          </w:p>
+        </w:tc>
+      </w:tr>
+      <w:tr>
+        <w:trPr>
+          <w:cantSplit/>
+        </w:trPr>
+        <w:tc>
+          <w:tcPr>
+            <w:tcW w:w="2422" w:type="dxa"/>
+          </w:tcPr>
+          <w:p>
+            <w:r>
+              <w:lastRenderedPageBreak/>
+              <w:t>Шаблоны Cypher</w:t>
+            </w:r>
+          </w:p>
+        </w:tc>
+        <w:tc>
+          <w:tcPr>
+            <w:tcW w:w="2422" w:type="dxa"/>
+          </w:tcPr>
+          <w:p>
+            <w:r>
+              <w:t>ограниченная</w:t>
+            </w:r>
+          </w:p>
+        </w:tc>
+        <w:tc>
+          <w:tcPr>
+            <w:tcW w:w="2422" w:type="dxa"/>
+          </w:tcPr>
+          <w:p>
+            <w:r>
+              <w:t>высокая</w:t>
+            </w:r>
+          </w:p>
+        </w:tc>
+        <w:tc>
+          <w:tcPr>
+            <w:tcW w:w="2422" w:type="dxa"/>
+          </w:tcPr>
+          <w:p>
+            <w:r>
+              <w:t>низкая</w:t>
+            </w:r>
+          </w:p>
+        </w:tc>
+      </w:tr>
+    </w:tbl>
+    <w:p/>
+    <w:p>
+      <w:pPr>
+        <w:keepNext/>
+        <w:ind w:firstLine="709"/>
+      </w:pPr>
+      <w:r>
+        <w:rPr>
+          <w:b/>
+        </w:rPr>
+        <w:t>6.3 Веб-клиент и многопользовательский режим</w:t>
+      </w:r>
+    </w:p>
+    <w:p>
+      <w:pPr>
+        <w:ind w:firstLine="709"/>
+        <w:rPr>
+          <w:lang w:val="ru-RU"/>
+        </w:rPr>
+      </w:pPr>
+      <w:r>
+        <w:rPr>
+          <w:lang w:val="ru-RU"/>
+        </w:rPr>
+        <w:t xml:space="preserve">Настольный клиент </w:t>
+      </w:r>
+      <w:r>
+        <w:t>wxPython</w:t>
+      </w:r>
+      <w:r>
+        <w:rPr>
+          <w:lang w:val="ru-RU"/>
+        </w:rPr>
+        <w:t xml:space="preserve"> удобен для локальной демонстрации, однако веб-интерфейс расширяет аудиторию: несколько пользователей могут работать с одним сервером через браузер. </w:t>
+      </w:r>
+      <w:r>
+        <w:t>REST</w:t>
+      </w:r>
+      <w:r>
+        <w:rPr>
+          <w:lang w:val="ru-RU"/>
+        </w:rPr>
+        <w:t xml:space="preserve"> </w:t>
+      </w:r>
+      <w:r>
+        <w:t>API</w:t>
+      </w:r>
+      <w:r>
+        <w:rPr>
+          <w:lang w:val="ru-RU"/>
+        </w:rPr>
+        <w:t xml:space="preserve"> уже отделяет логику данных от представления, поэтому фронтенд можно реализовать отдельно (например, на </w:t>
+      </w:r>
+      <w:r>
+        <w:t>HTML</w:t>
+      </w:r>
+      <w:r>
+        <w:rPr>
+          <w:lang w:val="ru-RU"/>
+        </w:rPr>
+        <w:t xml:space="preserve"> и </w:t>
+      </w:r>
+      <w:r>
+        <w:t>JavaScript</w:t>
+      </w:r>
+      <w:r>
+        <w:rPr>
+          <w:lang w:val="ru-RU"/>
+        </w:rPr>
+        <w:t xml:space="preserve">) без изменения </w:t>
+      </w:r>
+      <w:r>
+        <w:t>Neo</w:t>
+      </w:r>
+      <w:r>
+        <w:rPr>
+          <w:lang w:val="ru-RU"/>
+        </w:rPr>
+        <w:t>4</w:t>
+      </w:r>
+      <w:r>
+        <w:t>j</w:t>
+      </w:r>
+      <w:r>
+        <w:rPr>
+          <w:lang w:val="ru-RU"/>
+        </w:rPr>
+        <w:t>-слоя.</w:t>
+      </w:r>
+    </w:p>
+    <w:p>
+      <w:pPr>
+        <w:ind w:firstLine="709"/>
+        <w:rPr>
+          <w:lang w:val="ru-RU"/>
+        </w:rPr>
+      </w:pPr>
+      <w:r>
+        <w:rPr>
+          <w:lang w:val="ru-RU"/>
+        </w:rPr>
+        <w:t xml:space="preserve">Многопользовательский режим потребует аутентификации и ролей: «только чтение», «редактор графа», «администратор баз». На сервере это </w:t>
+      </w:r>
+      <w:r>
+        <w:t>middleware</w:t>
+      </w:r>
+      <w:r>
+        <w:rPr>
+          <w:lang w:val="ru-RU"/>
+        </w:rPr>
+        <w:t xml:space="preserve"> </w:t>
+      </w:r>
+      <w:r>
+        <w:t>FastAPI</w:t>
+      </w:r>
+      <w:r>
+        <w:rPr>
+          <w:lang w:val="ru-RU"/>
+        </w:rPr>
+        <w:t xml:space="preserve"> с проверкой токена перед маршрутами </w:t>
+      </w:r>
+      <w:r>
+        <w:t>CRUD</w:t>
+      </w:r>
+      <w:r>
+        <w:rPr>
+          <w:lang w:val="ru-RU"/>
+        </w:rPr>
+        <w:t>. Журнал изменений (кто и когда изменил вершину) полезен и для учебных отчётов, и для разбора ошибок.</w:t>
+      </w:r>
+    </w:p>
+    <w:p>
+      <w:pPr>
+        <w:keepNext/>
+        <w:ind w:firstLine="709"/>
+        <w:rPr>
+          <w:lang w:val="ru-RU"/>
+        </w:rPr>
+      </w:pPr>
+      <w:r>
+        <w:rPr>
+          <w:b/>
+          <w:lang w:val="ru-RU"/>
+        </w:rPr>
+        <w:t>6.4 Масштабирование и производительность</w:t>
+      </w:r>
+    </w:p>
+    <w:p>
+      <w:pPr>
+        <w:ind w:firstLine="709"/>
+        <w:rPr>
+          <w:lang w:val="ru-RU"/>
+        </w:rPr>
+      </w:pPr>
+      <w:r>
+        <w:rPr>
+          <w:lang w:val="ru-RU"/>
+        </w:rPr>
+        <w:t xml:space="preserve">Учебный граф </w:t>
+      </w:r>
+      <w:r>
+        <w:t>pip</w:t>
+      </w:r>
+      <w:r>
+        <w:rPr>
+          <w:lang w:val="ru-RU"/>
+        </w:rPr>
+        <w:t xml:space="preserve"> насчитывает десятки или сотни вершин; промышленные сети — миллионы. При росте объёма данных узким местом становятся полная выгрузка графа для визуализации и запросы без индексов по свойствам. Перспективные меры:</w:t>
+      </w:r>
+    </w:p>
+    <w:p>
+      <w:pPr>
+        <w:ind w:firstLine="709"/>
+        <w:rPr>
+          <w:lang w:val="ru-RU"/>
+        </w:rPr>
+      </w:pPr>
+      <w:r>
+        <w:rPr>
+          <w:lang w:val="ru-RU"/>
+        </w:rPr>
+        <w:t xml:space="preserve">— индексы </w:t>
+      </w:r>
+      <w:r>
+        <w:t>Neo</w:t>
+      </w:r>
+      <w:r>
+        <w:rPr>
+          <w:lang w:val="ru-RU"/>
+        </w:rPr>
+        <w:t>4</w:t>
+      </w:r>
+      <w:r>
+        <w:t>j</w:t>
+      </w:r>
+      <w:r>
+        <w:rPr>
+          <w:lang w:val="ru-RU"/>
+        </w:rPr>
+        <w:t xml:space="preserve"> по часто используемым полям (</w:t>
+      </w:r>
+      <w:r>
+        <w:t>display</w:t>
+      </w:r>
+      <w:r>
+        <w:rPr>
+          <w:lang w:val="ru-RU"/>
+        </w:rPr>
+        <w:t>_</w:t>
+      </w:r>
+      <w:r>
+        <w:t>name</w:t>
+      </w:r>
+      <w:r>
+        <w:rPr>
+          <w:lang w:val="ru-RU"/>
+        </w:rPr>
+        <w:t xml:space="preserve">, </w:t>
+      </w:r>
+      <w:r>
+        <w:t>version</w:t>
+      </w:r>
+      <w:r>
+        <w:rPr>
+          <w:lang w:val="ru-RU"/>
+        </w:rPr>
+        <w:t>);</w:t>
+      </w:r>
+    </w:p>
+    <w:p>
+      <w:pPr>
+        <w:ind w:firstLine="709"/>
+        <w:rPr>
+          <w:lang w:val="ru-RU"/>
+        </w:rPr>
+      </w:pPr>
+      <w:r>
+        <w:rPr>
+          <w:lang w:val="ru-RU"/>
+        </w:rPr>
+        <w:t>— пагинация и фильтрация в /</w:t>
+      </w:r>
+      <w:r>
+        <w:t>nodes</w:t>
+      </w:r>
+      <w:r>
+        <w:rPr>
+          <w:lang w:val="ru-RU"/>
+        </w:rPr>
+        <w:t>/</w:t>
+      </w:r>
+      <w:r>
+        <w:t>list</w:t>
+      </w:r>
+      <w:r>
+        <w:rPr>
+          <w:lang w:val="ru-RU"/>
+        </w:rPr>
+        <w:t xml:space="preserve"> вместо одной большой выборки;</w:t>
+      </w:r>
+    </w:p>
+    <w:p>
+      <w:pPr>
+        <w:ind w:firstLine="709"/>
+        <w:rPr>
+          <w:lang w:val="ru-RU"/>
+        </w:rPr>
+      </w:pPr>
+      <w:r>
+        <w:rPr>
+          <w:lang w:val="ru-RU"/>
+        </w:rPr>
+        <w:t>— визуализация только выбранного подграфа, а не всего снимка;</w:t>
+      </w:r>
+    </w:p>
+    <w:p>
+      <w:pPr>
+        <w:ind w:firstLine="709"/>
+        <w:rPr>
+          <w:lang w:val="ru-RU"/>
+        </w:rPr>
+      </w:pPr>
+      <w:r>
+        <w:rPr>
+          <w:lang w:val="ru-RU"/>
+        </w:rPr>
+        <w:t xml:space="preserve">— кэширование результатов типовых запросов на стороне </w:t>
+      </w:r>
+      <w:r>
+        <w:t>API</w:t>
+      </w:r>
+      <w:r>
+        <w:rPr>
+          <w:lang w:val="ru-RU"/>
+        </w:rPr>
+        <w:t>.</w:t>
+      </w:r>
+    </w:p>
+    <w:p>
+      <w:pPr>
+        <w:ind w:firstLine="709"/>
+        <w:rPr>
+          <w:lang w:val="ru-RU"/>
+        </w:rPr>
+      </w:pPr>
+      <w:r>
+        <w:rPr>
+          <w:lang w:val="ru-RU"/>
+        </w:rPr>
+        <w:t xml:space="preserve">Развёртывание в нескольких экземплярах </w:t>
+      </w:r>
+      <w:r>
+        <w:t>API</w:t>
+      </w:r>
+      <w:r>
+        <w:rPr>
+          <w:lang w:val="ru-RU"/>
+        </w:rPr>
+        <w:t xml:space="preserve"> за балансировщиком нагрузки возможно, если сессии </w:t>
+      </w:r>
+      <w:r>
+        <w:t>Neo</w:t>
+      </w:r>
+      <w:r>
+        <w:rPr>
+          <w:lang w:val="ru-RU"/>
+        </w:rPr>
+        <w:t>4</w:t>
+      </w:r>
+      <w:r>
+        <w:t>j</w:t>
+      </w:r>
+      <w:r>
+        <w:rPr>
+          <w:lang w:val="ru-RU"/>
+        </w:rPr>
+        <w:t xml:space="preserve"> корректно управляются; для курсового проекта достаточно одного контейнера </w:t>
+      </w:r>
+      <w:r>
+        <w:t>Docker</w:t>
+      </w:r>
+      <w:r>
+        <w:rPr>
+          <w:lang w:val="ru-RU"/>
+        </w:rPr>
+        <w:t>.</w:t>
+      </w:r>
+    </w:p>
+    <w:p>
+      <w:pPr>
+        <w:keepNext/>
+        <w:ind w:firstLine="709"/>
+        <w:rPr>
+          <w:lang w:val="ru-RU"/>
+        </w:rPr>
+      </w:pPr>
+      <w:r>
+        <w:rPr>
+          <w:b/>
+          <w:lang w:val="ru-RU"/>
+        </w:rPr>
+        <w:lastRenderedPageBreak/>
+        <w:t>6.5 Локализация, сопровождение и обмен форматами</w:t>
+      </w:r>
+    </w:p>
+    <w:p>
+      <w:pPr>
+        <w:ind w:firstLine="709"/>
+        <w:rPr>
+          <w:lang w:val="ru-RU"/>
+        </w:rPr>
+      </w:pPr>
+      <w:r>
+        <w:rPr>
+          <w:lang w:val="ru-RU"/>
+        </w:rPr>
+        <w:t xml:space="preserve">Полная русификация сообщений сервера (тела ошибок </w:t>
+      </w:r>
+      <w:r>
+        <w:t>FastAPI</w:t>
+      </w:r>
+      <w:r>
+        <w:rPr>
+          <w:lang w:val="ru-RU"/>
+        </w:rPr>
+        <w:t xml:space="preserve">, тексты валидации) потребует слоя перевода или дублирования строк в коде </w:t>
+      </w:r>
+      <w:r>
+        <w:t>API</w:t>
+      </w:r>
+      <w:r>
+        <w:rPr>
+          <w:lang w:val="ru-RU"/>
+        </w:rPr>
+        <w:t>. Клиент уже переведён; серверные ответы остаются на английском — это не мешает учебной работе, но заметно при защите.</w:t>
+      </w:r>
+    </w:p>
+    <w:p>
+      <w:pPr>
+        <w:ind w:firstLine="709"/>
+        <w:rPr>
+          <w:lang w:val="ru-RU"/>
+        </w:rPr>
+      </w:pPr>
+      <w:r>
+        <w:rPr>
+          <w:lang w:val="ru-RU"/>
+        </w:rPr>
+        <w:t>Дополнительные форматы обмена (</w:t>
+      </w:r>
+      <w:r>
+        <w:t>RDF</w:t>
+      </w:r>
+      <w:r>
+        <w:rPr>
+          <w:lang w:val="ru-RU"/>
+        </w:rPr>
+        <w:t xml:space="preserve">, </w:t>
+      </w:r>
+      <w:r>
+        <w:t>CSV</w:t>
+      </w:r>
+      <w:r>
+        <w:rPr>
+          <w:lang w:val="ru-RU"/>
+        </w:rPr>
+        <w:t xml:space="preserve">-матрица смежности) можно добавить как новые маршруты экспорта по аналогии с </w:t>
+      </w:r>
+      <w:r>
+        <w:t>GraphML</w:t>
+      </w:r>
+      <w:r>
+        <w:rPr>
+          <w:lang w:val="ru-RU"/>
+        </w:rPr>
+        <w:t xml:space="preserve">. Версионирование графа (снимки на дату, откат изменений) реализуется либо отдельными базами </w:t>
+      </w:r>
+      <w:r>
+        <w:t>Neo</w:t>
+      </w:r>
+      <w:r>
+        <w:rPr>
+          <w:lang w:val="ru-RU"/>
+        </w:rPr>
+        <w:t>4</w:t>
+      </w:r>
+      <w:r>
+        <w:t>j</w:t>
+      </w:r>
+      <w:r>
+        <w:rPr>
+          <w:lang w:val="ru-RU"/>
+        </w:rPr>
+        <w:t xml:space="preserve"> на момент экспорта, либо хранением истории операций в служебной таблице — второй путь сложнее, но ближе к промышленным системам контроля версий данных.</w:t>
+      </w:r>
+    </w:p>
+    <w:p>
+      <w:pPr>
+        <w:ind w:firstLine="709"/>
+        <w:rPr>
+          <w:lang w:val="ru-RU"/>
+        </w:rPr>
+      </w:pPr>
+      <w:r>
+        <w:rPr>
+          <w:lang w:val="ru-RU"/>
+        </w:rPr>
+        <w:t xml:space="preserve">Итоговая дорожная карта развития может быть представлена в порядке возрастания трудоёмкости: (1) вывод поиска путей в клиенте; (2) шаблоны </w:t>
+      </w:r>
+      <w:r>
+        <w:t>Cypher</w:t>
+      </w:r>
+      <w:r>
+        <w:rPr>
+          <w:lang w:val="ru-RU"/>
+        </w:rPr>
+        <w:t xml:space="preserve"> с параметрами; (3) веб-интерфейс; (4) примитивный конструктор алгоритмов; (5) роли и журналирование. Такой порядок позволяет наращивать функциональность поэтапно, не нарушая уже реализованный </w:t>
+      </w:r>
+      <w:r>
+        <w:t>CRUD</w:t>
+      </w:r>
+      <w:r>
+        <w:rPr>
+          <w:lang w:val="ru-RU"/>
+        </w:rPr>
+        <w:t xml:space="preserve"> и не переписывая архитектуру целиком.</w:t>
       </w:r>
     </w:p>
     <w:p>
@@ -7682,6 +9012,7 @@
     </w:p>
     <w:p>
       <w:pPr>
+        <w:keepNext/>
         <w:jc w:val="center"/>
         <w:rPr>
           <w:lang w:val="ru-RU"/>
@@ -7809,6 +9140,7 @@
     </w:p>
     <w:p>
       <w:pPr>
+        <w:keepNext/>
         <w:jc w:val="center"/>
         <w:rPr>
           <w:lang w:val="ru-RU"/>
@@ -8198,6 +9530,7 @@
     </w:p>
     <w:p>
       <w:pPr>
+        <w:keepNext/>
         <w:jc w:val="center"/>
         <w:rPr>
           <w:lang w:val="ru-RU"/>
@@ -8301,11 +9634,9 @@
         </w:rPr>
         <w:t>.</w:t>
       </w:r>
-      <w:proofErr w:type="spellStart"/>
       <w:r>
         <w:t>cmd</w:t>
       </w:r>
-      <w:proofErr w:type="spellEnd"/>
       <w:r>
         <w:rPr>
           <w:lang w:val="ru-RU"/>
@@ -8330,11 +9661,9 @@
         </w:rPr>
         <w:t xml:space="preserve"> </w:t>
       </w:r>
-      <w:proofErr w:type="spellStart"/>
       <w:r>
         <w:t>gui</w:t>
       </w:r>
-      <w:proofErr w:type="spellEnd"/>
       <w:r>
         <w:rPr>
           <w:lang w:val="ru-RU"/>
@@ -8488,31 +9817,7 @@
         <w:ind w:firstLine="709"/>
       </w:pPr>
       <w:r>
-        <w:t xml:space="preserve">6) </w:t>
-      </w:r>
-      <w:proofErr w:type="spellStart"/>
-      <w:r>
-        <w:t>Создать</w:t>
-      </w:r>
-      <w:proofErr w:type="spellEnd"/>
-      <w:r>
-        <w:t xml:space="preserve"> </w:t>
-      </w:r>
-      <w:proofErr w:type="spellStart"/>
-      <w:r>
-        <w:t>связь</w:t>
-      </w:r>
-      <w:proofErr w:type="spellEnd"/>
-      <w:r>
-        <w:t xml:space="preserve"> REQUIRES </w:t>
-      </w:r>
-      <w:proofErr w:type="spellStart"/>
-      <w:r>
-        <w:t>от</w:t>
-      </w:r>
-      <w:proofErr w:type="spellEnd"/>
-      <w:r>
-        <w:t xml:space="preserve"> my_test_pkg к requests.</w:t>
+        <w:t>6) Создать связь REQUIRES от my_test_pkg к requests.</w:t>
       </w:r>
     </w:p>
     <w:p>
@@ -8542,11 +9847,9 @@
         </w:rPr>
         <w:t xml:space="preserve">8) Экспортировать граф в </w:t>
       </w:r>
-      <w:proofErr w:type="spellStart"/>
       <w:r>
         <w:t>GraphML</w:t>
       </w:r>
-      <w:proofErr w:type="spellEnd"/>
       <w:r>
         <w:rPr>
           <w:lang w:val="ru-RU"/>
@@ -8578,13 +9881,91 @@
       </w:r>
     </w:p>
     <w:sectPr>
+      <w:footerReference w:type="default" r:id="rId15"/>
       <w:pgSz w:w="12240" w:h="15840"/>
-      <w:pgMar w:top="1134" w:right="850" w:bottom="1134" w:left="1701" w:header="720" w:footer="720" w:gutter="0"/>
+      <w:pgMar w:top="1134" w:right="850" w:bottom="1417" w:left="1701" w:header="720" w:footer="720" w:gutter="0"/>
       <w:cols w:space="720"/>
+      <w:titlePg/>
       <w:docGrid w:linePitch="360"/>
     </w:sectPr>
   </w:body>
 </w:document>
+</file>
+
+<file path=word/endnotes.xml><?xml version="1.0" encoding="utf-8"?>
+<w:endnotes xmlns:wpc="http://schemas.microsoft.com/office/word/2010/wordprocessingCanvas" xmlns:cx="http://schemas.microsoft.com/office/drawing/2014/chartex" xmlns:cx1="http://schemas.microsoft.com/office/drawing/2015/9/8/chartex" xmlns:cx2="http://schemas.microsoft.com/office/drawing/2015/10/21/chartex" xmlns:cx3="http://schemas.microsoft.com/office/drawing/2016/5/9/chartex" xmlns:cx4="http://schemas.microsoft.com/office/drawing/2016/5/10/chartex" xmlns:cx5="http://schemas.microsoft.com/office/drawing/2016/5/11/chartex" xmlns:cx6="http://schemas.microsoft.com/office/drawing/2016/5/12/chartex" xmlns:cx7="http://schemas.microsoft.com/office/drawing/2016/5/13/chartex" xmlns:cx8="http://schemas.microsoft.com/office/drawing/2016/5/14/chartex" xmlns:mc="http://schemas.openxmlformats.org/markup-compatibility/2006" xmlns:aink="http://schemas.microsoft.com/office/drawing/2016/ink" xmlns:am3d="http://schemas.microsoft.com/office/drawing/2017/model3d" xmlns:o="urn:schemas-microsoft-com:office:office" xmlns:r="http://schemas.openxmlformats.org/officeDocument/2006/relationships" xmlns:m="http://schemas.openxmlformats.org/officeDocument/2006/math" xmlns:v="urn:schemas-microsoft-com:vml" xmlns:wp14="http://schemas.microsoft.com/office/word/2010/wordprocessingDrawing" xmlns:wp="http://schemas.openxmlformats.org/drawingml/2006/wordprocessingDrawing" xmlns:w10="urn:schemas-microsoft-com:office:word" xmlns:w="http://schemas.openxmlformats.org/wordprocessingml/2006/main" xmlns:w14="http://schemas.microsoft.com/office/word/2010/wordml" xmlns:w15="http://schemas.microsoft.com/office/word/2012/wordml" xmlns:w16cex="http://schemas.microsoft.com/office/word/2018/wordml/cex" xmlns:w16cid="http://schemas.microsoft.com/office/word/2016/wordml/cid" xmlns:w16="http://schemas.microsoft.com/office/word/2018/wordml" xmlns:w16se="http://schemas.microsoft.com/office/word/2015/wordml/symex" xmlns:wpg="http://schemas.microsoft.com/office/word/2010/wordprocessingGroup" xmlns:wpi="http://schemas.microsoft.com/office/word/2010/wordprocessingInk" xmlns:wne="http://schemas.microsoft.com/office/word/2006/wordml" xmlns:wps="http://schemas.microsoft.com/office/word/2010/wordprocessingShape" mc:Ignorable="w14 w15 w16se w16cid w16 w16cex wp14">
+  <w:endnote w:type="separator" w:id="-1">
+    <w:p>
+      <w:pPr>
+        <w:spacing w:line="240" w:lineRule="auto"/>
+      </w:pPr>
+      <w:r>
+        <w:separator/>
+      </w:r>
+    </w:p>
+  </w:endnote>
+  <w:endnote w:type="continuationSeparator" w:id="0">
+    <w:p>
+      <w:pPr>
+        <w:spacing w:line="240" w:lineRule="auto"/>
+      </w:pPr>
+      <w:r>
+        <w:continuationSeparator/>
+      </w:r>
+    </w:p>
+  </w:endnote>
+</w:endnotes>
+</file>
+
+<file path=word/footer1.xml><?xml version="1.0" encoding="utf-8"?>
+<w:ftr xmlns:wpc="http://schemas.microsoft.com/office/word/2010/wordprocessingCanvas" xmlns:cx="http://schemas.microsoft.com/office/drawing/2014/chartex" xmlns:cx1="http://schemas.microsoft.com/office/drawing/2015/9/8/chartex" xmlns:cx2="http://schemas.microsoft.com/office/drawing/2015/10/21/chartex" xmlns:cx3="http://schemas.microsoft.com/office/drawing/2016/5/9/chartex" xmlns:cx4="http://schemas.microsoft.com/office/drawing/2016/5/10/chartex" xmlns:cx5="http://schemas.microsoft.com/office/drawing/2016/5/11/chartex" xmlns:cx6="http://schemas.microsoft.com/office/drawing/2016/5/12/chartex" xmlns:cx7="http://schemas.microsoft.com/office/drawing/2016/5/13/chartex" xmlns:cx8="http://schemas.microsoft.com/office/drawing/2016/5/14/chartex" xmlns:mc="http://schemas.openxmlformats.org/markup-compatibility/2006" xmlns:aink="http://schemas.microsoft.com/office/drawing/2016/ink" xmlns:am3d="http://schemas.microsoft.com/office/drawing/2017/model3d" xmlns:o="urn:schemas-microsoft-com:office:office" xmlns:r="http://schemas.openxmlformats.org/officeDocument/2006/relationships" xmlns:m="http://schemas.openxmlformats.org/officeDocument/2006/math" xmlns:v="urn:schemas-microsoft-com:vml" xmlns:wp14="http://schemas.microsoft.com/office/word/2010/wordprocessingDrawing" xmlns:wp="http://schemas.openxmlformats.org/drawingml/2006/wordprocessingDrawing" xmlns:w10="urn:schemas-microsoft-com:office:word" xmlns:w="http://schemas.openxmlformats.org/wordprocessingml/2006/main" xmlns:w14="http://schemas.microsoft.com/office/word/2010/wordml" xmlns:w15="http://schemas.microsoft.com/office/word/2012/wordml" xmlns:w16cex="http://schemas.microsoft.com/office/word/2018/wordml/cex" xmlns:w16cid="http://schemas.microsoft.com/office/word/2016/wordml/cid" xmlns:w16="http://schemas.microsoft.com/office/word/2018/wordml" xmlns:w16se="http://schemas.microsoft.com/office/word/2015/wordml/symex" xmlns:wpg="http://schemas.microsoft.com/office/word/2010/wordprocessingGroup" xmlns:wpi="http://schemas.microsoft.com/office/word/2010/wordprocessingInk" xmlns:wne="http://schemas.microsoft.com/office/word/2006/wordml" xmlns:wps="http://schemas.microsoft.com/office/word/2010/wordprocessingShape" mc:Ignorable="w14 w15 w16se w16cid w16 w16cex wp14">
+  <w:p>
+    <w:pPr>
+      <w:pStyle w:val="Footer"/>
+      <w:jc w:val="center"/>
+    </w:pPr>
+    <w:r>
+      <w:fldChar w:fldCharType="begin"/>
+    </w:r>
+    <w:r>
+      <w:instrText xml:space="preserve"> PAGE </w:instrText>
+    </w:r>
+    <w:r>
+      <w:fldChar w:fldCharType="separate"/>
+    </w:r>
+    <w:r>
+      <w:t>1</w:t>
+    </w:r>
+    <w:r>
+      <w:fldChar w:fldCharType="end"/>
+    </w:r>
+  </w:p>
+</w:ftr>
+</file>
+
+<file path=word/footnotes.xml><?xml version="1.0" encoding="utf-8"?>
+<w:footnotes xmlns:wpc="http://schemas.microsoft.com/office/word/2010/wordprocessingCanvas" xmlns:cx="http://schemas.microsoft.com/office/drawing/2014/chartex" xmlns:cx1="http://schemas.microsoft.com/office/drawing/2015/9/8/chartex" xmlns:cx2="http://schemas.microsoft.com/office/drawing/2015/10/21/chartex" xmlns:cx3="http://schemas.microsoft.com/office/drawing/2016/5/9/chartex" xmlns:cx4="http://schemas.microsoft.com/office/drawing/2016/5/10/chartex" xmlns:cx5="http://schemas.microsoft.com/office/drawing/2016/5/11/chartex" xmlns:cx6="http://schemas.microsoft.com/office/drawing/2016/5/12/chartex" xmlns:cx7="http://schemas.microsoft.com/office/drawing/2016/5/13/chartex" xmlns:cx8="http://schemas.microsoft.com/office/drawing/2016/5/14/chartex" xmlns:mc="http://schemas.openxmlformats.org/markup-compatibility/2006" xmlns:aink="http://schemas.microsoft.com/office/drawing/2016/ink" xmlns:am3d="http://schemas.microsoft.com/office/drawing/2017/model3d" xmlns:o="urn:schemas-microsoft-com:office:office" xmlns:r="http://schemas.openxmlformats.org/officeDocument/2006/relationships" xmlns:m="http://schemas.openxmlformats.org/officeDocument/2006/math" xmlns:v="urn:schemas-microsoft-com:vml" xmlns:wp14="http://schemas.microsoft.com/office/word/2010/wordprocessingDrawing" xmlns:wp="http://schemas.openxmlformats.org/drawingml/2006/wordprocessingDrawing" xmlns:w10="urn:schemas-microsoft-com:office:word" xmlns:w="http://schemas.openxmlformats.org/wordprocessingml/2006/main" xmlns:w14="http://schemas.microsoft.com/office/word/2010/wordml" xmlns:w15="http://schemas.microsoft.com/office/word/2012/wordml" xmlns:w16cex="http://schemas.microsoft.com/office/word/2018/wordml/cex" xmlns:w16cid="http://schemas.microsoft.com/office/word/2016/wordml/cid" xmlns:w16="http://schemas.microsoft.com/office/word/2018/wordml" xmlns:w16se="http://schemas.microsoft.com/office/word/2015/wordml/symex" xmlns:wpg="http://schemas.microsoft.com/office/word/2010/wordprocessingGroup" xmlns:wpi="http://schemas.microsoft.com/office/word/2010/wordprocessingInk" xmlns:wne="http://schemas.microsoft.com/office/word/2006/wordml" xmlns:wps="http://schemas.microsoft.com/office/word/2010/wordprocessingShape" mc:Ignorable="w14 w15 w16se w16cid w16 w16cex wp14">
+  <w:footnote w:type="separator" w:id="-1">
+    <w:p>
+      <w:pPr>
+        <w:spacing w:line="240" w:lineRule="auto"/>
+      </w:pPr>
+      <w:r>
+        <w:separator/>
+      </w:r>
+    </w:p>
+  </w:footnote>
+  <w:footnote w:type="continuationSeparator" w:id="0">
+    <w:p>
+      <w:pPr>
+        <w:spacing w:line="240" w:lineRule="auto"/>
+      </w:pPr>
+      <w:r>
+        <w:continuationSeparator/>
+      </w:r>
+    </w:p>
+  </w:footnote>
+</w:footnotes>
 </file>
 
 <file path=word/numbering.xml><?xml version="1.0" encoding="utf-8"?>
@@ -20505,7 +21886,7 @@
 </file>
 
 <file path=customXml/itemProps1.xml><?xml version="1.0" encoding="utf-8"?>
-<ds:datastoreItem xmlns:ds="http://schemas.openxmlformats.org/officeDocument/2006/customXml" ds:itemID="{87360F00-474C-4350-99DF-38E8154C6BD9}">
+<ds:datastoreItem xmlns:ds="http://schemas.openxmlformats.org/officeDocument/2006/customXml" ds:itemID="{C008D47A-67F4-4B19-9069-AC1B599E3C24}">
   <ds:schemaRefs>
     <ds:schemaRef ds:uri="http://schemas.openxmlformats.org/officeDocument/2006/bibliography"/>
   </ds:schemaRefs>

--- a/docs/теория.docx
+++ b/docs/теория.docx
@@ -9,8 +9,6 @@
           <w:lang w:val="ru-RU"/>
         </w:rPr>
       </w:pPr>
-      <w:bookmarkStart w:id="0" w:name="_GoBack"/>
-      <w:bookmarkEnd w:id="0"/>
       <w:r>
         <w:rPr>
           <w:lang w:val="ru-RU"/>
@@ -818,7 +816,7 @@
           <w:lang w:val="ru-RU"/>
         </w:rPr>
       </w:pPr>
-      <w:bookmarkStart w:id="1" w:name="toc"/>
+      <w:bookmarkStart w:id="0" w:name="toc"/>
       <w:r>
         <w:rPr>
           <w:b/>
@@ -827,7 +825,7 @@
         <w:lastRenderedPageBreak/>
         <w:t>СОДЕРЖАНИЕ</w:t>
       </w:r>
-      <w:bookmarkEnd w:id="1"/>
+      <w:bookmarkEnd w:id="0"/>
     </w:p>
     <w:p>
       <w:pPr>
@@ -838,66 +836,14 @@
           <w:lang w:val="ru-RU"/>
         </w:rPr>
       </w:pPr>
-      <w:r>
-        <w:fldChar w:fldCharType="begin"/>
-      </w:r>
-      <w:r>
-        <w:rPr>
-          <w:lang w:val="ru-RU"/>
-        </w:rPr>
-        <w:instrText xml:space="preserve"> </w:instrText>
-      </w:r>
-      <w:r>
-        <w:instrText>HYPERLINK</w:instrText>
-      </w:r>
-      <w:r>
-        <w:rPr>
-          <w:lang w:val="ru-RU"/>
-        </w:rPr>
-        <w:instrText xml:space="preserve"> \</w:instrText>
-      </w:r>
-      <w:r>
-        <w:instrText>l</w:instrText>
-      </w:r>
-      <w:r>
-        <w:rPr>
-          <w:lang w:val="ru-RU"/>
-        </w:rPr>
-        <w:instrText xml:space="preserve"> "</w:instrText>
-      </w:r>
-      <w:r>
-        <w:instrText>abbr</w:instrText>
-      </w:r>
-      <w:r>
-        <w:rPr>
-          <w:lang w:val="ru-RU"/>
-        </w:rPr>
-        <w:instrText>" \</w:instrText>
-      </w:r>
-      <w:r>
-        <w:instrText>h</w:instrText>
-      </w:r>
-      <w:r>
-        <w:rPr>
-          <w:lang w:val="ru-RU"/>
-        </w:rPr>
-        <w:instrText xml:space="preserve"> </w:instrText>
-      </w:r>
-      <w:r>
-        <w:fldChar w:fldCharType="separate"/>
-      </w:r>
-      <w:r>
-        <w:rPr>
-          <w:lang w:val="ru-RU"/>
-        </w:rPr>
-        <w:t>ПЕРЕЧЕНЬ СОКРАЩЕНИЙ И ОБОЗНАЧЕНИЙ</w:t>
-      </w:r>
-      <w:r>
-        <w:rPr>
-          <w:lang w:val="ru-RU"/>
-        </w:rPr>
-        <w:fldChar w:fldCharType="end"/>
-      </w:r>
+      <w:hyperlink w:anchor="abbr">
+        <w:r>
+          <w:rPr>
+            <w:lang w:val="ru-RU"/>
+          </w:rPr>
+          <w:t>ПЕРЕЧЕНЬ СОКРАЩЕНИЙ И ОБОЗНАЧЕНИЙ</w:t>
+        </w:r>
+      </w:hyperlink>
       <w:r>
         <w:rPr>
           <w:lang w:val="ru-RU"/>
@@ -915,66 +861,14 @@
           <w:lang w:val="ru-RU"/>
         </w:rPr>
       </w:pPr>
-      <w:r>
-        <w:fldChar w:fldCharType="begin"/>
-      </w:r>
-      <w:r>
-        <w:rPr>
-          <w:lang w:val="ru-RU"/>
-        </w:rPr>
-        <w:instrText xml:space="preserve"> </w:instrText>
-      </w:r>
-      <w:r>
-        <w:instrText>HYPERLINK</w:instrText>
-      </w:r>
-      <w:r>
-        <w:rPr>
-          <w:lang w:val="ru-RU"/>
-        </w:rPr>
-        <w:instrText xml:space="preserve"> \</w:instrText>
-      </w:r>
-      <w:r>
-        <w:instrText>l</w:instrText>
-      </w:r>
-      <w:r>
-        <w:rPr>
-          <w:lang w:val="ru-RU"/>
-        </w:rPr>
-        <w:instrText xml:space="preserve"> "</w:instrText>
-      </w:r>
-      <w:r>
-        <w:instrText>intro</w:instrText>
-      </w:r>
-      <w:r>
-        <w:rPr>
-          <w:lang w:val="ru-RU"/>
-        </w:rPr>
-        <w:instrText>" \</w:instrText>
-      </w:r>
-      <w:r>
-        <w:instrText>h</w:instrText>
-      </w:r>
-      <w:r>
-        <w:rPr>
-          <w:lang w:val="ru-RU"/>
-        </w:rPr>
-        <w:instrText xml:space="preserve"> </w:instrText>
-      </w:r>
-      <w:r>
-        <w:fldChar w:fldCharType="separate"/>
-      </w:r>
-      <w:r>
-        <w:rPr>
-          <w:lang w:val="ru-RU"/>
-        </w:rPr>
-        <w:t>ВВЕДЕНИЕ</w:t>
-      </w:r>
-      <w:r>
-        <w:rPr>
-          <w:lang w:val="ru-RU"/>
-        </w:rPr>
-        <w:fldChar w:fldCharType="end"/>
-      </w:r>
+      <w:hyperlink w:anchor="intro">
+        <w:r>
+          <w:rPr>
+            <w:lang w:val="ru-RU"/>
+          </w:rPr>
+          <w:t>ВВЕДЕНИЕ</w:t>
+        </w:r>
+      </w:hyperlink>
       <w:r>
         <w:rPr>
           <w:lang w:val="ru-RU"/>
@@ -992,66 +886,14 @@
           <w:lang w:val="ru-RU"/>
         </w:rPr>
       </w:pPr>
-      <w:r>
-        <w:fldChar w:fldCharType="begin"/>
-      </w:r>
-      <w:r>
-        <w:rPr>
-          <w:lang w:val="ru-RU"/>
-        </w:rPr>
-        <w:instrText xml:space="preserve"> </w:instrText>
-      </w:r>
-      <w:r>
-        <w:instrText>HYPERLINK</w:instrText>
-      </w:r>
-      <w:r>
-        <w:rPr>
-          <w:lang w:val="ru-RU"/>
-        </w:rPr>
-        <w:instrText xml:space="preserve"> \</w:instrText>
-      </w:r>
-      <w:r>
-        <w:instrText>l</w:instrText>
-      </w:r>
-      <w:r>
-        <w:rPr>
-          <w:lang w:val="ru-RU"/>
-        </w:rPr>
-        <w:instrText xml:space="preserve"> "</w:instrText>
-      </w:r>
-      <w:r>
-        <w:instrText>sec</w:instrText>
-      </w:r>
-      <w:r>
-        <w:rPr>
-          <w:lang w:val="ru-RU"/>
-        </w:rPr>
-        <w:instrText>1" \</w:instrText>
-      </w:r>
-      <w:r>
-        <w:instrText>h</w:instrText>
-      </w:r>
-      <w:r>
-        <w:rPr>
-          <w:lang w:val="ru-RU"/>
-        </w:rPr>
-        <w:instrText xml:space="preserve"> </w:instrText>
-      </w:r>
-      <w:r>
-        <w:fldChar w:fldCharType="separate"/>
-      </w:r>
-      <w:r>
-        <w:rPr>
-          <w:lang w:val="ru-RU"/>
-        </w:rPr>
-        <w:t>1 Теоретические основы графовых моделей</w:t>
-      </w:r>
-      <w:r>
-        <w:rPr>
-          <w:lang w:val="ru-RU"/>
-        </w:rPr>
-        <w:fldChar w:fldCharType="end"/>
-      </w:r>
+      <w:hyperlink w:anchor="sec1">
+        <w:r>
+          <w:rPr>
+            <w:lang w:val="ru-RU"/>
+          </w:rPr>
+          <w:t>1 Теоретические основы графовых моделей</w:t>
+        </w:r>
+      </w:hyperlink>
       <w:r>
         <w:rPr>
           <w:lang w:val="ru-RU"/>
@@ -1069,66 +911,14 @@
           <w:lang w:val="ru-RU"/>
         </w:rPr>
       </w:pPr>
-      <w:r>
-        <w:fldChar w:fldCharType="begin"/>
-      </w:r>
-      <w:r>
-        <w:rPr>
-          <w:lang w:val="ru-RU"/>
-        </w:rPr>
-        <w:instrText xml:space="preserve"> </w:instrText>
-      </w:r>
-      <w:r>
-        <w:instrText>HYPERLINK</w:instrText>
-      </w:r>
-      <w:r>
-        <w:rPr>
-          <w:lang w:val="ru-RU"/>
-        </w:rPr>
-        <w:instrText xml:space="preserve"> \</w:instrText>
-      </w:r>
-      <w:r>
-        <w:instrText>l</w:instrText>
-      </w:r>
-      <w:r>
-        <w:rPr>
-          <w:lang w:val="ru-RU"/>
-        </w:rPr>
-        <w:instrText xml:space="preserve"> "</w:instrText>
-      </w:r>
-      <w:r>
-        <w:instrText>sec</w:instrText>
-      </w:r>
-      <w:r>
-        <w:rPr>
-          <w:lang w:val="ru-RU"/>
-        </w:rPr>
-        <w:instrText>2" \</w:instrText>
-      </w:r>
-      <w:r>
-        <w:instrText>h</w:instrText>
-      </w:r>
-      <w:r>
-        <w:rPr>
-          <w:lang w:val="ru-RU"/>
-        </w:rPr>
-        <w:instrText xml:space="preserve"> </w:instrText>
-      </w:r>
-      <w:r>
-        <w:fldChar w:fldCharType="separate"/>
-      </w:r>
-      <w:r>
-        <w:rPr>
-          <w:lang w:val="ru-RU"/>
-        </w:rPr>
-        <w:t>2 Постановка задачи и требования к программному продукту</w:t>
-      </w:r>
-      <w:r>
-        <w:rPr>
-          <w:lang w:val="ru-RU"/>
-        </w:rPr>
-        <w:fldChar w:fldCharType="end"/>
-      </w:r>
+      <w:hyperlink w:anchor="sec2">
+        <w:r>
+          <w:rPr>
+            <w:lang w:val="ru-RU"/>
+          </w:rPr>
+          <w:t>2 Постановка задачи и требования к программному продукту</w:t>
+        </w:r>
+      </w:hyperlink>
       <w:r>
         <w:rPr>
           <w:lang w:val="ru-RU"/>
@@ -1146,66 +936,14 @@
           <w:lang w:val="ru-RU"/>
         </w:rPr>
       </w:pPr>
-      <w:r>
-        <w:fldChar w:fldCharType="begin"/>
-      </w:r>
-      <w:r>
-        <w:rPr>
-          <w:lang w:val="ru-RU"/>
-        </w:rPr>
-        <w:instrText xml:space="preserve"> </w:instrText>
-      </w:r>
-      <w:r>
-        <w:instrText>HYPERLINK</w:instrText>
-      </w:r>
-      <w:r>
-        <w:rPr>
-          <w:lang w:val="ru-RU"/>
-        </w:rPr>
-        <w:instrText xml:space="preserve"> \</w:instrText>
-      </w:r>
-      <w:r>
-        <w:instrText>l</w:instrText>
-      </w:r>
-      <w:r>
-        <w:rPr>
-          <w:lang w:val="ru-RU"/>
-        </w:rPr>
-        <w:instrText xml:space="preserve"> "</w:instrText>
-      </w:r>
-      <w:r>
-        <w:instrText>sec</w:instrText>
-      </w:r>
-      <w:r>
-        <w:rPr>
-          <w:lang w:val="ru-RU"/>
-        </w:rPr>
-        <w:instrText>3" \</w:instrText>
-      </w:r>
-      <w:r>
-        <w:instrText>h</w:instrText>
-      </w:r>
-      <w:r>
-        <w:rPr>
-          <w:lang w:val="ru-RU"/>
-        </w:rPr>
-        <w:instrText xml:space="preserve"> </w:instrText>
-      </w:r>
-      <w:r>
-        <w:fldChar w:fldCharType="separate"/>
-      </w:r>
-      <w:r>
-        <w:rPr>
-          <w:lang w:val="ru-RU"/>
-        </w:rPr>
-        <w:t>3 Выбор средств реализации и архитектура системы</w:t>
-      </w:r>
-      <w:r>
-        <w:rPr>
-          <w:lang w:val="ru-RU"/>
-        </w:rPr>
-        <w:fldChar w:fldCharType="end"/>
-      </w:r>
+      <w:hyperlink w:anchor="sec3">
+        <w:r>
+          <w:rPr>
+            <w:lang w:val="ru-RU"/>
+          </w:rPr>
+          <w:t>3 Выбор средств реализации и архитектура системы</w:t>
+        </w:r>
+      </w:hyperlink>
       <w:r>
         <w:rPr>
           <w:lang w:val="ru-RU"/>
@@ -1223,66 +961,14 @@
           <w:lang w:val="ru-RU"/>
         </w:rPr>
       </w:pPr>
-      <w:r>
-        <w:fldChar w:fldCharType="begin"/>
-      </w:r>
-      <w:r>
-        <w:rPr>
-          <w:lang w:val="ru-RU"/>
-        </w:rPr>
-        <w:instrText xml:space="preserve"> </w:instrText>
-      </w:r>
-      <w:r>
-        <w:instrText>HYPERLINK</w:instrText>
-      </w:r>
-      <w:r>
-        <w:rPr>
-          <w:lang w:val="ru-RU"/>
-        </w:rPr>
-        <w:instrText xml:space="preserve"> \</w:instrText>
-      </w:r>
-      <w:r>
-        <w:instrText>l</w:instrText>
-      </w:r>
-      <w:r>
-        <w:rPr>
-          <w:lang w:val="ru-RU"/>
-        </w:rPr>
-        <w:instrText xml:space="preserve"> "</w:instrText>
-      </w:r>
-      <w:r>
-        <w:instrText>sec</w:instrText>
-      </w:r>
-      <w:r>
-        <w:rPr>
-          <w:lang w:val="ru-RU"/>
-        </w:rPr>
-        <w:instrText>4" \</w:instrText>
-      </w:r>
-      <w:r>
-        <w:instrText>h</w:instrText>
-      </w:r>
-      <w:r>
-        <w:rPr>
-          <w:lang w:val="ru-RU"/>
-        </w:rPr>
-        <w:instrText xml:space="preserve"> </w:instrText>
-      </w:r>
-      <w:r>
-        <w:fldChar w:fldCharType="separate"/>
-      </w:r>
-      <w:r>
-        <w:rPr>
-          <w:lang w:val="ru-RU"/>
-        </w:rPr>
-        <w:t>4 Разработка программного комплекса</w:t>
-      </w:r>
-      <w:r>
-        <w:rPr>
-          <w:lang w:val="ru-RU"/>
-        </w:rPr>
-        <w:fldChar w:fldCharType="end"/>
-      </w:r>
+      <w:hyperlink w:anchor="sec4">
+        <w:r>
+          <w:rPr>
+            <w:lang w:val="ru-RU"/>
+          </w:rPr>
+          <w:t>4 Разработка программного комплекса</w:t>
+        </w:r>
+      </w:hyperlink>
       <w:r>
         <w:rPr>
           <w:lang w:val="ru-RU"/>
@@ -1300,66 +986,14 @@
           <w:lang w:val="ru-RU"/>
         </w:rPr>
       </w:pPr>
-      <w:r>
-        <w:fldChar w:fldCharType="begin"/>
-      </w:r>
-      <w:r>
-        <w:rPr>
-          <w:lang w:val="ru-RU"/>
-        </w:rPr>
-        <w:instrText xml:space="preserve"> </w:instrText>
-      </w:r>
-      <w:r>
-        <w:instrText>HYPERLINK</w:instrText>
-      </w:r>
-      <w:r>
-        <w:rPr>
-          <w:lang w:val="ru-RU"/>
-        </w:rPr>
-        <w:instrText xml:space="preserve"> \</w:instrText>
-      </w:r>
-      <w:r>
-        <w:instrText>l</w:instrText>
-      </w:r>
-      <w:r>
-        <w:rPr>
-          <w:lang w:val="ru-RU"/>
-        </w:rPr>
-        <w:instrText xml:space="preserve"> "</w:instrText>
-      </w:r>
-      <w:r>
-        <w:instrText>sec</w:instrText>
-      </w:r>
-      <w:r>
-        <w:rPr>
-          <w:lang w:val="ru-RU"/>
-        </w:rPr>
-        <w:instrText>5" \</w:instrText>
-      </w:r>
-      <w:r>
-        <w:instrText>h</w:instrText>
-      </w:r>
-      <w:r>
-        <w:rPr>
-          <w:lang w:val="ru-RU"/>
-        </w:rPr>
-        <w:instrText xml:space="preserve"> </w:instrText>
-      </w:r>
-      <w:r>
-        <w:fldChar w:fldCharType="separate"/>
-      </w:r>
-      <w:r>
-        <w:rPr>
-          <w:lang w:val="ru-RU"/>
-        </w:rPr>
-        <w:t>5 Практический пример на графе зависимостей</w:t>
-      </w:r>
-      <w:r>
-        <w:rPr>
-          <w:lang w:val="ru-RU"/>
-        </w:rPr>
-        <w:fldChar w:fldCharType="end"/>
-      </w:r>
+      <w:hyperlink w:anchor="sec5">
+        <w:r>
+          <w:rPr>
+            <w:lang w:val="ru-RU"/>
+          </w:rPr>
+          <w:t>5 Практический пример на графе зависимостей</w:t>
+        </w:r>
+      </w:hyperlink>
       <w:r>
         <w:rPr>
           <w:lang w:val="ru-RU"/>
@@ -1377,66 +1011,14 @@
           <w:lang w:val="ru-RU"/>
         </w:rPr>
       </w:pPr>
-      <w:r>
-        <w:fldChar w:fldCharType="begin"/>
-      </w:r>
-      <w:r>
-        <w:rPr>
-          <w:lang w:val="ru-RU"/>
-        </w:rPr>
-        <w:instrText xml:space="preserve"> </w:instrText>
-      </w:r>
-      <w:r>
-        <w:instrText>HYPERLINK</w:instrText>
-      </w:r>
-      <w:r>
-        <w:rPr>
-          <w:lang w:val="ru-RU"/>
-        </w:rPr>
-        <w:instrText xml:space="preserve"> \</w:instrText>
-      </w:r>
-      <w:r>
-        <w:instrText>l</w:instrText>
-      </w:r>
-      <w:r>
-        <w:rPr>
-          <w:lang w:val="ru-RU"/>
-        </w:rPr>
-        <w:instrText xml:space="preserve"> "</w:instrText>
-      </w:r>
-      <w:r>
-        <w:instrText>sec</w:instrText>
-      </w:r>
-      <w:r>
-        <w:rPr>
-          <w:lang w:val="ru-RU"/>
-        </w:rPr>
-        <w:instrText>6" \</w:instrText>
-      </w:r>
-      <w:r>
-        <w:instrText>h</w:instrText>
-      </w:r>
-      <w:r>
-        <w:rPr>
-          <w:lang w:val="ru-RU"/>
-        </w:rPr>
-        <w:instrText xml:space="preserve"> </w:instrText>
-      </w:r>
-      <w:r>
-        <w:fldChar w:fldCharType="separate"/>
-      </w:r>
-      <w:r>
-        <w:rPr>
-          <w:lang w:val="ru-RU"/>
-        </w:rPr>
-        <w:t>6 Перспективы развития</w:t>
-      </w:r>
-      <w:r>
-        <w:rPr>
-          <w:lang w:val="ru-RU"/>
-        </w:rPr>
-        <w:fldChar w:fldCharType="end"/>
-      </w:r>
+      <w:hyperlink w:anchor="sec6">
+        <w:r>
+          <w:rPr>
+            <w:lang w:val="ru-RU"/>
+          </w:rPr>
+          <w:t>6 Перспективы развития</w:t>
+        </w:r>
+      </w:hyperlink>
       <w:r>
         <w:rPr>
           <w:lang w:val="ru-RU"/>
@@ -1454,66 +1036,14 @@
           <w:lang w:val="ru-RU"/>
         </w:rPr>
       </w:pPr>
-      <w:r>
-        <w:fldChar w:fldCharType="begin"/>
-      </w:r>
-      <w:r>
-        <w:rPr>
-          <w:lang w:val="ru-RU"/>
-        </w:rPr>
-        <w:instrText xml:space="preserve"> </w:instrText>
-      </w:r>
-      <w:r>
-        <w:instrText>HYPERLINK</w:instrText>
-      </w:r>
-      <w:r>
-        <w:rPr>
-          <w:lang w:val="ru-RU"/>
-        </w:rPr>
-        <w:instrText xml:space="preserve"> \</w:instrText>
-      </w:r>
-      <w:r>
-        <w:instrText>l</w:instrText>
-      </w:r>
-      <w:r>
-        <w:rPr>
-          <w:lang w:val="ru-RU"/>
-        </w:rPr>
-        <w:instrText xml:space="preserve"> "</w:instrText>
-      </w:r>
-      <w:r>
-        <w:instrText>conclusion</w:instrText>
-      </w:r>
-      <w:r>
-        <w:rPr>
-          <w:lang w:val="ru-RU"/>
-        </w:rPr>
-        <w:instrText>" \</w:instrText>
-      </w:r>
-      <w:r>
-        <w:instrText>h</w:instrText>
-      </w:r>
-      <w:r>
-        <w:rPr>
-          <w:lang w:val="ru-RU"/>
-        </w:rPr>
-        <w:instrText xml:space="preserve"> </w:instrText>
-      </w:r>
-      <w:r>
-        <w:fldChar w:fldCharType="separate"/>
-      </w:r>
-      <w:r>
-        <w:rPr>
-          <w:lang w:val="ru-RU"/>
-        </w:rPr>
-        <w:t>ЗАКЛЮЧЕНИЕ</w:t>
-      </w:r>
-      <w:r>
-        <w:rPr>
-          <w:lang w:val="ru-RU"/>
-        </w:rPr>
-        <w:fldChar w:fldCharType="end"/>
-      </w:r>
+      <w:hyperlink w:anchor="conclusion">
+        <w:r>
+          <w:rPr>
+            <w:lang w:val="ru-RU"/>
+          </w:rPr>
+          <w:t>ЗАКЛЮЧЕНИЕ</w:t>
+        </w:r>
+      </w:hyperlink>
       <w:r>
         <w:rPr>
           <w:lang w:val="ru-RU"/>
@@ -1531,66 +1061,14 @@
           <w:lang w:val="ru-RU"/>
         </w:rPr>
       </w:pPr>
-      <w:r>
-        <w:fldChar w:fldCharType="begin"/>
-      </w:r>
-      <w:r>
-        <w:rPr>
-          <w:lang w:val="ru-RU"/>
-        </w:rPr>
-        <w:instrText xml:space="preserve"> </w:instrText>
-      </w:r>
-      <w:r>
-        <w:instrText>HYPERLINK</w:instrText>
-      </w:r>
-      <w:r>
-        <w:rPr>
-          <w:lang w:val="ru-RU"/>
-        </w:rPr>
-        <w:instrText xml:space="preserve"> \</w:instrText>
-      </w:r>
-      <w:r>
-        <w:instrText>l</w:instrText>
-      </w:r>
-      <w:r>
-        <w:rPr>
-          <w:lang w:val="ru-RU"/>
-        </w:rPr>
-        <w:instrText xml:space="preserve"> "</w:instrText>
-      </w:r>
-      <w:r>
-        <w:instrText>sources</w:instrText>
-      </w:r>
-      <w:r>
-        <w:rPr>
-          <w:lang w:val="ru-RU"/>
-        </w:rPr>
-        <w:instrText>" \</w:instrText>
-      </w:r>
-      <w:r>
-        <w:instrText>h</w:instrText>
-      </w:r>
-      <w:r>
-        <w:rPr>
-          <w:lang w:val="ru-RU"/>
-        </w:rPr>
-        <w:instrText xml:space="preserve"> </w:instrText>
-      </w:r>
-      <w:r>
-        <w:fldChar w:fldCharType="separate"/>
-      </w:r>
-      <w:r>
-        <w:rPr>
-          <w:lang w:val="ru-RU"/>
-        </w:rPr>
-        <w:t>СПИСОК ИСПОЛЬЗОВАННЫХ ИСТОЧНИКОВ</w:t>
-      </w:r>
-      <w:r>
-        <w:rPr>
-          <w:lang w:val="ru-RU"/>
-        </w:rPr>
-        <w:fldChar w:fldCharType="end"/>
-      </w:r>
+      <w:hyperlink w:anchor="sources">
+        <w:r>
+          <w:rPr>
+            <w:lang w:val="ru-RU"/>
+          </w:rPr>
+          <w:t>СПИСОК ИСПОЛЬЗОВАННЫХ ИСТОЧНИКОВ</w:t>
+        </w:r>
+      </w:hyperlink>
       <w:r>
         <w:rPr>
           <w:lang w:val="ru-RU"/>
@@ -1608,75 +1086,14 @@
           <w:lang w:val="ru-RU"/>
         </w:rPr>
       </w:pPr>
-      <w:r>
-        <w:fldChar w:fldCharType="begin"/>
-      </w:r>
-      <w:r>
-        <w:rPr>
-          <w:lang w:val="ru-RU"/>
-        </w:rPr>
-        <w:instrText xml:space="preserve"> </w:instrText>
-      </w:r>
-      <w:r>
-        <w:instrText>HYPERLINK</w:instrText>
-      </w:r>
-      <w:r>
-        <w:rPr>
-          <w:lang w:val="ru-RU"/>
-        </w:rPr>
-        <w:instrText xml:space="preserve"> \</w:instrText>
-      </w:r>
-      <w:r>
-        <w:instrText>l</w:instrText>
-      </w:r>
-      <w:r>
-        <w:rPr>
-          <w:lang w:val="ru-RU"/>
-        </w:rPr>
-        <w:instrText xml:space="preserve"> "</w:instrText>
-      </w:r>
-      <w:r>
-        <w:instrText>app</w:instrText>
-      </w:r>
-      <w:r>
-        <w:rPr>
-          <w:lang w:val="ru-RU"/>
-        </w:rPr>
-        <w:instrText>_</w:instrText>
-      </w:r>
-      <w:r>
-        <w:instrText>a</w:instrText>
-      </w:r>
-      <w:r>
-        <w:rPr>
-          <w:lang w:val="ru-RU"/>
-        </w:rPr>
-        <w:instrText>" \</w:instrText>
-      </w:r>
-      <w:r>
-        <w:instrText>h</w:instrText>
-      </w:r>
-      <w:r>
-        <w:rPr>
-          <w:lang w:val="ru-RU"/>
-        </w:rPr>
-        <w:instrText xml:space="preserve"> </w:instrText>
-      </w:r>
-      <w:r>
-        <w:fldChar w:fldCharType="separate"/>
-      </w:r>
-      <w:r>
-        <w:rPr>
-          <w:lang w:val="ru-RU"/>
-        </w:rPr>
-        <w:t>ПРИЛОЖЕНИЕ А Сценарий демонстрации</w:t>
-      </w:r>
-      <w:r>
-        <w:rPr>
-          <w:lang w:val="ru-RU"/>
-        </w:rPr>
-        <w:fldChar w:fldCharType="end"/>
-      </w:r>
+      <w:hyperlink w:anchor="app_a">
+        <w:r>
+          <w:rPr>
+            <w:lang w:val="ru-RU"/>
+          </w:rPr>
+          <w:t>ПРИЛОЖЕНИЕ А Сценарий демонстрации</w:t>
+        </w:r>
+      </w:hyperlink>
       <w:r>
         <w:rPr>
           <w:lang w:val="ru-RU"/>
@@ -1706,7 +1123,7 @@
           <w:lang w:val="ru-RU"/>
         </w:rPr>
       </w:pPr>
-      <w:bookmarkStart w:id="2" w:name="abbr"/>
+      <w:bookmarkStart w:id="1" w:name="abbr"/>
       <w:r>
         <w:rPr>
           <w:b/>
@@ -1715,7 +1132,7 @@
         <w:lastRenderedPageBreak/>
         <w:t>ПЕРЕЧЕНЬ СОКРАЩЕНИЙ И ОБОЗНАЧЕНИЙ</w:t>
       </w:r>
-      <w:bookmarkEnd w:id="2"/>
+      <w:bookmarkEnd w:id="1"/>
     </w:p>
     <w:p>
       <w:r>
@@ -2021,7 +1438,9 @@
           <w:lang w:val="ru-RU"/>
         </w:rPr>
       </w:pPr>
-      <w:bookmarkStart w:id="3" w:name="intro"/>
+      <w:bookmarkStart w:id="2" w:name="intro"/>
+      <w:bookmarkStart w:id="3" w:name="_GoBack"/>
+      <w:bookmarkEnd w:id="3"/>
       <w:r>
         <w:rPr>
           <w:b/>
@@ -2030,7 +1449,7 @@
         <w:lastRenderedPageBreak/>
         <w:t>ВВЕДЕНИЕ</w:t>
       </w:r>
-      <w:bookmarkEnd w:id="3"/>
+      <w:bookmarkEnd w:id="2"/>
     </w:p>
     <w:p>
       <w:pPr>
@@ -9881,7 +9300,12 @@
       </w:r>
     </w:p>
     <w:sectPr>
-      <w:footerReference w:type="default" r:id="rId15"/>
+      <w:headerReference w:type="even" r:id="rId15"/>
+      <w:headerReference w:type="default" r:id="rId16"/>
+      <w:footerReference w:type="even" r:id="rId17"/>
+      <w:footerReference w:type="default" r:id="rId18"/>
+      <w:headerReference w:type="first" r:id="rId19"/>
+      <w:footerReference w:type="first" r:id="rId20"/>
       <w:pgSz w:w="12240" w:h="15840"/>
       <w:pgMar w:top="1134" w:right="850" w:bottom="1417" w:left="1701" w:header="720" w:footer="720" w:gutter="0"/>
       <w:cols w:space="720"/>
@@ -9918,6 +9342,16 @@
 </file>
 
 <file path=word/footer1.xml><?xml version="1.0" encoding="utf-8"?>
+<w:ftr xmlns:wpc="http://schemas.microsoft.com/office/word/2010/wordprocessingCanvas" xmlns:cx="http://schemas.microsoft.com/office/drawing/2014/chartex" xmlns:cx1="http://schemas.microsoft.com/office/drawing/2015/9/8/chartex" xmlns:cx2="http://schemas.microsoft.com/office/drawing/2015/10/21/chartex" xmlns:cx3="http://schemas.microsoft.com/office/drawing/2016/5/9/chartex" xmlns:cx4="http://schemas.microsoft.com/office/drawing/2016/5/10/chartex" xmlns:cx5="http://schemas.microsoft.com/office/drawing/2016/5/11/chartex" xmlns:cx6="http://schemas.microsoft.com/office/drawing/2016/5/12/chartex" xmlns:cx7="http://schemas.microsoft.com/office/drawing/2016/5/13/chartex" xmlns:cx8="http://schemas.microsoft.com/office/drawing/2016/5/14/chartex" xmlns:mc="http://schemas.openxmlformats.org/markup-compatibility/2006" xmlns:aink="http://schemas.microsoft.com/office/drawing/2016/ink" xmlns:am3d="http://schemas.microsoft.com/office/drawing/2017/model3d" xmlns:o="urn:schemas-microsoft-com:office:office" xmlns:r="http://schemas.openxmlformats.org/officeDocument/2006/relationships" xmlns:m="http://schemas.openxmlformats.org/officeDocument/2006/math" xmlns:v="urn:schemas-microsoft-com:vml" xmlns:wp14="http://schemas.microsoft.com/office/word/2010/wordprocessingDrawing" xmlns:wp="http://schemas.openxmlformats.org/drawingml/2006/wordprocessingDrawing" xmlns:w10="urn:schemas-microsoft-com:office:word" xmlns:w="http://schemas.openxmlformats.org/wordprocessingml/2006/main" xmlns:w14="http://schemas.microsoft.com/office/word/2010/wordml" xmlns:w15="http://schemas.microsoft.com/office/word/2012/wordml" xmlns:w16cex="http://schemas.microsoft.com/office/word/2018/wordml/cex" xmlns:w16cid="http://schemas.microsoft.com/office/word/2016/wordml/cid" xmlns:w16="http://schemas.microsoft.com/office/word/2018/wordml" xmlns:w16se="http://schemas.microsoft.com/office/word/2015/wordml/symex" xmlns:wpg="http://schemas.microsoft.com/office/word/2010/wordprocessingGroup" xmlns:wpi="http://schemas.microsoft.com/office/word/2010/wordprocessingInk" xmlns:wne="http://schemas.microsoft.com/office/word/2006/wordml" xmlns:wps="http://schemas.microsoft.com/office/word/2010/wordprocessingShape" mc:Ignorable="w14 w15 w16se w16cid w16 w16cex wp14">
+  <w:p>
+    <w:pPr>
+      <w:pStyle w:val="Footer"/>
+    </w:pPr>
+  </w:p>
+</w:ftr>
+</file>
+
+<file path=word/footer2.xml><?xml version="1.0" encoding="utf-8"?>
 <w:ftr xmlns:wpc="http://schemas.microsoft.com/office/word/2010/wordprocessingCanvas" xmlns:cx="http://schemas.microsoft.com/office/drawing/2014/chartex" xmlns:cx1="http://schemas.microsoft.com/office/drawing/2015/9/8/chartex" xmlns:cx2="http://schemas.microsoft.com/office/drawing/2015/10/21/chartex" xmlns:cx3="http://schemas.microsoft.com/office/drawing/2016/5/9/chartex" xmlns:cx4="http://schemas.microsoft.com/office/drawing/2016/5/10/chartex" xmlns:cx5="http://schemas.microsoft.com/office/drawing/2016/5/11/chartex" xmlns:cx6="http://schemas.microsoft.com/office/drawing/2016/5/12/chartex" xmlns:cx7="http://schemas.microsoft.com/office/drawing/2016/5/13/chartex" xmlns:cx8="http://schemas.microsoft.com/office/drawing/2016/5/14/chartex" xmlns:mc="http://schemas.openxmlformats.org/markup-compatibility/2006" xmlns:aink="http://schemas.microsoft.com/office/drawing/2016/ink" xmlns:am3d="http://schemas.microsoft.com/office/drawing/2017/model3d" xmlns:o="urn:schemas-microsoft-com:office:office" xmlns:r="http://schemas.openxmlformats.org/officeDocument/2006/relationships" xmlns:m="http://schemas.openxmlformats.org/officeDocument/2006/math" xmlns:v="urn:schemas-microsoft-com:vml" xmlns:wp14="http://schemas.microsoft.com/office/word/2010/wordprocessingDrawing" xmlns:wp="http://schemas.openxmlformats.org/drawingml/2006/wordprocessingDrawing" xmlns:w10="urn:schemas-microsoft-com:office:word" xmlns:w="http://schemas.openxmlformats.org/wordprocessingml/2006/main" xmlns:w14="http://schemas.microsoft.com/office/word/2010/wordml" xmlns:w15="http://schemas.microsoft.com/office/word/2012/wordml" xmlns:w16cex="http://schemas.microsoft.com/office/word/2018/wordml/cex" xmlns:w16cid="http://schemas.microsoft.com/office/word/2016/wordml/cid" xmlns:w16="http://schemas.microsoft.com/office/word/2018/wordml" xmlns:w16se="http://schemas.microsoft.com/office/word/2015/wordml/symex" xmlns:wpg="http://schemas.microsoft.com/office/word/2010/wordprocessingGroup" xmlns:wpi="http://schemas.microsoft.com/office/word/2010/wordprocessingInk" xmlns:wne="http://schemas.microsoft.com/office/word/2006/wordml" xmlns:wps="http://schemas.microsoft.com/office/word/2010/wordprocessingShape" mc:Ignorable="w14 w15 w16se w16cid w16 w16cex wp14">
   <w:p>
     <w:pPr>
@@ -9943,6 +9377,60 @@
 </w:ftr>
 </file>
 
+<file path=word/footer3.xml><?xml version="1.0" encoding="utf-8"?>
+<w:ftr xmlns:wpc="http://schemas.microsoft.com/office/word/2010/wordprocessingCanvas" xmlns:cx="http://schemas.microsoft.com/office/drawing/2014/chartex" xmlns:cx1="http://schemas.microsoft.com/office/drawing/2015/9/8/chartex" xmlns:cx2="http://schemas.microsoft.com/office/drawing/2015/10/21/chartex" xmlns:cx3="http://schemas.microsoft.com/office/drawing/2016/5/9/chartex" xmlns:cx4="http://schemas.microsoft.com/office/drawing/2016/5/10/chartex" xmlns:cx5="http://schemas.microsoft.com/office/drawing/2016/5/11/chartex" xmlns:cx6="http://schemas.microsoft.com/office/drawing/2016/5/12/chartex" xmlns:cx7="http://schemas.microsoft.com/office/drawing/2016/5/13/chartex" xmlns:cx8="http://schemas.microsoft.com/office/drawing/2016/5/14/chartex" xmlns:mc="http://schemas.openxmlformats.org/markup-compatibility/2006" xmlns:aink="http://schemas.microsoft.com/office/drawing/2016/ink" xmlns:am3d="http://schemas.microsoft.com/office/drawing/2017/model3d" xmlns:o="urn:schemas-microsoft-com:office:office" xmlns:r="http://schemas.openxmlformats.org/officeDocument/2006/relationships" xmlns:m="http://schemas.openxmlformats.org/officeDocument/2006/math" xmlns:v="urn:schemas-microsoft-com:vml" xmlns:wp14="http://schemas.microsoft.com/office/word/2010/wordprocessingDrawing" xmlns:wp="http://schemas.openxmlformats.org/drawingml/2006/wordprocessingDrawing" xmlns:w10="urn:schemas-microsoft-com:office:word" xmlns:w="http://schemas.openxmlformats.org/wordprocessingml/2006/main" xmlns:w14="http://schemas.microsoft.com/office/word/2010/wordml" xmlns:w15="http://schemas.microsoft.com/office/word/2012/wordml" xmlns:w16cex="http://schemas.microsoft.com/office/word/2018/wordml/cex" xmlns:w16cid="http://schemas.microsoft.com/office/word/2016/wordml/cid" xmlns:w16="http://schemas.microsoft.com/office/word/2018/wordml" xmlns:w16se="http://schemas.microsoft.com/office/word/2015/wordml/symex" xmlns:wpg="http://schemas.microsoft.com/office/word/2010/wordprocessingGroup" xmlns:wpi="http://schemas.microsoft.com/office/word/2010/wordprocessingInk" xmlns:wne="http://schemas.microsoft.com/office/word/2006/wordml" xmlns:wps="http://schemas.microsoft.com/office/word/2010/wordprocessingShape" mc:Ignorable="w14 w15 w16se w16cid w16 w16cex wp14">
+  <w:sdt>
+    <w:sdtPr>
+      <w:id w:val="-1028870784"/>
+      <w:docPartObj>
+        <w:docPartGallery w:val="Page Numbers (Bottom of Page)"/>
+        <w:docPartUnique/>
+      </w:docPartObj>
+    </w:sdtPr>
+    <w:sdtContent>
+      <w:p>
+        <w:pPr>
+          <w:pStyle w:val="Footer"/>
+          <w:jc w:val="center"/>
+        </w:pPr>
+        <w:r>
+          <w:t>[</w:t>
+        </w:r>
+        <w:r>
+          <w:fldChar w:fldCharType="begin"/>
+        </w:r>
+        <w:r>
+          <w:instrText xml:space="preserve"> PAGE   \* MERGEFORMAT </w:instrText>
+        </w:r>
+        <w:r>
+          <w:fldChar w:fldCharType="separate"/>
+        </w:r>
+        <w:r>
+          <w:rPr>
+            <w:noProof/>
+          </w:rPr>
+          <w:t>2</w:t>
+        </w:r>
+        <w:r>
+          <w:rPr>
+            <w:noProof/>
+          </w:rPr>
+          <w:fldChar w:fldCharType="end"/>
+        </w:r>
+        <w:r>
+          <w:t>]</w:t>
+        </w:r>
+      </w:p>
+    </w:sdtContent>
+  </w:sdt>
+  <w:p>
+    <w:pPr>
+      <w:pStyle w:val="Footer"/>
+    </w:pPr>
+  </w:p>
+</w:ftr>
+</file>
+
 <file path=word/footnotes.xml><?xml version="1.0" encoding="utf-8"?>
 <w:footnotes xmlns:wpc="http://schemas.microsoft.com/office/word/2010/wordprocessingCanvas" xmlns:cx="http://schemas.microsoft.com/office/drawing/2014/chartex" xmlns:cx1="http://schemas.microsoft.com/office/drawing/2015/9/8/chartex" xmlns:cx2="http://schemas.microsoft.com/office/drawing/2015/10/21/chartex" xmlns:cx3="http://schemas.microsoft.com/office/drawing/2016/5/9/chartex" xmlns:cx4="http://schemas.microsoft.com/office/drawing/2016/5/10/chartex" xmlns:cx5="http://schemas.microsoft.com/office/drawing/2016/5/11/chartex" xmlns:cx6="http://schemas.microsoft.com/office/drawing/2016/5/12/chartex" xmlns:cx7="http://schemas.microsoft.com/office/drawing/2016/5/13/chartex" xmlns:cx8="http://schemas.microsoft.com/office/drawing/2016/5/14/chartex" xmlns:mc="http://schemas.openxmlformats.org/markup-compatibility/2006" xmlns:aink="http://schemas.microsoft.com/office/drawing/2016/ink" xmlns:am3d="http://schemas.microsoft.com/office/drawing/2017/model3d" xmlns:o="urn:schemas-microsoft-com:office:office" xmlns:r="http://schemas.openxmlformats.org/officeDocument/2006/relationships" xmlns:m="http://schemas.openxmlformats.org/officeDocument/2006/math" xmlns:v="urn:schemas-microsoft-com:vml" xmlns:wp14="http://schemas.microsoft.com/office/word/2010/wordprocessingDrawing" xmlns:wp="http://schemas.openxmlformats.org/drawingml/2006/wordprocessingDrawing" xmlns:w10="urn:schemas-microsoft-com:office:word" xmlns:w="http://schemas.openxmlformats.org/wordprocessingml/2006/main" xmlns:w14="http://schemas.microsoft.com/office/word/2010/wordml" xmlns:w15="http://schemas.microsoft.com/office/word/2012/wordml" xmlns:w16cex="http://schemas.microsoft.com/office/word/2018/wordml/cex" xmlns:w16cid="http://schemas.microsoft.com/office/word/2016/wordml/cid" xmlns:w16="http://schemas.microsoft.com/office/word/2018/wordml" xmlns:w16se="http://schemas.microsoft.com/office/word/2015/wordml/symex" xmlns:wpg="http://schemas.microsoft.com/office/word/2010/wordprocessingGroup" xmlns:wpi="http://schemas.microsoft.com/office/word/2010/wordprocessingInk" xmlns:wne="http://schemas.microsoft.com/office/word/2006/wordml" xmlns:wps="http://schemas.microsoft.com/office/word/2010/wordprocessingShape" mc:Ignorable="w14 w15 w16se w16cid w16 w16cex wp14">
   <w:footnote w:type="separator" w:id="-1">
@@ -9966,6 +9454,36 @@
     </w:p>
   </w:footnote>
 </w:footnotes>
+</file>
+
+<file path=word/header1.xml><?xml version="1.0" encoding="utf-8"?>
+<w:hdr xmlns:wpc="http://schemas.microsoft.com/office/word/2010/wordprocessingCanvas" xmlns:cx="http://schemas.microsoft.com/office/drawing/2014/chartex" xmlns:cx1="http://schemas.microsoft.com/office/drawing/2015/9/8/chartex" xmlns:cx2="http://schemas.microsoft.com/office/drawing/2015/10/21/chartex" xmlns:cx3="http://schemas.microsoft.com/office/drawing/2016/5/9/chartex" xmlns:cx4="http://schemas.microsoft.com/office/drawing/2016/5/10/chartex" xmlns:cx5="http://schemas.microsoft.com/office/drawing/2016/5/11/chartex" xmlns:cx6="http://schemas.microsoft.com/office/drawing/2016/5/12/chartex" xmlns:cx7="http://schemas.microsoft.com/office/drawing/2016/5/13/chartex" xmlns:cx8="http://schemas.microsoft.com/office/drawing/2016/5/14/chartex" xmlns:mc="http://schemas.openxmlformats.org/markup-compatibility/2006" xmlns:aink="http://schemas.microsoft.com/office/drawing/2016/ink" xmlns:am3d="http://schemas.microsoft.com/office/drawing/2017/model3d" xmlns:o="urn:schemas-microsoft-com:office:office" xmlns:r="http://schemas.openxmlformats.org/officeDocument/2006/relationships" xmlns:m="http://schemas.openxmlformats.org/officeDocument/2006/math" xmlns:v="urn:schemas-microsoft-com:vml" xmlns:wp14="http://schemas.microsoft.com/office/word/2010/wordprocessingDrawing" xmlns:wp="http://schemas.openxmlformats.org/drawingml/2006/wordprocessingDrawing" xmlns:w10="urn:schemas-microsoft-com:office:word" xmlns:w="http://schemas.openxmlformats.org/wordprocessingml/2006/main" xmlns:w14="http://schemas.microsoft.com/office/word/2010/wordml" xmlns:w15="http://schemas.microsoft.com/office/word/2012/wordml" xmlns:w16cex="http://schemas.microsoft.com/office/word/2018/wordml/cex" xmlns:w16cid="http://schemas.microsoft.com/office/word/2016/wordml/cid" xmlns:w16="http://schemas.microsoft.com/office/word/2018/wordml" xmlns:w16se="http://schemas.microsoft.com/office/word/2015/wordml/symex" xmlns:wpg="http://schemas.microsoft.com/office/word/2010/wordprocessingGroup" xmlns:wpi="http://schemas.microsoft.com/office/word/2010/wordprocessingInk" xmlns:wne="http://schemas.microsoft.com/office/word/2006/wordml" xmlns:wps="http://schemas.microsoft.com/office/word/2010/wordprocessingShape" mc:Ignorable="w14 w15 w16se w16cid w16 w16cex wp14">
+  <w:p>
+    <w:pPr>
+      <w:pStyle w:val="Header"/>
+    </w:pPr>
+  </w:p>
+</w:hdr>
+</file>
+
+<file path=word/header2.xml><?xml version="1.0" encoding="utf-8"?>
+<w:hdr xmlns:wpc="http://schemas.microsoft.com/office/word/2010/wordprocessingCanvas" xmlns:cx="http://schemas.microsoft.com/office/drawing/2014/chartex" xmlns:cx1="http://schemas.microsoft.com/office/drawing/2015/9/8/chartex" xmlns:cx2="http://schemas.microsoft.com/office/drawing/2015/10/21/chartex" xmlns:cx3="http://schemas.microsoft.com/office/drawing/2016/5/9/chartex" xmlns:cx4="http://schemas.microsoft.com/office/drawing/2016/5/10/chartex" xmlns:cx5="http://schemas.microsoft.com/office/drawing/2016/5/11/chartex" xmlns:cx6="http://schemas.microsoft.com/office/drawing/2016/5/12/chartex" xmlns:cx7="http://schemas.microsoft.com/office/drawing/2016/5/13/chartex" xmlns:cx8="http://schemas.microsoft.com/office/drawing/2016/5/14/chartex" xmlns:mc="http://schemas.openxmlformats.org/markup-compatibility/2006" xmlns:aink="http://schemas.microsoft.com/office/drawing/2016/ink" xmlns:am3d="http://schemas.microsoft.com/office/drawing/2017/model3d" xmlns:o="urn:schemas-microsoft-com:office:office" xmlns:r="http://schemas.openxmlformats.org/officeDocument/2006/relationships" xmlns:m="http://schemas.openxmlformats.org/officeDocument/2006/math" xmlns:v="urn:schemas-microsoft-com:vml" xmlns:wp14="http://schemas.microsoft.com/office/word/2010/wordprocessingDrawing" xmlns:wp="http://schemas.openxmlformats.org/drawingml/2006/wordprocessingDrawing" xmlns:w10="urn:schemas-microsoft-com:office:word" xmlns:w="http://schemas.openxmlformats.org/wordprocessingml/2006/main" xmlns:w14="http://schemas.microsoft.com/office/word/2010/wordml" xmlns:w15="http://schemas.microsoft.com/office/word/2012/wordml" xmlns:w16cex="http://schemas.microsoft.com/office/word/2018/wordml/cex" xmlns:w16cid="http://schemas.microsoft.com/office/word/2016/wordml/cid" xmlns:w16="http://schemas.microsoft.com/office/word/2018/wordml" xmlns:w16se="http://schemas.microsoft.com/office/word/2015/wordml/symex" xmlns:wpg="http://schemas.microsoft.com/office/word/2010/wordprocessingGroup" xmlns:wpi="http://schemas.microsoft.com/office/word/2010/wordprocessingInk" xmlns:wne="http://schemas.microsoft.com/office/word/2006/wordml" xmlns:wps="http://schemas.microsoft.com/office/word/2010/wordprocessingShape" mc:Ignorable="w14 w15 w16se w16cid w16 w16cex wp14">
+  <w:p>
+    <w:pPr>
+      <w:pStyle w:val="Header"/>
+    </w:pPr>
+  </w:p>
+</w:hdr>
+</file>
+
+<file path=word/header3.xml><?xml version="1.0" encoding="utf-8"?>
+<w:hdr xmlns:wpc="http://schemas.microsoft.com/office/word/2010/wordprocessingCanvas" xmlns:cx="http://schemas.microsoft.com/office/drawing/2014/chartex" xmlns:cx1="http://schemas.microsoft.com/office/drawing/2015/9/8/chartex" xmlns:cx2="http://schemas.microsoft.com/office/drawing/2015/10/21/chartex" xmlns:cx3="http://schemas.microsoft.com/office/drawing/2016/5/9/chartex" xmlns:cx4="http://schemas.microsoft.com/office/drawing/2016/5/10/chartex" xmlns:cx5="http://schemas.microsoft.com/office/drawing/2016/5/11/chartex" xmlns:cx6="http://schemas.microsoft.com/office/drawing/2016/5/12/chartex" xmlns:cx7="http://schemas.microsoft.com/office/drawing/2016/5/13/chartex" xmlns:cx8="http://schemas.microsoft.com/office/drawing/2016/5/14/chartex" xmlns:mc="http://schemas.openxmlformats.org/markup-compatibility/2006" xmlns:aink="http://schemas.microsoft.com/office/drawing/2016/ink" xmlns:am3d="http://schemas.microsoft.com/office/drawing/2017/model3d" xmlns:o="urn:schemas-microsoft-com:office:office" xmlns:r="http://schemas.openxmlformats.org/officeDocument/2006/relationships" xmlns:m="http://schemas.openxmlformats.org/officeDocument/2006/math" xmlns:v="urn:schemas-microsoft-com:vml" xmlns:wp14="http://schemas.microsoft.com/office/word/2010/wordprocessingDrawing" xmlns:wp="http://schemas.openxmlformats.org/drawingml/2006/wordprocessingDrawing" xmlns:w10="urn:schemas-microsoft-com:office:word" xmlns:w="http://schemas.openxmlformats.org/wordprocessingml/2006/main" xmlns:w14="http://schemas.microsoft.com/office/word/2010/wordml" xmlns:w15="http://schemas.microsoft.com/office/word/2012/wordml" xmlns:w16cex="http://schemas.microsoft.com/office/word/2018/wordml/cex" xmlns:w16cid="http://schemas.microsoft.com/office/word/2016/wordml/cid" xmlns:w16="http://schemas.microsoft.com/office/word/2018/wordml" xmlns:w16se="http://schemas.microsoft.com/office/word/2015/wordml/symex" xmlns:wpg="http://schemas.microsoft.com/office/word/2010/wordprocessingGroup" xmlns:wpi="http://schemas.microsoft.com/office/word/2010/wordprocessingInk" xmlns:wne="http://schemas.microsoft.com/office/word/2006/wordml" xmlns:wps="http://schemas.microsoft.com/office/word/2010/wordprocessingShape" mc:Ignorable="w14 w15 w16se w16cid w16 w16cex wp14">
+  <w:p>
+    <w:pPr>
+      <w:pStyle w:val="Header"/>
+    </w:pPr>
+  </w:p>
+</w:hdr>
 </file>
 
 <file path=word/numbering.xml><?xml version="1.0" encoding="utf-8"?>
@@ -21886,7 +21404,7 @@
 </file>
 
 <file path=customXml/itemProps1.xml><?xml version="1.0" encoding="utf-8"?>
-<ds:datastoreItem xmlns:ds="http://schemas.openxmlformats.org/officeDocument/2006/customXml" ds:itemID="{C008D47A-67F4-4B19-9069-AC1B599E3C24}">
+<ds:datastoreItem xmlns:ds="http://schemas.openxmlformats.org/officeDocument/2006/customXml" ds:itemID="{6688DA5B-CC1A-414C-8B4A-6C4362760BD3}">
   <ds:schemaRefs>
     <ds:schemaRef ds:uri="http://schemas.openxmlformats.org/officeDocument/2006/bibliography"/>
   </ds:schemaRefs>
